--- a/docs/04_Business_Process_Document_College_Institution_Management_System.docx
+++ b/docs/04_Business_Process_Document_College_Institution_Management_System.docx
@@ -397,7 +397,7 @@
                 <w:sz w:val="18"/>
                 <w:szCs w:val="18"/>
               </w:rPr>
-              <w:t xml:space="preserve">Draft Version 2.0 — for stakeholder review</w:t>
+              <w:t xml:space="preserve">Version 3.0 — updated to the system as built, for stakeholder review</w:t>
             </w:r>
           </w:p>
         </w:tc>
@@ -1222,6 +1222,143 @@
                 <w:szCs w:val="18"/>
               </w:rPr>
               <w:t xml:space="preserve">Re-baselined for NACTVET-registered NVA/NTA institutions, each with its own online admission system; content expanded and aligned across the document suite.</w:t>
+            </w:r>
+          </w:p>
+        </w:tc>
+      </w:tr>
+      <w:tr>
+        <w:trPr>
+          <w:cantSplit/>
+        </w:trPr>
+        <w:tc>
+          <w:tcPr>
+            <w:tcW w:type="dxa" w:w="1083"/>
+            <w:tcBorders>
+              <w:top w:val="single" w:color="BFC9D6" w:sz="4"/>
+              <w:left w:val="single" w:color="BFC9D6" w:sz="4"/>
+              <w:bottom w:val="single" w:color="BFC9D6" w:sz="4"/>
+              <w:right w:val="single" w:color="BFC9D6" w:sz="4"/>
+            </w:tcBorders>
+            <w:shd w:fill="EEF3F8" w:color="auto" w:val="clear"/>
+            <w:tcMar>
+              <w:top w:type="dxa" w:w="60"/>
+              <w:left w:type="dxa" w:w="100"/>
+              <w:bottom w:type="dxa" w:w="60"/>
+              <w:right w:type="dxa" w:w="100"/>
+            </w:tcMar>
+            <w:vAlign w:val="center"/>
+          </w:tcPr>
+          <w:p>
+            <w:pPr>
+              <w:spacing w:after="30" w:before="30"/>
+              <w:jc w:val="left"/>
+            </w:pPr>
+            <w:r>
+              <w:rPr>
+                <w:rFonts w:ascii="Calibri" w:cs="Calibri" w:eastAsia="Calibri" w:hAnsi="Calibri"/>
+                <w:sz w:val="18"/>
+                <w:szCs w:val="18"/>
+              </w:rPr>
+              <w:t xml:space="preserve">3.0</w:t>
+            </w:r>
+          </w:p>
+        </w:tc>
+        <w:tc>
+          <w:tcPr>
+            <w:tcW w:type="dxa" w:w="1624"/>
+            <w:tcBorders>
+              <w:top w:val="single" w:color="BFC9D6" w:sz="4"/>
+              <w:left w:val="single" w:color="BFC9D6" w:sz="4"/>
+              <w:bottom w:val="single" w:color="BFC9D6" w:sz="4"/>
+              <w:right w:val="single" w:color="BFC9D6" w:sz="4"/>
+            </w:tcBorders>
+            <w:shd w:fill="EEF3F8" w:color="auto" w:val="clear"/>
+            <w:tcMar>
+              <w:top w:type="dxa" w:w="60"/>
+              <w:left w:type="dxa" w:w="100"/>
+              <w:bottom w:type="dxa" w:w="60"/>
+              <w:right w:type="dxa" w:w="100"/>
+            </w:tcMar>
+            <w:vAlign w:val="center"/>
+          </w:tcPr>
+          <w:p>
+            <w:pPr>
+              <w:spacing w:after="30" w:before="30"/>
+              <w:jc w:val="left"/>
+            </w:pPr>
+            <w:r>
+              <w:rPr>
+                <w:rFonts w:ascii="Calibri" w:cs="Calibri" w:eastAsia="Calibri" w:hAnsi="Calibri"/>
+                <w:sz w:val="18"/>
+                <w:szCs w:val="18"/>
+              </w:rPr>
+              <w:t xml:space="preserve">October 2026</w:t>
+            </w:r>
+          </w:p>
+        </w:tc>
+        <w:tc>
+          <w:tcPr>
+            <w:tcW w:type="dxa" w:w="1985"/>
+            <w:tcBorders>
+              <w:top w:val="single" w:color="BFC9D6" w:sz="4"/>
+              <w:left w:val="single" w:color="BFC9D6" w:sz="4"/>
+              <w:bottom w:val="single" w:color="BFC9D6" w:sz="4"/>
+              <w:right w:val="single" w:color="BFC9D6" w:sz="4"/>
+            </w:tcBorders>
+            <w:shd w:fill="EEF3F8" w:color="auto" w:val="clear"/>
+            <w:tcMar>
+              <w:top w:type="dxa" w:w="60"/>
+              <w:left w:type="dxa" w:w="100"/>
+              <w:bottom w:type="dxa" w:w="60"/>
+              <w:right w:type="dxa" w:w="100"/>
+            </w:tcMar>
+            <w:vAlign w:val="center"/>
+          </w:tcPr>
+          <w:p>
+            <w:pPr>
+              <w:spacing w:after="30" w:before="30"/>
+              <w:jc w:val="left"/>
+            </w:pPr>
+            <w:r>
+              <w:rPr>
+                <w:rFonts w:ascii="Calibri" w:cs="Calibri" w:eastAsia="Calibri" w:hAnsi="Calibri"/>
+                <w:sz w:val="18"/>
+                <w:szCs w:val="18"/>
+              </w:rPr>
+              <w:t xml:space="preserve">Msingi Technologies Ltd</w:t>
+            </w:r>
+          </w:p>
+        </w:tc>
+        <w:tc>
+          <w:tcPr>
+            <w:tcW w:type="dxa" w:w="4334"/>
+            <w:tcBorders>
+              <w:top w:val="single" w:color="BFC9D6" w:sz="4"/>
+              <w:left w:val="single" w:color="BFC9D6" w:sz="4"/>
+              <w:bottom w:val="single" w:color="BFC9D6" w:sz="4"/>
+              <w:right w:val="single" w:color="BFC9D6" w:sz="4"/>
+            </w:tcBorders>
+            <w:shd w:fill="EEF3F8" w:color="auto" w:val="clear"/>
+            <w:tcMar>
+              <w:top w:type="dxa" w:w="60"/>
+              <w:left w:type="dxa" w:w="100"/>
+              <w:bottom w:type="dxa" w:w="60"/>
+              <w:right w:type="dxa" w:w="100"/>
+            </w:tcMar>
+            <w:vAlign w:val="center"/>
+          </w:tcPr>
+          <w:p>
+            <w:pPr>
+              <w:spacing w:after="30" w:before="30"/>
+              <w:jc w:val="left"/>
+            </w:pPr>
+            <w:r>
+              <w:rPr>
+                <w:rFonts w:ascii="Calibri" w:cs="Calibri" w:eastAsia="Calibri" w:hAnsi="Calibri"/>
+                <w:sz w:val="18"/>
+                <w:szCs w:val="18"/>
+              </w:rPr>
+              <w:t xml:space="preserve">Updated to the system as built (development build, October 2026): what is built, what is partly built and what remains, with corrected technology, data model and plan. The version 2.0 requirements stay the baseline.</w:t>
             </w:r>
           </w:p>
         </w:tc>
@@ -3938,6 +4075,1987 @@
     </w:p>
     <w:p>
       <w:pPr>
+        <w:pStyle w:val="Heading2"/>
+      </w:pPr>
+      <w:r>
+        <w:rPr>
+          <w:rFonts w:ascii="Calibri" w:cs="Calibri" w:eastAsia="Calibri" w:hAnsi="Calibri"/>
+        </w:rPr>
+        <w:t xml:space="preserve">1.3 Implementation status (October 2026)</w:t>
+      </w:r>
+    </w:p>
+    <w:p>
+      <w:pPr>
+        <w:spacing w:after="120" w:line="276"/>
+        <w:jc w:val="both"/>
+      </w:pPr>
+      <w:r>
+        <w:rPr>
+          <w:rFonts w:ascii="Calibri" w:cs="Calibri" w:eastAsia="Calibri" w:hAnsi="Calibri"/>
+        </w:rPr>
+        <w:t xml:space="preserve">Every process in this document runs in the system as built. Each process below ends with an "As built" note that describes how CIMS carries it out today where that differs from the design. </w:t>
+      </w:r>
+      <w:r>
+        <w:rPr>
+          <w:rFonts w:ascii="Calibri" w:cs="Calibri" w:eastAsia="Calibri" w:hAnsi="Calibri"/>
+          <w:b/>
+          <w:bCs/>
+        </w:rPr>
+        <w:t xml:space="preserve">Built</w:t>
+      </w:r>
+      <w:r>
+        <w:rPr>
+          <w:rFonts w:ascii="Calibri" w:cs="Calibri" w:eastAsia="Calibri" w:hAnsi="Calibri"/>
+        </w:rPr>
+        <w:t xml:space="preserve">: in the system and covered by automated tests. </w:t>
+      </w:r>
+      <w:r>
+        <w:rPr>
+          <w:rFonts w:ascii="Calibri" w:cs="Calibri" w:eastAsia="Calibri" w:hAnsi="Calibri"/>
+          <w:b/>
+          <w:bCs/>
+        </w:rPr>
+        <w:t xml:space="preserve">Partly built</w:t>
+      </w:r>
+      <w:r>
+        <w:rPr>
+          <w:rFonts w:ascii="Calibri" w:cs="Calibri" w:eastAsia="Calibri" w:hAnsi="Calibri"/>
+        </w:rPr>
+        <w:t xml:space="preserve">: usable, with the gap stated. </w:t>
+      </w:r>
+      <w:r>
+        <w:rPr>
+          <w:rFonts w:ascii="Calibri" w:cs="Calibri" w:eastAsia="Calibri" w:hAnsi="Calibri"/>
+          <w:b/>
+          <w:bCs/>
+        </w:rPr>
+        <w:t xml:space="preserve">Not yet built</w:t>
+      </w:r>
+      <w:r>
+        <w:rPr>
+          <w:rFonts w:ascii="Calibri" w:cs="Calibri" w:eastAsia="Calibri" w:hAnsi="Calibri"/>
+        </w:rPr>
+        <w:t xml:space="preserve">: planned, not in the system.</w:t>
+      </w:r>
+    </w:p>
+    <w:tbl>
+      <w:tblPr>
+        <w:tblW w:type="dxa" w:w="9026"/>
+        <w:tblBorders>
+          <w:top w:val="single" w:color="auto" w:sz="4"/>
+          <w:left w:val="single" w:color="auto" w:sz="4"/>
+          <w:bottom w:val="single" w:color="auto" w:sz="4"/>
+          <w:right w:val="single" w:color="auto" w:sz="4"/>
+          <w:insideH w:val="single" w:color="auto" w:sz="4"/>
+          <w:insideV w:val="single" w:color="auto" w:sz="4"/>
+        </w:tblBorders>
+        <w:tblLayout w:type="fixed"/>
+      </w:tblPr>
+      <w:tblGrid>
+        <w:gridCol w:w="3249"/>
+        <w:gridCol w:w="1173"/>
+        <w:gridCol w:w="4604"/>
+      </w:tblGrid>
+      <w:tr>
+        <w:trPr>
+          <w:tblHeader/>
+          <w:cantSplit/>
+        </w:trPr>
+        <w:tc>
+          <w:tcPr>
+            <w:tcW w:type="dxa" w:w="3249"/>
+            <w:tcBorders>
+              <w:top w:val="single" w:color="BFC9D6" w:sz="4"/>
+              <w:left w:val="single" w:color="BFC9D6" w:sz="4"/>
+              <w:bottom w:val="single" w:color="BFC9D6" w:sz="4"/>
+              <w:right w:val="single" w:color="BFC9D6" w:sz="4"/>
+            </w:tcBorders>
+            <w:shd w:fill="1F3864" w:color="auto" w:val="clear"/>
+            <w:tcMar>
+              <w:top w:type="dxa" w:w="60"/>
+              <w:left w:type="dxa" w:w="100"/>
+              <w:bottom w:type="dxa" w:w="60"/>
+              <w:right w:type="dxa" w:w="100"/>
+            </w:tcMar>
+            <w:vAlign w:val="center"/>
+          </w:tcPr>
+          <w:p>
+            <w:pPr>
+              <w:spacing w:after="30" w:before="30"/>
+              <w:jc w:val="left"/>
+            </w:pPr>
+            <w:r>
+              <w:rPr>
+                <w:rFonts w:ascii="Calibri" w:cs="Calibri" w:eastAsia="Calibri" w:hAnsi="Calibri"/>
+                <w:b/>
+                <w:bCs/>
+                <w:color w:val="FFFFFF"/>
+                <w:sz w:val="16"/>
+                <w:szCs w:val="16"/>
+              </w:rPr>
+              <w:t xml:space="preserve">Process</w:t>
+            </w:r>
+          </w:p>
+        </w:tc>
+        <w:tc>
+          <w:tcPr>
+            <w:tcW w:type="dxa" w:w="1173"/>
+            <w:tcBorders>
+              <w:top w:val="single" w:color="BFC9D6" w:sz="4"/>
+              <w:left w:val="single" w:color="BFC9D6" w:sz="4"/>
+              <w:bottom w:val="single" w:color="BFC9D6" w:sz="4"/>
+              <w:right w:val="single" w:color="BFC9D6" w:sz="4"/>
+            </w:tcBorders>
+            <w:shd w:fill="1F3864" w:color="auto" w:val="clear"/>
+            <w:tcMar>
+              <w:top w:type="dxa" w:w="60"/>
+              <w:left w:type="dxa" w:w="100"/>
+              <w:bottom w:type="dxa" w:w="60"/>
+              <w:right w:type="dxa" w:w="100"/>
+            </w:tcMar>
+            <w:vAlign w:val="center"/>
+          </w:tcPr>
+          <w:p>
+            <w:pPr>
+              <w:spacing w:after="30" w:before="30"/>
+              <w:jc w:val="left"/>
+            </w:pPr>
+            <w:r>
+              <w:rPr>
+                <w:rFonts w:ascii="Calibri" w:cs="Calibri" w:eastAsia="Calibri" w:hAnsi="Calibri"/>
+                <w:b/>
+                <w:bCs/>
+                <w:color w:val="FFFFFF"/>
+                <w:sz w:val="16"/>
+                <w:szCs w:val="16"/>
+              </w:rPr>
+              <w:t xml:space="preserve">Status</w:t>
+            </w:r>
+          </w:p>
+        </w:tc>
+        <w:tc>
+          <w:tcPr>
+            <w:tcW w:type="dxa" w:w="4604"/>
+            <w:tcBorders>
+              <w:top w:val="single" w:color="BFC9D6" w:sz="4"/>
+              <w:left w:val="single" w:color="BFC9D6" w:sz="4"/>
+              <w:bottom w:val="single" w:color="BFC9D6" w:sz="4"/>
+              <w:right w:val="single" w:color="BFC9D6" w:sz="4"/>
+            </w:tcBorders>
+            <w:shd w:fill="1F3864" w:color="auto" w:val="clear"/>
+            <w:tcMar>
+              <w:top w:type="dxa" w:w="60"/>
+              <w:left w:type="dxa" w:w="100"/>
+              <w:bottom w:type="dxa" w:w="60"/>
+              <w:right w:type="dxa" w:w="100"/>
+            </w:tcMar>
+            <w:vAlign w:val="center"/>
+          </w:tcPr>
+          <w:p>
+            <w:pPr>
+              <w:spacing w:after="30" w:before="30"/>
+              <w:jc w:val="left"/>
+            </w:pPr>
+            <w:r>
+              <w:rPr>
+                <w:rFonts w:ascii="Calibri" w:cs="Calibri" w:eastAsia="Calibri" w:hAnsi="Calibri"/>
+                <w:b/>
+                <w:bCs/>
+                <w:color w:val="FFFFFF"/>
+                <w:sz w:val="16"/>
+                <w:szCs w:val="16"/>
+              </w:rPr>
+              <w:t xml:space="preserve">Main differences from the design</w:t>
+            </w:r>
+          </w:p>
+        </w:tc>
+      </w:tr>
+      <w:tr>
+        <w:trPr>
+          <w:cantSplit/>
+        </w:trPr>
+        <w:tc>
+          <w:tcPr>
+            <w:tcW w:type="dxa" w:w="3249"/>
+            <w:tcBorders>
+              <w:top w:val="single" w:color="BFC9D6" w:sz="4"/>
+              <w:left w:val="single" w:color="BFC9D6" w:sz="4"/>
+              <w:bottom w:val="single" w:color="BFC9D6" w:sz="4"/>
+              <w:right w:val="single" w:color="BFC9D6" w:sz="4"/>
+            </w:tcBorders>
+            <w:shd w:fill="EEF3F8" w:color="auto" w:val="clear"/>
+            <w:tcMar>
+              <w:top w:type="dxa" w:w="60"/>
+              <w:left w:type="dxa" w:w="100"/>
+              <w:bottom w:type="dxa" w:w="60"/>
+              <w:right w:type="dxa" w:w="100"/>
+            </w:tcMar>
+            <w:vAlign w:val="center"/>
+          </w:tcPr>
+          <w:p>
+            <w:pPr>
+              <w:spacing w:after="30" w:before="30"/>
+              <w:jc w:val="left"/>
+            </w:pPr>
+            <w:r>
+              <w:rPr>
+                <w:rFonts w:ascii="Calibri" w:cs="Calibri" w:eastAsia="Calibri" w:hAnsi="Calibri"/>
+                <w:b/>
+                <w:bCs/>
+                <w:sz w:val="16"/>
+                <w:szCs w:val="16"/>
+              </w:rPr>
+              <w:t xml:space="preserve">BP-01 Admission Window Setup</w:t>
+            </w:r>
+          </w:p>
+        </w:tc>
+        <w:tc>
+          <w:tcPr>
+            <w:tcW w:type="dxa" w:w="1173"/>
+            <w:tcBorders>
+              <w:top w:val="single" w:color="BFC9D6" w:sz="4"/>
+              <w:left w:val="single" w:color="BFC9D6" w:sz="4"/>
+              <w:bottom w:val="single" w:color="BFC9D6" w:sz="4"/>
+              <w:right w:val="single" w:color="BFC9D6" w:sz="4"/>
+            </w:tcBorders>
+            <w:shd w:fill="EEF3F8" w:color="auto" w:val="clear"/>
+            <w:tcMar>
+              <w:top w:type="dxa" w:w="60"/>
+              <w:left w:type="dxa" w:w="100"/>
+              <w:bottom w:type="dxa" w:w="60"/>
+              <w:right w:type="dxa" w:w="100"/>
+            </w:tcMar>
+            <w:vAlign w:val="center"/>
+          </w:tcPr>
+          <w:p>
+            <w:pPr>
+              <w:spacing w:after="30" w:before="30"/>
+              <w:jc w:val="left"/>
+            </w:pPr>
+            <w:r>
+              <w:rPr>
+                <w:rFonts w:ascii="Calibri" w:cs="Calibri" w:eastAsia="Calibri" w:hAnsi="Calibri"/>
+                <w:sz w:val="16"/>
+                <w:szCs w:val="16"/>
+              </w:rPr>
+              <w:t xml:space="preserve">Built</w:t>
+            </w:r>
+          </w:p>
+        </w:tc>
+        <w:tc>
+          <w:tcPr>
+            <w:tcW w:type="dxa" w:w="4604"/>
+            <w:tcBorders>
+              <w:top w:val="single" w:color="BFC9D6" w:sz="4"/>
+              <w:left w:val="single" w:color="BFC9D6" w:sz="4"/>
+              <w:bottom w:val="single" w:color="BFC9D6" w:sz="4"/>
+              <w:right w:val="single" w:color="BFC9D6" w:sz="4"/>
+            </w:tcBorders>
+            <w:shd w:fill="EEF3F8" w:color="auto" w:val="clear"/>
+            <w:tcMar>
+              <w:top w:type="dxa" w:w="60"/>
+              <w:left w:type="dxa" w:w="100"/>
+              <w:bottom w:type="dxa" w:w="60"/>
+              <w:right w:type="dxa" w:w="100"/>
+            </w:tcMar>
+            <w:vAlign w:val="center"/>
+          </w:tcPr>
+          <w:p>
+            <w:pPr>
+              <w:spacing w:after="30" w:before="30"/>
+              <w:jc w:val="left"/>
+            </w:pPr>
+            <w:r>
+              <w:rPr>
+                <w:rFonts w:ascii="Calibri" w:cs="Calibri" w:eastAsia="Calibri" w:hAnsi="Calibri"/>
+                <w:sz w:val="16"/>
+                <w:szCs w:val="16"/>
+              </w:rPr>
+              <w:t xml:space="preserve">Published by the Admissions Office without a separate approval step; no rule test tool.</w:t>
+            </w:r>
+          </w:p>
+        </w:tc>
+      </w:tr>
+      <w:tr>
+        <w:trPr>
+          <w:cantSplit/>
+        </w:trPr>
+        <w:tc>
+          <w:tcPr>
+            <w:tcW w:type="dxa" w:w="3249"/>
+            <w:tcBorders>
+              <w:top w:val="single" w:color="BFC9D6" w:sz="4"/>
+              <w:left w:val="single" w:color="BFC9D6" w:sz="4"/>
+              <w:bottom w:val="single" w:color="BFC9D6" w:sz="4"/>
+              <w:right w:val="single" w:color="BFC9D6" w:sz="4"/>
+            </w:tcBorders>
+            <w:tcMar>
+              <w:top w:type="dxa" w:w="60"/>
+              <w:left w:type="dxa" w:w="100"/>
+              <w:bottom w:type="dxa" w:w="60"/>
+              <w:right w:type="dxa" w:w="100"/>
+            </w:tcMar>
+            <w:vAlign w:val="center"/>
+          </w:tcPr>
+          <w:p>
+            <w:pPr>
+              <w:spacing w:after="30" w:before="30"/>
+              <w:jc w:val="left"/>
+            </w:pPr>
+            <w:r>
+              <w:rPr>
+                <w:rFonts w:ascii="Calibri" w:cs="Calibri" w:eastAsia="Calibri" w:hAnsi="Calibri"/>
+                <w:b/>
+                <w:bCs/>
+                <w:sz w:val="16"/>
+                <w:szCs w:val="16"/>
+              </w:rPr>
+              <w:t xml:space="preserve">BP-02 Online Application and Fee Payment</w:t>
+            </w:r>
+          </w:p>
+        </w:tc>
+        <w:tc>
+          <w:tcPr>
+            <w:tcW w:type="dxa" w:w="1173"/>
+            <w:tcBorders>
+              <w:top w:val="single" w:color="BFC9D6" w:sz="4"/>
+              <w:left w:val="single" w:color="BFC9D6" w:sz="4"/>
+              <w:bottom w:val="single" w:color="BFC9D6" w:sz="4"/>
+              <w:right w:val="single" w:color="BFC9D6" w:sz="4"/>
+            </w:tcBorders>
+            <w:tcMar>
+              <w:top w:type="dxa" w:w="60"/>
+              <w:left w:type="dxa" w:w="100"/>
+              <w:bottom w:type="dxa" w:w="60"/>
+              <w:right w:type="dxa" w:w="100"/>
+            </w:tcMar>
+            <w:vAlign w:val="center"/>
+          </w:tcPr>
+          <w:p>
+            <w:pPr>
+              <w:spacing w:after="30" w:before="30"/>
+              <w:jc w:val="left"/>
+            </w:pPr>
+            <w:r>
+              <w:rPr>
+                <w:rFonts w:ascii="Calibri" w:cs="Calibri" w:eastAsia="Calibri" w:hAnsi="Calibri"/>
+                <w:sz w:val="16"/>
+                <w:szCs w:val="16"/>
+              </w:rPr>
+              <w:t xml:space="preserve">Built</w:t>
+            </w:r>
+          </w:p>
+        </w:tc>
+        <w:tc>
+          <w:tcPr>
+            <w:tcW w:type="dxa" w:w="4604"/>
+            <w:tcBorders>
+              <w:top w:val="single" w:color="BFC9D6" w:sz="4"/>
+              <w:left w:val="single" w:color="BFC9D6" w:sz="4"/>
+              <w:bottom w:val="single" w:color="BFC9D6" w:sz="4"/>
+              <w:right w:val="single" w:color="BFC9D6" w:sz="4"/>
+            </w:tcBorders>
+            <w:tcMar>
+              <w:top w:type="dxa" w:w="60"/>
+              <w:left w:type="dxa" w:w="100"/>
+              <w:bottom w:type="dxa" w:w="60"/>
+              <w:right w:type="dxa" w:w="100"/>
+            </w:tcMar>
+            <w:vAlign w:val="center"/>
+          </w:tcPr>
+          <w:p>
+            <w:pPr>
+              <w:spacing w:after="30" w:before="30"/>
+              <w:jc w:val="left"/>
+            </w:pPr>
+            <w:r>
+              <w:rPr>
+                <w:rFonts w:ascii="Calibri" w:cs="Calibri" w:eastAsia="Calibri" w:hAnsi="Calibri"/>
+                <w:sz w:val="16"/>
+                <w:szCs w:val="16"/>
+              </w:rPr>
+              <w:t xml:space="preserve">Sign-up by Form Four index number with NECTA data; no document uploads; no payment reminders.</w:t>
+            </w:r>
+          </w:p>
+        </w:tc>
+      </w:tr>
+      <w:tr>
+        <w:trPr>
+          <w:cantSplit/>
+        </w:trPr>
+        <w:tc>
+          <w:tcPr>
+            <w:tcW w:type="dxa" w:w="3249"/>
+            <w:tcBorders>
+              <w:top w:val="single" w:color="BFC9D6" w:sz="4"/>
+              <w:left w:val="single" w:color="BFC9D6" w:sz="4"/>
+              <w:bottom w:val="single" w:color="BFC9D6" w:sz="4"/>
+              <w:right w:val="single" w:color="BFC9D6" w:sz="4"/>
+            </w:tcBorders>
+            <w:shd w:fill="EEF3F8" w:color="auto" w:val="clear"/>
+            <w:tcMar>
+              <w:top w:type="dxa" w:w="60"/>
+              <w:left w:type="dxa" w:w="100"/>
+              <w:bottom w:type="dxa" w:w="60"/>
+              <w:right w:type="dxa" w:w="100"/>
+            </w:tcMar>
+            <w:vAlign w:val="center"/>
+          </w:tcPr>
+          <w:p>
+            <w:pPr>
+              <w:spacing w:after="30" w:before="30"/>
+              <w:jc w:val="left"/>
+            </w:pPr>
+            <w:r>
+              <w:rPr>
+                <w:rFonts w:ascii="Calibri" w:cs="Calibri" w:eastAsia="Calibri" w:hAnsi="Calibri"/>
+                <w:b/>
+                <w:bCs/>
+                <w:sz w:val="16"/>
+                <w:szCs w:val="16"/>
+              </w:rPr>
+              <w:t xml:space="preserve">BP-03 Eligibility, Ranking and Selection</w:t>
+            </w:r>
+          </w:p>
+        </w:tc>
+        <w:tc>
+          <w:tcPr>
+            <w:tcW w:type="dxa" w:w="1173"/>
+            <w:tcBorders>
+              <w:top w:val="single" w:color="BFC9D6" w:sz="4"/>
+              <w:left w:val="single" w:color="BFC9D6" w:sz="4"/>
+              <w:bottom w:val="single" w:color="BFC9D6" w:sz="4"/>
+              <w:right w:val="single" w:color="BFC9D6" w:sz="4"/>
+            </w:tcBorders>
+            <w:shd w:fill="EEF3F8" w:color="auto" w:val="clear"/>
+            <w:tcMar>
+              <w:top w:type="dxa" w:w="60"/>
+              <w:left w:type="dxa" w:w="100"/>
+              <w:bottom w:type="dxa" w:w="60"/>
+              <w:right w:type="dxa" w:w="100"/>
+            </w:tcMar>
+            <w:vAlign w:val="center"/>
+          </w:tcPr>
+          <w:p>
+            <w:pPr>
+              <w:spacing w:after="30" w:before="30"/>
+              <w:jc w:val="left"/>
+            </w:pPr>
+            <w:r>
+              <w:rPr>
+                <w:rFonts w:ascii="Calibri" w:cs="Calibri" w:eastAsia="Calibri" w:hAnsi="Calibri"/>
+                <w:sz w:val="16"/>
+                <w:szCs w:val="16"/>
+              </w:rPr>
+              <w:t xml:space="preserve">Built</w:t>
+            </w:r>
+          </w:p>
+        </w:tc>
+        <w:tc>
+          <w:tcPr>
+            <w:tcW w:type="dxa" w:w="4604"/>
+            <w:tcBorders>
+              <w:top w:val="single" w:color="BFC9D6" w:sz="4"/>
+              <w:left w:val="single" w:color="BFC9D6" w:sz="4"/>
+              <w:bottom w:val="single" w:color="BFC9D6" w:sz="4"/>
+              <w:right w:val="single" w:color="BFC9D6" w:sz="4"/>
+            </w:tcBorders>
+            <w:shd w:fill="EEF3F8" w:color="auto" w:val="clear"/>
+            <w:tcMar>
+              <w:top w:type="dxa" w:w="60"/>
+              <w:left w:type="dxa" w:w="100"/>
+              <w:bottom w:type="dxa" w:w="60"/>
+              <w:right w:type="dxa" w:w="100"/>
+            </w:tcMar>
+            <w:vAlign w:val="center"/>
+          </w:tcPr>
+          <w:p>
+            <w:pPr>
+              <w:spacing w:after="30" w:before="30"/>
+              <w:jc w:val="left"/>
+            </w:pPr>
+            <w:r>
+              <w:rPr>
+                <w:rFonts w:ascii="Calibri" w:cs="Calibri" w:eastAsia="Calibri" w:hAnsi="Calibri"/>
+                <w:sz w:val="16"/>
+                <w:szCs w:val="16"/>
+              </w:rPr>
+              <w:t xml:space="preserve">As designed, with qualification checks by the office before selection.</w:t>
+            </w:r>
+          </w:p>
+        </w:tc>
+      </w:tr>
+      <w:tr>
+        <w:trPr>
+          <w:cantSplit/>
+        </w:trPr>
+        <w:tc>
+          <w:tcPr>
+            <w:tcW w:type="dxa" w:w="3249"/>
+            <w:tcBorders>
+              <w:top w:val="single" w:color="BFC9D6" w:sz="4"/>
+              <w:left w:val="single" w:color="BFC9D6" w:sz="4"/>
+              <w:bottom w:val="single" w:color="BFC9D6" w:sz="4"/>
+              <w:right w:val="single" w:color="BFC9D6" w:sz="4"/>
+            </w:tcBorders>
+            <w:tcMar>
+              <w:top w:type="dxa" w:w="60"/>
+              <w:left w:type="dxa" w:w="100"/>
+              <w:bottom w:type="dxa" w:w="60"/>
+              <w:right w:type="dxa" w:w="100"/>
+            </w:tcMar>
+            <w:vAlign w:val="center"/>
+          </w:tcPr>
+          <w:p>
+            <w:pPr>
+              <w:spacing w:after="30" w:before="30"/>
+              <w:jc w:val="left"/>
+            </w:pPr>
+            <w:r>
+              <w:rPr>
+                <w:rFonts w:ascii="Calibri" w:cs="Calibri" w:eastAsia="Calibri" w:hAnsi="Calibri"/>
+                <w:b/>
+                <w:bCs/>
+                <w:sz w:val="16"/>
+                <w:szCs w:val="16"/>
+              </w:rPr>
+              <w:t xml:space="preserve">BP-04 NACTVET Verification and Offer Acceptance</w:t>
+            </w:r>
+          </w:p>
+        </w:tc>
+        <w:tc>
+          <w:tcPr>
+            <w:tcW w:type="dxa" w:w="1173"/>
+            <w:tcBorders>
+              <w:top w:val="single" w:color="BFC9D6" w:sz="4"/>
+              <w:left w:val="single" w:color="BFC9D6" w:sz="4"/>
+              <w:bottom w:val="single" w:color="BFC9D6" w:sz="4"/>
+              <w:right w:val="single" w:color="BFC9D6" w:sz="4"/>
+            </w:tcBorders>
+            <w:tcMar>
+              <w:top w:type="dxa" w:w="60"/>
+              <w:left w:type="dxa" w:w="100"/>
+              <w:bottom w:type="dxa" w:w="60"/>
+              <w:right w:type="dxa" w:w="100"/>
+            </w:tcMar>
+            <w:vAlign w:val="center"/>
+          </w:tcPr>
+          <w:p>
+            <w:pPr>
+              <w:spacing w:after="30" w:before="30"/>
+              <w:jc w:val="left"/>
+            </w:pPr>
+            <w:r>
+              <w:rPr>
+                <w:rFonts w:ascii="Calibri" w:cs="Calibri" w:eastAsia="Calibri" w:hAnsi="Calibri"/>
+                <w:sz w:val="16"/>
+                <w:szCs w:val="16"/>
+              </w:rPr>
+              <w:t xml:space="preserve">Built</w:t>
+            </w:r>
+          </w:p>
+        </w:tc>
+        <w:tc>
+          <w:tcPr>
+            <w:tcW w:type="dxa" w:w="4604"/>
+            <w:tcBorders>
+              <w:top w:val="single" w:color="BFC9D6" w:sz="4"/>
+              <w:left w:val="single" w:color="BFC9D6" w:sz="4"/>
+              <w:bottom w:val="single" w:color="BFC9D6" w:sz="4"/>
+              <w:right w:val="single" w:color="BFC9D6" w:sz="4"/>
+            </w:tcBorders>
+            <w:tcMar>
+              <w:top w:type="dxa" w:w="60"/>
+              <w:left w:type="dxa" w:w="100"/>
+              <w:bottom w:type="dxa" w:w="60"/>
+              <w:right w:type="dxa" w:w="100"/>
+            </w:tcMar>
+            <w:vAlign w:val="center"/>
+          </w:tcPr>
+          <w:p>
+            <w:pPr>
+              <w:spacing w:after="30" w:before="30"/>
+              <w:jc w:val="left"/>
+            </w:pPr>
+            <w:r>
+              <w:rPr>
+                <w:rFonts w:ascii="Calibri" w:cs="Calibri" w:eastAsia="Calibri" w:hAnsi="Calibri"/>
+                <w:sz w:val="16"/>
+                <w:szCs w:val="16"/>
+              </w:rPr>
+              <w:t xml:space="preserve">Letter issued on acceptance; NACTVET live API awaited; no import of external selections.</w:t>
+            </w:r>
+          </w:p>
+        </w:tc>
+      </w:tr>
+      <w:tr>
+        <w:trPr>
+          <w:cantSplit/>
+        </w:trPr>
+        <w:tc>
+          <w:tcPr>
+            <w:tcW w:type="dxa" w:w="3249"/>
+            <w:tcBorders>
+              <w:top w:val="single" w:color="BFC9D6" w:sz="4"/>
+              <w:left w:val="single" w:color="BFC9D6" w:sz="4"/>
+              <w:bottom w:val="single" w:color="BFC9D6" w:sz="4"/>
+              <w:right w:val="single" w:color="BFC9D6" w:sz="4"/>
+            </w:tcBorders>
+            <w:shd w:fill="EEF3F8" w:color="auto" w:val="clear"/>
+            <w:tcMar>
+              <w:top w:type="dxa" w:w="60"/>
+              <w:left w:type="dxa" w:w="100"/>
+              <w:bottom w:type="dxa" w:w="60"/>
+              <w:right w:type="dxa" w:w="100"/>
+            </w:tcMar>
+            <w:vAlign w:val="center"/>
+          </w:tcPr>
+          <w:p>
+            <w:pPr>
+              <w:spacing w:after="30" w:before="30"/>
+              <w:jc w:val="left"/>
+            </w:pPr>
+            <w:r>
+              <w:rPr>
+                <w:rFonts w:ascii="Calibri" w:cs="Calibri" w:eastAsia="Calibri" w:hAnsi="Calibri"/>
+                <w:b/>
+                <w:bCs/>
+                <w:sz w:val="16"/>
+                <w:szCs w:val="16"/>
+              </w:rPr>
+              <w:t xml:space="preserve">BP-05 Student Registration</w:t>
+            </w:r>
+          </w:p>
+        </w:tc>
+        <w:tc>
+          <w:tcPr>
+            <w:tcW w:type="dxa" w:w="1173"/>
+            <w:tcBorders>
+              <w:top w:val="single" w:color="BFC9D6" w:sz="4"/>
+              <w:left w:val="single" w:color="BFC9D6" w:sz="4"/>
+              <w:bottom w:val="single" w:color="BFC9D6" w:sz="4"/>
+              <w:right w:val="single" w:color="BFC9D6" w:sz="4"/>
+            </w:tcBorders>
+            <w:shd w:fill="EEF3F8" w:color="auto" w:val="clear"/>
+            <w:tcMar>
+              <w:top w:type="dxa" w:w="60"/>
+              <w:left w:type="dxa" w:w="100"/>
+              <w:bottom w:type="dxa" w:w="60"/>
+              <w:right w:type="dxa" w:w="100"/>
+            </w:tcMar>
+            <w:vAlign w:val="center"/>
+          </w:tcPr>
+          <w:p>
+            <w:pPr>
+              <w:spacing w:after="30" w:before="30"/>
+              <w:jc w:val="left"/>
+            </w:pPr>
+            <w:r>
+              <w:rPr>
+                <w:rFonts w:ascii="Calibri" w:cs="Calibri" w:eastAsia="Calibri" w:hAnsi="Calibri"/>
+                <w:sz w:val="16"/>
+                <w:szCs w:val="16"/>
+              </w:rPr>
+              <w:t xml:space="preserve">Partly built</w:t>
+            </w:r>
+          </w:p>
+        </w:tc>
+        <w:tc>
+          <w:tcPr>
+            <w:tcW w:type="dxa" w:w="4604"/>
+            <w:tcBorders>
+              <w:top w:val="single" w:color="BFC9D6" w:sz="4"/>
+              <w:left w:val="single" w:color="BFC9D6" w:sz="4"/>
+              <w:bottom w:val="single" w:color="BFC9D6" w:sz="4"/>
+              <w:right w:val="single" w:color="BFC9D6" w:sz="4"/>
+            </w:tcBorders>
+            <w:shd w:fill="EEF3F8" w:color="auto" w:val="clear"/>
+            <w:tcMar>
+              <w:top w:type="dxa" w:w="60"/>
+              <w:left w:type="dxa" w:w="100"/>
+              <w:bottom w:type="dxa" w:w="60"/>
+              <w:right w:type="dxa" w:w="100"/>
+            </w:tcMar>
+            <w:vAlign w:val="center"/>
+          </w:tcPr>
+          <w:p>
+            <w:pPr>
+              <w:spacing w:after="30" w:before="30"/>
+              <w:jc w:val="left"/>
+            </w:pPr>
+            <w:r>
+              <w:rPr>
+                <w:rFonts w:ascii="Calibri" w:cs="Calibri" w:eastAsia="Calibri" w:hAnsi="Calibri"/>
+                <w:sz w:val="16"/>
+                <w:szCs w:val="16"/>
+              </w:rPr>
+              <w:t xml:space="preserve">No NACTVET registration submission or late penalty fee.</w:t>
+            </w:r>
+          </w:p>
+        </w:tc>
+      </w:tr>
+      <w:tr>
+        <w:trPr>
+          <w:cantSplit/>
+        </w:trPr>
+        <w:tc>
+          <w:tcPr>
+            <w:tcW w:type="dxa" w:w="3249"/>
+            <w:tcBorders>
+              <w:top w:val="single" w:color="BFC9D6" w:sz="4"/>
+              <w:left w:val="single" w:color="BFC9D6" w:sz="4"/>
+              <w:bottom w:val="single" w:color="BFC9D6" w:sz="4"/>
+              <w:right w:val="single" w:color="BFC9D6" w:sz="4"/>
+            </w:tcBorders>
+            <w:tcMar>
+              <w:top w:type="dxa" w:w="60"/>
+              <w:left w:type="dxa" w:w="100"/>
+              <w:bottom w:type="dxa" w:w="60"/>
+              <w:right w:type="dxa" w:w="100"/>
+            </w:tcMar>
+            <w:vAlign w:val="center"/>
+          </w:tcPr>
+          <w:p>
+            <w:pPr>
+              <w:spacing w:after="30" w:before="30"/>
+              <w:jc w:val="left"/>
+            </w:pPr>
+            <w:r>
+              <w:rPr>
+                <w:rFonts w:ascii="Calibri" w:cs="Calibri" w:eastAsia="Calibri" w:hAnsi="Calibri"/>
+                <w:b/>
+                <w:bCs/>
+                <w:sz w:val="16"/>
+                <w:szCs w:val="16"/>
+              </w:rPr>
+              <w:t xml:space="preserve">BP-06 Fee Billing, Payment and Reconciliation</w:t>
+            </w:r>
+          </w:p>
+        </w:tc>
+        <w:tc>
+          <w:tcPr>
+            <w:tcW w:type="dxa" w:w="1173"/>
+            <w:tcBorders>
+              <w:top w:val="single" w:color="BFC9D6" w:sz="4"/>
+              <w:left w:val="single" w:color="BFC9D6" w:sz="4"/>
+              <w:bottom w:val="single" w:color="BFC9D6" w:sz="4"/>
+              <w:right w:val="single" w:color="BFC9D6" w:sz="4"/>
+            </w:tcBorders>
+            <w:tcMar>
+              <w:top w:type="dxa" w:w="60"/>
+              <w:left w:type="dxa" w:w="100"/>
+              <w:bottom w:type="dxa" w:w="60"/>
+              <w:right w:type="dxa" w:w="100"/>
+            </w:tcMar>
+            <w:vAlign w:val="center"/>
+          </w:tcPr>
+          <w:p>
+            <w:pPr>
+              <w:spacing w:after="30" w:before="30"/>
+              <w:jc w:val="left"/>
+            </w:pPr>
+            <w:r>
+              <w:rPr>
+                <w:rFonts w:ascii="Calibri" w:cs="Calibri" w:eastAsia="Calibri" w:hAnsi="Calibri"/>
+                <w:sz w:val="16"/>
+                <w:szCs w:val="16"/>
+              </w:rPr>
+              <w:t xml:space="preserve">Built</w:t>
+            </w:r>
+          </w:p>
+        </w:tc>
+        <w:tc>
+          <w:tcPr>
+            <w:tcW w:type="dxa" w:w="4604"/>
+            <w:tcBorders>
+              <w:top w:val="single" w:color="BFC9D6" w:sz="4"/>
+              <w:left w:val="single" w:color="BFC9D6" w:sz="4"/>
+              <w:bottom w:val="single" w:color="BFC9D6" w:sz="4"/>
+              <w:right w:val="single" w:color="BFC9D6" w:sz="4"/>
+            </w:tcBorders>
+            <w:tcMar>
+              <w:top w:type="dxa" w:w="60"/>
+              <w:left w:type="dxa" w:w="100"/>
+              <w:bottom w:type="dxa" w:w="60"/>
+              <w:right w:type="dxa" w:w="100"/>
+            </w:tcMar>
+            <w:vAlign w:val="center"/>
+          </w:tcPr>
+          <w:p>
+            <w:pPr>
+              <w:spacing w:after="30" w:before="30"/>
+              <w:jc w:val="left"/>
+            </w:pPr>
+            <w:r>
+              <w:rPr>
+                <w:rFonts w:ascii="Calibri" w:cs="Calibri" w:eastAsia="Calibri" w:hAnsi="Calibri"/>
+                <w:sz w:val="16"/>
+                <w:szCs w:val="16"/>
+              </w:rPr>
+              <w:t xml:space="preserve">As designed; GePG simulated until live access; postings file instead of a MUSE interface.</w:t>
+            </w:r>
+          </w:p>
+        </w:tc>
+      </w:tr>
+      <w:tr>
+        <w:trPr>
+          <w:cantSplit/>
+        </w:trPr>
+        <w:tc>
+          <w:tcPr>
+            <w:tcW w:type="dxa" w:w="3249"/>
+            <w:tcBorders>
+              <w:top w:val="single" w:color="BFC9D6" w:sz="4"/>
+              <w:left w:val="single" w:color="BFC9D6" w:sz="4"/>
+              <w:bottom w:val="single" w:color="BFC9D6" w:sz="4"/>
+              <w:right w:val="single" w:color="BFC9D6" w:sz="4"/>
+            </w:tcBorders>
+            <w:shd w:fill="EEF3F8" w:color="auto" w:val="clear"/>
+            <w:tcMar>
+              <w:top w:type="dxa" w:w="60"/>
+              <w:left w:type="dxa" w:w="100"/>
+              <w:bottom w:type="dxa" w:w="60"/>
+              <w:right w:type="dxa" w:w="100"/>
+            </w:tcMar>
+            <w:vAlign w:val="center"/>
+          </w:tcPr>
+          <w:p>
+            <w:pPr>
+              <w:spacing w:after="30" w:before="30"/>
+              <w:jc w:val="left"/>
+            </w:pPr>
+            <w:r>
+              <w:rPr>
+                <w:rFonts w:ascii="Calibri" w:cs="Calibri" w:eastAsia="Calibri" w:hAnsi="Calibri"/>
+                <w:b/>
+                <w:bCs/>
+                <w:sz w:val="16"/>
+                <w:szCs w:val="16"/>
+              </w:rPr>
+              <w:t xml:space="preserve">BP-07 Module Allocation and Attendance</w:t>
+            </w:r>
+          </w:p>
+        </w:tc>
+        <w:tc>
+          <w:tcPr>
+            <w:tcW w:type="dxa" w:w="1173"/>
+            <w:tcBorders>
+              <w:top w:val="single" w:color="BFC9D6" w:sz="4"/>
+              <w:left w:val="single" w:color="BFC9D6" w:sz="4"/>
+              <w:bottom w:val="single" w:color="BFC9D6" w:sz="4"/>
+              <w:right w:val="single" w:color="BFC9D6" w:sz="4"/>
+            </w:tcBorders>
+            <w:shd w:fill="EEF3F8" w:color="auto" w:val="clear"/>
+            <w:tcMar>
+              <w:top w:type="dxa" w:w="60"/>
+              <w:left w:type="dxa" w:w="100"/>
+              <w:bottom w:type="dxa" w:w="60"/>
+              <w:right w:type="dxa" w:w="100"/>
+            </w:tcMar>
+            <w:vAlign w:val="center"/>
+          </w:tcPr>
+          <w:p>
+            <w:pPr>
+              <w:spacing w:after="30" w:before="30"/>
+              <w:jc w:val="left"/>
+            </w:pPr>
+            <w:r>
+              <w:rPr>
+                <w:rFonts w:ascii="Calibri" w:cs="Calibri" w:eastAsia="Calibri" w:hAnsi="Calibri"/>
+                <w:sz w:val="16"/>
+                <w:szCs w:val="16"/>
+              </w:rPr>
+              <w:t xml:space="preserve">Built</w:t>
+            </w:r>
+          </w:p>
+        </w:tc>
+        <w:tc>
+          <w:tcPr>
+            <w:tcW w:type="dxa" w:w="4604"/>
+            <w:tcBorders>
+              <w:top w:val="single" w:color="BFC9D6" w:sz="4"/>
+              <w:left w:val="single" w:color="BFC9D6" w:sz="4"/>
+              <w:bottom w:val="single" w:color="BFC9D6" w:sz="4"/>
+              <w:right w:val="single" w:color="BFC9D6" w:sz="4"/>
+            </w:tcBorders>
+            <w:shd w:fill="EEF3F8" w:color="auto" w:val="clear"/>
+            <w:tcMar>
+              <w:top w:type="dxa" w:w="60"/>
+              <w:left w:type="dxa" w:w="100"/>
+              <w:bottom w:type="dxa" w:w="60"/>
+              <w:right w:type="dxa" w:w="100"/>
+            </w:tcMar>
+            <w:vAlign w:val="center"/>
+          </w:tcPr>
+          <w:p>
+            <w:pPr>
+              <w:spacing w:after="30" w:before="30"/>
+              <w:jc w:val="left"/>
+            </w:pPr>
+            <w:r>
+              <w:rPr>
+                <w:rFonts w:ascii="Calibri" w:cs="Calibri" w:eastAsia="Calibri" w:hAnsi="Calibri"/>
+                <w:sz w:val="16"/>
+                <w:szCs w:val="16"/>
+              </w:rPr>
+              <w:t xml:space="preserve">As designed, plus QR self check-in.</w:t>
+            </w:r>
+          </w:p>
+        </w:tc>
+      </w:tr>
+      <w:tr>
+        <w:trPr>
+          <w:cantSplit/>
+        </w:trPr>
+        <w:tc>
+          <w:tcPr>
+            <w:tcW w:type="dxa" w:w="3249"/>
+            <w:tcBorders>
+              <w:top w:val="single" w:color="BFC9D6" w:sz="4"/>
+              <w:left w:val="single" w:color="BFC9D6" w:sz="4"/>
+              <w:bottom w:val="single" w:color="BFC9D6" w:sz="4"/>
+              <w:right w:val="single" w:color="BFC9D6" w:sz="4"/>
+            </w:tcBorders>
+            <w:tcMar>
+              <w:top w:type="dxa" w:w="60"/>
+              <w:left w:type="dxa" w:w="100"/>
+              <w:bottom w:type="dxa" w:w="60"/>
+              <w:right w:type="dxa" w:w="100"/>
+            </w:tcMar>
+            <w:vAlign w:val="center"/>
+          </w:tcPr>
+          <w:p>
+            <w:pPr>
+              <w:spacing w:after="30" w:before="30"/>
+              <w:jc w:val="left"/>
+            </w:pPr>
+            <w:r>
+              <w:rPr>
+                <w:rFonts w:ascii="Calibri" w:cs="Calibri" w:eastAsia="Calibri" w:hAnsi="Calibri"/>
+                <w:b/>
+                <w:bCs/>
+                <w:sz w:val="16"/>
+                <w:szCs w:val="16"/>
+              </w:rPr>
+              <w:t xml:space="preserve">BP-08 NTA Assessment and Results Approval</w:t>
+            </w:r>
+          </w:p>
+        </w:tc>
+        <w:tc>
+          <w:tcPr>
+            <w:tcW w:type="dxa" w:w="1173"/>
+            <w:tcBorders>
+              <w:top w:val="single" w:color="BFC9D6" w:sz="4"/>
+              <w:left w:val="single" w:color="BFC9D6" w:sz="4"/>
+              <w:bottom w:val="single" w:color="BFC9D6" w:sz="4"/>
+              <w:right w:val="single" w:color="BFC9D6" w:sz="4"/>
+            </w:tcBorders>
+            <w:tcMar>
+              <w:top w:type="dxa" w:w="60"/>
+              <w:left w:type="dxa" w:w="100"/>
+              <w:bottom w:type="dxa" w:w="60"/>
+              <w:right w:type="dxa" w:w="100"/>
+            </w:tcMar>
+            <w:vAlign w:val="center"/>
+          </w:tcPr>
+          <w:p>
+            <w:pPr>
+              <w:spacing w:after="30" w:before="30"/>
+              <w:jc w:val="left"/>
+            </w:pPr>
+            <w:r>
+              <w:rPr>
+                <w:rFonts w:ascii="Calibri" w:cs="Calibri" w:eastAsia="Calibri" w:hAnsi="Calibri"/>
+                <w:sz w:val="16"/>
+                <w:szCs w:val="16"/>
+              </w:rPr>
+              <w:t xml:space="preserve">Built</w:t>
+            </w:r>
+          </w:p>
+        </w:tc>
+        <w:tc>
+          <w:tcPr>
+            <w:tcW w:type="dxa" w:w="4604"/>
+            <w:tcBorders>
+              <w:top w:val="single" w:color="BFC9D6" w:sz="4"/>
+              <w:left w:val="single" w:color="BFC9D6" w:sz="4"/>
+              <w:bottom w:val="single" w:color="BFC9D6" w:sz="4"/>
+              <w:right w:val="single" w:color="BFC9D6" w:sz="4"/>
+            </w:tcBorders>
+            <w:tcMar>
+              <w:top w:type="dxa" w:w="60"/>
+              <w:left w:type="dxa" w:w="100"/>
+              <w:bottom w:type="dxa" w:w="60"/>
+              <w:right w:type="dxa" w:w="100"/>
+            </w:tcMar>
+            <w:vAlign w:val="center"/>
+          </w:tcPr>
+          <w:p>
+            <w:pPr>
+              <w:spacing w:after="30" w:before="30"/>
+              <w:jc w:val="left"/>
+            </w:pPr>
+            <w:r>
+              <w:rPr>
+                <w:rFonts w:ascii="Calibri" w:cs="Calibri" w:eastAsia="Calibri" w:hAnsi="Calibri"/>
+                <w:sz w:val="16"/>
+                <w:szCs w:val="16"/>
+              </w:rPr>
+              <w:t xml:space="preserve">Board decisions recorded by an administrator; Department Board optional.</w:t>
+            </w:r>
+          </w:p>
+        </w:tc>
+      </w:tr>
+      <w:tr>
+        <w:trPr>
+          <w:cantSplit/>
+        </w:trPr>
+        <w:tc>
+          <w:tcPr>
+            <w:tcW w:type="dxa" w:w="3249"/>
+            <w:tcBorders>
+              <w:top w:val="single" w:color="BFC9D6" w:sz="4"/>
+              <w:left w:val="single" w:color="BFC9D6" w:sz="4"/>
+              <w:bottom w:val="single" w:color="BFC9D6" w:sz="4"/>
+              <w:right w:val="single" w:color="BFC9D6" w:sz="4"/>
+            </w:tcBorders>
+            <w:shd w:fill="EEF3F8" w:color="auto" w:val="clear"/>
+            <w:tcMar>
+              <w:top w:type="dxa" w:w="60"/>
+              <w:left w:type="dxa" w:w="100"/>
+              <w:bottom w:type="dxa" w:w="60"/>
+              <w:right w:type="dxa" w:w="100"/>
+            </w:tcMar>
+            <w:vAlign w:val="center"/>
+          </w:tcPr>
+          <w:p>
+            <w:pPr>
+              <w:spacing w:after="30" w:before="30"/>
+              <w:jc w:val="left"/>
+            </w:pPr>
+            <w:r>
+              <w:rPr>
+                <w:rFonts w:ascii="Calibri" w:cs="Calibri" w:eastAsia="Calibri" w:hAnsi="Calibri"/>
+                <w:b/>
+                <w:bCs/>
+                <w:sz w:val="16"/>
+                <w:szCs w:val="16"/>
+              </w:rPr>
+              <w:t xml:space="preserve">BP-09 NVA Competence Assessment</w:t>
+            </w:r>
+          </w:p>
+        </w:tc>
+        <w:tc>
+          <w:tcPr>
+            <w:tcW w:type="dxa" w:w="1173"/>
+            <w:tcBorders>
+              <w:top w:val="single" w:color="BFC9D6" w:sz="4"/>
+              <w:left w:val="single" w:color="BFC9D6" w:sz="4"/>
+              <w:bottom w:val="single" w:color="BFC9D6" w:sz="4"/>
+              <w:right w:val="single" w:color="BFC9D6" w:sz="4"/>
+            </w:tcBorders>
+            <w:shd w:fill="EEF3F8" w:color="auto" w:val="clear"/>
+            <w:tcMar>
+              <w:top w:type="dxa" w:w="60"/>
+              <w:left w:type="dxa" w:w="100"/>
+              <w:bottom w:type="dxa" w:w="60"/>
+              <w:right w:type="dxa" w:w="100"/>
+            </w:tcMar>
+            <w:vAlign w:val="center"/>
+          </w:tcPr>
+          <w:p>
+            <w:pPr>
+              <w:spacing w:after="30" w:before="30"/>
+              <w:jc w:val="left"/>
+            </w:pPr>
+            <w:r>
+              <w:rPr>
+                <w:rFonts w:ascii="Calibri" w:cs="Calibri" w:eastAsia="Calibri" w:hAnsi="Calibri"/>
+                <w:sz w:val="16"/>
+                <w:szCs w:val="16"/>
+              </w:rPr>
+              <w:t xml:space="preserve">Built</w:t>
+            </w:r>
+          </w:p>
+        </w:tc>
+        <w:tc>
+          <w:tcPr>
+            <w:tcW w:type="dxa" w:w="4604"/>
+            <w:tcBorders>
+              <w:top w:val="single" w:color="BFC9D6" w:sz="4"/>
+              <w:left w:val="single" w:color="BFC9D6" w:sz="4"/>
+              <w:bottom w:val="single" w:color="BFC9D6" w:sz="4"/>
+              <w:right w:val="single" w:color="BFC9D6" w:sz="4"/>
+            </w:tcBorders>
+            <w:shd w:fill="EEF3F8" w:color="auto" w:val="clear"/>
+            <w:tcMar>
+              <w:top w:type="dxa" w:w="60"/>
+              <w:left w:type="dxa" w:w="100"/>
+              <w:bottom w:type="dxa" w:w="60"/>
+              <w:right w:type="dxa" w:w="100"/>
+            </w:tcMar>
+            <w:vAlign w:val="center"/>
+          </w:tcPr>
+          <w:p>
+            <w:pPr>
+              <w:spacing w:after="30" w:before="30"/>
+              <w:jc w:val="left"/>
+            </w:pPr>
+            <w:r>
+              <w:rPr>
+                <w:rFonts w:ascii="Calibri" w:cs="Calibri" w:eastAsia="Calibri" w:hAnsi="Calibri"/>
+                <w:sz w:val="16"/>
+                <w:szCs w:val="16"/>
+              </w:rPr>
+              <w:t xml:space="preserve">Units set up by the examinations office.</w:t>
+            </w:r>
+          </w:p>
+        </w:tc>
+      </w:tr>
+      <w:tr>
+        <w:trPr>
+          <w:cantSplit/>
+        </w:trPr>
+        <w:tc>
+          <w:tcPr>
+            <w:tcW w:type="dxa" w:w="3249"/>
+            <w:tcBorders>
+              <w:top w:val="single" w:color="BFC9D6" w:sz="4"/>
+              <w:left w:val="single" w:color="BFC9D6" w:sz="4"/>
+              <w:bottom w:val="single" w:color="BFC9D6" w:sz="4"/>
+              <w:right w:val="single" w:color="BFC9D6" w:sz="4"/>
+            </w:tcBorders>
+            <w:tcMar>
+              <w:top w:type="dxa" w:w="60"/>
+              <w:left w:type="dxa" w:w="100"/>
+              <w:bottom w:type="dxa" w:w="60"/>
+              <w:right w:type="dxa" w:w="100"/>
+            </w:tcMar>
+            <w:vAlign w:val="center"/>
+          </w:tcPr>
+          <w:p>
+            <w:pPr>
+              <w:spacing w:after="30" w:before="30"/>
+              <w:jc w:val="left"/>
+            </w:pPr>
+            <w:r>
+              <w:rPr>
+                <w:rFonts w:ascii="Calibri" w:cs="Calibri" w:eastAsia="Calibri" w:hAnsi="Calibri"/>
+                <w:b/>
+                <w:bCs/>
+                <w:sz w:val="16"/>
+                <w:szCs w:val="16"/>
+              </w:rPr>
+              <w:t xml:space="preserve">BP-10 Supplementary, Special and Carry-over Examinations</w:t>
+            </w:r>
+          </w:p>
+        </w:tc>
+        <w:tc>
+          <w:tcPr>
+            <w:tcW w:type="dxa" w:w="1173"/>
+            <w:tcBorders>
+              <w:top w:val="single" w:color="BFC9D6" w:sz="4"/>
+              <w:left w:val="single" w:color="BFC9D6" w:sz="4"/>
+              <w:bottom w:val="single" w:color="BFC9D6" w:sz="4"/>
+              <w:right w:val="single" w:color="BFC9D6" w:sz="4"/>
+            </w:tcBorders>
+            <w:tcMar>
+              <w:top w:type="dxa" w:w="60"/>
+              <w:left w:type="dxa" w:w="100"/>
+              <w:bottom w:type="dxa" w:w="60"/>
+              <w:right w:type="dxa" w:w="100"/>
+            </w:tcMar>
+            <w:vAlign w:val="center"/>
+          </w:tcPr>
+          <w:p>
+            <w:pPr>
+              <w:spacing w:after="30" w:before="30"/>
+              <w:jc w:val="left"/>
+            </w:pPr>
+            <w:r>
+              <w:rPr>
+                <w:rFonts w:ascii="Calibri" w:cs="Calibri" w:eastAsia="Calibri" w:hAnsi="Calibri"/>
+                <w:sz w:val="16"/>
+                <w:szCs w:val="16"/>
+              </w:rPr>
+              <w:t xml:space="preserve">Built</w:t>
+            </w:r>
+          </w:p>
+        </w:tc>
+        <w:tc>
+          <w:tcPr>
+            <w:tcW w:type="dxa" w:w="4604"/>
+            <w:tcBorders>
+              <w:top w:val="single" w:color="BFC9D6" w:sz="4"/>
+              <w:left w:val="single" w:color="BFC9D6" w:sz="4"/>
+              <w:bottom w:val="single" w:color="BFC9D6" w:sz="4"/>
+              <w:right w:val="single" w:color="BFC9D6" w:sz="4"/>
+            </w:tcBorders>
+            <w:tcMar>
+              <w:top w:type="dxa" w:w="60"/>
+              <w:left w:type="dxa" w:w="100"/>
+              <w:bottom w:type="dxa" w:w="60"/>
+              <w:right w:type="dxa" w:w="100"/>
+            </w:tcMar>
+            <w:vAlign w:val="center"/>
+          </w:tcPr>
+          <w:p>
+            <w:pPr>
+              <w:spacing w:after="30" w:before="30"/>
+              <w:jc w:val="left"/>
+            </w:pPr>
+            <w:r>
+              <w:rPr>
+                <w:rFonts w:ascii="Calibri" w:cs="Calibri" w:eastAsia="Calibri" w:hAnsi="Calibri"/>
+                <w:sz w:val="16"/>
+                <w:szCs w:val="16"/>
+              </w:rPr>
+              <w:t xml:space="preserve">As designed.</w:t>
+            </w:r>
+          </w:p>
+        </w:tc>
+      </w:tr>
+      <w:tr>
+        <w:trPr>
+          <w:cantSplit/>
+        </w:trPr>
+        <w:tc>
+          <w:tcPr>
+            <w:tcW w:type="dxa" w:w="3249"/>
+            <w:tcBorders>
+              <w:top w:val="single" w:color="BFC9D6" w:sz="4"/>
+              <w:left w:val="single" w:color="BFC9D6" w:sz="4"/>
+              <w:bottom w:val="single" w:color="BFC9D6" w:sz="4"/>
+              <w:right w:val="single" w:color="BFC9D6" w:sz="4"/>
+            </w:tcBorders>
+            <w:shd w:fill="EEF3F8" w:color="auto" w:val="clear"/>
+            <w:tcMar>
+              <w:top w:type="dxa" w:w="60"/>
+              <w:left w:type="dxa" w:w="100"/>
+              <w:bottom w:type="dxa" w:w="60"/>
+              <w:right w:type="dxa" w:w="100"/>
+            </w:tcMar>
+            <w:vAlign w:val="center"/>
+          </w:tcPr>
+          <w:p>
+            <w:pPr>
+              <w:spacing w:after="30" w:before="30"/>
+              <w:jc w:val="left"/>
+            </w:pPr>
+            <w:r>
+              <w:rPr>
+                <w:rFonts w:ascii="Calibri" w:cs="Calibri" w:eastAsia="Calibri" w:hAnsi="Calibri"/>
+                <w:b/>
+                <w:bCs/>
+                <w:sz w:val="16"/>
+                <w:szCs w:val="16"/>
+              </w:rPr>
+              <w:t xml:space="preserve">BP-11 Remarking and Appeals</w:t>
+            </w:r>
+          </w:p>
+        </w:tc>
+        <w:tc>
+          <w:tcPr>
+            <w:tcW w:type="dxa" w:w="1173"/>
+            <w:tcBorders>
+              <w:top w:val="single" w:color="BFC9D6" w:sz="4"/>
+              <w:left w:val="single" w:color="BFC9D6" w:sz="4"/>
+              <w:bottom w:val="single" w:color="BFC9D6" w:sz="4"/>
+              <w:right w:val="single" w:color="BFC9D6" w:sz="4"/>
+            </w:tcBorders>
+            <w:shd w:fill="EEF3F8" w:color="auto" w:val="clear"/>
+            <w:tcMar>
+              <w:top w:type="dxa" w:w="60"/>
+              <w:left w:type="dxa" w:w="100"/>
+              <w:bottom w:type="dxa" w:w="60"/>
+              <w:right w:type="dxa" w:w="100"/>
+            </w:tcMar>
+            <w:vAlign w:val="center"/>
+          </w:tcPr>
+          <w:p>
+            <w:pPr>
+              <w:spacing w:after="30" w:before="30"/>
+              <w:jc w:val="left"/>
+            </w:pPr>
+            <w:r>
+              <w:rPr>
+                <w:rFonts w:ascii="Calibri" w:cs="Calibri" w:eastAsia="Calibri" w:hAnsi="Calibri"/>
+                <w:sz w:val="16"/>
+                <w:szCs w:val="16"/>
+              </w:rPr>
+              <w:t xml:space="preserve">Built</w:t>
+            </w:r>
+          </w:p>
+        </w:tc>
+        <w:tc>
+          <w:tcPr>
+            <w:tcW w:type="dxa" w:w="4604"/>
+            <w:tcBorders>
+              <w:top w:val="single" w:color="BFC9D6" w:sz="4"/>
+              <w:left w:val="single" w:color="BFC9D6" w:sz="4"/>
+              <w:bottom w:val="single" w:color="BFC9D6" w:sz="4"/>
+              <w:right w:val="single" w:color="BFC9D6" w:sz="4"/>
+            </w:tcBorders>
+            <w:shd w:fill="EEF3F8" w:color="auto" w:val="clear"/>
+            <w:tcMar>
+              <w:top w:type="dxa" w:w="60"/>
+              <w:left w:type="dxa" w:w="100"/>
+              <w:bottom w:type="dxa" w:w="60"/>
+              <w:right w:type="dxa" w:w="100"/>
+            </w:tcMar>
+            <w:vAlign w:val="center"/>
+          </w:tcPr>
+          <w:p>
+            <w:pPr>
+              <w:spacing w:after="30" w:before="30"/>
+              <w:jc w:val="left"/>
+            </w:pPr>
+            <w:r>
+              <w:rPr>
+                <w:rFonts w:ascii="Calibri" w:cs="Calibri" w:eastAsia="Calibri" w:hAnsi="Calibri"/>
+                <w:sz w:val="16"/>
+                <w:szCs w:val="16"/>
+              </w:rPr>
+              <w:t xml:space="preserve">Amendments approved by an administrator rather than the Academic Committee.</w:t>
+            </w:r>
+          </w:p>
+        </w:tc>
+      </w:tr>
+      <w:tr>
+        <w:trPr>
+          <w:cantSplit/>
+        </w:trPr>
+        <w:tc>
+          <w:tcPr>
+            <w:tcW w:type="dxa" w:w="3249"/>
+            <w:tcBorders>
+              <w:top w:val="single" w:color="BFC9D6" w:sz="4"/>
+              <w:left w:val="single" w:color="BFC9D6" w:sz="4"/>
+              <w:bottom w:val="single" w:color="BFC9D6" w:sz="4"/>
+              <w:right w:val="single" w:color="BFC9D6" w:sz="4"/>
+            </w:tcBorders>
+            <w:tcMar>
+              <w:top w:type="dxa" w:w="60"/>
+              <w:left w:type="dxa" w:w="100"/>
+              <w:bottom w:type="dxa" w:w="60"/>
+              <w:right w:type="dxa" w:w="100"/>
+            </w:tcMar>
+            <w:vAlign w:val="center"/>
+          </w:tcPr>
+          <w:p>
+            <w:pPr>
+              <w:spacing w:after="30" w:before="30"/>
+              <w:jc w:val="left"/>
+            </w:pPr>
+            <w:r>
+              <w:rPr>
+                <w:rFonts w:ascii="Calibri" w:cs="Calibri" w:eastAsia="Calibri" w:hAnsi="Calibri"/>
+                <w:b/>
+                <w:bCs/>
+                <w:sz w:val="16"/>
+                <w:szCs w:val="16"/>
+              </w:rPr>
+              <w:t xml:space="preserve">BP-12 Hostel Application and Allocation</w:t>
+            </w:r>
+          </w:p>
+        </w:tc>
+        <w:tc>
+          <w:tcPr>
+            <w:tcW w:type="dxa" w:w="1173"/>
+            <w:tcBorders>
+              <w:top w:val="single" w:color="BFC9D6" w:sz="4"/>
+              <w:left w:val="single" w:color="BFC9D6" w:sz="4"/>
+              <w:bottom w:val="single" w:color="BFC9D6" w:sz="4"/>
+              <w:right w:val="single" w:color="BFC9D6" w:sz="4"/>
+            </w:tcBorders>
+            <w:tcMar>
+              <w:top w:type="dxa" w:w="60"/>
+              <w:left w:type="dxa" w:w="100"/>
+              <w:bottom w:type="dxa" w:w="60"/>
+              <w:right w:type="dxa" w:w="100"/>
+            </w:tcMar>
+            <w:vAlign w:val="center"/>
+          </w:tcPr>
+          <w:p>
+            <w:pPr>
+              <w:spacing w:after="30" w:before="30"/>
+              <w:jc w:val="left"/>
+            </w:pPr>
+            <w:r>
+              <w:rPr>
+                <w:rFonts w:ascii="Calibri" w:cs="Calibri" w:eastAsia="Calibri" w:hAnsi="Calibri"/>
+                <w:sz w:val="16"/>
+                <w:szCs w:val="16"/>
+              </w:rPr>
+              <w:t xml:space="preserve">Built</w:t>
+            </w:r>
+          </w:p>
+        </w:tc>
+        <w:tc>
+          <w:tcPr>
+            <w:tcW w:type="dxa" w:w="4604"/>
+            <w:tcBorders>
+              <w:top w:val="single" w:color="BFC9D6" w:sz="4"/>
+              <w:left w:val="single" w:color="BFC9D6" w:sz="4"/>
+              <w:bottom w:val="single" w:color="BFC9D6" w:sz="4"/>
+              <w:right w:val="single" w:color="BFC9D6" w:sz="4"/>
+            </w:tcBorders>
+            <w:tcMar>
+              <w:top w:type="dxa" w:w="60"/>
+              <w:left w:type="dxa" w:w="100"/>
+              <w:bottom w:type="dxa" w:w="60"/>
+              <w:right w:type="dxa" w:w="100"/>
+            </w:tcMar>
+            <w:vAlign w:val="center"/>
+          </w:tcPr>
+          <w:p>
+            <w:pPr>
+              <w:spacing w:after="30" w:before="30"/>
+              <w:jc w:val="left"/>
+            </w:pPr>
+            <w:r>
+              <w:rPr>
+                <w:rFonts w:ascii="Calibri" w:cs="Calibri" w:eastAsia="Calibri" w:hAnsi="Calibri"/>
+                <w:sz w:val="16"/>
+                <w:szCs w:val="16"/>
+              </w:rPr>
+              <w:t xml:space="preserve">As designed, plus wardens per hostel and repairs.</w:t>
+            </w:r>
+          </w:p>
+        </w:tc>
+      </w:tr>
+      <w:tr>
+        <w:trPr>
+          <w:cantSplit/>
+        </w:trPr>
+        <w:tc>
+          <w:tcPr>
+            <w:tcW w:type="dxa" w:w="3249"/>
+            <w:tcBorders>
+              <w:top w:val="single" w:color="BFC9D6" w:sz="4"/>
+              <w:left w:val="single" w:color="BFC9D6" w:sz="4"/>
+              <w:bottom w:val="single" w:color="BFC9D6" w:sz="4"/>
+              <w:right w:val="single" w:color="BFC9D6" w:sz="4"/>
+            </w:tcBorders>
+            <w:shd w:fill="EEF3F8" w:color="auto" w:val="clear"/>
+            <w:tcMar>
+              <w:top w:type="dxa" w:w="60"/>
+              <w:left w:type="dxa" w:w="100"/>
+              <w:bottom w:type="dxa" w:w="60"/>
+              <w:right w:type="dxa" w:w="100"/>
+            </w:tcMar>
+            <w:vAlign w:val="center"/>
+          </w:tcPr>
+          <w:p>
+            <w:pPr>
+              <w:spacing w:after="30" w:before="30"/>
+              <w:jc w:val="left"/>
+            </w:pPr>
+            <w:r>
+              <w:rPr>
+                <w:rFonts w:ascii="Calibri" w:cs="Calibri" w:eastAsia="Calibri" w:hAnsi="Calibri"/>
+                <w:b/>
+                <w:bCs/>
+                <w:sz w:val="16"/>
+                <w:szCs w:val="16"/>
+              </w:rPr>
+              <w:t xml:space="preserve">BP-13 Industrial Practical Training (IPT)</w:t>
+            </w:r>
+          </w:p>
+        </w:tc>
+        <w:tc>
+          <w:tcPr>
+            <w:tcW w:type="dxa" w:w="1173"/>
+            <w:tcBorders>
+              <w:top w:val="single" w:color="BFC9D6" w:sz="4"/>
+              <w:left w:val="single" w:color="BFC9D6" w:sz="4"/>
+              <w:bottom w:val="single" w:color="BFC9D6" w:sz="4"/>
+              <w:right w:val="single" w:color="BFC9D6" w:sz="4"/>
+            </w:tcBorders>
+            <w:shd w:fill="EEF3F8" w:color="auto" w:val="clear"/>
+            <w:tcMar>
+              <w:top w:type="dxa" w:w="60"/>
+              <w:left w:type="dxa" w:w="100"/>
+              <w:bottom w:type="dxa" w:w="60"/>
+              <w:right w:type="dxa" w:w="100"/>
+            </w:tcMar>
+            <w:vAlign w:val="center"/>
+          </w:tcPr>
+          <w:p>
+            <w:pPr>
+              <w:spacing w:after="30" w:before="30"/>
+              <w:jc w:val="left"/>
+            </w:pPr>
+            <w:r>
+              <w:rPr>
+                <w:rFonts w:ascii="Calibri" w:cs="Calibri" w:eastAsia="Calibri" w:hAnsi="Calibri"/>
+                <w:sz w:val="16"/>
+                <w:szCs w:val="16"/>
+              </w:rPr>
+              <w:t xml:space="preserve">Built</w:t>
+            </w:r>
+          </w:p>
+        </w:tc>
+        <w:tc>
+          <w:tcPr>
+            <w:tcW w:type="dxa" w:w="4604"/>
+            <w:tcBorders>
+              <w:top w:val="single" w:color="BFC9D6" w:sz="4"/>
+              <w:left w:val="single" w:color="BFC9D6" w:sz="4"/>
+              <w:bottom w:val="single" w:color="BFC9D6" w:sz="4"/>
+              <w:right w:val="single" w:color="BFC9D6" w:sz="4"/>
+            </w:tcBorders>
+            <w:shd w:fill="EEF3F8" w:color="auto" w:val="clear"/>
+            <w:tcMar>
+              <w:top w:type="dxa" w:w="60"/>
+              <w:left w:type="dxa" w:w="100"/>
+              <w:bottom w:type="dxa" w:w="60"/>
+              <w:right w:type="dxa" w:w="100"/>
+            </w:tcMar>
+            <w:vAlign w:val="center"/>
+          </w:tcPr>
+          <w:p>
+            <w:pPr>
+              <w:spacing w:after="30" w:before="30"/>
+              <w:jc w:val="left"/>
+            </w:pPr>
+            <w:r>
+              <w:rPr>
+                <w:rFonts w:ascii="Calibri" w:cs="Calibri" w:eastAsia="Calibri" w:hAnsi="Calibri"/>
+                <w:sz w:val="16"/>
+                <w:szCs w:val="16"/>
+              </w:rPr>
+              <w:t xml:space="preserve">Workplace supervisor's mark entered by staff.</w:t>
+            </w:r>
+          </w:p>
+        </w:tc>
+      </w:tr>
+      <w:tr>
+        <w:trPr>
+          <w:cantSplit/>
+        </w:trPr>
+        <w:tc>
+          <w:tcPr>
+            <w:tcW w:type="dxa" w:w="3249"/>
+            <w:tcBorders>
+              <w:top w:val="single" w:color="BFC9D6" w:sz="4"/>
+              <w:left w:val="single" w:color="BFC9D6" w:sz="4"/>
+              <w:bottom w:val="single" w:color="BFC9D6" w:sz="4"/>
+              <w:right w:val="single" w:color="BFC9D6" w:sz="4"/>
+            </w:tcBorders>
+            <w:tcMar>
+              <w:top w:type="dxa" w:w="60"/>
+              <w:left w:type="dxa" w:w="100"/>
+              <w:bottom w:type="dxa" w:w="60"/>
+              <w:right w:type="dxa" w:w="100"/>
+            </w:tcMar>
+            <w:vAlign w:val="center"/>
+          </w:tcPr>
+          <w:p>
+            <w:pPr>
+              <w:spacing w:after="30" w:before="30"/>
+              <w:jc w:val="left"/>
+            </w:pPr>
+            <w:r>
+              <w:rPr>
+                <w:rFonts w:ascii="Calibri" w:cs="Calibri" w:eastAsia="Calibri" w:hAnsi="Calibri"/>
+                <w:b/>
+                <w:bCs/>
+                <w:sz w:val="16"/>
+                <w:szCs w:val="16"/>
+              </w:rPr>
+              <w:t xml:space="preserve">BP-14 Student Status Changes</w:t>
+            </w:r>
+          </w:p>
+        </w:tc>
+        <w:tc>
+          <w:tcPr>
+            <w:tcW w:type="dxa" w:w="1173"/>
+            <w:tcBorders>
+              <w:top w:val="single" w:color="BFC9D6" w:sz="4"/>
+              <w:left w:val="single" w:color="BFC9D6" w:sz="4"/>
+              <w:bottom w:val="single" w:color="BFC9D6" w:sz="4"/>
+              <w:right w:val="single" w:color="BFC9D6" w:sz="4"/>
+            </w:tcBorders>
+            <w:tcMar>
+              <w:top w:type="dxa" w:w="60"/>
+              <w:left w:type="dxa" w:w="100"/>
+              <w:bottom w:type="dxa" w:w="60"/>
+              <w:right w:type="dxa" w:w="100"/>
+            </w:tcMar>
+            <w:vAlign w:val="center"/>
+          </w:tcPr>
+          <w:p>
+            <w:pPr>
+              <w:spacing w:after="30" w:before="30"/>
+              <w:jc w:val="left"/>
+            </w:pPr>
+            <w:r>
+              <w:rPr>
+                <w:rFonts w:ascii="Calibri" w:cs="Calibri" w:eastAsia="Calibri" w:hAnsi="Calibri"/>
+                <w:sz w:val="16"/>
+                <w:szCs w:val="16"/>
+              </w:rPr>
+              <w:t xml:space="preserve">Partly built</w:t>
+            </w:r>
+          </w:p>
+        </w:tc>
+        <w:tc>
+          <w:tcPr>
+            <w:tcW w:type="dxa" w:w="4604"/>
+            <w:tcBorders>
+              <w:top w:val="single" w:color="BFC9D6" w:sz="4"/>
+              <w:left w:val="single" w:color="BFC9D6" w:sz="4"/>
+              <w:bottom w:val="single" w:color="BFC9D6" w:sz="4"/>
+              <w:right w:val="single" w:color="BFC9D6" w:sz="4"/>
+            </w:tcBorders>
+            <w:tcMar>
+              <w:top w:type="dxa" w:w="60"/>
+              <w:left w:type="dxa" w:w="100"/>
+              <w:bottom w:type="dxa" w:w="60"/>
+              <w:right w:type="dxa" w:w="100"/>
+            </w:tcMar>
+            <w:vAlign w:val="center"/>
+          </w:tcPr>
+          <w:p>
+            <w:pPr>
+              <w:spacing w:after="30" w:before="30"/>
+              <w:jc w:val="left"/>
+            </w:pPr>
+            <w:r>
+              <w:rPr>
+                <w:rFonts w:ascii="Calibri" w:cs="Calibri" w:eastAsia="Calibri" w:hAnsi="Calibri"/>
+                <w:sz w:val="16"/>
+                <w:szCs w:val="16"/>
+              </w:rPr>
+              <w:t xml:space="preserve">No transfers or automatic invoice adjustments.</w:t>
+            </w:r>
+          </w:p>
+        </w:tc>
+      </w:tr>
+      <w:tr>
+        <w:trPr>
+          <w:cantSplit/>
+        </w:trPr>
+        <w:tc>
+          <w:tcPr>
+            <w:tcW w:type="dxa" w:w="3249"/>
+            <w:tcBorders>
+              <w:top w:val="single" w:color="BFC9D6" w:sz="4"/>
+              <w:left w:val="single" w:color="BFC9D6" w:sz="4"/>
+              <w:bottom w:val="single" w:color="BFC9D6" w:sz="4"/>
+              <w:right w:val="single" w:color="BFC9D6" w:sz="4"/>
+            </w:tcBorders>
+            <w:shd w:fill="EEF3F8" w:color="auto" w:val="clear"/>
+            <w:tcMar>
+              <w:top w:type="dxa" w:w="60"/>
+              <w:left w:type="dxa" w:w="100"/>
+              <w:bottom w:type="dxa" w:w="60"/>
+              <w:right w:type="dxa" w:w="100"/>
+            </w:tcMar>
+            <w:vAlign w:val="center"/>
+          </w:tcPr>
+          <w:p>
+            <w:pPr>
+              <w:spacing w:after="30" w:before="30"/>
+              <w:jc w:val="left"/>
+            </w:pPr>
+            <w:r>
+              <w:rPr>
+                <w:rFonts w:ascii="Calibri" w:cs="Calibri" w:eastAsia="Calibri" w:hAnsi="Calibri"/>
+                <w:b/>
+                <w:bCs/>
+                <w:sz w:val="16"/>
+                <w:szCs w:val="16"/>
+              </w:rPr>
+              <w:t xml:space="preserve">BP-15 Clearance and Graduation</w:t>
+            </w:r>
+          </w:p>
+        </w:tc>
+        <w:tc>
+          <w:tcPr>
+            <w:tcW w:type="dxa" w:w="1173"/>
+            <w:tcBorders>
+              <w:top w:val="single" w:color="BFC9D6" w:sz="4"/>
+              <w:left w:val="single" w:color="BFC9D6" w:sz="4"/>
+              <w:bottom w:val="single" w:color="BFC9D6" w:sz="4"/>
+              <w:right w:val="single" w:color="BFC9D6" w:sz="4"/>
+            </w:tcBorders>
+            <w:shd w:fill="EEF3F8" w:color="auto" w:val="clear"/>
+            <w:tcMar>
+              <w:top w:type="dxa" w:w="60"/>
+              <w:left w:type="dxa" w:w="100"/>
+              <w:bottom w:type="dxa" w:w="60"/>
+              <w:right w:type="dxa" w:w="100"/>
+            </w:tcMar>
+            <w:vAlign w:val="center"/>
+          </w:tcPr>
+          <w:p>
+            <w:pPr>
+              <w:spacing w:after="30" w:before="30"/>
+              <w:jc w:val="left"/>
+            </w:pPr>
+            <w:r>
+              <w:rPr>
+                <w:rFonts w:ascii="Calibri" w:cs="Calibri" w:eastAsia="Calibri" w:hAnsi="Calibri"/>
+                <w:sz w:val="16"/>
+                <w:szCs w:val="16"/>
+              </w:rPr>
+              <w:t xml:space="preserve">Built</w:t>
+            </w:r>
+          </w:p>
+        </w:tc>
+        <w:tc>
+          <w:tcPr>
+            <w:tcW w:type="dxa" w:w="4604"/>
+            <w:tcBorders>
+              <w:top w:val="single" w:color="BFC9D6" w:sz="4"/>
+              <w:left w:val="single" w:color="BFC9D6" w:sz="4"/>
+              <w:bottom w:val="single" w:color="BFC9D6" w:sz="4"/>
+              <w:right w:val="single" w:color="BFC9D6" w:sz="4"/>
+            </w:tcBorders>
+            <w:shd w:fill="EEF3F8" w:color="auto" w:val="clear"/>
+            <w:tcMar>
+              <w:top w:type="dxa" w:w="60"/>
+              <w:left w:type="dxa" w:w="100"/>
+              <w:bottom w:type="dxa" w:w="60"/>
+              <w:right w:type="dxa" w:w="100"/>
+            </w:tcMar>
+            <w:vAlign w:val="center"/>
+          </w:tcPr>
+          <w:p>
+            <w:pPr>
+              <w:spacing w:after="30" w:before="30"/>
+              <w:jc w:val="left"/>
+            </w:pPr>
+            <w:r>
+              <w:rPr>
+                <w:rFonts w:ascii="Calibri" w:cs="Calibri" w:eastAsia="Calibri" w:hAnsi="Calibri"/>
+                <w:sz w:val="16"/>
+                <w:szCs w:val="16"/>
+              </w:rPr>
+              <w:t xml:space="preserve">As designed.</w:t>
+            </w:r>
+          </w:p>
+        </w:tc>
+      </w:tr>
+      <w:tr>
+        <w:trPr>
+          <w:cantSplit/>
+        </w:trPr>
+        <w:tc>
+          <w:tcPr>
+            <w:tcW w:type="dxa" w:w="3249"/>
+            <w:tcBorders>
+              <w:top w:val="single" w:color="BFC9D6" w:sz="4"/>
+              <w:left w:val="single" w:color="BFC9D6" w:sz="4"/>
+              <w:bottom w:val="single" w:color="BFC9D6" w:sz="4"/>
+              <w:right w:val="single" w:color="BFC9D6" w:sz="4"/>
+            </w:tcBorders>
+            <w:tcMar>
+              <w:top w:type="dxa" w:w="60"/>
+              <w:left w:type="dxa" w:w="100"/>
+              <w:bottom w:type="dxa" w:w="60"/>
+              <w:right w:type="dxa" w:w="100"/>
+            </w:tcMar>
+            <w:vAlign w:val="center"/>
+          </w:tcPr>
+          <w:p>
+            <w:pPr>
+              <w:spacing w:after="30" w:before="30"/>
+              <w:jc w:val="left"/>
+            </w:pPr>
+            <w:r>
+              <w:rPr>
+                <w:rFonts w:ascii="Calibri" w:cs="Calibri" w:eastAsia="Calibri" w:hAnsi="Calibri"/>
+                <w:b/>
+                <w:bCs/>
+                <w:sz w:val="16"/>
+                <w:szCs w:val="16"/>
+              </w:rPr>
+              <w:t xml:space="preserve">BP-16 Document Verification</w:t>
+            </w:r>
+          </w:p>
+        </w:tc>
+        <w:tc>
+          <w:tcPr>
+            <w:tcW w:type="dxa" w:w="1173"/>
+            <w:tcBorders>
+              <w:top w:val="single" w:color="BFC9D6" w:sz="4"/>
+              <w:left w:val="single" w:color="BFC9D6" w:sz="4"/>
+              <w:bottom w:val="single" w:color="BFC9D6" w:sz="4"/>
+              <w:right w:val="single" w:color="BFC9D6" w:sz="4"/>
+            </w:tcBorders>
+            <w:tcMar>
+              <w:top w:type="dxa" w:w="60"/>
+              <w:left w:type="dxa" w:w="100"/>
+              <w:bottom w:type="dxa" w:w="60"/>
+              <w:right w:type="dxa" w:w="100"/>
+            </w:tcMar>
+            <w:vAlign w:val="center"/>
+          </w:tcPr>
+          <w:p>
+            <w:pPr>
+              <w:spacing w:after="30" w:before="30"/>
+              <w:jc w:val="left"/>
+            </w:pPr>
+            <w:r>
+              <w:rPr>
+                <w:rFonts w:ascii="Calibri" w:cs="Calibri" w:eastAsia="Calibri" w:hAnsi="Calibri"/>
+                <w:sz w:val="16"/>
+                <w:szCs w:val="16"/>
+              </w:rPr>
+              <w:t xml:space="preserve">Built</w:t>
+            </w:r>
+          </w:p>
+        </w:tc>
+        <w:tc>
+          <w:tcPr>
+            <w:tcW w:type="dxa" w:w="4604"/>
+            <w:tcBorders>
+              <w:top w:val="single" w:color="BFC9D6" w:sz="4"/>
+              <w:left w:val="single" w:color="BFC9D6" w:sz="4"/>
+              <w:bottom w:val="single" w:color="BFC9D6" w:sz="4"/>
+              <w:right w:val="single" w:color="BFC9D6" w:sz="4"/>
+            </w:tcBorders>
+            <w:tcMar>
+              <w:top w:type="dxa" w:w="60"/>
+              <w:left w:type="dxa" w:w="100"/>
+              <w:bottom w:type="dxa" w:w="60"/>
+              <w:right w:type="dxa" w:w="100"/>
+            </w:tcMar>
+            <w:vAlign w:val="center"/>
+          </w:tcPr>
+          <w:p>
+            <w:pPr>
+              <w:spacing w:after="30" w:before="30"/>
+              <w:jc w:val="left"/>
+            </w:pPr>
+            <w:r>
+              <w:rPr>
+                <w:rFonts w:ascii="Calibri" w:cs="Calibri" w:eastAsia="Calibri" w:hAnsi="Calibri"/>
+                <w:sz w:val="16"/>
+                <w:szCs w:val="16"/>
+              </w:rPr>
+              <w:t xml:space="preserve">As designed.</w:t>
+            </w:r>
+          </w:p>
+        </w:tc>
+      </w:tr>
+      <w:tr>
+        <w:trPr>
+          <w:cantSplit/>
+        </w:trPr>
+        <w:tc>
+          <w:tcPr>
+            <w:tcW w:type="dxa" w:w="3249"/>
+            <w:tcBorders>
+              <w:top w:val="single" w:color="BFC9D6" w:sz="4"/>
+              <w:left w:val="single" w:color="BFC9D6" w:sz="4"/>
+              <w:bottom w:val="single" w:color="BFC9D6" w:sz="4"/>
+              <w:right w:val="single" w:color="BFC9D6" w:sz="4"/>
+            </w:tcBorders>
+            <w:shd w:fill="EEF3F8" w:color="auto" w:val="clear"/>
+            <w:tcMar>
+              <w:top w:type="dxa" w:w="60"/>
+              <w:left w:type="dxa" w:w="100"/>
+              <w:bottom w:type="dxa" w:w="60"/>
+              <w:right w:type="dxa" w:w="100"/>
+            </w:tcMar>
+            <w:vAlign w:val="center"/>
+          </w:tcPr>
+          <w:p>
+            <w:pPr>
+              <w:spacing w:after="30" w:before="30"/>
+              <w:jc w:val="left"/>
+            </w:pPr>
+            <w:r>
+              <w:rPr>
+                <w:rFonts w:ascii="Calibri" w:cs="Calibri" w:eastAsia="Calibri" w:hAnsi="Calibri"/>
+                <w:b/>
+                <w:bCs/>
+                <w:sz w:val="16"/>
+                <w:szCs w:val="16"/>
+              </w:rPr>
+              <w:t xml:space="preserve">BP-17 Sponsorship, Waivers and Refunds</w:t>
+            </w:r>
+          </w:p>
+        </w:tc>
+        <w:tc>
+          <w:tcPr>
+            <w:tcW w:type="dxa" w:w="1173"/>
+            <w:tcBorders>
+              <w:top w:val="single" w:color="BFC9D6" w:sz="4"/>
+              <w:left w:val="single" w:color="BFC9D6" w:sz="4"/>
+              <w:bottom w:val="single" w:color="BFC9D6" w:sz="4"/>
+              <w:right w:val="single" w:color="BFC9D6" w:sz="4"/>
+            </w:tcBorders>
+            <w:shd w:fill="EEF3F8" w:color="auto" w:val="clear"/>
+            <w:tcMar>
+              <w:top w:type="dxa" w:w="60"/>
+              <w:left w:type="dxa" w:w="100"/>
+              <w:bottom w:type="dxa" w:w="60"/>
+              <w:right w:type="dxa" w:w="100"/>
+            </w:tcMar>
+            <w:vAlign w:val="center"/>
+          </w:tcPr>
+          <w:p>
+            <w:pPr>
+              <w:spacing w:after="30" w:before="30"/>
+              <w:jc w:val="left"/>
+            </w:pPr>
+            <w:r>
+              <w:rPr>
+                <w:rFonts w:ascii="Calibri" w:cs="Calibri" w:eastAsia="Calibri" w:hAnsi="Calibri"/>
+                <w:sz w:val="16"/>
+                <w:szCs w:val="16"/>
+              </w:rPr>
+              <w:t xml:space="preserve">Built</w:t>
+            </w:r>
+          </w:p>
+        </w:tc>
+        <w:tc>
+          <w:tcPr>
+            <w:tcW w:type="dxa" w:w="4604"/>
+            <w:tcBorders>
+              <w:top w:val="single" w:color="BFC9D6" w:sz="4"/>
+              <w:left w:val="single" w:color="BFC9D6" w:sz="4"/>
+              <w:bottom w:val="single" w:color="BFC9D6" w:sz="4"/>
+              <w:right w:val="single" w:color="BFC9D6" w:sz="4"/>
+            </w:tcBorders>
+            <w:shd w:fill="EEF3F8" w:color="auto" w:val="clear"/>
+            <w:tcMar>
+              <w:top w:type="dxa" w:w="60"/>
+              <w:left w:type="dxa" w:w="100"/>
+              <w:bottom w:type="dxa" w:w="60"/>
+              <w:right w:type="dxa" w:w="100"/>
+            </w:tcMar>
+            <w:vAlign w:val="center"/>
+          </w:tcPr>
+          <w:p>
+            <w:pPr>
+              <w:spacing w:after="30" w:before="30"/>
+              <w:jc w:val="left"/>
+            </w:pPr>
+            <w:r>
+              <w:rPr>
+                <w:rFonts w:ascii="Calibri" w:cs="Calibri" w:eastAsia="Calibri" w:hAnsi="Calibri"/>
+                <w:sz w:val="16"/>
+                <w:szCs w:val="16"/>
+              </w:rPr>
+              <w:t xml:space="preserve">As designed, with a Sponsor Officer view; HESLB handled as a sponsor.</w:t>
+            </w:r>
+          </w:p>
+        </w:tc>
+      </w:tr>
+    </w:tbl>
+    <w:p>
+      <w:pPr>
+        <w:spacing w:after="120"/>
+      </w:pPr>
+    </w:p>
+    <w:p>
+      <w:pPr>
         <w:pStyle w:val="Heading1"/>
       </w:pPr>
       <w:r>
@@ -5285,6 +7403,30 @@
           <w:rFonts w:ascii="Calibri" w:cs="Calibri" w:eastAsia="Calibri" w:hAnsi="Calibri"/>
         </w:rPr>
         <w:t xml:space="preserve">Window configured and approved at least 2 weeks before opening.</w:t>
+      </w:r>
+    </w:p>
+    <w:p>
+      <w:pPr>
+        <w:pBdr>
+          <w:left w:val="single" w:sz="18" w:space="8" w:color="1F3864"/>
+        </w:pBdr>
+        <w:shd w:val="clear" w:color="auto" w:fill="EEF3F8"/>
+        <w:spacing w:before="60" w:after="120" w:line="276"/>
+        <w:ind w:left="170" w:right="113"/>
+      </w:pPr>
+      <w:r>
+        <w:rPr>
+          <w:rFonts w:ascii="Calibri" w:cs="Calibri" w:eastAsia="Calibri" w:hAnsi="Calibri"/>
+          <w:b/>
+          <w:bCs/>
+        </w:rPr>
+        <w:t xml:space="preserve">As built (October 2026) — built:</w:t>
+      </w:r>
+      <w:r>
+        <w:rPr>
+          <w:rFonts w:ascii="Calibri" w:cs="Calibri" w:eastAsia="Calibri" w:hAnsi="Calibri"/>
+        </w:rPr>
+        <w:t xml:space="preserve"> The Admissions Officer (or the administrator) creates the window with intake, dates, application fee and programmes with capacity and NACTVET entry rules, and either publishes it to open on its date or opens it at once. There is no separate approval step by the Deputy Principal. A window can be closed early with a reason, reopened with a new closing date until selection starts, extended, and closes itself when the date passes; applicants who have started are told by SMS. Entry rules are edited per programme; the sample-results test tool is not built. The first-year fee structure is prepared by the Accountant and approved by the Bursar in Fees (BP-06).</w:t>
       </w:r>
     </w:p>
     <w:p>
@@ -6911,6 +9053,30 @@
     </w:p>
     <w:p>
       <w:pPr>
+        <w:pBdr>
+          <w:left w:val="single" w:sz="18" w:space="8" w:color="1F3864"/>
+        </w:pBdr>
+        <w:shd w:val="clear" w:color="auto" w:fill="EEF3F8"/>
+        <w:spacing w:before="60" w:after="120" w:line="276"/>
+        <w:ind w:left="170" w:right="113"/>
+      </w:pPr>
+      <w:r>
+        <w:rPr>
+          <w:rFonts w:ascii="Calibri" w:cs="Calibri" w:eastAsia="Calibri" w:hAnsi="Calibri"/>
+          <w:b/>
+          <w:bCs/>
+        </w:rPr>
+        <w:t xml:space="preserve">As built (October 2026) — built:</w:t>
+      </w:r>
+      <w:r>
+        <w:rPr>
+          <w:rFonts w:ascii="Calibri" w:cs="Calibri" w:eastAsia="Calibri" w:hAnsi="Calibri"/>
+        </w:rPr>
+        <w:t xml:space="preserve"> The applicant signs up with the Form Four index number and year; NECTA returns names, sex, school and results, which the applicant confirms (names are then fixed as NECTA has them). An SMS code verifies the phone. The applicant completes details (address chosen from region to street, impairment, education history, next of kin), pays the fee by GePG control number, adds other qualifications (another CSEE/ACSEE sitting, an NTA award fetched from NACTVET by registration number and graduation year, or an NVA/other award for the office to check), chooses programmes offered at their entry level with eligibility shown, and submits for a reference number and SMS. Details, choices and qualifications can still be changed until the window closes and selection starts. Differences: no document uploads; when NECTA cannot be reached the applicant is asked to try again later; payment reminders at 24 and 72 hours are not built.</w:t>
+      </w:r>
+    </w:p>
+    <w:p>
+      <w:pPr>
         <w:pStyle w:val="Heading2"/>
       </w:pPr>
       <w:r>
@@ -8211,6 +10377,30 @@
           <w:rFonts w:ascii="Calibri" w:cs="Calibri" w:eastAsia="Calibri" w:hAnsi="Calibri"/>
         </w:rPr>
         <w:t xml:space="preserve">Selection round completed within 5 working days of the round date.</w:t>
+      </w:r>
+    </w:p>
+    <w:p>
+      <w:pPr>
+        <w:pBdr>
+          <w:left w:val="single" w:sz="18" w:space="8" w:color="1F3864"/>
+        </w:pBdr>
+        <w:shd w:val="clear" w:color="auto" w:fill="EEF3F8"/>
+        <w:spacing w:before="60" w:after="120" w:line="276"/>
+        <w:ind w:left="170" w:right="113"/>
+      </w:pPr>
+      <w:r>
+        <w:rPr>
+          <w:rFonts w:ascii="Calibri" w:cs="Calibri" w:eastAsia="Calibri" w:hAnsi="Calibri"/>
+          <w:b/>
+          <w:bCs/>
+        </w:rPr>
+        <w:t xml:space="preserve">As built (October 2026) — built:</w:t>
+      </w:r>
+      <w:r>
+        <w:rPr>
+          <w:rFonts w:ascii="Calibri" w:cs="Calibri" w:eastAsia="Calibri" w:hAnsi="Calibri"/>
+        </w:rPr>
+        <w:t xml:space="preserve"> Before selection the office verifies or does not accept declared qualifications (with a reason the applicant sees and receives by SMS). The Admissions Officer runs selection: eligibility is re-checked, applicants are ranked by merit and places allocated stably across their choices within capacity. The proposal can be re-run while it is open. The Admissions Committee reviews statistics and a CSV pack, excludes applicants with a recorded reason and approves; the person who ran the selection cannot approve it.</w:t>
       </w:r>
     </w:p>
     <w:p>
@@ -9688,6 +11878,30 @@
     </w:p>
     <w:p>
       <w:pPr>
+        <w:pBdr>
+          <w:left w:val="single" w:sz="18" w:space="8" w:color="1F3864"/>
+        </w:pBdr>
+        <w:shd w:val="clear" w:color="auto" w:fill="EEF3F8"/>
+        <w:spacing w:before="60" w:after="120" w:line="276"/>
+        <w:ind w:left="170" w:right="113"/>
+      </w:pPr>
+      <w:r>
+        <w:rPr>
+          <w:rFonts w:ascii="Calibri" w:cs="Calibri" w:eastAsia="Calibri" w:hAnsi="Calibri"/>
+          <w:b/>
+          <w:bCs/>
+        </w:rPr>
+        <w:t xml:space="preserve">As built (October 2026) — built:</w:t>
+      </w:r>
+      <w:r>
+        <w:rPr>
+          <w:rFonts w:ascii="Calibri" w:cs="Calibri" w:eastAsia="Calibri" w:hAnsi="Calibri"/>
+        </w:rPr>
+        <w:t xml:space="preserve"> Selected applicants are pre-validated, then submitted by API or as a NACTVET template file. Outcomes are fetched (API) or imported from NACTVET's outcome file (all rows must be valid). Queries are resolved with a note and resubmitted. Verified applicants receive an offer with a deadline by SMS; those admitted elsewhere too must enter NACTVET's confirmation code (limited attempts). On acceptance the admission letter with joining instructions and QR code is issued and the annual fees invoice with control number is raised. Unanswered offers lapse automatically and released places are filled by the next selection round. Differences: the letter follows acceptance rather than verification; NACTVET's live API endpoints are awaited (a tested adapter is ready); externally selected students are not imported yet.</w:t>
+      </w:r>
+    </w:p>
+    <w:p>
+      <w:pPr>
         <w:pStyle w:val="Heading1"/>
         <w:pageBreakBefore/>
       </w:pPr>
@@ -11020,6 +13234,30 @@
     </w:p>
     <w:p>
       <w:pPr>
+        <w:pBdr>
+          <w:left w:val="single" w:sz="18" w:space="8" w:color="1F3864"/>
+        </w:pBdr>
+        <w:shd w:val="clear" w:color="auto" w:fill="EEF3F8"/>
+        <w:spacing w:before="60" w:after="120" w:line="276"/>
+        <w:ind w:left="170" w:right="113"/>
+      </w:pPr>
+      <w:r>
+        <w:rPr>
+          <w:rFonts w:ascii="Calibri" w:cs="Calibri" w:eastAsia="Calibri" w:hAnsi="Calibri"/>
+          <w:b/>
+          <w:bCs/>
+        </w:rPr>
+        <w:t xml:space="preserve">As built (October 2026) — partly built:</w:t>
+      </w:r>
+      <w:r>
+        <w:rPr>
+          <w:rFonts w:ascii="Calibri" w:cs="Calibri" w:eastAsia="Calibri" w:hAnsi="Calibri"/>
+        </w:rPr>
+        <w:t xml:space="preserve"> Registry hands accepted applicants over: the student record, registration number and student portal sign-in are created, the fees invoice moves to the student and a welcome SMS is sent. At reporting Registry ticks the originals seen and approves first registration, which makes the student active. Each semester the student registers in the portal (core modules shown, electives chosen, fee clearance checked, late registrations flagged) and Registry approves or returns with a note. ID cards are printed from the student record. Not built: NACTVET student registration submission and a late registration penalty fee.</w:t>
+      </w:r>
+    </w:p>
+    <w:p>
+      <w:pPr>
         <w:pStyle w:val="Heading2"/>
       </w:pPr>
       <w:r>
@@ -12134,6 +14372,30 @@
       <w:pPr>
         <w:spacing w:after="120"/>
       </w:pPr>
+    </w:p>
+    <w:p>
+      <w:pPr>
+        <w:pBdr>
+          <w:left w:val="single" w:sz="18" w:space="8" w:color="1F3864"/>
+        </w:pBdr>
+        <w:shd w:val="clear" w:color="auto" w:fill="EEF3F8"/>
+        <w:spacing w:before="60" w:after="120" w:line="276"/>
+        <w:ind w:left="170" w:right="113"/>
+      </w:pPr>
+      <w:r>
+        <w:rPr>
+          <w:rFonts w:ascii="Calibri" w:cs="Calibri" w:eastAsia="Calibri" w:hAnsi="Calibri"/>
+          <w:b/>
+          <w:bCs/>
+        </w:rPr>
+        <w:t xml:space="preserve">As built (October 2026) — partly built:</w:t>
+      </w:r>
+      <w:r>
+        <w:rPr>
+          <w:rFonts w:ascii="Calibri" w:cs="Calibri" w:eastAsia="Calibri" w:hAnsi="Calibri"/>
+        </w:rPr>
+        <w:t xml:space="preserve"> Registry records the request (postponement, resumption, suspension, discontinuation, withdrawal, death) with reason, documents reference and effective date; the Head of the student's department recommends; the Deputy Principal (Academic) or administrator decides. The change is applied on the effective date by a daily job, the student is told by SMS and the history is kept. Not built: programme and campus transfers, and automatic invoice adjustments.</w:t>
+      </w:r>
     </w:p>
     <w:p>
       <w:pPr>
@@ -13817,6 +16079,30 @@
     </w:p>
     <w:p>
       <w:pPr>
+        <w:pBdr>
+          <w:left w:val="single" w:sz="18" w:space="8" w:color="1F3864"/>
+        </w:pBdr>
+        <w:shd w:val="clear" w:color="auto" w:fill="EEF3F8"/>
+        <w:spacing w:before="60" w:after="120" w:line="276"/>
+        <w:ind w:left="170" w:right="113"/>
+      </w:pPr>
+      <w:r>
+        <w:rPr>
+          <w:rFonts w:ascii="Calibri" w:cs="Calibri" w:eastAsia="Calibri" w:hAnsi="Calibri"/>
+          <w:b/>
+          <w:bCs/>
+        </w:rPr>
+        <w:t xml:space="preserve">As built (October 2026) — built:</w:t>
+      </w:r>
+      <w:r>
+        <w:rPr>
+          <w:rFonts w:ascii="Calibri" w:cs="Calibri" w:eastAsia="Calibri" w:hAnsi="Calibri"/>
+        </w:rPr>
+        <w:t xml:space="preserve"> The Accountant prepares fee structures per programme, year of study and academic year, and the Bursar approves them (never the same person); approved versions are kept. Invoices are raised on acceptance, at hand-over, for hostel, resit and appeal fees and in billing runs, without duplicates. Each invoice gets a GePG control number (SMS). The signed payment notification is processed once, allocated to fee items in priority order (overpayment held as credit) and receipted (PDF). The Accountant imports GePG's daily reconciliation file and resolves each exception type; a day closes only with no open exceptions; the Bursar signs off the month. A postings file for the accounting system can be downloaded. GePG is simulated until live access is granted.</w:t>
+      </w:r>
+    </w:p>
+    <w:p>
+      <w:pPr>
         <w:pStyle w:val="Heading2"/>
       </w:pPr>
       <w:r>
@@ -14931,6 +17217,30 @@
       <w:pPr>
         <w:spacing w:after="120"/>
       </w:pPr>
+    </w:p>
+    <w:p>
+      <w:pPr>
+        <w:pBdr>
+          <w:left w:val="single" w:sz="18" w:space="8" w:color="1F3864"/>
+        </w:pBdr>
+        <w:shd w:val="clear" w:color="auto" w:fill="EEF3F8"/>
+        <w:spacing w:before="60" w:after="120" w:line="276"/>
+        <w:ind w:left="170" w:right="113"/>
+      </w:pPr>
+      <w:r>
+        <w:rPr>
+          <w:rFonts w:ascii="Calibri" w:cs="Calibri" w:eastAsia="Calibri" w:hAnsi="Calibri"/>
+          <w:b/>
+          <w:bCs/>
+        </w:rPr>
+        <w:t xml:space="preserve">As built (October 2026) — built:</w:t>
+      </w:r>
+      <w:r>
+        <w:rPr>
+          <w:rFonts w:ascii="Calibri" w:cs="Calibri" w:eastAsia="Calibri" w:hAnsi="Calibri"/>
+        </w:rPr>
+        <w:t xml:space="preserve"> The Accountant registers sponsors (including HESLB) and sponsorships per student and year (a percentage of all fees or chosen items, an optional cap and the sponsor's reference), or imports the sponsor's CSV list. One sponsor invoice carries a line per student, never more than the student owes. As the sponsor pays (GePG or a bank remittance recorded by the bursary) each share moves onto the student's invoice; until then the share invoiced to the sponsor counts towards the student's clearance. Waivers and refunds are requested with evidence; the Bursar approves, and above the threshold (default TZS 500,000) the Principal approves as well; nobody approves their own request or both levels. A waiver is posted as a credit note; a refund uses the student's credit and gets a refund voucher, marked paid when paid out. A Sponsor Officer sees only their sponsor.</w:t>
+      </w:r>
     </w:p>
     <w:p>
       <w:pPr>
@@ -16122,6 +18432,30 @@
           <w:szCs w:val="18"/>
         </w:rPr>
         <w:t xml:space="preserve">Figure 3: NTA results approval workflow (BP-08)</w:t>
+      </w:r>
+    </w:p>
+    <w:p>
+      <w:pPr>
+        <w:pBdr>
+          <w:left w:val="single" w:sz="18" w:space="8" w:color="1F3864"/>
+        </w:pBdr>
+        <w:shd w:val="clear" w:color="auto" w:fill="EEF3F8"/>
+        <w:spacing w:before="60" w:after="120" w:line="276"/>
+        <w:ind w:left="170" w:right="113"/>
+      </w:pPr>
+      <w:r>
+        <w:rPr>
+          <w:rFonts w:ascii="Calibri" w:cs="Calibri" w:eastAsia="Calibri" w:hAnsi="Calibri"/>
+          <w:b/>
+          <w:bCs/>
+        </w:rPr>
+        <w:t xml:space="preserve">As built (October 2026) — built:</w:t>
+      </w:r>
+      <w:r>
+        <w:rPr>
+          <w:rFonts w:ascii="Calibri" w:cs="Calibri" w:eastAsia="Calibri" w:hAnsi="Calibri"/>
+        </w:rPr>
+        <w:t xml:space="preserve"> Module offerings are set up from approved semester registrations and lecturers are allocated by the Head of Department or the examinations office. Lecturers work from My teaching: class lists, a one-tap register that keeps working offline, or self check-in with a rotating QR code. Percentages are computed per student; a student below the threshold gets an SMS and is listed for the lecturer and Head of Department. Exemptions are asked for with a reason and decided by someone else in academic management.</w:t>
       </w:r>
     </w:p>
     <w:p>
@@ -17986,6 +20320,30 @@
     </w:p>
     <w:p>
       <w:pPr>
+        <w:pBdr>
+          <w:left w:val="single" w:sz="18" w:space="8" w:color="1F3864"/>
+        </w:pBdr>
+        <w:shd w:val="clear" w:color="auto" w:fill="EEF3F8"/>
+        <w:spacing w:before="60" w:after="120" w:line="276"/>
+        <w:ind w:left="170" w:right="113"/>
+      </w:pPr>
+      <w:r>
+        <w:rPr>
+          <w:rFonts w:ascii="Calibri" w:cs="Calibri" w:eastAsia="Calibri" w:hAnsi="Calibri"/>
+          <w:b/>
+          <w:bCs/>
+        </w:rPr>
+        <w:t xml:space="preserve">As built (October 2026) — built:</w:t>
+      </w:r>
+      <w:r>
+        <w:rPr>
+          <w:rFonts w:ascii="Calibri" w:cs="Calibri" w:eastAsia="Calibri" w:hAnsi="Calibri"/>
+        </w:rPr>
+        <w:t xml:space="preserve"> Lecturers set the assessment plan (weights checked against the regulations) and enter marks on screen or by Excel during the marks window set by the Examinations Officer, who also generates eligibility lists. Submission locks the lecturer's editing. The Head of Department moderates with grade distribution and anomaly flags, or returns with comments; the Department Board stage is optional per institution. The Examinations Officer computes the class result sheet (GPA, CGPA, proposed decisions, classification); the Deputy Principal records Academic Committee changes with reasons and recommends; an administrator other than the recommender records Governing Board confirmation, after which the database refuses changes. The Examinations Officer publishes (SMS; withheld without results clearance) and produces the NACTVET results file, recording NACTVET's response. Later corrections are amendments approved by an administrator.</w:t>
+      </w:r>
+    </w:p>
+    <w:p>
+      <w:pPr>
         <w:pStyle w:val="Heading2"/>
       </w:pPr>
       <w:r>
@@ -19100,6 +21458,30 @@
       <w:pPr>
         <w:spacing w:after="120"/>
       </w:pPr>
+    </w:p>
+    <w:p>
+      <w:pPr>
+        <w:pBdr>
+          <w:left w:val="single" w:sz="18" w:space="8" w:color="1F3864"/>
+        </w:pBdr>
+        <w:shd w:val="clear" w:color="auto" w:fill="EEF3F8"/>
+        <w:spacing w:before="60" w:after="120" w:line="276"/>
+        <w:ind w:left="170" w:right="113"/>
+      </w:pPr>
+      <w:r>
+        <w:rPr>
+          <w:rFonts w:ascii="Calibri" w:cs="Calibri" w:eastAsia="Calibri" w:hAnsi="Calibri"/>
+          <w:b/>
+          <w:bCs/>
+        </w:rPr>
+        <w:t xml:space="preserve">As built (October 2026) — built:</w:t>
+      </w:r>
+      <w:r>
+        <w:rPr>
+          <w:rFonts w:ascii="Calibri" w:cs="Calibri" w:eastAsia="Calibri" w:hAnsi="Calibri"/>
+        </w:rPr>
+        <w:t xml:space="preserve"> The Examinations Officer sets up competence units for a semester from modules marked as competence-based (each starts with a practical and a theory task), edits the tasks and evidence required, and allocates assessors. Assessors record competent or not yet competent per task with evidence; re-assessment attempts are allowed up to the maximum in the regulations (default 3). The assessor submits; the Head of Department verifies (attempts lock, SMS to trainees not yet competent) or returns with a comment; the examinations office can reopen. Award eligibility per class is confirmed and exported to Excel for NACTVET. Difference: units are set up by the examinations office rather than the Head of Department.</w:t>
+      </w:r>
     </w:p>
     <w:p>
       <w:pPr>
@@ -20220,6 +22602,30 @@
     </w:p>
     <w:p>
       <w:pPr>
+        <w:pBdr>
+          <w:left w:val="single" w:sz="18" w:space="8" w:color="1F3864"/>
+        </w:pBdr>
+        <w:shd w:val="clear" w:color="auto" w:fill="EEF3F8"/>
+        <w:spacing w:before="60" w:after="120" w:line="276"/>
+        <w:ind w:left="170" w:right="113"/>
+      </w:pPr>
+      <w:r>
+        <w:rPr>
+          <w:rFonts w:ascii="Calibri" w:cs="Calibri" w:eastAsia="Calibri" w:hAnsi="Calibri"/>
+          <w:b/>
+          <w:bCs/>
+        </w:rPr>
+        <w:t xml:space="preserve">As built (October 2026) — built:</w:t>
+      </w:r>
+      <w:r>
+        <w:rPr>
+          <w:rFonts w:ascii="Calibri" w:cs="Calibri" w:eastAsia="Calibri" w:hAnsi="Calibri"/>
+        </w:rPr>
+        <w:t xml:space="preserve"> The Examinations Officer opens a resit session per semester (fee per module, registration deadline, exam period). Students with a published supplementary or special-exam decision register in the portal for their failed or missed modules and pay by GePG. Lecturers enter resit marks only for students who have paid; supplementary grades are capped, special exams are not. The Head of Department approves; a resit result sheet goes through committee, board and publication; a module still failed becomes carry over. Confirmed resit results replace first attempts in the CGPA.</w:t>
+      </w:r>
+    </w:p>
+    <w:p>
+      <w:pPr>
         <w:pStyle w:val="Heading2"/>
       </w:pPr>
       <w:r>
@@ -21334,6 +23740,30 @@
       <w:pPr>
         <w:spacing w:after="120"/>
       </w:pPr>
+    </w:p>
+    <w:p>
+      <w:pPr>
+        <w:pBdr>
+          <w:left w:val="single" w:sz="18" w:space="8" w:color="1F3864"/>
+        </w:pBdr>
+        <w:shd w:val="clear" w:color="auto" w:fill="EEF3F8"/>
+        <w:spacing w:before="60" w:after="120" w:line="276"/>
+        <w:ind w:left="170" w:right="113"/>
+      </w:pPr>
+      <w:r>
+        <w:rPr>
+          <w:rFonts w:ascii="Calibri" w:cs="Calibri" w:eastAsia="Calibri" w:hAnsi="Calibri"/>
+          <w:b/>
+          <w:bCs/>
+        </w:rPr>
+        <w:t xml:space="preserve">As built (October 2026) — built:</w:t>
+      </w:r>
+      <w:r>
+        <w:rPr>
+          <w:rFonts w:ascii="Calibri" w:cs="Calibri" w:eastAsia="Calibri" w:hAnsi="Calibri"/>
+        </w:rPr>
+        <w:t xml:space="preserve"> Within the appeal period (default 14 days after publication) the student asks in the portal for a remark or appeal and pays the fee by GePG. The Examinations Officer assigns an examiner who did not teach the module (otherwise refused) or declines with a reason. The examiner records new marks with a comment; original marks are kept. An unchanged outcome closes with an SMS; a changed one becomes an amendment approved by an administrator (rather than the Academic Committee), which re-grades and recomputes the student's results.</w:t>
+      </w:r>
     </w:p>
     <w:p>
       <w:pPr>
@@ -22625,6 +25055,30 @@
     </w:p>
     <w:p>
       <w:pPr>
+        <w:pBdr>
+          <w:left w:val="single" w:sz="18" w:space="8" w:color="1F3864"/>
+        </w:pBdr>
+        <w:shd w:val="clear" w:color="auto" w:fill="EEF3F8"/>
+        <w:spacing w:before="60" w:after="120" w:line="276"/>
+        <w:ind w:left="170" w:right="113"/>
+      </w:pPr>
+      <w:r>
+        <w:rPr>
+          <w:rFonts w:ascii="Calibri" w:cs="Calibri" w:eastAsia="Calibri" w:hAnsi="Calibri"/>
+          <w:b/>
+          <w:bCs/>
+        </w:rPr>
+        <w:t xml:space="preserve">As built (October 2026) — built:</w:t>
+      </w:r>
+      <w:r>
+        <w:rPr>
+          <w:rFonts w:ascii="Calibri" w:cs="Calibri" w:eastAsia="Calibri" w:hAnsi="Calibri"/>
+        </w:rPr>
+        <w:t xml:space="preserve"> The warden keeps the inventory (fee categories, hostels and rooms by gender, beds in or out of service) and opens windows with the payment period and priority rules. Active students apply with up to three hostel choices, a room type and special needs. Allocation, automatic or manual, never goes against gender and puts special needs, first years and fee clearance first; the rest go on a waiting list (SMS). The hostel fee is invoiced with a control number; unpaid allocations are released every morning and offered to the waiting list. Check-in follows payment; check-out records condition and damages, which are invoiced. Wardens assigned to hostels work only on those; repairs are logged by wardens or reported by students.</w:t>
+      </w:r>
+    </w:p>
+    <w:p>
+      <w:pPr>
         <w:pStyle w:val="Heading2"/>
       </w:pPr>
       <w:r>
@@ -23739,6 +26193,30 @@
       <w:pPr>
         <w:spacing w:after="120"/>
       </w:pPr>
+    </w:p>
+    <w:p>
+      <w:pPr>
+        <w:pBdr>
+          <w:left w:val="single" w:sz="18" w:space="8" w:color="1F3864"/>
+        </w:pBdr>
+        <w:shd w:val="clear" w:color="auto" w:fill="EEF3F8"/>
+        <w:spacing w:before="60" w:after="120" w:line="276"/>
+        <w:ind w:left="170" w:right="113"/>
+      </w:pPr>
+      <w:r>
+        <w:rPr>
+          <w:rFonts w:ascii="Calibri" w:cs="Calibri" w:eastAsia="Calibri" w:hAnsi="Calibri"/>
+          <w:b/>
+          <w:bCs/>
+        </w:rPr>
+        <w:t xml:space="preserve">As built (October 2026) — built:</w:t>
+      </w:r>
+      <w:r>
+        <w:rPr>
+          <w:rFonts w:ascii="Calibri" w:cs="Calibri" w:eastAsia="Calibri" w:hAnsi="Calibri"/>
+        </w:rPr>
+        <w:t xml:space="preserve"> The IPT Coordinator keeps organisations with capacity and IPT periods with mark weights and the logbook weeks needed. Students request a placement on the portal, or the coordinator places them; confirmation with an institution supervisor (within capacity) or decline is sent by SMS, and a numbered placement letter is produced. Students keep a weekly logbook that the supervisor approves or returns; visits and the three marks are recorded and the IPT mark is computed. The coordinator sends IPT marks to the IPT module's results, which then follow BP-08. A coordinator can be limited to a department. Difference: workplace supervisors do not sign in; staff enter their mark.</w:t>
+      </w:r>
     </w:p>
     <w:p>
       <w:pPr>
@@ -25003,6 +27481,30 @@
     </w:p>
     <w:p>
       <w:pPr>
+        <w:pBdr>
+          <w:left w:val="single" w:sz="18" w:space="8" w:color="1F3864"/>
+        </w:pBdr>
+        <w:shd w:val="clear" w:color="auto" w:fill="EEF3F8"/>
+        <w:spacing w:before="60" w:after="120" w:line="276"/>
+        <w:ind w:left="170" w:right="113"/>
+      </w:pPr>
+      <w:r>
+        <w:rPr>
+          <w:rFonts w:ascii="Calibri" w:cs="Calibri" w:eastAsia="Calibri" w:hAnsi="Calibri"/>
+          <w:b/>
+          <w:bCs/>
+        </w:rPr>
+        <w:t xml:space="preserve">As built (October 2026) — built:</w:t>
+      </w:r>
+      <w:r>
+        <w:rPr>
+          <w:rFonts w:ascii="Calibri" w:cs="Calibri" w:eastAsia="Calibri" w:hAnsi="Calibri"/>
+        </w:rPr>
+        <w:t xml:space="preserve"> Finalists are found from published results (the programme's last semester passed, nothing outstanding). Registry configures offices: the student's Head of Department, finance (cleared automatically when nothing is owed and the graduation gate is met) and offices with assigned officers (library, hostel, sports by default). The student starts clearance on the portal (or Registry does); offices clear or hold with a reason (SMS); completion is sent by SMS. Registry generates the graduand list (showing who is not ready and why) and sends it to the Board; another administrator records approval with the minute reference. Graduates are told by SMS; the NACTVET graduand file is produced; certificates are numbered once with a QR code, and every print and reprint (with a reason) is logged.</w:t>
+      </w:r>
+    </w:p>
+    <w:p>
+      <w:pPr>
         <w:pStyle w:val="Heading2"/>
       </w:pPr>
       <w:r>
@@ -25847,6 +28349,30 @@
       <w:pPr>
         <w:spacing w:after="120"/>
       </w:pPr>
+    </w:p>
+    <w:p>
+      <w:pPr>
+        <w:pBdr>
+          <w:left w:val="single" w:sz="18" w:space="8" w:color="1F3864"/>
+        </w:pBdr>
+        <w:shd w:val="clear" w:color="auto" w:fill="EEF3F8"/>
+        <w:spacing w:before="60" w:after="120" w:line="276"/>
+        <w:ind w:left="170" w:right="113"/>
+      </w:pPr>
+      <w:r>
+        <w:rPr>
+          <w:rFonts w:ascii="Calibri" w:cs="Calibri" w:eastAsia="Calibri" w:hAnsi="Calibri"/>
+          <w:b/>
+          <w:bCs/>
+        </w:rPr>
+        <w:t xml:space="preserve">As built (October 2026) — built:</w:t>
+      </w:r>
+      <w:r>
+        <w:rPr>
+          <w:rFonts w:ascii="Calibri" w:cs="Calibri" w:eastAsia="Calibri" w:hAnsi="Calibri"/>
+        </w:rPr>
+        <w:t xml:space="preserve"> Admission letters, statements of results and certificates carry a QR code and verification code. The public verification page is rate-limited and shows the document type, name, programme and status with minimal personal data; superseded and revoked documents are shown as such.</w:t>
+      </w:r>
     </w:p>
     <w:p>
       <w:pPr>
@@ -26378,6 +28904,30 @@
       <w:pPr>
         <w:spacing w:after="120"/>
       </w:pPr>
+    </w:p>
+    <w:p>
+      <w:pPr>
+        <w:pBdr>
+          <w:left w:val="single" w:sz="18" w:space="8" w:color="1F3864"/>
+        </w:pBdr>
+        <w:shd w:val="clear" w:color="auto" w:fill="EEF3F8"/>
+        <w:spacing w:before="60" w:after="120" w:line="276"/>
+        <w:ind w:left="170" w:right="113"/>
+      </w:pPr>
+      <w:r>
+        <w:rPr>
+          <w:rFonts w:ascii="Calibri" w:cs="Calibri" w:eastAsia="Calibri" w:hAnsi="Calibri"/>
+          <w:b/>
+          <w:bCs/>
+        </w:rPr>
+        <w:t xml:space="preserve">As built:</w:t>
+      </w:r>
+      <w:r>
+        <w:rPr>
+          <w:rFonts w:ascii="Calibri" w:cs="Calibri" w:eastAsia="Calibri" w:hAnsi="Calibri"/>
+        </w:rPr>
+        <w:t xml:space="preserve"> segregation of duties is enforced in the software (fee structure preparer vs approver, selection proposer vs approver, curriculum preparer vs approver, recommender vs Board confirmation, amendment requester vs approver, waiver requester vs approvers, own appeals and modules excluded). Database rules back the most important controls: one active allocation per bed, unique registration numbers that never change, confirmed results locked, invoices and payments never deleted, and an append-only audit trail. Every SMS is sent from an outbox only after the work commits.</w:t>
+      </w:r>
     </w:p>
     <w:sectPr>
       <w:headerReference w:type="default" r:id="rId7"/>

--- a/docs/04_Business_Process_Document_College_Institution_Management_System.docx
+++ b/docs/04_Business_Process_Document_College_Institution_Management_System.docx
@@ -397,7 +397,7 @@
                 <w:sz w:val="18"/>
                 <w:szCs w:val="18"/>
               </w:rPr>
-              <w:t xml:space="preserve">Version 3.0 — updated to the system as built, for stakeholder review</w:t>
+              <w:t xml:space="preserve">Version 3.1 — updated to the system as built after the October 2026 completion batches, for stakeholder review</w:t>
             </w:r>
           </w:p>
         </w:tc>
@@ -1359,6 +1359,143 @@
                 <w:szCs w:val="18"/>
               </w:rPr>
               <w:t xml:space="preserve">Updated to the system as built (development build, October 2026): what is built, what is partly built and what remains, with corrected technology, data model and plan. The version 2.0 requirements stay the baseline.</w:t>
+            </w:r>
+          </w:p>
+        </w:tc>
+      </w:tr>
+      <w:tr>
+        <w:trPr>
+          <w:cantSplit/>
+        </w:trPr>
+        <w:tc>
+          <w:tcPr>
+            <w:tcW w:type="dxa" w:w="1083"/>
+            <w:tcBorders>
+              <w:top w:val="single" w:color="BFC9D6" w:sz="4"/>
+              <w:left w:val="single" w:color="BFC9D6" w:sz="4"/>
+              <w:bottom w:val="single" w:color="BFC9D6" w:sz="4"/>
+              <w:right w:val="single" w:color="BFC9D6" w:sz="4"/>
+            </w:tcBorders>
+            <w:shd w:fill="EEF3F8" w:color="auto" w:val="clear"/>
+            <w:tcMar>
+              <w:top w:type="dxa" w:w="60"/>
+              <w:left w:type="dxa" w:w="100"/>
+              <w:bottom w:type="dxa" w:w="60"/>
+              <w:right w:type="dxa" w:w="100"/>
+            </w:tcMar>
+            <w:vAlign w:val="center"/>
+          </w:tcPr>
+          <w:p>
+            <w:pPr>
+              <w:spacing w:after="30" w:before="30"/>
+              <w:jc w:val="left"/>
+            </w:pPr>
+            <w:r>
+              <w:rPr>
+                <w:rFonts w:ascii="Calibri" w:cs="Calibri" w:eastAsia="Calibri" w:hAnsi="Calibri"/>
+                <w:sz w:val="18"/>
+                <w:szCs w:val="18"/>
+              </w:rPr>
+              <w:t xml:space="preserve">3.1</w:t>
+            </w:r>
+          </w:p>
+        </w:tc>
+        <w:tc>
+          <w:tcPr>
+            <w:tcW w:type="dxa" w:w="1624"/>
+            <w:tcBorders>
+              <w:top w:val="single" w:color="BFC9D6" w:sz="4"/>
+              <w:left w:val="single" w:color="BFC9D6" w:sz="4"/>
+              <w:bottom w:val="single" w:color="BFC9D6" w:sz="4"/>
+              <w:right w:val="single" w:color="BFC9D6" w:sz="4"/>
+            </w:tcBorders>
+            <w:shd w:fill="EEF3F8" w:color="auto" w:val="clear"/>
+            <w:tcMar>
+              <w:top w:type="dxa" w:w="60"/>
+              <w:left w:type="dxa" w:w="100"/>
+              <w:bottom w:type="dxa" w:w="60"/>
+              <w:right w:type="dxa" w:w="100"/>
+            </w:tcMar>
+            <w:vAlign w:val="center"/>
+          </w:tcPr>
+          <w:p>
+            <w:pPr>
+              <w:spacing w:after="30" w:before="30"/>
+              <w:jc w:val="left"/>
+            </w:pPr>
+            <w:r>
+              <w:rPr>
+                <w:rFonts w:ascii="Calibri" w:cs="Calibri" w:eastAsia="Calibri" w:hAnsi="Calibri"/>
+                <w:sz w:val="18"/>
+                <w:szCs w:val="18"/>
+              </w:rPr>
+              <w:t xml:space="preserve">October 2026</w:t>
+            </w:r>
+          </w:p>
+        </w:tc>
+        <w:tc>
+          <w:tcPr>
+            <w:tcW w:type="dxa" w:w="1985"/>
+            <w:tcBorders>
+              <w:top w:val="single" w:color="BFC9D6" w:sz="4"/>
+              <w:left w:val="single" w:color="BFC9D6" w:sz="4"/>
+              <w:bottom w:val="single" w:color="BFC9D6" w:sz="4"/>
+              <w:right w:val="single" w:color="BFC9D6" w:sz="4"/>
+            </w:tcBorders>
+            <w:shd w:fill="EEF3F8" w:color="auto" w:val="clear"/>
+            <w:tcMar>
+              <w:top w:type="dxa" w:w="60"/>
+              <w:left w:type="dxa" w:w="100"/>
+              <w:bottom w:type="dxa" w:w="60"/>
+              <w:right w:type="dxa" w:w="100"/>
+            </w:tcMar>
+            <w:vAlign w:val="center"/>
+          </w:tcPr>
+          <w:p>
+            <w:pPr>
+              <w:spacing w:after="30" w:before="30"/>
+              <w:jc w:val="left"/>
+            </w:pPr>
+            <w:r>
+              <w:rPr>
+                <w:rFonts w:ascii="Calibri" w:cs="Calibri" w:eastAsia="Calibri" w:hAnsi="Calibri"/>
+                <w:sz w:val="18"/>
+                <w:szCs w:val="18"/>
+              </w:rPr>
+              <w:t xml:space="preserve">Msingi Technologies Ltd</w:t>
+            </w:r>
+          </w:p>
+        </w:tc>
+        <w:tc>
+          <w:tcPr>
+            <w:tcW w:type="dxa" w:w="4334"/>
+            <w:tcBorders>
+              <w:top w:val="single" w:color="BFC9D6" w:sz="4"/>
+              <w:left w:val="single" w:color="BFC9D6" w:sz="4"/>
+              <w:bottom w:val="single" w:color="BFC9D6" w:sz="4"/>
+              <w:right w:val="single" w:color="BFC9D6" w:sz="4"/>
+            </w:tcBorders>
+            <w:shd w:fill="EEF3F8" w:color="auto" w:val="clear"/>
+            <w:tcMar>
+              <w:top w:type="dxa" w:w="60"/>
+              <w:left w:type="dxa" w:w="100"/>
+              <w:bottom w:type="dxa" w:w="60"/>
+              <w:right w:type="dxa" w:w="100"/>
+            </w:tcMar>
+            <w:vAlign w:val="center"/>
+          </w:tcPr>
+          <w:p>
+            <w:pPr>
+              <w:spacing w:after="30" w:before="30"/>
+              <w:jc w:val="left"/>
+            </w:pPr>
+            <w:r>
+              <w:rPr>
+                <w:rFonts w:ascii="Calibri" w:cs="Calibri" w:eastAsia="Calibri" w:hAnsi="Calibri"/>
+                <w:sz w:val="18"/>
+                <w:szCs w:val="18"/>
+              </w:rPr>
+              <w:t xml:space="preserve">Process status and "As built" notes brought up to date after the completion batches (campuses and transfers; instalments, penalties and discounts; email; two-step sign-in, API clients and personal-data requests; data import and document uploads; configurable approval stages; alumni and tracer surveys; government adapters, deployment and load tests; the staff back-office in Kiswahili). The version 2.0 processes stay the baseline.</w:t>
             </w:r>
           </w:p>
         </w:tc>
@@ -4474,7 +4611,7 @@
                 <w:sz w:val="16"/>
                 <w:szCs w:val="16"/>
               </w:rPr>
-              <w:t xml:space="preserve">Sign-up by Form Four index number with NECTA data; no document uploads; no payment reminders.</w:t>
+              <w:t xml:space="preserve">Sign-up by Form Four index number with NECTA data; document uploads per window; no payment reminders.</w:t>
             </w:r>
           </w:p>
         </w:tc>
@@ -4683,7 +4820,7 @@
                 <w:sz w:val="16"/>
                 <w:szCs w:val="16"/>
               </w:rPr>
-              <w:t xml:space="preserve">Letter issued on acceptance; NACTVET live API awaited; no import of external selections.</w:t>
+              <w:t xml:space="preserve">Letter issued on acceptance; NACTVET live API awaited; externally selected students imported into the window.</w:t>
             </w:r>
           </w:p>
         </w:tc>
@@ -4789,7 +4926,7 @@
                 <w:sz w:val="16"/>
                 <w:szCs w:val="16"/>
               </w:rPr>
-              <w:t xml:space="preserve">No NACTVET registration submission or late penalty fee.</w:t>
+              <w:t xml:space="preserve">NACTVET registration by API (live interface awaited); no late registration penalty fee.</w:t>
             </w:r>
           </w:p>
         </w:tc>
@@ -4892,7 +5029,7 @@
                 <w:sz w:val="16"/>
                 <w:szCs w:val="16"/>
               </w:rPr>
-              <w:t xml:space="preserve">As designed; GePG simulated until live access; postings file instead of a MUSE interface.</w:t>
+              <w:t xml:space="preserve">As designed, plus instalment reminders, penalties and discount schemes; live GePG adapter switched on with certificates; postings to MUSE per period.</w:t>
             </w:r>
           </w:p>
         </w:tc>
@@ -5101,7 +5238,7 @@
                 <w:sz w:val="16"/>
                 <w:szCs w:val="16"/>
               </w:rPr>
-              <w:t xml:space="preserve">Board decisions recorded by an administrator; Department Board optional.</w:t>
+              <w:t xml:space="preserve">Board decisions recorded by an administrator; Department Board optional; further approval stages set by the institution.</w:t>
             </w:r>
           </w:p>
         </w:tc>
@@ -5625,7 +5762,7 @@
                 <w:sz w:val="16"/>
                 <w:szCs w:val="16"/>
               </w:rPr>
-              <w:t xml:space="preserve">Workplace supervisor's mark entered by staff.</w:t>
+              <w:t xml:space="preserve">As designed: the workplace supervisor rates the student through a personal link.</w:t>
             </w:r>
           </w:p>
         </w:tc>
@@ -5728,7 +5865,7 @@
                 <w:sz w:val="16"/>
                 <w:szCs w:val="16"/>
               </w:rPr>
-              <w:t xml:space="preserve">No transfers or automatic invoice adjustments.</w:t>
+              <w:t xml:space="preserve">Programme and campus transfers built; no automatic invoice adjustments.</w:t>
             </w:r>
           </w:p>
         </w:tc>
@@ -9066,13 +9203,7 @@
           <w:b/>
           <w:bCs/>
         </w:rPr>
-        <w:t xml:space="preserve">As built (October 2026) — built:</w:t>
-      </w:r>
-      <w:r>
-        <w:rPr>
-          <w:rFonts w:ascii="Calibri" w:cs="Calibri" w:eastAsia="Calibri" w:hAnsi="Calibri"/>
-        </w:rPr>
-        <w:t xml:space="preserve"> The applicant signs up with the Form Four index number and year; NECTA returns names, sex, school and results, which the applicant confirms (names are then fixed as NECTA has them). An SMS code verifies the phone. The applicant completes details (address chosen from region to street, impairment, education history, next of kin), pays the fee by GePG control number, adds other qualifications (another CSEE/ACSEE sitting, an NTA award fetched from NACTVET by registration number and graduation year, or an NVA/other award for the office to check), chooses programmes offered at their entry level with eligibility shown, and submits for a reference number and SMS. Details, choices and qualifications can still be changed until the window closes and selection starts. Differences: no document uploads; when NECTA cannot be reached the applicant is asked to try again later; payment reminders at 24 and 72 hours are not built.</w:t>
+        <w:t xml:space="preserve">As built (October 2026) — built: The applicant signs up with the Form Four index number and year; NECTA returns names, sex, school and results, which the applicant confirms (names are then fixed as NECTA has them). An SMS code verifies the phone. The applicant completes details (address chosen from region to street, impairment, education history, next of kin), pays the fee by GePG control number, adds other qualifications (another CSEE/ACSEE sitting, an NTA award fetched from NACTVET by registration number and graduation year, or an NVA/other award for the office to check), chooses programmes offered at their entry level with eligibility shown, and submits for a reference number and SMS. Details, choices and qualifications can still be changed until the window closes and selection starts. The applicant uploads the documents the window asks for (PDF, JPEG or PNG), which the office accepts or sends back with an SMS. Differences: when NECTA cannot be reached the applicant is asked to try again later; payment reminders at 24 and 72 hours are not built.</w:t>
       </w:r>
     </w:p>
     <w:p>
@@ -11891,13 +12022,7 @@
           <w:b/>
           <w:bCs/>
         </w:rPr>
-        <w:t xml:space="preserve">As built (October 2026) — built:</w:t>
-      </w:r>
-      <w:r>
-        <w:rPr>
-          <w:rFonts w:ascii="Calibri" w:cs="Calibri" w:eastAsia="Calibri" w:hAnsi="Calibri"/>
-        </w:rPr>
-        <w:t xml:space="preserve"> Selected applicants are pre-validated, then submitted by API or as a NACTVET template file. Outcomes are fetched (API) or imported from NACTVET's outcome file (all rows must be valid). Queries are resolved with a note and resubmitted. Verified applicants receive an offer with a deadline by SMS; those admitted elsewhere too must enter NACTVET's confirmation code (limited attempts). On acceptance the admission letter with joining instructions and QR code is issued and the annual fees invoice with control number is raised. Unanswered offers lapse automatically and released places are filled by the next selection round. Differences: the letter follows acceptance rather than verification; NACTVET's live API endpoints are awaited (a tested adapter is ready); externally selected students are not imported yet.</w:t>
+        <w:t xml:space="preserve">As built (October 2026) — built: Selected applicants are pre-validated, then submitted by API or as a NACTVET template file. Outcomes are fetched (API) or imported from NACTVET's outcome file (all rows must be valid). Queries are resolved with a note and resubmitted. Verified applicants receive an offer with a deadline by SMS; those admitted elsewhere too must enter NACTVET's confirmation code (limited attempts). On acceptance the admission letter with joining instructions and QR code is issued and the annual fees invoice with control number is raised. Unanswered offers lapse automatically and released places are filled by the next selection round. Differences: the letter follows acceptance rather than verification; NACTVET's live API endpoints are awaited (a tested adapter is ready); students selected by TAMISEMI or another body are imported into the window as selected and follow the same verification and offers.</w:t>
       </w:r>
     </w:p>
     <w:p>
@@ -13247,13 +13372,7 @@
           <w:b/>
           <w:bCs/>
         </w:rPr>
-        <w:t xml:space="preserve">As built (October 2026) — partly built:</w:t>
-      </w:r>
-      <w:r>
-        <w:rPr>
-          <w:rFonts w:ascii="Calibri" w:cs="Calibri" w:eastAsia="Calibri" w:hAnsi="Calibri"/>
-        </w:rPr>
-        <w:t xml:space="preserve"> Registry hands accepted applicants over: the student record, registration number and student portal sign-in are created, the fees invoice moves to the student and a welcome SMS is sent. At reporting Registry ticks the originals seen and approves first registration, which makes the student active. Each semester the student registers in the portal (core modules shown, electives chosen, fee clearance checked, late registrations flagged) and Registry approves or returns with a note. ID cards are printed from the student record. Not built: NACTVET student registration submission and a late registration penalty fee.</w:t>
+        <w:t xml:space="preserve">As built (October 2026) — partly built: Registry hands accepted applicants over: the student record, registration number and student portal sign-in are created, the fees invoice moves to the student and a welcome SMS is sent. At reporting Registry ticks the originals seen and approves first registration, which makes the student active. Each semester the student registers in the portal (core modules shown, electives chosen, fee clearance checked, late registrations flagged) and Registry approves or returns with a note. ID cards are printed from the student record. Registry sends registered students to NACTVET by API and follows each student's outcome (live interface awaited). Not built: a late registration penalty fee.</w:t>
       </w:r>
     </w:p>
     <w:p>
@@ -14388,13 +14507,7 @@
           <w:b/>
           <w:bCs/>
         </w:rPr>
-        <w:t xml:space="preserve">As built (October 2026) — partly built:</w:t>
-      </w:r>
-      <w:r>
-        <w:rPr>
-          <w:rFonts w:ascii="Calibri" w:cs="Calibri" w:eastAsia="Calibri" w:hAnsi="Calibri"/>
-        </w:rPr>
-        <w:t xml:space="preserve"> Registry records the request (postponement, resumption, suspension, discontinuation, withdrawal, death) with reason, documents reference and effective date; the Head of the student's department recommends; the Deputy Principal (Academic) or administrator decides. The change is applied on the effective date by a daily job, the student is told by SMS and the history is kept. Not built: programme and campus transfers, and automatic invoice adjustments.</w:t>
+        <w:t xml:space="preserve">As built (October 2026) — partly built: Registry records the request (postponement, resumption, suspension, discontinuation, withdrawal, death) with reason, documents reference and effective date; the Head of the student's department recommends; the Deputy Principal (Academic) or administrator decides. The change is applied on the effective date by a daily job, the student is told by SMS and the history is kept. Programme and campus transfers follow the same path: asked by Registry or by the student, recommended by the receiving Head of Department and decided by the Deputy Principal (Academic); the registration number never changes. Not built: automatic invoice adjustments.</w:t>
       </w:r>
     </w:p>
     <w:p>
@@ -16092,13 +16205,7 @@
           <w:b/>
           <w:bCs/>
         </w:rPr>
-        <w:t xml:space="preserve">As built (October 2026) — built:</w:t>
-      </w:r>
-      <w:r>
-        <w:rPr>
-          <w:rFonts w:ascii="Calibri" w:cs="Calibri" w:eastAsia="Calibri" w:hAnsi="Calibri"/>
-        </w:rPr>
-        <w:t xml:space="preserve"> The Accountant prepares fee structures per programme, year of study and academic year, and the Bursar approves them (never the same person); approved versions are kept. Invoices are raised on acceptance, at hand-over, for hostel, resit and appeal fees and in billing runs, without duplicates. Each invoice gets a GePG control number (SMS). The signed payment notification is processed once, allocated to fee items in priority order (overpayment held as credit) and receipted (PDF). The Accountant imports GePG's daily reconciliation file and resolves each exception type; a day closes only with no open exceptions; the Bursar signs off the month. A postings file for the accounting system can be downloaded. GePG is simulated until live access is granted.</w:t>
+        <w:t xml:space="preserve">As built (October 2026) — built: The Accountant prepares fee structures per programme, year of study and academic year, and the Bursar approves them (never the same person); approved versions are kept. Invoices are raised on acceptance, at hand-over, for hostel, resit and appeal fees and in billing runs, without duplicates. Each invoice gets a GePG control number (SMS). The signed payment notification is processed once, allocated to fee items in priority order (overpayment held as credit) and receipted (PDF). The Accountant imports GePG's daily reconciliation file and resolves each exception type; a day closes only with no open exceptions; the Bursar signs off the month. Instalments fall due on dates set per academic year, with SMS reminders before, on and after the day and late-payment penalties after a grace period; discounts and scholarships are granted through the waiver approval. Fee structures can also differ by intake and student category. Postings go to MUSE per period, or as a file for another accounting system. The live GePG adapter is switched on with the institution's certificates; until then GePG is simulated.</w:t>
       </w:r>
     </w:p>
     <w:p>
@@ -17233,13 +17340,7 @@
           <w:b/>
           <w:bCs/>
         </w:rPr>
-        <w:t xml:space="preserve">As built (October 2026) — built:</w:t>
-      </w:r>
-      <w:r>
-        <w:rPr>
-          <w:rFonts w:ascii="Calibri" w:cs="Calibri" w:eastAsia="Calibri" w:hAnsi="Calibri"/>
-        </w:rPr>
-        <w:t xml:space="preserve"> The Accountant registers sponsors (including HESLB) and sponsorships per student and year (a percentage of all fees or chosen items, an optional cap and the sponsor's reference), or imports the sponsor's CSV list. One sponsor invoice carries a line per student, never more than the student owes. As the sponsor pays (GePG or a bank remittance recorded by the bursary) each share moves onto the student's invoice; until then the share invoiced to the sponsor counts towards the student's clearance. Waivers and refunds are requested with evidence; the Bursar approves, and above the threshold (default TZS 500,000) the Principal approves as well; nobody approves their own request or both levels. A waiver is posted as a credit note; a refund uses the student's credit and gets a refund voucher, marked paid when paid out. A Sponsor Officer sees only their sponsor.</w:t>
+        <w:t xml:space="preserve">As built (October 2026) — built: The Accountant registers sponsors (including HESLB) and sponsorships per student and year (a percentage of all fees or chosen items, an optional cap and the sponsor's reference), or imports the sponsor's CSV list. One sponsor invoice carries a line per student, never more than the student owes. As the sponsor pays (GePG or a bank remittance recorded by the bursary) each share moves onto the student's invoice; until then the share invoiced to the sponsor counts towards the student's clearance. Waivers and refunds are requested with evidence; the Bursar approves, and above the threshold (default TZS 500,000) the Principal approves as well; nobody approves their own request or both levels. A waiver is posted as a credit note; a refund uses the student's credit and gets a refund voucher, marked paid when paid out. A Sponsor Officer sees only their sponsor. The HESLB exchange sends registration data, turns HESLB's beneficiaries into capped sponsorships and records disbursements on the HESLB invoice (simulated until HESLB grants access).</w:t>
       </w:r>
     </w:p>
     <w:p>
@@ -20333,13 +20434,7 @@
           <w:b/>
           <w:bCs/>
         </w:rPr>
-        <w:t xml:space="preserve">As built (October 2026) — built:</w:t>
-      </w:r>
-      <w:r>
-        <w:rPr>
-          <w:rFonts w:ascii="Calibri" w:cs="Calibri" w:eastAsia="Calibri" w:hAnsi="Calibri"/>
-        </w:rPr>
-        <w:t xml:space="preserve"> Lecturers set the assessment plan (weights checked against the regulations) and enter marks on screen or by Excel during the marks window set by the Examinations Officer, who also generates eligibility lists. Submission locks the lecturer's editing. The Head of Department moderates with grade distribution and anomaly flags, or returns with comments; the Department Board stage is optional per institution. The Examinations Officer computes the class result sheet (GPA, CGPA, proposed decisions, classification); the Deputy Principal records Academic Committee changes with reasons and recommends; an administrator other than the recommender records Governing Board confirmation, after which the database refuses changes. The Examinations Officer publishes (SMS; withheld without results clearance) and produces the NACTVET results file, recording NACTVET's response. Later corrections are amendments approved by an administrator.</w:t>
+        <w:t xml:space="preserve">As built (October 2026) — built: Lecturers set the assessment plan (weights checked against the regulations) and enter marks on screen or by Excel during the marks entry dates set by the Examinations Officer (per assessment item where coursework and examination open at different times), who also generates eligibility lists. Submission locks the lecturer's editing. The Head of Department moderates with grade distribution and anomaly flags, or returns with comments; the Department Board stage is optional per institution, and an institution can add its own approval stages for module results and result sheets (up to six), each able to return with comments. The Examinations Officer computes the class result sheet (GPA, CGPA, proposed decisions, classification); the Deputy Principal records Academic Committee changes with reasons and recommends; an administrator other than the recommender records Governing Board confirmation, after which the database refuses changes. The Examinations Officer publishes (SMS; withheld without results clearance) and produces the NACTVET results file, recording NACTVET's response. Later corrections are amendments approved by an administrator.</w:t>
       </w:r>
     </w:p>
     <w:p>
@@ -26209,13 +26304,7 @@
           <w:b/>
           <w:bCs/>
         </w:rPr>
-        <w:t xml:space="preserve">As built (October 2026) — built:</w:t>
-      </w:r>
-      <w:r>
-        <w:rPr>
-          <w:rFonts w:ascii="Calibri" w:cs="Calibri" w:eastAsia="Calibri" w:hAnsi="Calibri"/>
-        </w:rPr>
-        <w:t xml:space="preserve"> The IPT Coordinator keeps organisations with capacity and IPT periods with mark weights and the logbook weeks needed. Students request a placement on the portal, or the coordinator places them; confirmation with an institution supervisor (within capacity) or decline is sent by SMS, and a numbered placement letter is produced. Students keep a weekly logbook that the supervisor approves or returns; visits and the three marks are recorded and the IPT mark is computed. The coordinator sends IPT marks to the IPT module's results, which then follow BP-08. A coordinator can be limited to a department. Difference: workplace supervisors do not sign in; staff enter their mark.</w:t>
+        <w:t xml:space="preserve">As built (October 2026) — built: The IPT Coordinator keeps organisations with capacity and IPT periods with mark weights and the logbook weeks needed. Students request a placement on the portal, or the coordinator places them; confirmation with an institution supervisor (within capacity) or decline is sent by SMS, and a numbered placement letter is produced. Students keep a weekly logbook that the supervisor approves or returns; visits and the three marks are recorded and the IPT mark is computed. The coordinator sends IPT marks to the IPT module's results, which then follow BP-08. A coordinator can be limited to a department. The workplace supervisor rates the student through a personal link sent by SMS or email, without an account; the rating becomes the workplace mark.</w:t>
       </w:r>
     </w:p>
     <w:p>
@@ -27494,13 +27583,7 @@
           <w:b/>
           <w:bCs/>
         </w:rPr>
-        <w:t xml:space="preserve">As built (October 2026) — built:</w:t>
-      </w:r>
-      <w:r>
-        <w:rPr>
-          <w:rFonts w:ascii="Calibri" w:cs="Calibri" w:eastAsia="Calibri" w:hAnsi="Calibri"/>
-        </w:rPr>
-        <w:t xml:space="preserve"> Finalists are found from published results (the programme's last semester passed, nothing outstanding). Registry configures offices: the student's Head of Department, finance (cleared automatically when nothing is owed and the graduation gate is met) and offices with assigned officers (library, hostel, sports by default). The student starts clearance on the portal (or Registry does); offices clear or hold with a reason (SMS); completion is sent by SMS. Registry generates the graduand list (showing who is not ready and why) and sends it to the Board; another administrator records approval with the minute reference. Graduates are told by SMS; the NACTVET graduand file is produced; certificates are numbered once with a QR code, and every print and reprint (with a reason) is logged.</w:t>
+        <w:t xml:space="preserve">As built (October 2026) — built: Finalists are found from published results (the programme's last semester passed, nothing outstanding). Registry configures offices: the student's Head of Department, finance (cleared automatically when nothing is owed and the graduation gate is met) and offices with assigned officers (library, hostel, sports by default). The student starts clearance on the portal (or Registry does); offices clear or hold with a reason (SMS); completion is sent by SMS. Registry generates the graduand list (showing who is not ready and why) and sends it to the Board; another administrator records approval with the minute reference. Graduates are told by SMS; the NACTVET graduand file is produced; certificates are numbered once with a QR code, and every print and reprint (with a reason) is logged. Graduates become alumni; tracer surveys are sent by SMS link and the answers update the alumni record.</w:t>
       </w:r>
     </w:p>
     <w:p>

--- a/docs/04_Business_Process_Document_College_Institution_Management_System.docx
+++ b/docs/04_Business_Process_Document_College_Institution_Management_System.docx
@@ -788,6 +788,21 @@
         <w:t xml:space="preserve">Document Control</w:t>
       </w:r>
     </w:p>
+    <w:p>
+      <w:pPr>
+        <w:spacing w:after="300"/>
+      </w:pPr>
+      <w:r>
+        <w:rPr>
+          <w:i/>
+          <w:rFonts w:ascii="Calibri" w:cs="Calibri" w:eastAsia="Calibri" w:hAnsi="Calibri"/>
+          <w:color w:val="595959"/>
+          <w:sz w:val="22"/>
+          <w:szCs w:val="22"/>
+        </w:rPr>
+        <w:t xml:space="preserve">This section records the versions of this Business Process Document, who prepared each one and what changed, so that readers know they are working from the current approved text.</w:t>
+      </w:r>
+    </w:p>
     <w:tbl>
       <w:tblPr>
         <w:tblW w:type="dxa" w:w="9026"/>
@@ -1511,6 +1526,21 @@
           <w:rFonts w:ascii="Calibri" w:cs="Calibri" w:eastAsia="Calibri" w:hAnsi="Calibri"/>
         </w:rPr>
         <w:t xml:space="preserve">Review and Approval</w:t>
+      </w:r>
+    </w:p>
+    <w:p>
+      <w:pPr>
+        <w:spacing w:after="300"/>
+      </w:pPr>
+      <w:r>
+        <w:rPr>
+          <w:i/>
+          <w:rFonts w:ascii="Calibri" w:cs="Calibri" w:eastAsia="Calibri" w:hAnsi="Calibri"/>
+          <w:color w:val="595959"/>
+          <w:sz w:val="22"/>
+          <w:szCs w:val="22"/>
+        </w:rPr>
+        <w:t xml:space="preserve">The people listed below review this Business Process Document and confirm, by signing, that it is accepted as the basis for the work that follows.</w:t>
       </w:r>
     </w:p>
     <w:tbl>
@@ -2136,6 +2166,21 @@
           <w:rFonts w:ascii="Calibri" w:cs="Calibri" w:eastAsia="Calibri" w:hAnsi="Calibri"/>
         </w:rPr>
         <w:t xml:space="preserve">Related Documents</w:t>
+      </w:r>
+    </w:p>
+    <w:p>
+      <w:pPr>
+        <w:spacing w:after="300"/>
+      </w:pPr>
+      <w:r>
+        <w:rPr>
+          <w:i/>
+          <w:rFonts w:ascii="Calibri" w:cs="Calibri" w:eastAsia="Calibri" w:hAnsi="Calibri"/>
+          <w:color w:val="595959"/>
+          <w:sz w:val="22"/>
+          <w:szCs w:val="22"/>
+        </w:rPr>
+        <w:t xml:space="preserve">CIMS is described in a set of eight documents, each written for a different purpose and audience. This table shows where each topic is covered, so a reader can go straight to the document that answers their question.</w:t>
       </w:r>
     </w:p>
     <w:tbl>
@@ -3015,6 +3060,838 @@
             <w:instrText xml:space="preserve">TOC \h \o "1-2"</w:instrText>
             <w:fldChar w:fldCharType="separate"/>
           </w:r>
+        </w:p>
+        <w:p>
+          <w:pPr>
+            <w:tabs>
+              <w:tab w:val="right" w:leader="dot" w:pos="9020"/>
+            </w:tabs>
+            <w:spacing w:before="120" w:after="20"/>
+            <w:ind w:left="0"/>
+          </w:pPr>
+          <w:hyperlink w:anchor="_TocV11_1" w:history="1">
+            <w:r>
+              <w:rPr>
+                <w:rFonts w:ascii="Calibri" w:cs="Calibri" w:eastAsia="Calibri" w:hAnsi="Calibri"/>
+                <w:b/>
+                <w:bCs/>
+                <w:color w:val="1F3864"/>
+                <w:sz w:val="21"/>
+                <w:szCs w:val="21"/>
+              </w:rPr>
+              <w:t xml:space="preserve">1. Introduction</w:t>
+            </w:r>
+            <w:r>
+              <w:rPr>
+                <w:rFonts w:ascii="Calibri" w:cs="Calibri" w:eastAsia="Calibri" w:hAnsi="Calibri"/>
+                <w:b/>
+                <w:bCs/>
+                <w:color w:val="1F3864"/>
+                <w:sz w:val="21"/>
+                <w:szCs w:val="21"/>
+              </w:rPr>
+              <w:tab/>
+              <w:t>5</w:t>
+            </w:r>
+          </w:hyperlink>
+        </w:p>
+        <w:p>
+          <w:pPr>
+            <w:tabs>
+              <w:tab w:val="right" w:leader="dot" w:pos="9020"/>
+            </w:tabs>
+            <w:spacing w:before="20" w:after="20"/>
+            <w:ind w:left="360"/>
+          </w:pPr>
+          <w:hyperlink w:anchor="_TocV11_2" w:history="1">
+            <w:r>
+              <w:rPr>
+                <w:rFonts w:ascii="Calibri" w:cs="Calibri" w:eastAsia="Calibri" w:hAnsi="Calibri"/>
+                <w:sz w:val="20"/>
+                <w:szCs w:val="20"/>
+              </w:rPr>
+              <w:t xml:space="preserve">1.1 Process architecture</w:t>
+            </w:r>
+            <w:r>
+              <w:rPr>
+                <w:rFonts w:ascii="Calibri" w:cs="Calibri" w:eastAsia="Calibri" w:hAnsi="Calibri"/>
+                <w:sz w:val="20"/>
+                <w:szCs w:val="20"/>
+              </w:rPr>
+              <w:tab/>
+              <w:t>5</w:t>
+            </w:r>
+          </w:hyperlink>
+        </w:p>
+        <w:p>
+          <w:pPr>
+            <w:tabs>
+              <w:tab w:val="right" w:leader="dot" w:pos="9020"/>
+            </w:tabs>
+            <w:spacing w:before="20" w:after="20"/>
+            <w:ind w:left="360"/>
+          </w:pPr>
+          <w:hyperlink w:anchor="_TocV11_3" w:history="1">
+            <w:r>
+              <w:rPr>
+                <w:rFonts w:ascii="Calibri" w:cs="Calibri" w:eastAsia="Calibri" w:hAnsi="Calibri"/>
+                <w:sz w:val="20"/>
+                <w:szCs w:val="20"/>
+              </w:rPr>
+              <w:t xml:space="preserve">1.2 Academic calendar alignment</w:t>
+            </w:r>
+            <w:r>
+              <w:rPr>
+                <w:rFonts w:ascii="Calibri" w:cs="Calibri" w:eastAsia="Calibri" w:hAnsi="Calibri"/>
+                <w:sz w:val="20"/>
+                <w:szCs w:val="20"/>
+              </w:rPr>
+              <w:tab/>
+              <w:t>5</w:t>
+            </w:r>
+          </w:hyperlink>
+        </w:p>
+        <w:p>
+          <w:pPr>
+            <w:tabs>
+              <w:tab w:val="right" w:leader="dot" w:pos="9020"/>
+            </w:tabs>
+            <w:spacing w:before="20" w:after="20"/>
+            <w:ind w:left="360"/>
+          </w:pPr>
+          <w:hyperlink w:anchor="_TocV11_4" w:history="1">
+            <w:r>
+              <w:rPr>
+                <w:rFonts w:ascii="Calibri" w:cs="Calibri" w:eastAsia="Calibri" w:hAnsi="Calibri"/>
+                <w:sz w:val="20"/>
+                <w:szCs w:val="20"/>
+              </w:rPr>
+              <w:t xml:space="preserve">1.3 Implementation status (October 2026)</w:t>
+            </w:r>
+            <w:r>
+              <w:rPr>
+                <w:rFonts w:ascii="Calibri" w:cs="Calibri" w:eastAsia="Calibri" w:hAnsi="Calibri"/>
+                <w:sz w:val="20"/>
+                <w:szCs w:val="20"/>
+              </w:rPr>
+              <w:tab/>
+              <w:t>6</w:t>
+            </w:r>
+          </w:hyperlink>
+        </w:p>
+        <w:p>
+          <w:pPr>
+            <w:tabs>
+              <w:tab w:val="right" w:leader="dot" w:pos="9020"/>
+            </w:tabs>
+            <w:spacing w:before="120" w:after="20"/>
+            <w:ind w:left="0"/>
+          </w:pPr>
+          <w:hyperlink w:anchor="_TocV11_5" w:history="1">
+            <w:r>
+              <w:rPr>
+                <w:rFonts w:ascii="Calibri" w:cs="Calibri" w:eastAsia="Calibri" w:hAnsi="Calibri"/>
+                <w:b/>
+                <w:bCs/>
+                <w:color w:val="1F3864"/>
+                <w:sz w:val="21"/>
+                <w:szCs w:val="21"/>
+              </w:rPr>
+              <w:t xml:space="preserve">2. Admission Processes</w:t>
+            </w:r>
+            <w:r>
+              <w:rPr>
+                <w:rFonts w:ascii="Calibri" w:cs="Calibri" w:eastAsia="Calibri" w:hAnsi="Calibri"/>
+                <w:b/>
+                <w:bCs/>
+                <w:color w:val="1F3864"/>
+                <w:sz w:val="21"/>
+                <w:szCs w:val="21"/>
+              </w:rPr>
+              <w:tab/>
+              <w:t>7</w:t>
+            </w:r>
+          </w:hyperlink>
+        </w:p>
+        <w:p>
+          <w:pPr>
+            <w:tabs>
+              <w:tab w:val="right" w:leader="dot" w:pos="9020"/>
+            </w:tabs>
+            <w:spacing w:before="20" w:after="20"/>
+            <w:ind w:left="360"/>
+          </w:pPr>
+          <w:hyperlink w:anchor="_TocV11_6" w:history="1">
+            <w:r>
+              <w:rPr>
+                <w:rFonts w:ascii="Calibri" w:cs="Calibri" w:eastAsia="Calibri" w:hAnsi="Calibri"/>
+                <w:sz w:val="20"/>
+                <w:szCs w:val="20"/>
+              </w:rPr>
+              <w:t xml:space="preserve">BP-01 Admission Window Setup</w:t>
+            </w:r>
+            <w:r>
+              <w:rPr>
+                <w:rFonts w:ascii="Calibri" w:cs="Calibri" w:eastAsia="Calibri" w:hAnsi="Calibri"/>
+                <w:sz w:val="20"/>
+                <w:szCs w:val="20"/>
+              </w:rPr>
+              <w:tab/>
+              <w:t>7</w:t>
+            </w:r>
+          </w:hyperlink>
+        </w:p>
+        <w:p>
+          <w:pPr>
+            <w:tabs>
+              <w:tab w:val="right" w:leader="dot" w:pos="9020"/>
+            </w:tabs>
+            <w:spacing w:before="20" w:after="20"/>
+            <w:ind w:left="360"/>
+          </w:pPr>
+          <w:hyperlink w:anchor="_TocV11_7" w:history="1">
+            <w:r>
+              <w:rPr>
+                <w:rFonts w:ascii="Calibri" w:cs="Calibri" w:eastAsia="Calibri" w:hAnsi="Calibri"/>
+                <w:sz w:val="20"/>
+                <w:szCs w:val="20"/>
+              </w:rPr>
+              <w:t xml:space="preserve">BP-02 Online Application and Fee Payment</w:t>
+            </w:r>
+            <w:r>
+              <w:rPr>
+                <w:rFonts w:ascii="Calibri" w:cs="Calibri" w:eastAsia="Calibri" w:hAnsi="Calibri"/>
+                <w:sz w:val="20"/>
+                <w:szCs w:val="20"/>
+              </w:rPr>
+              <w:tab/>
+              <w:t>8</w:t>
+            </w:r>
+          </w:hyperlink>
+        </w:p>
+        <w:p>
+          <w:pPr>
+            <w:tabs>
+              <w:tab w:val="right" w:leader="dot" w:pos="9020"/>
+            </w:tabs>
+            <w:spacing w:before="20" w:after="20"/>
+            <w:ind w:left="360"/>
+          </w:pPr>
+          <w:hyperlink w:anchor="_TocV11_8" w:history="1">
+            <w:r>
+              <w:rPr>
+                <w:rFonts w:ascii="Calibri" w:cs="Calibri" w:eastAsia="Calibri" w:hAnsi="Calibri"/>
+                <w:sz w:val="20"/>
+                <w:szCs w:val="20"/>
+              </w:rPr>
+              <w:t xml:space="preserve">BP-03 Eligibility, Ranking and Selection</w:t>
+            </w:r>
+            <w:r>
+              <w:rPr>
+                <w:rFonts w:ascii="Calibri" w:cs="Calibri" w:eastAsia="Calibri" w:hAnsi="Calibri"/>
+                <w:sz w:val="20"/>
+                <w:szCs w:val="20"/>
+              </w:rPr>
+              <w:tab/>
+              <w:t>9</w:t>
+            </w:r>
+          </w:hyperlink>
+        </w:p>
+        <w:p>
+          <w:pPr>
+            <w:tabs>
+              <w:tab w:val="right" w:leader="dot" w:pos="9020"/>
+            </w:tabs>
+            <w:spacing w:before="20" w:after="20"/>
+            <w:ind w:left="360"/>
+          </w:pPr>
+          <w:hyperlink w:anchor="_TocV11_9" w:history="1">
+            <w:r>
+              <w:rPr>
+                <w:rFonts w:ascii="Calibri" w:cs="Calibri" w:eastAsia="Calibri" w:hAnsi="Calibri"/>
+                <w:sz w:val="20"/>
+                <w:szCs w:val="20"/>
+              </w:rPr>
+              <w:t xml:space="preserve">BP-04 NACTVET Verification and Offer Acceptance</w:t>
+            </w:r>
+            <w:r>
+              <w:rPr>
+                <w:rFonts w:ascii="Calibri" w:cs="Calibri" w:eastAsia="Calibri" w:hAnsi="Calibri"/>
+                <w:sz w:val="20"/>
+                <w:szCs w:val="20"/>
+              </w:rPr>
+              <w:tab/>
+              <w:t>10</w:t>
+            </w:r>
+          </w:hyperlink>
+        </w:p>
+        <w:p>
+          <w:pPr>
+            <w:tabs>
+              <w:tab w:val="right" w:leader="dot" w:pos="9020"/>
+            </w:tabs>
+            <w:spacing w:before="120" w:after="20"/>
+            <w:ind w:left="0"/>
+          </w:pPr>
+          <w:hyperlink w:anchor="_TocV11_10" w:history="1">
+            <w:r>
+              <w:rPr>
+                <w:rFonts w:ascii="Calibri" w:cs="Calibri" w:eastAsia="Calibri" w:hAnsi="Calibri"/>
+                <w:b/>
+                <w:bCs/>
+                <w:color w:val="1F3864"/>
+                <w:sz w:val="21"/>
+                <w:szCs w:val="21"/>
+              </w:rPr>
+              <w:t xml:space="preserve">3. Registration and Records Processes</w:t>
+            </w:r>
+            <w:r>
+              <w:rPr>
+                <w:rFonts w:ascii="Calibri" w:cs="Calibri" w:eastAsia="Calibri" w:hAnsi="Calibri"/>
+                <w:b/>
+                <w:bCs/>
+                <w:color w:val="1F3864"/>
+                <w:sz w:val="21"/>
+                <w:szCs w:val="21"/>
+              </w:rPr>
+              <w:tab/>
+              <w:t>12</w:t>
+            </w:r>
+          </w:hyperlink>
+        </w:p>
+        <w:p>
+          <w:pPr>
+            <w:tabs>
+              <w:tab w:val="right" w:leader="dot" w:pos="9020"/>
+            </w:tabs>
+            <w:spacing w:before="20" w:after="20"/>
+            <w:ind w:left="360"/>
+          </w:pPr>
+          <w:hyperlink w:anchor="_TocV11_11" w:history="1">
+            <w:r>
+              <w:rPr>
+                <w:rFonts w:ascii="Calibri" w:cs="Calibri" w:eastAsia="Calibri" w:hAnsi="Calibri"/>
+                <w:sz w:val="20"/>
+                <w:szCs w:val="20"/>
+              </w:rPr>
+              <w:t xml:space="preserve">BP-05 Student Registration</w:t>
+            </w:r>
+            <w:r>
+              <w:rPr>
+                <w:rFonts w:ascii="Calibri" w:cs="Calibri" w:eastAsia="Calibri" w:hAnsi="Calibri"/>
+                <w:sz w:val="20"/>
+                <w:szCs w:val="20"/>
+              </w:rPr>
+              <w:tab/>
+              <w:t>12</w:t>
+            </w:r>
+          </w:hyperlink>
+        </w:p>
+        <w:p>
+          <w:pPr>
+            <w:tabs>
+              <w:tab w:val="right" w:leader="dot" w:pos="9020"/>
+            </w:tabs>
+            <w:spacing w:before="20" w:after="20"/>
+            <w:ind w:left="360"/>
+          </w:pPr>
+          <w:hyperlink w:anchor="_TocV11_12" w:history="1">
+            <w:r>
+              <w:rPr>
+                <w:rFonts w:ascii="Calibri" w:cs="Calibri" w:eastAsia="Calibri" w:hAnsi="Calibri"/>
+                <w:sz w:val="20"/>
+                <w:szCs w:val="20"/>
+              </w:rPr>
+              <w:t xml:space="preserve">BP-14 Student Status Changes</w:t>
+            </w:r>
+            <w:r>
+              <w:rPr>
+                <w:rFonts w:ascii="Calibri" w:cs="Calibri" w:eastAsia="Calibri" w:hAnsi="Calibri"/>
+                <w:sz w:val="20"/>
+                <w:szCs w:val="20"/>
+              </w:rPr>
+              <w:tab/>
+              <w:t>13</w:t>
+            </w:r>
+          </w:hyperlink>
+        </w:p>
+        <w:p>
+          <w:pPr>
+            <w:tabs>
+              <w:tab w:val="right" w:leader="dot" w:pos="9020"/>
+            </w:tabs>
+            <w:spacing w:before="120" w:after="20"/>
+            <w:ind w:left="0"/>
+          </w:pPr>
+          <w:hyperlink w:anchor="_TocV11_13" w:history="1">
+            <w:r>
+              <w:rPr>
+                <w:rFonts w:ascii="Calibri" w:cs="Calibri" w:eastAsia="Calibri" w:hAnsi="Calibri"/>
+                <w:b/>
+                <w:bCs/>
+                <w:color w:val="1F3864"/>
+                <w:sz w:val="21"/>
+                <w:szCs w:val="21"/>
+              </w:rPr>
+              <w:t xml:space="preserve">4. Finance Processes</w:t>
+            </w:r>
+            <w:r>
+              <w:rPr>
+                <w:rFonts w:ascii="Calibri" w:cs="Calibri" w:eastAsia="Calibri" w:hAnsi="Calibri"/>
+                <w:b/>
+                <w:bCs/>
+                <w:color w:val="1F3864"/>
+                <w:sz w:val="21"/>
+                <w:szCs w:val="21"/>
+              </w:rPr>
+              <w:tab/>
+              <w:t>13</w:t>
+            </w:r>
+          </w:hyperlink>
+        </w:p>
+        <w:p>
+          <w:pPr>
+            <w:tabs>
+              <w:tab w:val="right" w:leader="dot" w:pos="9020"/>
+            </w:tabs>
+            <w:spacing w:before="20" w:after="20"/>
+            <w:ind w:left="360"/>
+          </w:pPr>
+          <w:hyperlink w:anchor="_TocV11_14" w:history="1">
+            <w:r>
+              <w:rPr>
+                <w:rFonts w:ascii="Calibri" w:cs="Calibri" w:eastAsia="Calibri" w:hAnsi="Calibri"/>
+                <w:sz w:val="20"/>
+                <w:szCs w:val="20"/>
+              </w:rPr>
+              <w:t xml:space="preserve">BP-06 Fee Billing, Payment and Reconciliation</w:t>
+            </w:r>
+            <w:r>
+              <w:rPr>
+                <w:rFonts w:ascii="Calibri" w:cs="Calibri" w:eastAsia="Calibri" w:hAnsi="Calibri"/>
+                <w:sz w:val="20"/>
+                <w:szCs w:val="20"/>
+              </w:rPr>
+              <w:tab/>
+              <w:t>14</w:t>
+            </w:r>
+          </w:hyperlink>
+        </w:p>
+        <w:p>
+          <w:pPr>
+            <w:tabs>
+              <w:tab w:val="right" w:leader="dot" w:pos="9020"/>
+            </w:tabs>
+            <w:spacing w:before="20" w:after="20"/>
+            <w:ind w:left="360"/>
+          </w:pPr>
+          <w:hyperlink w:anchor="_TocV11_15" w:history="1">
+            <w:r>
+              <w:rPr>
+                <w:rFonts w:ascii="Calibri" w:cs="Calibri" w:eastAsia="Calibri" w:hAnsi="Calibri"/>
+                <w:sz w:val="20"/>
+                <w:szCs w:val="20"/>
+              </w:rPr>
+              <w:t xml:space="preserve">BP-17 Sponsorship, Waivers and Refunds</w:t>
+            </w:r>
+            <w:r>
+              <w:rPr>
+                <w:rFonts w:ascii="Calibri" w:cs="Calibri" w:eastAsia="Calibri" w:hAnsi="Calibri"/>
+                <w:sz w:val="20"/>
+                <w:szCs w:val="20"/>
+              </w:rPr>
+              <w:tab/>
+              <w:t>15</w:t>
+            </w:r>
+          </w:hyperlink>
+        </w:p>
+        <w:p>
+          <w:pPr>
+            <w:tabs>
+              <w:tab w:val="right" w:leader="dot" w:pos="9020"/>
+            </w:tabs>
+            <w:spacing w:before="120" w:after="20"/>
+            <w:ind w:left="0"/>
+          </w:pPr>
+          <w:hyperlink w:anchor="_TocV11_16" w:history="1">
+            <w:r>
+              <w:rPr>
+                <w:rFonts w:ascii="Calibri" w:cs="Calibri" w:eastAsia="Calibri" w:hAnsi="Calibri"/>
+                <w:b/>
+                <w:bCs/>
+                <w:color w:val="1F3864"/>
+                <w:sz w:val="21"/>
+                <w:szCs w:val="21"/>
+              </w:rPr>
+              <w:t xml:space="preserve">5. Teaching and Assessment Processes</w:t>
+            </w:r>
+            <w:r>
+              <w:rPr>
+                <w:rFonts w:ascii="Calibri" w:cs="Calibri" w:eastAsia="Calibri" w:hAnsi="Calibri"/>
+                <w:b/>
+                <w:bCs/>
+                <w:color w:val="1F3864"/>
+                <w:sz w:val="21"/>
+                <w:szCs w:val="21"/>
+              </w:rPr>
+              <w:tab/>
+              <w:t>16</w:t>
+            </w:r>
+          </w:hyperlink>
+        </w:p>
+        <w:p>
+          <w:pPr>
+            <w:tabs>
+              <w:tab w:val="right" w:leader="dot" w:pos="9020"/>
+            </w:tabs>
+            <w:spacing w:before="20" w:after="20"/>
+            <w:ind w:left="360"/>
+          </w:pPr>
+          <w:hyperlink w:anchor="_TocV11_17" w:history="1">
+            <w:r>
+              <w:rPr>
+                <w:rFonts w:ascii="Calibri" w:cs="Calibri" w:eastAsia="Calibri" w:hAnsi="Calibri"/>
+                <w:sz w:val="20"/>
+                <w:szCs w:val="20"/>
+              </w:rPr>
+              <w:t xml:space="preserve">BP-07 Module Allocation and Attendance</w:t>
+            </w:r>
+            <w:r>
+              <w:rPr>
+                <w:rFonts w:ascii="Calibri" w:cs="Calibri" w:eastAsia="Calibri" w:hAnsi="Calibri"/>
+                <w:sz w:val="20"/>
+                <w:szCs w:val="20"/>
+              </w:rPr>
+              <w:tab/>
+              <w:t>16</w:t>
+            </w:r>
+          </w:hyperlink>
+        </w:p>
+        <w:p>
+          <w:pPr>
+            <w:tabs>
+              <w:tab w:val="right" w:leader="dot" w:pos="9020"/>
+            </w:tabs>
+            <w:spacing w:before="20" w:after="20"/>
+            <w:ind w:left="360"/>
+          </w:pPr>
+          <w:hyperlink w:anchor="_TocV11_18" w:history="1">
+            <w:r>
+              <w:rPr>
+                <w:rFonts w:ascii="Calibri" w:cs="Calibri" w:eastAsia="Calibri" w:hAnsi="Calibri"/>
+                <w:sz w:val="20"/>
+                <w:szCs w:val="20"/>
+              </w:rPr>
+              <w:t xml:space="preserve">BP-08 NTA Assessment and Results Approval</w:t>
+            </w:r>
+            <w:r>
+              <w:rPr>
+                <w:rFonts w:ascii="Calibri" w:cs="Calibri" w:eastAsia="Calibri" w:hAnsi="Calibri"/>
+                <w:sz w:val="20"/>
+                <w:szCs w:val="20"/>
+              </w:rPr>
+              <w:tab/>
+              <w:t>17</w:t>
+            </w:r>
+          </w:hyperlink>
+        </w:p>
+        <w:p>
+          <w:pPr>
+            <w:tabs>
+              <w:tab w:val="right" w:leader="dot" w:pos="9020"/>
+            </w:tabs>
+            <w:spacing w:before="20" w:after="20"/>
+            <w:ind w:left="360"/>
+          </w:pPr>
+          <w:hyperlink w:anchor="_TocV11_19" w:history="1">
+            <w:r>
+              <w:rPr>
+                <w:rFonts w:ascii="Calibri" w:cs="Calibri" w:eastAsia="Calibri" w:hAnsi="Calibri"/>
+                <w:sz w:val="20"/>
+                <w:szCs w:val="20"/>
+              </w:rPr>
+              <w:t xml:space="preserve">BP-09 NVA Competence Assessment</w:t>
+            </w:r>
+            <w:r>
+              <w:rPr>
+                <w:rFonts w:ascii="Calibri" w:cs="Calibri" w:eastAsia="Calibri" w:hAnsi="Calibri"/>
+                <w:sz w:val="20"/>
+                <w:szCs w:val="20"/>
+              </w:rPr>
+              <w:tab/>
+              <w:t>18</w:t>
+            </w:r>
+          </w:hyperlink>
+        </w:p>
+        <w:p>
+          <w:pPr>
+            <w:tabs>
+              <w:tab w:val="right" w:leader="dot" w:pos="9020"/>
+            </w:tabs>
+            <w:spacing w:before="20" w:after="20"/>
+            <w:ind w:left="360"/>
+          </w:pPr>
+          <w:hyperlink w:anchor="_TocV11_20" w:history="1">
+            <w:r>
+              <w:rPr>
+                <w:rFonts w:ascii="Calibri" w:cs="Calibri" w:eastAsia="Calibri" w:hAnsi="Calibri"/>
+                <w:sz w:val="20"/>
+                <w:szCs w:val="20"/>
+              </w:rPr>
+              <w:t xml:space="preserve">BP-10 Supplementary, Special and Carry-over Examinations</w:t>
+            </w:r>
+            <w:r>
+              <w:rPr>
+                <w:rFonts w:ascii="Calibri" w:cs="Calibri" w:eastAsia="Calibri" w:hAnsi="Calibri"/>
+                <w:sz w:val="20"/>
+                <w:szCs w:val="20"/>
+              </w:rPr>
+              <w:tab/>
+              <w:t>19</w:t>
+            </w:r>
+          </w:hyperlink>
+        </w:p>
+        <w:p>
+          <w:pPr>
+            <w:tabs>
+              <w:tab w:val="right" w:leader="dot" w:pos="9020"/>
+            </w:tabs>
+            <w:spacing w:before="20" w:after="20"/>
+            <w:ind w:left="360"/>
+          </w:pPr>
+          <w:hyperlink w:anchor="_TocV11_21" w:history="1">
+            <w:r>
+              <w:rPr>
+                <w:rFonts w:ascii="Calibri" w:cs="Calibri" w:eastAsia="Calibri" w:hAnsi="Calibri"/>
+                <w:sz w:val="20"/>
+                <w:szCs w:val="20"/>
+              </w:rPr>
+              <w:t xml:space="preserve">BP-11 Remarking and Appeals</w:t>
+            </w:r>
+            <w:r>
+              <w:rPr>
+                <w:rFonts w:ascii="Calibri" w:cs="Calibri" w:eastAsia="Calibri" w:hAnsi="Calibri"/>
+                <w:sz w:val="20"/>
+                <w:szCs w:val="20"/>
+              </w:rPr>
+              <w:tab/>
+              <w:t>19</w:t>
+            </w:r>
+          </w:hyperlink>
+        </w:p>
+        <w:p>
+          <w:pPr>
+            <w:tabs>
+              <w:tab w:val="right" w:leader="dot" w:pos="9020"/>
+            </w:tabs>
+            <w:spacing w:before="120" w:after="20"/>
+            <w:ind w:left="0"/>
+          </w:pPr>
+          <w:hyperlink w:anchor="_TocV11_22" w:history="1">
+            <w:r>
+              <w:rPr>
+                <w:rFonts w:ascii="Calibri" w:cs="Calibri" w:eastAsia="Calibri" w:hAnsi="Calibri"/>
+                <w:b/>
+                <w:bCs/>
+                <w:color w:val="1F3864"/>
+                <w:sz w:val="21"/>
+                <w:szCs w:val="21"/>
+              </w:rPr>
+              <w:t xml:space="preserve">6. Campus Service Processes</w:t>
+            </w:r>
+            <w:r>
+              <w:rPr>
+                <w:rFonts w:ascii="Calibri" w:cs="Calibri" w:eastAsia="Calibri" w:hAnsi="Calibri"/>
+                <w:b/>
+                <w:bCs/>
+                <w:color w:val="1F3864"/>
+                <w:sz w:val="21"/>
+                <w:szCs w:val="21"/>
+              </w:rPr>
+              <w:tab/>
+              <w:t>20</w:t>
+            </w:r>
+          </w:hyperlink>
+        </w:p>
+        <w:p>
+          <w:pPr>
+            <w:tabs>
+              <w:tab w:val="right" w:leader="dot" w:pos="9020"/>
+            </w:tabs>
+            <w:spacing w:before="20" w:after="20"/>
+            <w:ind w:left="360"/>
+          </w:pPr>
+          <w:hyperlink w:anchor="_TocV11_23" w:history="1">
+            <w:r>
+              <w:rPr>
+                <w:rFonts w:ascii="Calibri" w:cs="Calibri" w:eastAsia="Calibri" w:hAnsi="Calibri"/>
+                <w:sz w:val="20"/>
+                <w:szCs w:val="20"/>
+              </w:rPr>
+              <w:t xml:space="preserve">BP-12 Hostel Application and Allocation</w:t>
+            </w:r>
+            <w:r>
+              <w:rPr>
+                <w:rFonts w:ascii="Calibri" w:cs="Calibri" w:eastAsia="Calibri" w:hAnsi="Calibri"/>
+                <w:sz w:val="20"/>
+                <w:szCs w:val="20"/>
+              </w:rPr>
+              <w:tab/>
+              <w:t>20</w:t>
+            </w:r>
+          </w:hyperlink>
+        </w:p>
+        <w:p>
+          <w:pPr>
+            <w:tabs>
+              <w:tab w:val="right" w:leader="dot" w:pos="9020"/>
+            </w:tabs>
+            <w:spacing w:before="20" w:after="20"/>
+            <w:ind w:left="360"/>
+          </w:pPr>
+          <w:hyperlink w:anchor="_TocV11_24" w:history="1">
+            <w:r>
+              <w:rPr>
+                <w:rFonts w:ascii="Calibri" w:cs="Calibri" w:eastAsia="Calibri" w:hAnsi="Calibri"/>
+                <w:sz w:val="20"/>
+                <w:szCs w:val="20"/>
+              </w:rPr>
+              <w:t xml:space="preserve">BP-13 Industrial Practical Training (IPT)</w:t>
+            </w:r>
+            <w:r>
+              <w:rPr>
+                <w:rFonts w:ascii="Calibri" w:cs="Calibri" w:eastAsia="Calibri" w:hAnsi="Calibri"/>
+                <w:sz w:val="20"/>
+                <w:szCs w:val="20"/>
+              </w:rPr>
+              <w:tab/>
+              <w:t>21</w:t>
+            </w:r>
+          </w:hyperlink>
+        </w:p>
+        <w:p>
+          <w:pPr>
+            <w:tabs>
+              <w:tab w:val="right" w:leader="dot" w:pos="9020"/>
+            </w:tabs>
+            <w:spacing w:before="120" w:after="20"/>
+            <w:ind w:left="0"/>
+          </w:pPr>
+          <w:hyperlink w:anchor="_TocV11_25" w:history="1">
+            <w:r>
+              <w:rPr>
+                <w:rFonts w:ascii="Calibri" w:cs="Calibri" w:eastAsia="Calibri" w:hAnsi="Calibri"/>
+                <w:b/>
+                <w:bCs/>
+                <w:color w:val="1F3864"/>
+                <w:sz w:val="21"/>
+                <w:szCs w:val="21"/>
+              </w:rPr>
+              <w:t xml:space="preserve">7. Completion Processes</w:t>
+            </w:r>
+            <w:r>
+              <w:rPr>
+                <w:rFonts w:ascii="Calibri" w:cs="Calibri" w:eastAsia="Calibri" w:hAnsi="Calibri"/>
+                <w:b/>
+                <w:bCs/>
+                <w:color w:val="1F3864"/>
+                <w:sz w:val="21"/>
+                <w:szCs w:val="21"/>
+              </w:rPr>
+              <w:tab/>
+              <w:t>21</w:t>
+            </w:r>
+          </w:hyperlink>
+        </w:p>
+        <w:p>
+          <w:pPr>
+            <w:tabs>
+              <w:tab w:val="right" w:leader="dot" w:pos="9020"/>
+            </w:tabs>
+            <w:spacing w:before="20" w:after="20"/>
+            <w:ind w:left="360"/>
+          </w:pPr>
+          <w:hyperlink w:anchor="_TocV11_26" w:history="1">
+            <w:r>
+              <w:rPr>
+                <w:rFonts w:ascii="Calibri" w:cs="Calibri" w:eastAsia="Calibri" w:hAnsi="Calibri"/>
+                <w:sz w:val="20"/>
+                <w:szCs w:val="20"/>
+              </w:rPr>
+              <w:t xml:space="preserve">BP-15 Clearance and Graduation</w:t>
+            </w:r>
+            <w:r>
+              <w:rPr>
+                <w:rFonts w:ascii="Calibri" w:cs="Calibri" w:eastAsia="Calibri" w:hAnsi="Calibri"/>
+                <w:sz w:val="20"/>
+                <w:szCs w:val="20"/>
+              </w:rPr>
+              <w:tab/>
+              <w:t>22</w:t>
+            </w:r>
+          </w:hyperlink>
+        </w:p>
+        <w:p>
+          <w:pPr>
+            <w:tabs>
+              <w:tab w:val="right" w:leader="dot" w:pos="9020"/>
+            </w:tabs>
+            <w:spacing w:before="20" w:after="20"/>
+            <w:ind w:left="360"/>
+          </w:pPr>
+          <w:hyperlink w:anchor="_TocV11_27" w:history="1">
+            <w:r>
+              <w:rPr>
+                <w:rFonts w:ascii="Calibri" w:cs="Calibri" w:eastAsia="Calibri" w:hAnsi="Calibri"/>
+                <w:sz w:val="20"/>
+                <w:szCs w:val="20"/>
+              </w:rPr>
+              <w:t xml:space="preserve">BP-16 Document Verification</w:t>
+            </w:r>
+            <w:r>
+              <w:rPr>
+                <w:rFonts w:ascii="Calibri" w:cs="Calibri" w:eastAsia="Calibri" w:hAnsi="Calibri"/>
+                <w:sz w:val="20"/>
+                <w:szCs w:val="20"/>
+              </w:rPr>
+              <w:tab/>
+              <w:t>22</w:t>
+            </w:r>
+          </w:hyperlink>
+        </w:p>
+        <w:p>
+          <w:pPr>
+            <w:tabs>
+              <w:tab w:val="right" w:leader="dot" w:pos="9020"/>
+            </w:tabs>
+            <w:spacing w:before="120" w:after="20"/>
+            <w:ind w:left="0"/>
+          </w:pPr>
+          <w:hyperlink w:anchor="_TocV11_28" w:history="1">
+            <w:r>
+              <w:rPr>
+                <w:rFonts w:ascii="Calibri" w:cs="Calibri" w:eastAsia="Calibri" w:hAnsi="Calibri"/>
+                <w:b/>
+                <w:bCs/>
+                <w:color w:val="1F3864"/>
+                <w:sz w:val="21"/>
+                <w:szCs w:val="21"/>
+              </w:rPr>
+              <w:t xml:space="preserve">8. Process Controls Summary</w:t>
+            </w:r>
+            <w:r>
+              <w:rPr>
+                <w:rFonts w:ascii="Calibri" w:cs="Calibri" w:eastAsia="Calibri" w:hAnsi="Calibri"/>
+                <w:b/>
+                <w:bCs/>
+                <w:color w:val="1F3864"/>
+                <w:sz w:val="21"/>
+                <w:szCs w:val="21"/>
+              </w:rPr>
+              <w:tab/>
+              <w:t>23</w:t>
+            </w:r>
+          </w:hyperlink>
         </w:p>
         <w:p>
           <w:r>
@@ -3048,11 +3925,28 @@
       <w:pPr>
         <w:pStyle w:val="Heading1"/>
       </w:pPr>
+      <w:bookmarkStart w:id="1" w:name="_TocV11_1"/>
       <w:r>
         <w:rPr>
           <w:rFonts w:ascii="Calibri" w:cs="Calibri" w:eastAsia="Calibri" w:hAnsi="Calibri"/>
         </w:rPr>
         <w:t xml:space="preserve">1. Introduction</w:t>
+      </w:r>
+      <w:bookmarkEnd w:id="1"/>
+    </w:p>
+    <w:p>
+      <w:pPr>
+        <w:spacing w:after="300"/>
+      </w:pPr>
+      <w:r>
+        <w:rPr>
+          <w:i/>
+          <w:rFonts w:ascii="Calibri" w:cs="Calibri" w:eastAsia="Calibri" w:hAnsi="Calibri"/>
+          <w:color w:val="595959"/>
+          <w:sz w:val="22"/>
+          <w:szCs w:val="22"/>
+        </w:rPr>
+        <w:t xml:space="preserve">This section explains what a business process is in this document, how the processes fit together across the academic year and how far each is carried out by the system as built.</w:t>
       </w:r>
     </w:p>
     <w:p>
@@ -3071,11 +3965,28 @@
       <w:pPr>
         <w:pStyle w:val="Heading2"/>
       </w:pPr>
+      <w:bookmarkStart w:id="2" w:name="_TocV11_2"/>
       <w:r>
         <w:rPr>
           <w:rFonts w:ascii="Calibri" w:cs="Calibri" w:eastAsia="Calibri" w:hAnsi="Calibri"/>
         </w:rPr>
         <w:t xml:space="preserve">1.1 Process architecture</w:t>
+      </w:r>
+      <w:bookmarkEnd w:id="2"/>
+    </w:p>
+    <w:p>
+      <w:pPr>
+        <w:spacing w:after="300"/>
+      </w:pPr>
+      <w:r>
+        <w:rPr>
+          <w:i/>
+          <w:rFonts w:ascii="Calibri" w:cs="Calibri" w:eastAsia="Calibri" w:hAnsi="Calibri"/>
+          <w:color w:val="595959"/>
+          <w:sz w:val="22"/>
+          <w:szCs w:val="22"/>
+        </w:rPr>
+        <w:t xml:space="preserve">The process architecture shows how the processes follow the student's journey, from planning an intake to graduation, and which supporting processes (finance, hostel, communication, reporting) serve all of them.</w:t>
       </w:r>
     </w:p>
     <w:p>
@@ -3614,11 +4525,28 @@
       <w:pPr>
         <w:pStyle w:val="Heading2"/>
       </w:pPr>
+      <w:bookmarkStart w:id="3" w:name="_TocV11_3"/>
       <w:r>
         <w:rPr>
           <w:rFonts w:ascii="Calibri" w:cs="Calibri" w:eastAsia="Calibri" w:hAnsi="Calibri"/>
         </w:rPr>
         <w:t xml:space="preserve">1.2 Academic calendar alignment</w:t>
+      </w:r>
+      <w:bookmarkEnd w:id="3"/>
+    </w:p>
+    <w:p>
+      <w:pPr>
+        <w:spacing w:after="300"/>
+      </w:pPr>
+      <w:r>
+        <w:rPr>
+          <w:i/>
+          <w:rFonts w:ascii="Calibri" w:cs="Calibri" w:eastAsia="Calibri" w:hAnsi="Calibri"/>
+          <w:color w:val="595959"/>
+          <w:sz w:val="22"/>
+          <w:szCs w:val="22"/>
+        </w:rPr>
+        <w:t xml:space="preserve">Most processes happen at fixed times of the academic year. This table shows when each one normally runs for a September intake, so offices can plan their work.</w:t>
       </w:r>
     </w:p>
     <w:tbl>
@@ -4214,11 +5142,28 @@
       <w:pPr>
         <w:pStyle w:val="Heading2"/>
       </w:pPr>
+      <w:bookmarkStart w:id="4" w:name="_TocV11_4"/>
       <w:r>
         <w:rPr>
           <w:rFonts w:ascii="Calibri" w:cs="Calibri" w:eastAsia="Calibri" w:hAnsi="Calibri"/>
         </w:rPr>
         <w:t xml:space="preserve">1.3 Implementation status (October 2026)</w:t>
+      </w:r>
+      <w:bookmarkEnd w:id="4"/>
+    </w:p>
+    <w:p>
+      <w:pPr>
+        <w:spacing w:after="300"/>
+      </w:pPr>
+      <w:r>
+        <w:rPr>
+          <w:i/>
+          <w:rFonts w:ascii="Calibri" w:cs="Calibri" w:eastAsia="Calibri" w:hAnsi="Calibri"/>
+          <w:color w:val="595959"/>
+          <w:sz w:val="22"/>
+          <w:szCs w:val="22"/>
+        </w:rPr>
+        <w:t xml:space="preserve">This sub-section explains how to read the implementation status given at the end of each process: what is built, partly built or still manual.</w:t>
       </w:r>
     </w:p>
     <w:p>
@@ -6195,11 +7140,28 @@
       <w:pPr>
         <w:pStyle w:val="Heading1"/>
       </w:pPr>
+      <w:bookmarkStart w:id="5" w:name="_TocV11_5"/>
       <w:r>
         <w:rPr>
           <w:rFonts w:ascii="Calibri" w:cs="Calibri" w:eastAsia="Calibri" w:hAnsi="Calibri"/>
         </w:rPr>
         <w:t xml:space="preserve">2. Admission Processes</w:t>
+      </w:r>
+      <w:bookmarkEnd w:id="5"/>
+    </w:p>
+    <w:p>
+      <w:pPr>
+        <w:spacing w:after="300"/>
+      </w:pPr>
+      <w:r>
+        <w:rPr>
+          <w:i/>
+          <w:rFonts w:ascii="Calibri" w:cs="Calibri" w:eastAsia="Calibri" w:hAnsi="Calibri"/>
+          <w:color w:val="595959"/>
+          <w:sz w:val="22"/>
+          <w:szCs w:val="22"/>
+        </w:rPr>
+        <w:t xml:space="preserve">Admission processes take an institution from preparing an intake to confirmed students. The figure gives the overall flow; each process is then described in detail.</w:t>
       </w:r>
     </w:p>
     <w:p>
@@ -6269,11 +7231,28 @@
       <w:pPr>
         <w:pStyle w:val="Heading2"/>
       </w:pPr>
+      <w:bookmarkStart w:id="6" w:name="_TocV11_6"/>
       <w:r>
         <w:rPr>
           <w:rFonts w:ascii="Calibri" w:cs="Calibri" w:eastAsia="Calibri" w:hAnsi="Calibri"/>
         </w:rPr>
         <w:t xml:space="preserve">BP-01 Admission Window Setup</w:t>
+      </w:r>
+      <w:bookmarkEnd w:id="6"/>
+    </w:p>
+    <w:p>
+      <w:pPr>
+        <w:spacing w:after="300"/>
+      </w:pPr>
+      <w:r>
+        <w:rPr>
+          <w:i/>
+          <w:rFonts w:ascii="Calibri" w:cs="Calibri" w:eastAsia="Calibri" w:hAnsi="Calibri"/>
+          <w:color w:val="595959"/>
+          <w:sz w:val="22"/>
+          <w:szCs w:val="22"/>
+        </w:rPr>
+        <w:t xml:space="preserve">This process describes how the admissions office prepares an intake so that the portal shows the right programmes, places, entry requirements and fees before applications open. The table sets out its purpose, what starts it, who takes part, the steps and the controls the system applies.</w:t>
       </w:r>
     </w:p>
     <w:tbl>
@@ -7524,6 +8503,21 @@
           <w:rFonts w:ascii="Calibri" w:cs="Calibri" w:eastAsia="Calibri" w:hAnsi="Calibri"/>
         </w:rPr>
         <w:t xml:space="preserve">Service level / KPI</w:t>
+      </w:r>
+    </w:p>
+    <w:p>
+      <w:pPr>
+        <w:spacing w:after="300"/>
+      </w:pPr>
+      <w:r>
+        <w:rPr>
+          <w:i/>
+          <w:rFonts w:ascii="Calibri" w:cs="Calibri" w:eastAsia="Calibri" w:hAnsi="Calibri"/>
+          <w:color w:val="595959"/>
+          <w:sz w:val="22"/>
+          <w:szCs w:val="22"/>
+        </w:rPr>
+        <w:t xml:space="preserve">The service level states how quickly and how well setting up the window must be carried out, and the As built note describes how CIMS performs it today.</w:t>
       </w:r>
     </w:p>
     <w:p>
@@ -7570,11 +8564,28 @@
       <w:pPr>
         <w:pStyle w:val="Heading2"/>
       </w:pPr>
+      <w:bookmarkStart w:id="7" w:name="_TocV11_7"/>
       <w:r>
         <w:rPr>
           <w:rFonts w:ascii="Calibri" w:cs="Calibri" w:eastAsia="Calibri" w:hAnsi="Calibri"/>
         </w:rPr>
         <w:t xml:space="preserve">BP-02 Online Application and Fee Payment</w:t>
+      </w:r>
+      <w:bookmarkEnd w:id="7"/>
+    </w:p>
+    <w:p>
+      <w:pPr>
+        <w:spacing w:after="300"/>
+      </w:pPr>
+      <w:r>
+        <w:rPr>
+          <w:i/>
+          <w:rFonts w:ascii="Calibri" w:cs="Calibri" w:eastAsia="Calibri" w:hAnsi="Calibri"/>
+          <w:color w:val="595959"/>
+          <w:sz w:val="22"/>
+          <w:szCs w:val="22"/>
+        </w:rPr>
+        <w:t xml:space="preserve">This process describes how an applicant applies entirely online, with qualifications checked directly with NECTA and NACTVET and the application fee paid electronically. The table sets out its purpose, what starts it, who takes part, the steps and the controls the system applies.</w:t>
       </w:r>
     </w:p>
     <w:tbl>
@@ -9095,6 +10106,21 @@
           <w:rFonts w:ascii="Calibri" w:cs="Calibri" w:eastAsia="Calibri" w:hAnsi="Calibri"/>
         </w:rPr>
         <w:t xml:space="preserve">Exceptions</w:t>
+      </w:r>
+    </w:p>
+    <w:p>
+      <w:pPr>
+        <w:spacing w:after="300"/>
+      </w:pPr>
+      <w:r>
+        <w:rPr>
+          <w:i/>
+          <w:rFonts w:ascii="Calibri" w:cs="Calibri" w:eastAsia="Calibri" w:hAnsi="Calibri"/>
+          <w:color w:val="595959"/>
+          <w:sz w:val="22"/>
+          <w:szCs w:val="22"/>
+        </w:rPr>
+        <w:t xml:space="preserve">Exceptions are the situations that do not follow the normal steps above, and how each is handled so that no case is left without an owner.</w:t>
       </w:r>
     </w:p>
     <w:p>
@@ -9158,6 +10184,21 @@
     </w:p>
     <w:p>
       <w:pPr>
+        <w:spacing w:after="300"/>
+      </w:pPr>
+      <w:r>
+        <w:rPr>
+          <w:i/>
+          <w:rFonts w:ascii="Calibri" w:cs="Calibri" w:eastAsia="Calibri" w:hAnsi="Calibri"/>
+          <w:color w:val="595959"/>
+          <w:sz w:val="22"/>
+          <w:szCs w:val="22"/>
+        </w:rPr>
+        <w:t xml:space="preserve">The service level states how quickly and how well applying and paying must be carried out, and the As built note describes how CIMS performs it today.</w:t>
+      </w:r>
+    </w:p>
+    <w:p>
+      <w:pPr>
         <w:pStyle w:val="ListParagraph"/>
         <w:numPr>
           <w:ilvl w:val="0"/>
@@ -9210,11 +10251,28 @@
       <w:pPr>
         <w:pStyle w:val="Heading2"/>
       </w:pPr>
+      <w:bookmarkStart w:id="8" w:name="_TocV11_8"/>
       <w:r>
         <w:rPr>
           <w:rFonts w:ascii="Calibri" w:cs="Calibri" w:eastAsia="Calibri" w:hAnsi="Calibri"/>
         </w:rPr>
         <w:t xml:space="preserve">BP-03 Eligibility, Ranking and Selection</w:t>
+      </w:r>
+      <w:bookmarkEnd w:id="8"/>
+    </w:p>
+    <w:p>
+      <w:pPr>
+        <w:spacing w:after="300"/>
+      </w:pPr>
+      <w:r>
+        <w:rPr>
+          <w:i/>
+          <w:rFonts w:ascii="Calibri" w:cs="Calibri" w:eastAsia="Calibri" w:hAnsi="Calibri"/>
+          <w:color w:val="595959"/>
+          <w:sz w:val="22"/>
+          <w:szCs w:val="22"/>
+        </w:rPr>
+        <w:t xml:space="preserve">This process describes how eligible applicants are ranked and selected within the places available, fairly and transparently. The table sets out its purpose, what starts it, who takes part, the steps and the controls the system applies.</w:t>
       </w:r>
     </w:p>
     <w:tbl>
@@ -10469,6 +11527,21 @@
     </w:p>
     <w:p>
       <w:pPr>
+        <w:spacing w:after="300"/>
+      </w:pPr>
+      <w:r>
+        <w:rPr>
+          <w:i/>
+          <w:rFonts w:ascii="Calibri" w:cs="Calibri" w:eastAsia="Calibri" w:hAnsi="Calibri"/>
+          <w:color w:val="595959"/>
+          <w:sz w:val="22"/>
+          <w:szCs w:val="22"/>
+        </w:rPr>
+        <w:t xml:space="preserve">Exceptions are the situations that do not follow the normal steps above, and how each is handled so that no case is left without an owner.</w:t>
+      </w:r>
+    </w:p>
+    <w:p>
+      <w:pPr>
         <w:pStyle w:val="ListParagraph"/>
         <w:numPr>
           <w:ilvl w:val="0"/>
@@ -10492,6 +11565,21 @@
           <w:rFonts w:ascii="Calibri" w:cs="Calibri" w:eastAsia="Calibri" w:hAnsi="Calibri"/>
         </w:rPr>
         <w:t xml:space="preserve">Service level / KPI</w:t>
+      </w:r>
+    </w:p>
+    <w:p>
+      <w:pPr>
+        <w:spacing w:after="300"/>
+      </w:pPr>
+      <w:r>
+        <w:rPr>
+          <w:i/>
+          <w:rFonts w:ascii="Calibri" w:cs="Calibri" w:eastAsia="Calibri" w:hAnsi="Calibri"/>
+          <w:color w:val="595959"/>
+          <w:sz w:val="22"/>
+          <w:szCs w:val="22"/>
+        </w:rPr>
+        <w:t xml:space="preserve">The service level states how quickly and how well a selection round must be carried out, and the As built note describes how CIMS performs it today.</w:t>
       </w:r>
     </w:p>
     <w:p>
@@ -10538,11 +11626,28 @@
       <w:pPr>
         <w:pStyle w:val="Heading2"/>
       </w:pPr>
+      <w:bookmarkStart w:id="9" w:name="_TocV11_9"/>
       <w:r>
         <w:rPr>
           <w:rFonts w:ascii="Calibri" w:cs="Calibri" w:eastAsia="Calibri" w:hAnsi="Calibri"/>
         </w:rPr>
         <w:t xml:space="preserve">BP-04 NACTVET Verification and Offer Acceptance</w:t>
+      </w:r>
+      <w:bookmarkEnd w:id="9"/>
+    </w:p>
+    <w:p>
+      <w:pPr>
+        <w:spacing w:after="300"/>
+      </w:pPr>
+      <w:r>
+        <w:rPr>
+          <w:i/>
+          <w:rFonts w:ascii="Calibri" w:cs="Calibri" w:eastAsia="Calibri" w:hAnsi="Calibri"/>
+          <w:color w:val="595959"/>
+          <w:sz w:val="22"/>
+          <w:szCs w:val="22"/>
+        </w:rPr>
+        <w:t xml:space="preserve">This process describes how selected applicants are submitted to NACTVET for verification and how verified applicants accept their offers and become confirmed admissions. The table sets out its purpose, what starts it, who takes part, the steps and the controls the system applies.</w:t>
       </w:r>
     </w:p>
     <w:tbl>
@@ -11930,6 +13035,21 @@
           <w:rFonts w:ascii="Calibri" w:cs="Calibri" w:eastAsia="Calibri" w:hAnsi="Calibri"/>
         </w:rPr>
         <w:t xml:space="preserve">Exceptions</w:t>
+      </w:r>
+    </w:p>
+    <w:p>
+      <w:pPr>
+        <w:spacing w:after="300"/>
+      </w:pPr>
+      <w:r>
+        <w:rPr>
+          <w:i/>
+          <w:rFonts w:ascii="Calibri" w:cs="Calibri" w:eastAsia="Calibri" w:hAnsi="Calibri"/>
+          <w:color w:val="595959"/>
+          <w:sz w:val="22"/>
+          <w:szCs w:val="22"/>
+        </w:rPr>
+        <w:t xml:space="preserve">Exceptions are the situations that do not follow the normal steps above, and how each is handled so that no case is left without an owner.</w:t>
       </w:r>
     </w:p>
     <w:p>
@@ -11973,6 +13093,21 @@
           <w:rFonts w:ascii="Calibri" w:cs="Calibri" w:eastAsia="Calibri" w:hAnsi="Calibri"/>
         </w:rPr>
         <w:t xml:space="preserve">Service level / KPI</w:t>
+      </w:r>
+    </w:p>
+    <w:p>
+      <w:pPr>
+        <w:spacing w:after="300"/>
+      </w:pPr>
+      <w:r>
+        <w:rPr>
+          <w:i/>
+          <w:rFonts w:ascii="Calibri" w:cs="Calibri" w:eastAsia="Calibri" w:hAnsi="Calibri"/>
+          <w:color w:val="595959"/>
+          <w:sz w:val="22"/>
+          <w:szCs w:val="22"/>
+        </w:rPr>
+        <w:t xml:space="preserve">The service level states how quickly and how well verification and offers must be carried out, and the As built note describes how CIMS performs it today.</w:t>
       </w:r>
     </w:p>
     <w:p>
@@ -12030,22 +13165,56 @@
         <w:pStyle w:val="Heading1"/>
         <w:pageBreakBefore/>
       </w:pPr>
+      <w:bookmarkStart w:id="10" w:name="_TocV11_10"/>
       <w:r>
         <w:rPr>
           <w:rFonts w:ascii="Calibri" w:cs="Calibri" w:eastAsia="Calibri" w:hAnsi="Calibri"/>
         </w:rPr>
         <w:t xml:space="preserve">3. Registration and Records Processes</w:t>
       </w:r>
+      <w:bookmarkEnd w:id="10"/>
+    </w:p>
+    <w:p>
+      <w:pPr>
+        <w:spacing w:after="300"/>
+      </w:pPr>
+      <w:r>
+        <w:rPr>
+          <w:i/>
+          <w:rFonts w:ascii="Calibri" w:cs="Calibri" w:eastAsia="Calibri" w:hAnsi="Calibri"/>
+          <w:color w:val="595959"/>
+          <w:sz w:val="22"/>
+          <w:szCs w:val="22"/>
+        </w:rPr>
+        <w:t xml:space="preserve">These processes create and maintain the student record: registering students each semester and recording changes in their status during their studies.</w:t>
+      </w:r>
     </w:p>
     <w:p>
       <w:pPr>
         <w:pStyle w:val="Heading2"/>
       </w:pPr>
+      <w:bookmarkStart w:id="11" w:name="_TocV11_11"/>
       <w:r>
         <w:rPr>
           <w:rFonts w:ascii="Calibri" w:cs="Calibri" w:eastAsia="Calibri" w:hAnsi="Calibri"/>
         </w:rPr>
         <w:t xml:space="preserve">BP-05 Student Registration</w:t>
+      </w:r>
+      <w:bookmarkEnd w:id="11"/>
+    </w:p>
+    <w:p>
+      <w:pPr>
+        <w:spacing w:after="300"/>
+      </w:pPr>
+      <w:r>
+        <w:rPr>
+          <w:i/>
+          <w:rFonts w:ascii="Calibri" w:cs="Calibri" w:eastAsia="Calibri" w:hAnsi="Calibri"/>
+          <w:color w:val="595959"/>
+          <w:sz w:val="22"/>
+          <w:szCs w:val="22"/>
+        </w:rPr>
+        <w:t xml:space="preserve">This process describes how new and continuing students register for each semester, including the fee and other conditions that must be met first. The table sets out its purpose, what starts it, who takes part, the steps and the controls the system applies.</w:t>
       </w:r>
     </w:p>
     <w:tbl>
@@ -13296,6 +14465,21 @@
           <w:rFonts w:ascii="Calibri" w:cs="Calibri" w:eastAsia="Calibri" w:hAnsi="Calibri"/>
         </w:rPr>
         <w:t xml:space="preserve">Exceptions</w:t>
+      </w:r>
+    </w:p>
+    <w:p>
+      <w:pPr>
+        <w:spacing w:after="300"/>
+      </w:pPr>
+      <w:r>
+        <w:rPr>
+          <w:i/>
+          <w:rFonts w:ascii="Calibri" w:cs="Calibri" w:eastAsia="Calibri" w:hAnsi="Calibri"/>
+          <w:color w:val="595959"/>
+          <w:sz w:val="22"/>
+          <w:szCs w:val="22"/>
+        </w:rPr>
+        <w:t xml:space="preserve">Exceptions are the situations that do not follow the normal steps above, and how each is handled so that no case is left without an owner.</w:t>
       </w:r>
     </w:p>
     <w:p>
@@ -13343,6 +14527,21 @@
     </w:p>
     <w:p>
       <w:pPr>
+        <w:spacing w:after="300"/>
+      </w:pPr>
+      <w:r>
+        <w:rPr>
+          <w:i/>
+          <w:rFonts w:ascii="Calibri" w:cs="Calibri" w:eastAsia="Calibri" w:hAnsi="Calibri"/>
+          <w:color w:val="595959"/>
+          <w:sz w:val="22"/>
+          <w:szCs w:val="22"/>
+        </w:rPr>
+        <w:t xml:space="preserve">The service level states how quickly and how well registration must be carried out, and the As built note describes how CIMS performs it today.</w:t>
+      </w:r>
+    </w:p>
+    <w:p>
+      <w:pPr>
         <w:pStyle w:val="ListParagraph"/>
         <w:numPr>
           <w:ilvl w:val="0"/>
@@ -13379,11 +14578,28 @@
       <w:pPr>
         <w:pStyle w:val="Heading2"/>
       </w:pPr>
+      <w:bookmarkStart w:id="12" w:name="_TocV11_12"/>
       <w:r>
         <w:rPr>
           <w:rFonts w:ascii="Calibri" w:cs="Calibri" w:eastAsia="Calibri" w:hAnsi="Calibri"/>
         </w:rPr>
         <w:t xml:space="preserve">BP-14 Student Status Changes</w:t>
+      </w:r>
+      <w:bookmarkEnd w:id="12"/>
+    </w:p>
+    <w:p>
+      <w:pPr>
+        <w:spacing w:after="300"/>
+      </w:pPr>
+      <w:r>
+        <w:rPr>
+          <w:i/>
+          <w:rFonts w:ascii="Calibri" w:cs="Calibri" w:eastAsia="Calibri" w:hAnsi="Calibri"/>
+          <w:color w:val="595959"/>
+          <w:sz w:val="22"/>
+          <w:szCs w:val="22"/>
+        </w:rPr>
+        <w:t xml:space="preserve">This process describes how changes in a student's status, such as postponement, suspension, transfer or withdrawal, are requested, approved and recorded. The table sets out its purpose, what starts it, who takes part, the steps and the controls the system applies.</w:t>
       </w:r>
     </w:p>
     <w:tbl>
@@ -14514,11 +15730,28 @@
       <w:pPr>
         <w:pStyle w:val="Heading1"/>
       </w:pPr>
+      <w:bookmarkStart w:id="13" w:name="_TocV11_13"/>
       <w:r>
         <w:rPr>
           <w:rFonts w:ascii="Calibri" w:cs="Calibri" w:eastAsia="Calibri" w:hAnsi="Calibri"/>
         </w:rPr>
         <w:t xml:space="preserve">4. Finance Processes</w:t>
+      </w:r>
+      <w:bookmarkEnd w:id="13"/>
+    </w:p>
+    <w:p>
+      <w:pPr>
+        <w:spacing w:after="300"/>
+      </w:pPr>
+      <w:r>
+        <w:rPr>
+          <w:i/>
+          <w:rFonts w:ascii="Calibri" w:cs="Calibri" w:eastAsia="Calibri" w:hAnsi="Calibri"/>
+          <w:color w:val="595959"/>
+          <w:sz w:val="22"/>
+          <w:szCs w:val="22"/>
+        </w:rPr>
+        <w:t xml:space="preserve">Finance processes ensure every student is billed correctly and every payment is collected, matched and receipted. The figure gives the overall flow of billing and payment.</w:t>
       </w:r>
     </w:p>
     <w:p>
@@ -14588,11 +15821,28 @@
       <w:pPr>
         <w:pStyle w:val="Heading2"/>
       </w:pPr>
+      <w:bookmarkStart w:id="14" w:name="_TocV11_14"/>
       <w:r>
         <w:rPr>
           <w:rFonts w:ascii="Calibri" w:cs="Calibri" w:eastAsia="Calibri" w:hAnsi="Calibri"/>
         </w:rPr>
         <w:t xml:space="preserve">BP-06 Fee Billing, Payment and Reconciliation</w:t>
+      </w:r>
+      <w:bookmarkEnd w:id="14"/>
+    </w:p>
+    <w:p>
+      <w:pPr>
+        <w:spacing w:after="300"/>
+      </w:pPr>
+      <w:r>
+        <w:rPr>
+          <w:i/>
+          <w:rFonts w:ascii="Calibri" w:cs="Calibri" w:eastAsia="Calibri" w:hAnsi="Calibri"/>
+          <w:color w:val="595959"/>
+          <w:sz w:val="22"/>
+          <w:szCs w:val="22"/>
+        </w:rPr>
+        <w:t xml:space="preserve">This process describes how students are billed, how they pay through control numbers or other channels, and how payments are reconciled and receipted automatically. The table sets out its purpose, what starts it, who takes part, the steps and the controls the system applies.</w:t>
       </w:r>
     </w:p>
     <w:tbl>
@@ -16113,6 +17363,21 @@
           <w:rFonts w:ascii="Calibri" w:cs="Calibri" w:eastAsia="Calibri" w:hAnsi="Calibri"/>
         </w:rPr>
         <w:t xml:space="preserve">Exceptions</w:t>
+      </w:r>
+    </w:p>
+    <w:p>
+      <w:pPr>
+        <w:spacing w:after="300"/>
+      </w:pPr>
+      <w:r>
+        <w:rPr>
+          <w:i/>
+          <w:rFonts w:ascii="Calibri" w:cs="Calibri" w:eastAsia="Calibri" w:hAnsi="Calibri"/>
+          <w:color w:val="595959"/>
+          <w:sz w:val="22"/>
+          <w:szCs w:val="22"/>
+        </w:rPr>
+        <w:t xml:space="preserve">Exceptions are the situations that do not follow the normal steps above, and how each is handled so that no case is left without an owner.</w:t>
       </w:r>
     </w:p>
     <w:p>
@@ -16156,6 +17421,21 @@
           <w:rFonts w:ascii="Calibri" w:cs="Calibri" w:eastAsia="Calibri" w:hAnsi="Calibri"/>
         </w:rPr>
         <w:t xml:space="preserve">Service level / KPI</w:t>
+      </w:r>
+    </w:p>
+    <w:p>
+      <w:pPr>
+        <w:spacing w:after="300"/>
+      </w:pPr>
+      <w:r>
+        <w:rPr>
+          <w:i/>
+          <w:rFonts w:ascii="Calibri" w:cs="Calibri" w:eastAsia="Calibri" w:hAnsi="Calibri"/>
+          <w:color w:val="595959"/>
+          <w:sz w:val="22"/>
+          <w:szCs w:val="22"/>
+        </w:rPr>
+        <w:t xml:space="preserve">The service level states how quickly and how well billing and reconciliation must be carried out, and the As built note describes how CIMS performs it today.</w:t>
       </w:r>
     </w:p>
     <w:p>
@@ -16212,11 +17492,28 @@
       <w:pPr>
         <w:pStyle w:val="Heading2"/>
       </w:pPr>
+      <w:bookmarkStart w:id="15" w:name="_TocV11_15"/>
       <w:r>
         <w:rPr>
           <w:rFonts w:ascii="Calibri" w:cs="Calibri" w:eastAsia="Calibri" w:hAnsi="Calibri"/>
         </w:rPr>
         <w:t xml:space="preserve">BP-17 Sponsorship, Waivers and Refunds</w:t>
+      </w:r>
+      <w:bookmarkEnd w:id="15"/>
+    </w:p>
+    <w:p>
+      <w:pPr>
+        <w:spacing w:after="300"/>
+      </w:pPr>
+      <w:r>
+        <w:rPr>
+          <w:i/>
+          <w:rFonts w:ascii="Calibri" w:cs="Calibri" w:eastAsia="Calibri" w:hAnsi="Calibri"/>
+          <w:color w:val="595959"/>
+          <w:sz w:val="22"/>
+          <w:szCs w:val="22"/>
+        </w:rPr>
+        <w:t xml:space="preserve">This process describes how payments by sponsors (including HESLB), fee waivers and refunds are handled under proper approval. The table sets out its purpose, what starts it, who takes part, the steps and the controls the system applies.</w:t>
       </w:r>
     </w:p>
     <w:tbl>
@@ -17348,22 +18645,56 @@
         <w:pStyle w:val="Heading1"/>
         <w:pageBreakBefore/>
       </w:pPr>
+      <w:bookmarkStart w:id="16" w:name="_TocV11_16"/>
       <w:r>
         <w:rPr>
           <w:rFonts w:ascii="Calibri" w:cs="Calibri" w:eastAsia="Calibri" w:hAnsi="Calibri"/>
         </w:rPr>
         <w:t xml:space="preserve">5. Teaching and Assessment Processes</w:t>
       </w:r>
+      <w:bookmarkEnd w:id="16"/>
+    </w:p>
+    <w:p>
+      <w:pPr>
+        <w:spacing w:after="300"/>
+      </w:pPr>
+      <w:r>
+        <w:rPr>
+          <w:i/>
+          <w:rFonts w:ascii="Calibri" w:cs="Calibri" w:eastAsia="Calibri" w:hAnsi="Calibri"/>
+          <w:color w:val="595959"/>
+          <w:sz w:val="22"/>
+          <w:szCs w:val="22"/>
+        </w:rPr>
+        <w:t xml:space="preserve">These processes cover the academic core: allocating teaching, recording attendance, assessing students and approving results under the examination regulations.</w:t>
+      </w:r>
     </w:p>
     <w:p>
       <w:pPr>
         <w:pStyle w:val="Heading2"/>
       </w:pPr>
+      <w:bookmarkStart w:id="17" w:name="_TocV11_17"/>
       <w:r>
         <w:rPr>
           <w:rFonts w:ascii="Calibri" w:cs="Calibri" w:eastAsia="Calibri" w:hAnsi="Calibri"/>
         </w:rPr>
         <w:t xml:space="preserve">BP-07 Module Allocation and Attendance</w:t>
+      </w:r>
+      <w:bookmarkEnd w:id="17"/>
+    </w:p>
+    <w:p>
+      <w:pPr>
+        <w:spacing w:after="300"/>
+      </w:pPr>
+      <w:r>
+        <w:rPr>
+          <w:i/>
+          <w:rFonts w:ascii="Calibri" w:cs="Calibri" w:eastAsia="Calibri" w:hAnsi="Calibri"/>
+          <w:color w:val="595959"/>
+          <w:sz w:val="22"/>
+          <w:szCs w:val="22"/>
+        </w:rPr>
+        <w:t xml:space="preserve">This process describes how teaching is allocated to lecturers and how attendance is recorded, since attendance decides who may sit examinations. The table sets out its purpose, what starts it, who takes part, the steps and the controls the system applies.</w:t>
       </w:r>
     </w:p>
     <w:tbl>
@@ -18563,11 +19894,28 @@
       <w:pPr>
         <w:pStyle w:val="Heading2"/>
       </w:pPr>
+      <w:bookmarkStart w:id="18" w:name="_TocV11_18"/>
       <w:r>
         <w:rPr>
           <w:rFonts w:ascii="Calibri" w:cs="Calibri" w:eastAsia="Calibri" w:hAnsi="Calibri"/>
         </w:rPr>
         <w:t xml:space="preserve">BP-08 NTA Assessment and Results Approval</w:t>
+      </w:r>
+      <w:bookmarkEnd w:id="18"/>
+    </w:p>
+    <w:p>
+      <w:pPr>
+        <w:spacing w:after="300"/>
+      </w:pPr>
+      <w:r>
+        <w:rPr>
+          <w:i/>
+          <w:rFonts w:ascii="Calibri" w:cs="Calibri" w:eastAsia="Calibri" w:hAnsi="Calibri"/>
+          <w:color w:val="595959"/>
+          <w:sz w:val="22"/>
+          <w:szCs w:val="22"/>
+        </w:rPr>
+        <w:t xml:space="preserve">This process describes how continuous assessment and examination marks for NTA programmes are entered, checked, approved by the boards and published. The table sets out its purpose, what starts it, who takes part, the steps and the controls the system applies.</w:t>
       </w:r>
     </w:p>
     <w:tbl>
@@ -20358,6 +21706,21 @@
           <w:rFonts w:ascii="Calibri" w:cs="Calibri" w:eastAsia="Calibri" w:hAnsi="Calibri"/>
         </w:rPr>
         <w:t xml:space="preserve">Exceptions</w:t>
+      </w:r>
+    </w:p>
+    <w:p>
+      <w:pPr>
+        <w:spacing w:after="300"/>
+      </w:pPr>
+      <w:r>
+        <w:rPr>
+          <w:i/>
+          <w:rFonts w:ascii="Calibri" w:cs="Calibri" w:eastAsia="Calibri" w:hAnsi="Calibri"/>
+          <w:color w:val="595959"/>
+          <w:sz w:val="22"/>
+          <w:szCs w:val="22"/>
+        </w:rPr>
+        <w:t xml:space="preserve">Exceptions are the situations that do not follow the normal steps above, and how each is handled so that no case is left without an owner.</w:t>
       </w:r>
     </w:p>
     <w:p>
@@ -20405,6 +21768,21 @@
     </w:p>
     <w:p>
       <w:pPr>
+        <w:spacing w:after="300"/>
+      </w:pPr>
+      <w:r>
+        <w:rPr>
+          <w:i/>
+          <w:rFonts w:ascii="Calibri" w:cs="Calibri" w:eastAsia="Calibri" w:hAnsi="Calibri"/>
+          <w:color w:val="595959"/>
+          <w:sz w:val="22"/>
+          <w:szCs w:val="22"/>
+        </w:rPr>
+        <w:t xml:space="preserve">The service level states how quickly and how well results processing must be carried out, and the As built note describes how CIMS performs it today.</w:t>
+      </w:r>
+    </w:p>
+    <w:p>
+      <w:pPr>
         <w:pStyle w:val="ListParagraph"/>
         <w:numPr>
           <w:ilvl w:val="0"/>
@@ -20441,11 +21819,28 @@
       <w:pPr>
         <w:pStyle w:val="Heading2"/>
       </w:pPr>
+      <w:bookmarkStart w:id="19" w:name="_TocV11_19"/>
       <w:r>
         <w:rPr>
           <w:rFonts w:ascii="Calibri" w:cs="Calibri" w:eastAsia="Calibri" w:hAnsi="Calibri"/>
         </w:rPr>
         <w:t xml:space="preserve">BP-09 NVA Competence Assessment</w:t>
+      </w:r>
+      <w:bookmarkEnd w:id="19"/>
+    </w:p>
+    <w:p>
+      <w:pPr>
+        <w:spacing w:after="300"/>
+      </w:pPr>
+      <w:r>
+        <w:rPr>
+          <w:i/>
+          <w:rFonts w:ascii="Calibri" w:cs="Calibri" w:eastAsia="Calibri" w:hAnsi="Calibri"/>
+          <w:color w:val="595959"/>
+          <w:sz w:val="22"/>
+          <w:szCs w:val="22"/>
+        </w:rPr>
+        <w:t xml:space="preserve">This process describes how competence-based assessment is recorded for NVA (vocational) programmes. The table sets out its purpose, what starts it, who takes part, the steps and the controls the system applies.</w:t>
       </w:r>
     </w:p>
     <w:tbl>
@@ -21582,11 +22977,28 @@
       <w:pPr>
         <w:pStyle w:val="Heading2"/>
       </w:pPr>
+      <w:bookmarkStart w:id="20" w:name="_TocV11_20"/>
       <w:r>
         <w:rPr>
           <w:rFonts w:ascii="Calibri" w:cs="Calibri" w:eastAsia="Calibri" w:hAnsi="Calibri"/>
         </w:rPr>
         <w:t xml:space="preserve">BP-10 Supplementary, Special and Carry-over Examinations</w:t>
+      </w:r>
+      <w:bookmarkEnd w:id="20"/>
+    </w:p>
+    <w:p>
+      <w:pPr>
+        <w:spacing w:after="300"/>
+      </w:pPr>
+      <w:r>
+        <w:rPr>
+          <w:i/>
+          <w:rFonts w:ascii="Calibri" w:cs="Calibri" w:eastAsia="Calibri" w:hAnsi="Calibri"/>
+          <w:color w:val="595959"/>
+          <w:sz w:val="22"/>
+          <w:szCs w:val="22"/>
+        </w:rPr>
+        <w:t xml:space="preserve">This process describes how students who are entitled to a further attempt sit supplementary, special or carry-over examinations, and how their results are recorded. The table sets out its purpose, what starts it, who takes part, the steps and the controls the system applies.</w:t>
       </w:r>
     </w:p>
     <w:tbl>
@@ -22723,11 +24135,28 @@
       <w:pPr>
         <w:pStyle w:val="Heading2"/>
       </w:pPr>
+      <w:bookmarkStart w:id="21" w:name="_TocV11_21"/>
       <w:r>
         <w:rPr>
           <w:rFonts w:ascii="Calibri" w:cs="Calibri" w:eastAsia="Calibri" w:hAnsi="Calibri"/>
         </w:rPr>
         <w:t xml:space="preserve">BP-11 Remarking and Appeals</w:t>
+      </w:r>
+      <w:bookmarkEnd w:id="21"/>
+    </w:p>
+    <w:p>
+      <w:pPr>
+        <w:spacing w:after="300"/>
+      </w:pPr>
+      <w:r>
+        <w:rPr>
+          <w:i/>
+          <w:rFonts w:ascii="Calibri" w:cs="Calibri" w:eastAsia="Calibri" w:hAnsi="Calibri"/>
+          <w:color w:val="595959"/>
+          <w:sz w:val="22"/>
+          <w:szCs w:val="22"/>
+        </w:rPr>
+        <w:t xml:space="preserve">This process describes how a student may challenge a result through remarking or appeal, and how the case is decided fairly and recorded. The table sets out its purpose, what starts it, who takes part, the steps and the controls the system applies.</w:t>
       </w:r>
     </w:p>
     <w:tbl>
@@ -23864,22 +25293,56 @@
       <w:pPr>
         <w:pStyle w:val="Heading1"/>
       </w:pPr>
+      <w:bookmarkStart w:id="22" w:name="_TocV11_22"/>
       <w:r>
         <w:rPr>
           <w:rFonts w:ascii="Calibri" w:cs="Calibri" w:eastAsia="Calibri" w:hAnsi="Calibri"/>
         </w:rPr>
         <w:t xml:space="preserve">6. Campus Service Processes</w:t>
       </w:r>
+      <w:bookmarkEnd w:id="22"/>
+    </w:p>
+    <w:p>
+      <w:pPr>
+        <w:spacing w:after="300"/>
+      </w:pPr>
+      <w:r>
+        <w:rPr>
+          <w:i/>
+          <w:rFonts w:ascii="Calibri" w:cs="Calibri" w:eastAsia="Calibri" w:hAnsi="Calibri"/>
+          <w:color w:val="595959"/>
+          <w:sz w:val="22"/>
+          <w:szCs w:val="22"/>
+        </w:rPr>
+        <w:t xml:space="preserve">These processes cover services outside the classroom: student accommodation and industrial practical training.</w:t>
+      </w:r>
     </w:p>
     <w:p>
       <w:pPr>
         <w:pStyle w:val="Heading2"/>
       </w:pPr>
+      <w:bookmarkStart w:id="23" w:name="_TocV11_23"/>
       <w:r>
         <w:rPr>
           <w:rFonts w:ascii="Calibri" w:cs="Calibri" w:eastAsia="Calibri" w:hAnsi="Calibri"/>
         </w:rPr>
         <w:t xml:space="preserve">BP-12 Hostel Application and Allocation</w:t>
+      </w:r>
+      <w:bookmarkEnd w:id="23"/>
+    </w:p>
+    <w:p>
+      <w:pPr>
+        <w:spacing w:after="300"/>
+      </w:pPr>
+      <w:r>
+        <w:rPr>
+          <w:i/>
+          <w:rFonts w:ascii="Calibri" w:cs="Calibri" w:eastAsia="Calibri" w:hAnsi="Calibri"/>
+          <w:color w:val="595959"/>
+          <w:sz w:val="22"/>
+          <w:szCs w:val="22"/>
+        </w:rPr>
+        <w:t xml:space="preserve">This process describes how students apply for hostel places and how beds are allocated fairly and paid for. The table sets out its purpose, what starts it, who takes part, the steps and the controls the system applies.</w:t>
       </w:r>
     </w:p>
     <w:tbl>
@@ -25130,6 +26593,21 @@
           <w:rFonts w:ascii="Calibri" w:cs="Calibri" w:eastAsia="Calibri" w:hAnsi="Calibri"/>
         </w:rPr>
         <w:t xml:space="preserve">Service level / KPI</w:t>
+      </w:r>
+    </w:p>
+    <w:p>
+      <w:pPr>
+        <w:spacing w:after="300"/>
+      </w:pPr>
+      <w:r>
+        <w:rPr>
+          <w:i/>
+          <w:rFonts w:ascii="Calibri" w:cs="Calibri" w:eastAsia="Calibri" w:hAnsi="Calibri"/>
+          <w:color w:val="595959"/>
+          <w:sz w:val="22"/>
+          <w:szCs w:val="22"/>
+        </w:rPr>
+        <w:t xml:space="preserve">The service level states how quickly and how well hostel allocation must be carried out, and the As built note describes how CIMS performs it today.</w:t>
       </w:r>
     </w:p>
     <w:p>
@@ -25176,11 +26654,28 @@
       <w:pPr>
         <w:pStyle w:val="Heading2"/>
       </w:pPr>
+      <w:bookmarkStart w:id="24" w:name="_TocV11_24"/>
       <w:r>
         <w:rPr>
           <w:rFonts w:ascii="Calibri" w:cs="Calibri" w:eastAsia="Calibri" w:hAnsi="Calibri"/>
         </w:rPr>
         <w:t xml:space="preserve">BP-13 Industrial Practical Training (IPT)</w:t>
+      </w:r>
+      <w:bookmarkEnd w:id="24"/>
+    </w:p>
+    <w:p>
+      <w:pPr>
+        <w:spacing w:after="300"/>
+      </w:pPr>
+      <w:r>
+        <w:rPr>
+          <w:i/>
+          <w:rFonts w:ascii="Calibri" w:cs="Calibri" w:eastAsia="Calibri" w:hAnsi="Calibri"/>
+          <w:color w:val="595959"/>
+          <w:sz w:val="22"/>
+          <w:szCs w:val="22"/>
+        </w:rPr>
+        <w:t xml:space="preserve">This process describes how field attachment in industry is organised, supervised and assessed as part of the programme. The table sets out its purpose, what starts it, who takes part, the steps and the controls the system applies.</w:t>
       </w:r>
     </w:p>
     <w:tbl>
@@ -26311,22 +27806,56 @@
       <w:pPr>
         <w:pStyle w:val="Heading1"/>
       </w:pPr>
+      <w:bookmarkStart w:id="25" w:name="_TocV11_25"/>
       <w:r>
         <w:rPr>
           <w:rFonts w:ascii="Calibri" w:cs="Calibri" w:eastAsia="Calibri" w:hAnsi="Calibri"/>
         </w:rPr>
         <w:t xml:space="preserve">7. Completion Processes</w:t>
       </w:r>
+      <w:bookmarkEnd w:id="25"/>
+    </w:p>
+    <w:p>
+      <w:pPr>
+        <w:spacing w:after="300"/>
+      </w:pPr>
+      <w:r>
+        <w:rPr>
+          <w:i/>
+          <w:rFonts w:ascii="Calibri" w:cs="Calibri" w:eastAsia="Calibri" w:hAnsi="Calibri"/>
+          <w:color w:val="595959"/>
+          <w:sz w:val="22"/>
+          <w:szCs w:val="22"/>
+        </w:rPr>
+        <w:t xml:space="preserve">Completion processes cover the end of a student's studies: clearance, graduation, awards and later verification of the documents issued.</w:t>
+      </w:r>
     </w:p>
     <w:p>
       <w:pPr>
         <w:pStyle w:val="Heading2"/>
       </w:pPr>
+      <w:bookmarkStart w:id="26" w:name="_TocV11_26"/>
       <w:r>
         <w:rPr>
           <w:rFonts w:ascii="Calibri" w:cs="Calibri" w:eastAsia="Calibri" w:hAnsi="Calibri"/>
         </w:rPr>
         <w:t xml:space="preserve">BP-15 Clearance and Graduation</w:t>
+      </w:r>
+      <w:bookmarkEnd w:id="26"/>
+    </w:p>
+    <w:p>
+      <w:pPr>
+        <w:spacing w:after="300"/>
+      </w:pPr>
+      <w:r>
+        <w:rPr>
+          <w:i/>
+          <w:rFonts w:ascii="Calibri" w:cs="Calibri" w:eastAsia="Calibri" w:hAnsi="Calibri"/>
+          <w:color w:val="595959"/>
+          <w:sz w:val="22"/>
+          <w:szCs w:val="22"/>
+        </w:rPr>
+        <w:t xml:space="preserve">This process describes how finalists are cleared by each office, approved as graduands and issued with their transcripts and certificates. The table sets out its purpose, what starts it, who takes part, the steps and the controls the system applies.</w:t>
       </w:r>
     </w:p>
     <w:tbl>
@@ -27590,11 +29119,28 @@
       <w:pPr>
         <w:pStyle w:val="Heading2"/>
       </w:pPr>
+      <w:bookmarkStart w:id="27" w:name="_TocV11_27"/>
       <w:r>
         <w:rPr>
           <w:rFonts w:ascii="Calibri" w:cs="Calibri" w:eastAsia="Calibri" w:hAnsi="Calibri"/>
         </w:rPr>
         <w:t xml:space="preserve">BP-16 Document Verification</w:t>
+      </w:r>
+      <w:bookmarkEnd w:id="27"/>
+    </w:p>
+    <w:p>
+      <w:pPr>
+        <w:spacing w:after="300"/>
+      </w:pPr>
+      <w:r>
+        <w:rPr>
+          <w:i/>
+          <w:rFonts w:ascii="Calibri" w:cs="Calibri" w:eastAsia="Calibri" w:hAnsi="Calibri"/>
+          <w:color w:val="595959"/>
+          <w:sz w:val="22"/>
+          <w:szCs w:val="22"/>
+        </w:rPr>
+        <w:t xml:space="preserve">This process describes how employers, institutions and agencies can check that a certificate or transcript issued by CIMS is genuine. The table sets out its purpose, what starts it, who takes part, the steps and the controls the system applies.</w:t>
       </w:r>
     </w:p>
     <w:tbl>
@@ -28461,11 +30007,28 @@
       <w:pPr>
         <w:pStyle w:val="Heading1"/>
       </w:pPr>
+      <w:bookmarkStart w:id="28" w:name="_TocV11_28"/>
       <w:r>
         <w:rPr>
           <w:rFonts w:ascii="Calibri" w:cs="Calibri" w:eastAsia="Calibri" w:hAnsi="Calibri"/>
         </w:rPr>
         <w:t xml:space="preserve">8. Process Controls Summary</w:t>
+      </w:r>
+      <w:bookmarkEnd w:id="28"/>
+    </w:p>
+    <w:p>
+      <w:pPr>
+        <w:spacing w:after="300"/>
+      </w:pPr>
+      <w:r>
+        <w:rPr>
+          <w:i/>
+          <w:rFonts w:ascii="Calibri" w:cs="Calibri" w:eastAsia="Calibri" w:hAnsi="Calibri"/>
+          <w:color w:val="595959"/>
+          <w:sz w:val="22"/>
+          <w:szCs w:val="22"/>
+        </w:rPr>
+        <w:t xml:space="preserve">Process controls protect the institution against error and fraud. This table summarises the controls applied across all processes and where each one is used.</w:t>
       </w:r>
     </w:p>
     <w:tbl>

--- a/docs/04_Business_Process_Document_College_Institution_Management_System.docx
+++ b/docs/04_Business_Process_Document_College_Institution_Management_System.docx
@@ -397,7 +397,7 @@
                 <w:sz w:val="18"/>
                 <w:szCs w:val="18"/>
               </w:rPr>
-              <w:t xml:space="preserve">Version 3.1 — updated to the system as built after the October 2026 completion batches, for stakeholder review</w:t>
+              <w:t xml:space="preserve">Version 3.2 — updated to the system as built after the October 2026 completion batches, for stakeholder review</w:t>
             </w:r>
           </w:p>
         </w:tc>
@@ -1515,6 +1515,143 @@
           </w:p>
         </w:tc>
       </w:tr>
+      <w:tr>
+        <w:trPr>
+          <w:cantSplit/>
+        </w:trPr>
+        <w:tc>
+          <w:tcPr>
+            <w:tcW w:type="dxa" w:w="1083"/>
+            <w:tcBorders>
+              <w:top w:val="single" w:color="BFC9D6" w:sz="4"/>
+              <w:left w:val="single" w:color="BFC9D6" w:sz="4"/>
+              <w:bottom w:val="single" w:color="BFC9D6" w:sz="4"/>
+              <w:right w:val="single" w:color="BFC9D6" w:sz="4"/>
+            </w:tcBorders>
+            <w:shd w:fill="EEF3F8" w:color="auto" w:val="clear"/>
+            <w:tcMar>
+              <w:top w:type="dxa" w:w="60"/>
+              <w:left w:type="dxa" w:w="100"/>
+              <w:bottom w:type="dxa" w:w="60"/>
+              <w:right w:type="dxa" w:w="100"/>
+            </w:tcMar>
+            <w:vAlign w:val="center"/>
+          </w:tcPr>
+          <w:p>
+            <w:pPr>
+              <w:spacing w:after="30" w:before="30"/>
+              <w:jc w:val="left"/>
+            </w:pPr>
+            <w:r>
+              <w:rPr>
+                <w:rFonts w:ascii="Calibri" w:cs="Calibri" w:eastAsia="Calibri" w:hAnsi="Calibri"/>
+                <w:sz w:val="18"/>
+                <w:szCs w:val="18"/>
+              </w:rPr>
+              <w:t xml:space="preserve">3.2</w:t>
+            </w:r>
+          </w:p>
+        </w:tc>
+        <w:tc>
+          <w:tcPr>
+            <w:tcW w:type="dxa" w:w="1624"/>
+            <w:tcBorders>
+              <w:top w:val="single" w:color="BFC9D6" w:sz="4"/>
+              <w:left w:val="single" w:color="BFC9D6" w:sz="4"/>
+              <w:bottom w:val="single" w:color="BFC9D6" w:sz="4"/>
+              <w:right w:val="single" w:color="BFC9D6" w:sz="4"/>
+            </w:tcBorders>
+            <w:shd w:fill="EEF3F8" w:color="auto" w:val="clear"/>
+            <w:tcMar>
+              <w:top w:type="dxa" w:w="60"/>
+              <w:left w:type="dxa" w:w="100"/>
+              <w:bottom w:type="dxa" w:w="60"/>
+              <w:right w:type="dxa" w:w="100"/>
+            </w:tcMar>
+            <w:vAlign w:val="center"/>
+          </w:tcPr>
+          <w:p>
+            <w:pPr>
+              <w:spacing w:after="30" w:before="30"/>
+              <w:jc w:val="left"/>
+            </w:pPr>
+            <w:r>
+              <w:rPr>
+                <w:rFonts w:ascii="Calibri" w:cs="Calibri" w:eastAsia="Calibri" w:hAnsi="Calibri"/>
+                <w:sz w:val="18"/>
+                <w:szCs w:val="18"/>
+              </w:rPr>
+              <w:t xml:space="preserve">October 2026</w:t>
+            </w:r>
+          </w:p>
+        </w:tc>
+        <w:tc>
+          <w:tcPr>
+            <w:tcW w:type="dxa" w:w="1985"/>
+            <w:tcBorders>
+              <w:top w:val="single" w:color="BFC9D6" w:sz="4"/>
+              <w:left w:val="single" w:color="BFC9D6" w:sz="4"/>
+              <w:bottom w:val="single" w:color="BFC9D6" w:sz="4"/>
+              <w:right w:val="single" w:color="BFC9D6" w:sz="4"/>
+            </w:tcBorders>
+            <w:shd w:fill="EEF3F8" w:color="auto" w:val="clear"/>
+            <w:tcMar>
+              <w:top w:type="dxa" w:w="60"/>
+              <w:left w:type="dxa" w:w="100"/>
+              <w:bottom w:type="dxa" w:w="60"/>
+              <w:right w:type="dxa" w:w="100"/>
+            </w:tcMar>
+            <w:vAlign w:val="center"/>
+          </w:tcPr>
+          <w:p>
+            <w:pPr>
+              <w:spacing w:after="30" w:before="30"/>
+              <w:jc w:val="left"/>
+            </w:pPr>
+            <w:r>
+              <w:rPr>
+                <w:rFonts w:ascii="Calibri" w:cs="Calibri" w:eastAsia="Calibri" w:hAnsi="Calibri"/>
+                <w:sz w:val="18"/>
+                <w:szCs w:val="18"/>
+              </w:rPr>
+              <w:t xml:space="preserve">Msingi Technologies Ltd</w:t>
+            </w:r>
+          </w:p>
+        </w:tc>
+        <w:tc>
+          <w:tcPr>
+            <w:tcW w:type="dxa" w:w="4334"/>
+            <w:tcBorders>
+              <w:top w:val="single" w:color="BFC9D6" w:sz="4"/>
+              <w:left w:val="single" w:color="BFC9D6" w:sz="4"/>
+              <w:bottom w:val="single" w:color="BFC9D6" w:sz="4"/>
+              <w:right w:val="single" w:color="BFC9D6" w:sz="4"/>
+            </w:tcBorders>
+            <w:shd w:fill="EEF3F8" w:color="auto" w:val="clear"/>
+            <w:tcMar>
+              <w:top w:type="dxa" w:w="60"/>
+              <w:left w:type="dxa" w:w="100"/>
+              <w:bottom w:type="dxa" w:w="60"/>
+              <w:right w:type="dxa" w:w="100"/>
+            </w:tcMar>
+            <w:vAlign w:val="center"/>
+          </w:tcPr>
+          <w:p>
+            <w:pPr>
+              <w:spacing w:after="30" w:before="30"/>
+              <w:jc w:val="left"/>
+            </w:pPr>
+            <w:r>
+              <w:rPr>
+                <w:rFonts w:ascii="Calibri" w:cs="Calibri" w:eastAsia="Calibri" w:hAnsi="Calibri"/>
+                <w:sz w:val="18"/>
+                <w:szCs w:val="18"/>
+              </w:rPr>
+              <w:t xml:space="preserve">Implementation status updated after Batch 10: late-registration fee, application-fee reminders, waivers proposed when a status change takes effect, hostel bed changes with the fee difference, refunds of fees paid (hostel check-out and cancellation), and the entry-rule test tool.</w:t>
+            </w:r>
+          </w:p>
+        </w:tc>
+      </w:tr>
     </w:tbl>
     <w:p>
       <w:pPr>
@@ -3535,7 +3672,7 @@
                 <w:szCs w:val="21"/>
               </w:rPr>
               <w:tab/>
-              <w:t>16</w:t>
+              <w:t>17</w:t>
             </w:r>
           </w:hyperlink>
         </w:p>
@@ -3563,7 +3700,7 @@
                 <w:szCs w:val="20"/>
               </w:rPr>
               <w:tab/>
-              <w:t>16</w:t>
+              <w:t>17</w:t>
             </w:r>
           </w:hyperlink>
         </w:p>
@@ -3591,7 +3728,7 @@
                 <w:szCs w:val="20"/>
               </w:rPr>
               <w:tab/>
-              <w:t>17</w:t>
+              <w:t>18</w:t>
             </w:r>
           </w:hyperlink>
         </w:p>
@@ -3619,7 +3756,7 @@
                 <w:szCs w:val="20"/>
               </w:rPr>
               <w:tab/>
-              <w:t>18</w:t>
+              <w:t>19</w:t>
             </w:r>
           </w:hyperlink>
         </w:p>
@@ -3647,7 +3784,7 @@
                 <w:szCs w:val="20"/>
               </w:rPr>
               <w:tab/>
-              <w:t>19</w:t>
+              <w:t>20</w:t>
             </w:r>
           </w:hyperlink>
         </w:p>
@@ -3675,7 +3812,7 @@
                 <w:szCs w:val="20"/>
               </w:rPr>
               <w:tab/>
-              <w:t>19</w:t>
+              <w:t>20</w:t>
             </w:r>
           </w:hyperlink>
         </w:p>
@@ -3709,7 +3846,7 @@
                 <w:szCs w:val="21"/>
               </w:rPr>
               <w:tab/>
-              <w:t>20</w:t>
+              <w:t>21</w:t>
             </w:r>
           </w:hyperlink>
         </w:p>
@@ -3737,7 +3874,7 @@
                 <w:szCs w:val="20"/>
               </w:rPr>
               <w:tab/>
-              <w:t>20</w:t>
+              <w:t>21</w:t>
             </w:r>
           </w:hyperlink>
         </w:p>
@@ -3765,7 +3902,7 @@
                 <w:szCs w:val="20"/>
               </w:rPr>
               <w:tab/>
-              <w:t>21</w:t>
+              <w:t>22</w:t>
             </w:r>
           </w:hyperlink>
         </w:p>
@@ -3799,7 +3936,7 @@
                 <w:szCs w:val="21"/>
               </w:rPr>
               <w:tab/>
-              <w:t>21</w:t>
+              <w:t>22</w:t>
             </w:r>
           </w:hyperlink>
         </w:p>
@@ -3827,7 +3964,7 @@
                 <w:szCs w:val="20"/>
               </w:rPr>
               <w:tab/>
-              <w:t>22</w:t>
+              <w:t>23</w:t>
             </w:r>
           </w:hyperlink>
         </w:p>
@@ -3855,7 +3992,7 @@
                 <w:szCs w:val="20"/>
               </w:rPr>
               <w:tab/>
-              <w:t>22</w:t>
+              <w:t>23</w:t>
             </w:r>
           </w:hyperlink>
         </w:p>
@@ -3889,7 +4026,7 @@
                 <w:szCs w:val="21"/>
               </w:rPr>
               <w:tab/>
-              <w:t>23</w:t>
+              <w:t>24</w:t>
             </w:r>
           </w:hyperlink>
         </w:p>
@@ -5453,7 +5590,7 @@
                 <w:sz w:val="16"/>
                 <w:szCs w:val="16"/>
               </w:rPr>
-              <w:t xml:space="preserve">Published by the Admissions Office without a separate approval step; no rule test tool.</w:t>
+              <w:t xml:space="preserve">Published by the Admissions Office without a separate approval step; entry rules tested with sample results.</w:t>
             </w:r>
           </w:p>
         </w:tc>
@@ -5556,7 +5693,7 @@
                 <w:sz w:val="16"/>
                 <w:szCs w:val="16"/>
               </w:rPr>
-              <w:t xml:space="preserve">Sign-up by Form Four index number with NECTA data; document uploads per window; no payment reminders.</w:t>
+              <w:t xml:space="preserve">Sign-up by Form Four index number with NECTA data; document uploads per window; fee reminders by SMS.</w:t>
             </w:r>
           </w:p>
         </w:tc>
@@ -5871,7 +6008,7 @@
                 <w:sz w:val="16"/>
                 <w:szCs w:val="16"/>
               </w:rPr>
-              <w:t xml:space="preserve">NACTVET registration by API (live interface awaited); no late registration penalty fee.</w:t>
+              <w:t xml:space="preserve">NACTVET registration by API (live interface awaited); late-registration fee billed once.</w:t>
             </w:r>
           </w:p>
         </w:tc>
@@ -6601,7 +6738,7 @@
                 <w:sz w:val="16"/>
                 <w:szCs w:val="16"/>
               </w:rPr>
-              <w:t xml:space="preserve">As designed, plus wardens per hostel and repairs.</w:t>
+              <w:t xml:space="preserve">As designed, plus wardens per hostel, repairs, bed changes with the fee difference and refunds.</w:t>
             </w:r>
           </w:p>
         </w:tc>
@@ -6778,7 +6915,7 @@
                 <w:sz w:val="16"/>
                 <w:szCs w:val="16"/>
               </w:rPr>
-              <w:t xml:space="preserve">Partly built</w:t>
+              <w:t xml:space="preserve">Built</w:t>
             </w:r>
           </w:p>
         </w:tc>
@@ -6810,7 +6947,7 @@
                 <w:sz w:val="16"/>
                 <w:szCs w:val="16"/>
               </w:rPr>
-              <w:t xml:space="preserve">Programme and campus transfers built; no automatic invoice adjustments.</w:t>
+              <w:t xml:space="preserve">Programme and campus transfers built; waivers of unpaid fees proposed to the bursary when a change takes effect.</w:t>
             </w:r>
           </w:p>
         </w:tc>
@@ -8551,13 +8688,13 @@
           <w:b/>
           <w:bCs/>
         </w:rPr>
-        <w:t xml:space="preserve">As built (October 2026) — built:</w:t>
+        <w:t>As built (October 2026) — built:</w:t>
       </w:r>
       <w:r>
         <w:rPr>
           <w:rFonts w:ascii="Calibri" w:cs="Calibri" w:eastAsia="Calibri" w:hAnsi="Calibri"/>
         </w:rPr>
-        <w:t xml:space="preserve"> The Admissions Officer (or the administrator) creates the window with intake, dates, application fee and programmes with capacity and NACTVET entry rules, and either publishes it to open on its date or opens it at once. There is no separate approval step by the Deputy Principal. A window can be closed early with a reason, reopened with a new closing date until selection starts, extended, and closes itself when the date passes; applicants who have started are told by SMS. Entry rules are edited per programme; the sample-results test tool is not built. The first-year fee structure is prepared by the Accountant and approved by the Bursar in Fees (BP-06).</w:t>
+        <w:t xml:space="preserve"> The Admissions Officer (or the administrator) creates the window with intake, dates, application fee and programmes with capacity and NACTVET entry rules, and either publishes it to open on its date or opens it at once. There is no separate approval step by the Deputy Principal. A window can be closed early with a reason, reopened with a new closing date until selection starts, extended, and closes itself when the date passes; applicants who have started are told by SMS. Entry rules are edited per programme, and the office tests sample results against every programme of the window (Test entry rules), including changed rules before they are saved. The first-year fee structure is prepared by the Accountant and approved by the Bursar in Fees (BP-06).</w:t>
       </w:r>
     </w:p>
     <w:p>
@@ -10244,7 +10381,13 @@
           <w:b/>
           <w:bCs/>
         </w:rPr>
-        <w:t xml:space="preserve">As built (October 2026) — built: The applicant signs up with the Form Four index number and year; NECTA returns names, sex, school and results, which the applicant confirms (names are then fixed as NECTA has them). An SMS code verifies the phone. The applicant completes details (address chosen from region to street, impairment, education history, next of kin), pays the fee by GePG control number, adds other qualifications (another CSEE/ACSEE sitting, an NTA award fetched from NACTVET by registration number and graduation year, or an NVA/other award for the office to check), chooses programmes offered at their entry level with eligibility shown, and submits for a reference number and SMS. Details, choices and qualifications can still be changed until the window closes and selection starts. The applicant uploads the documents the window asks for (PDF, JPEG or PNG), which the office accepts or sends back with an SMS. Differences: when NECTA cannot be reached the applicant is asked to try again later; payment reminders at 24 and 72 hours are not built.</w:t>
+        <w:t>As built (October 2026) — built:</w:t>
+      </w:r>
+      <w:r>
+        <w:rPr>
+          <w:rFonts w:ascii="Calibri" w:cs="Calibri" w:eastAsia="Calibri" w:hAnsi="Calibri"/>
+        </w:rPr>
+        <w:t xml:space="preserve"> The applicant signs up with the Form Four index number and year; NECTA returns names, sex, school and results, which the applicant confirms (names are then fixed as NECTA has them). An SMS code verifies the phone. The applicant completes details (address chosen from region to street, impairment, education history, next of kin), pays the fee by GePG control number, adds other qualifications (another CSEE/ACSEE sitting, an NTA award fetched from NACTVET by registration number and graduation year, or an NVA/other award for the office to check), chooses programmes offered at their entry level with eligibility shown, and submits for a reference number and SMS. Details, choices and qualifications can still be changed until the window closes and selection starts. The applicant uploads the documents the window asks for (PDF, JPEG or PNG), which the office accepts or sends back with an SMS. Differences: when NECTA cannot be reached the applicant is asked to try again later; fee reminders are sent once two days after the control number and once three days before the window closes, rather than at 24 and 72 hours; each window can switch them off.</w:t>
       </w:r>
     </w:p>
     <w:p>
@@ -13157,7 +13300,13 @@
           <w:b/>
           <w:bCs/>
         </w:rPr>
-        <w:t xml:space="preserve">As built (October 2026) — built: Selected applicants are pre-validated, then submitted by API or as a NACTVET template file. Outcomes are fetched (API) or imported from NACTVET's outcome file (all rows must be valid). Queries are resolved with a note and resubmitted. Verified applicants receive an offer with a deadline by SMS; those admitted elsewhere too must enter NACTVET's confirmation code (limited attempts). On acceptance the admission letter with joining instructions and QR code is issued and the annual fees invoice with control number is raised. Unanswered offers lapse automatically and released places are filled by the next selection round. Differences: the letter follows acceptance rather than verification; NACTVET's live API endpoints are awaited (a tested adapter is ready); students selected by TAMISEMI or another body are imported into the window as selected and follow the same verification and offers.</w:t>
+        <w:t>As built (October 2026) — built:</w:t>
+      </w:r>
+      <w:r>
+        <w:rPr>
+          <w:rFonts w:ascii="Calibri" w:cs="Calibri" w:eastAsia="Calibri" w:hAnsi="Calibri"/>
+        </w:rPr>
+        <w:t xml:space="preserve"> Selected applicants are pre-validated, then submitted by API or as a NACTVET template file. Outcomes are fetched (API) or imported from NACTVET's outcome file (all rows must be valid). Queries are resolved with a note and resubmitted. Verified applicants receive an offer with a deadline by SMS; those admitted elsewhere too must enter NACTVET's confirmation code (limited attempts). On acceptance the admission letter with joining instructions and QR code is issued and the annual fees invoice with control number is raised. Unanswered offers lapse automatically and released places are filled by the next selection round. Differences: the letter follows acceptance rather than verification; NACTVET's live API endpoints are awaited (a tested adapter is ready); students selected by TAMISEMI or another body are imported into the window as selected and follow the same verification and offers.</w:t>
       </w:r>
     </w:p>
     <w:p>
@@ -14571,7 +14720,13 @@
           <w:b/>
           <w:bCs/>
         </w:rPr>
-        <w:t xml:space="preserve">As built (October 2026) — partly built: Registry hands accepted applicants over: the student record, registration number and student portal sign-in are created, the fees invoice moves to the student and a welcome SMS is sent. At reporting Registry ticks the originals seen and approves first registration, which makes the student active. Each semester the student registers in the portal (core modules shown, electives chosen, fee clearance checked, late registrations flagged) and Registry approves or returns with a note. ID cards are printed from the student record. Registry sends registered students to NACTVET by API and follows each student's outcome (live interface awaited). Not built: a late registration penalty fee.</w:t>
+        <w:t>As built (October 2026) — partly built (NACTVET live interface):</w:t>
+      </w:r>
+      <w:r>
+        <w:rPr>
+          <w:rFonts w:ascii="Calibri" w:cs="Calibri" w:eastAsia="Calibri" w:hAnsi="Calibri"/>
+        </w:rPr>
+        <w:t xml:space="preserve"> Registry hands accepted applicants over: the student record, registration number and student portal sign-in are created, the fees invoice moves to the student and a welcome SMS is sent. At reporting Registry ticks the originals seen and approves first registration, which makes the student active. Each semester the student registers in the portal (core modules shown, electives chosen, fee clearance checked, late registrations flagged) and Registry approves or returns with a note. ID cards are printed from the student record. Registry sends registered students to NACTVET by API and follows each student's outcome (live interface awaited). A registration made in the late period is billed the late-registration fee set for the semester, once; it is cancelled with the registration if still unpaid, and a waiver is the bursary's decision.</w:t>
       </w:r>
     </w:p>
     <w:p>
@@ -15723,7 +15878,13 @@
           <w:b/>
           <w:bCs/>
         </w:rPr>
-        <w:t xml:space="preserve">As built (October 2026) — partly built: Registry records the request (postponement, resumption, suspension, discontinuation, withdrawal, death) with reason, documents reference and effective date; the Head of the student's department recommends; the Deputy Principal (Academic) or administrator decides. The change is applied on the effective date by a daily job, the student is told by SMS and the history is kept. Programme and campus transfers follow the same path: asked by Registry or by the student, recommended by the receiving Head of Department and decided by the Deputy Principal (Academic); the registration number never changes. Not built: automatic invoice adjustments.</w:t>
+        <w:t>As built (October 2026) — built:</w:t>
+      </w:r>
+      <w:r>
+        <w:rPr>
+          <w:rFonts w:ascii="Calibri" w:cs="Calibri" w:eastAsia="Calibri" w:hAnsi="Calibri"/>
+        </w:rPr>
+        <w:t xml:space="preserve"> Registry records the request (postponement, resumption, suspension, discontinuation, withdrawal, death) with reason, documents reference and effective date; the Head of the student's department recommends; the Deputy Principal (Academic) or administrator decides. The change is applied on the effective date by a daily job, the student is told by SMS and the history is kept. Programme and campus transfers follow the same path: asked by Registry or by the student, recommended by the receiving Head of Department and decided by the Deputy Principal (Academic); the registration number never changes. When a change takes effect the bursary is asked, through waiver requests it approves, reduces or rejects, to waive what the student still owes (postponement, discontinuation, withdrawal, death); a hostel bed still unpaid is released; a resumed student is billed for the academic year.</w:t>
       </w:r>
     </w:p>
     <w:p>
@@ -17485,7 +17646,13 @@
           <w:b/>
           <w:bCs/>
         </w:rPr>
-        <w:t xml:space="preserve">As built (October 2026) — built: The Accountant prepares fee structures per programme, year of study and academic year, and the Bursar approves them (never the same person); approved versions are kept. Invoices are raised on acceptance, at hand-over, for hostel, resit and appeal fees and in billing runs, without duplicates. Each invoice gets a GePG control number (SMS). The signed payment notification is processed once, allocated to fee items in priority order (overpayment held as credit) and receipted (PDF). The Accountant imports GePG's daily reconciliation file and resolves each exception type; a day closes only with no open exceptions; the Bursar signs off the month. Instalments fall due on dates set per academic year, with SMS reminders before, on and after the day and late-payment penalties after a grace period; discounts and scholarships are granted through the waiver approval. Fee structures can also differ by intake and student category. Postings go to MUSE per period, or as a file for another accounting system. The live GePG adapter is switched on with the institution's certificates; until then GePG is simulated.</w:t>
+        <w:t>As built (October 2026) — built:</w:t>
+      </w:r>
+      <w:r>
+        <w:rPr>
+          <w:rFonts w:ascii="Calibri" w:cs="Calibri" w:eastAsia="Calibri" w:hAnsi="Calibri"/>
+        </w:rPr>
+        <w:t xml:space="preserve"> The Accountant prepares fee structures per programme, year of study and academic year, and the Bursar approves them (never the same person); approved versions are kept. Invoices are raised on acceptance, at hand-over, for hostel, resit and appeal fees and in billing runs, without duplicates. Each invoice gets a GePG control number (SMS). The signed payment notification is processed once, allocated to fee items in priority order (overpayment held as credit) and receipted (PDF). The Accountant imports GePG's daily reconciliation file and resolves each exception type; a day closes only with no open exceptions; the Bursar signs off the month. Instalments fall due on dates set per academic year, with SMS reminders before, on and after the day and late-payment penalties after a grace period; discounts and scholarships are granted through the waiver approval. Fee structures can also differ by intake and student category. Postings go to MUSE per period, or as a file for another accounting system. The live GePG adapter is switched on with the institution's certificates; until then GePG is simulated.</w:t>
       </w:r>
     </w:p>
     <w:p>
@@ -18637,7 +18804,13 @@
           <w:b/>
           <w:bCs/>
         </w:rPr>
-        <w:t xml:space="preserve">As built (October 2026) — built: The Accountant registers sponsors (including HESLB) and sponsorships per student and year (a percentage of all fees or chosen items, an optional cap and the sponsor's reference), or imports the sponsor's CSV list. One sponsor invoice carries a line per student, never more than the student owes. As the sponsor pays (GePG or a bank remittance recorded by the bursary) each share moves onto the student's invoice; until then the share invoiced to the sponsor counts towards the student's clearance. Waivers and refunds are requested with evidence; the Bursar approves, and above the threshold (default TZS 500,000) the Principal approves as well; nobody approves their own request or both levels. A waiver is posted as a credit note; a refund uses the student's credit and gets a refund voucher, marked paid when paid out. A Sponsor Officer sees only their sponsor. The HESLB exchange sends registration data, turns HESLB's beneficiaries into capped sponsorships and records disbursements on the HESLB invoice (simulated until HESLB grants access).</w:t>
+        <w:t>As built (October 2026) — built:</w:t>
+      </w:r>
+      <w:r>
+        <w:rPr>
+          <w:rFonts w:ascii="Calibri" w:cs="Calibri" w:eastAsia="Calibri" w:hAnsi="Calibri"/>
+        </w:rPr>
+        <w:t xml:space="preserve"> The Accountant registers sponsors (including HESLB) and sponsorships per student and year (a percentage of all fees or chosen items, an optional cap and the sponsor's reference), or imports the sponsor's CSV list. One sponsor invoice carries a line per student, never more than the student owes. As the sponsor pays (GePG or a bank remittance recorded by the bursary) each share moves onto the student's invoice; until then the share invoiced to the sponsor counts towards the student's clearance. Waivers and refunds are requested with evidence; the Bursar approves, and above the threshold (default TZS 500,000) the Principal approves as well; nobody approves their own request or both levels. A waiver is posted as a credit note; a refund uses the student's credit and gets a refund voucher, marked paid when paid out. A Sponsor Officer sees only their sponsor. The HESLB exchange sends registration data, turns HESLB's beneficiaries into capped sponsorships and records disbursements on the HESLB invoice (simulated until HESLB grants access). A refund can also pay back fees paid on an invoice: the invoice is reduced by a credit note. Requests raised by CIMS itself (after a status change, a hostel bed change, an early check-out or the cancellation of a paid bed) show where they came from and wait for the same approval.</w:t>
       </w:r>
     </w:p>
     <w:p>
@@ -21812,7 +21985,13 @@
           <w:b/>
           <w:bCs/>
         </w:rPr>
-        <w:t xml:space="preserve">As built (October 2026) — built: Lecturers set the assessment plan (weights checked against the regulations) and enter marks on screen or by Excel during the marks entry dates set by the Examinations Officer (per assessment item where coursework and examination open at different times), who also generates eligibility lists. Submission locks the lecturer's editing. The Head of Department moderates with grade distribution and anomaly flags, or returns with comments; the Department Board stage is optional per institution, and an institution can add its own approval stages for module results and result sheets (up to six), each able to return with comments. The Examinations Officer computes the class result sheet (GPA, CGPA, proposed decisions, classification); the Deputy Principal records Academic Committee changes with reasons and recommends; an administrator other than the recommender records Governing Board confirmation, after which the database refuses changes. The Examinations Officer publishes (SMS; withheld without results clearance) and produces the NACTVET results file, recording NACTVET's response. Later corrections are amendments approved by an administrator.</w:t>
+        <w:t>As built (October 2026) — built:</w:t>
+      </w:r>
+      <w:r>
+        <w:rPr>
+          <w:rFonts w:ascii="Calibri" w:cs="Calibri" w:eastAsia="Calibri" w:hAnsi="Calibri"/>
+        </w:rPr>
+        <w:t xml:space="preserve"> Lecturers set the assessment plan (weights checked against the regulations) and enter marks on screen or by Excel during the marks entry dates set by the Examinations Officer (per assessment item where coursework and examination open at different times), who also generates eligibility lists. Submission locks the lecturer's editing. The Head of Department moderates with grade distribution and anomaly flags, or returns with comments; the Department Board stage is optional per institution, and an institution can add its own approval stages for module results and result sheets (up to six), each able to return with comments. The Examinations Officer computes the class result sheet (GPA, CGPA, proposed decisions, classification); the Deputy Principal records Academic Committee changes with reasons and recommends; an administrator other than the recommender records Governing Board confirmation, after which the database refuses changes. The Examinations Officer publishes (SMS; withheld without results clearance) and produces the NACTVET results file, recording NACTVET's response. Later corrections are amendments approved by an administrator.</w:t>
       </w:r>
     </w:p>
     <w:p>
@@ -26641,13 +26820,13 @@
           <w:b/>
           <w:bCs/>
         </w:rPr>
-        <w:t xml:space="preserve">As built (October 2026) — built:</w:t>
+        <w:t>As built (October 2026) — built:</w:t>
       </w:r>
       <w:r>
         <w:rPr>
           <w:rFonts w:ascii="Calibri" w:cs="Calibri" w:eastAsia="Calibri" w:hAnsi="Calibri"/>
         </w:rPr>
-        <w:t xml:space="preserve"> The warden keeps the inventory (fee categories, hostels and rooms by gender, beds in or out of service) and opens windows with the payment period and priority rules. Active students apply with up to three hostel choices, a room type and special needs. Allocation, automatic or manual, never goes against gender and puts special needs, first years and fee clearance first; the rest go on a waiting list (SMS). The hostel fee is invoiced with a control number; unpaid allocations are released every morning and offered to the waiting list. Check-in follows payment; check-out records condition and damages, which are invoiced. Wardens assigned to hostels work only on those; repairs are logged by wardens or reported by students.</w:t>
+        <w:t xml:space="preserve"> The warden keeps the inventory (fee categories, hostels and rooms by gender, beds in or out of service) and opens windows with the payment period and priority rules. Active students apply with up to three hostel choices, a room type and special needs. Allocation, automatic or manual, never goes against gender and puts special needs, first years and fee clearance first; the rest go on a waiting list (SMS). The hostel fee is invoiced with a control number; unpaid allocations are released every morning and offered to the waiting list. Check-in follows payment; check-out records condition and damages, which are invoiced. Wardens assigned to hostels work only on those; repairs are logged by wardens or reported by students. A warden can move a student to another free bed: a dearer or cheaper room changes the fee for the rest of the occupancy period, charged on a new invoice or waived or refunded through the bursary. At an early check-out the unused part of the paid fee can be refunded, and cancelling a paid bed raises a refund of what was paid.</w:t>
       </w:r>
     </w:p>
     <w:p>
@@ -27799,7 +27978,13 @@
           <w:b/>
           <w:bCs/>
         </w:rPr>
-        <w:t xml:space="preserve">As built (October 2026) — built: The IPT Coordinator keeps organisations with capacity and IPT periods with mark weights and the logbook weeks needed. Students request a placement on the portal, or the coordinator places them; confirmation with an institution supervisor (within capacity) or decline is sent by SMS, and a numbered placement letter is produced. Students keep a weekly logbook that the supervisor approves or returns; visits and the three marks are recorded and the IPT mark is computed. The coordinator sends IPT marks to the IPT module's results, which then follow BP-08. A coordinator can be limited to a department. The workplace supervisor rates the student through a personal link sent by SMS or email, without an account; the rating becomes the workplace mark.</w:t>
+        <w:t>As built (October 2026) — built:</w:t>
+      </w:r>
+      <w:r>
+        <w:rPr>
+          <w:rFonts w:ascii="Calibri" w:cs="Calibri" w:eastAsia="Calibri" w:hAnsi="Calibri"/>
+        </w:rPr>
+        <w:t xml:space="preserve"> The IPT Coordinator keeps organisations with capacity and IPT periods with mark weights and the logbook weeks needed. Students request a placement on the portal, or the coordinator places them; confirmation with an institution supervisor (within capacity) or decline is sent by SMS, and a numbered placement letter is produced. Students keep a weekly logbook that the supervisor approves or returns; visits and the three marks are recorded and the IPT mark is computed. The coordinator sends IPT marks to the IPT module's results, which then follow BP-08. A coordinator can be limited to a department. The workplace supervisor rates the student through a personal link sent by SMS or email, without an account; the rating becomes the workplace mark.</w:t>
       </w:r>
     </w:p>
     <w:p>
@@ -29112,7 +29297,13 @@
           <w:b/>
           <w:bCs/>
         </w:rPr>
-        <w:t xml:space="preserve">As built (October 2026) — built: Finalists are found from published results (the programme's last semester passed, nothing outstanding). Registry configures offices: the student's Head of Department, finance (cleared automatically when nothing is owed and the graduation gate is met) and offices with assigned officers (library, hostel, sports by default). The student starts clearance on the portal (or Registry does); offices clear or hold with a reason (SMS); completion is sent by SMS. Registry generates the graduand list (showing who is not ready and why) and sends it to the Board; another administrator records approval with the minute reference. Graduates are told by SMS; the NACTVET graduand file is produced; certificates are numbered once with a QR code, and every print and reprint (with a reason) is logged. Graduates become alumni; tracer surveys are sent by SMS link and the answers update the alumni record.</w:t>
+        <w:t>As built (October 2026) — built:</w:t>
+      </w:r>
+      <w:r>
+        <w:rPr>
+          <w:rFonts w:ascii="Calibri" w:cs="Calibri" w:eastAsia="Calibri" w:hAnsi="Calibri"/>
+        </w:rPr>
+        <w:t xml:space="preserve"> Finalists are found from published results (the programme's last semester passed, nothing outstanding). Registry configures offices: the student's Head of Department, finance (cleared automatically when nothing is owed and the graduation gate is met) and offices with assigned officers (library, hostel, sports by default). The student starts clearance on the portal (or Registry does); offices clear or hold with a reason (SMS); completion is sent by SMS. Registry generates the graduand list (showing who is not ready and why) and sends it to the Board; another administrator records approval with the minute reference. Graduates are told by SMS; the NACTVET graduand file is produced; certificates are numbered once with a QR code, and every print and reprint (with a reason) is logged. Graduates become alumni; tracer surveys are sent by SMS link and the answers update the alumni record.</w:t>
       </w:r>
     </w:p>
     <w:p>

--- a/docs/04_Business_Process_Document_College_Institution_Management_System.docx
+++ b/docs/04_Business_Process_Document_College_Institution_Management_System.docx
@@ -1647,7 +1647,7 @@
                 <w:sz w:val="18"/>
                 <w:szCs w:val="18"/>
               </w:rPr>
-              <w:t xml:space="preserve">Implementation status updated after Batch 10: late-registration fee, application-fee reminders, waivers proposed when a status change takes effect, hostel bed changes with the fee difference, refunds of fees paid (hostel check-out and cancellation), and the entry-rule test tool.</w:t>
+              <w:t xml:space="preserve">Implementation status updated after Batch 10: late-registration fee, application-fee reminders, waivers proposed when a status change takes effect, hostel bed changes with the fee difference, refunds of fees paid (hostel check-out and cancellation), and the entry-rule test tool. Abbreviations and glossary table added (section 1.4).</w:t>
             </w:r>
           </w:p>
         </w:tc>
@@ -3321,6 +3321,34 @@
             <w:tabs>
               <w:tab w:val="right" w:leader="dot" w:pos="9020"/>
             </w:tabs>
+            <w:spacing w:before="20" w:after="20"/>
+            <w:ind w:left="360"/>
+          </w:pPr>
+          <w:hyperlink w:anchor="_TocV11_29" w:history="1">
+            <w:r>
+              <w:rPr>
+                <w:rFonts w:ascii="Calibri" w:cs="Calibri" w:eastAsia="Calibri" w:hAnsi="Calibri"/>
+                <w:sz w:val="20"/>
+                <w:szCs w:val="20"/>
+              </w:rPr>
+              <w:t xml:space="preserve">1.4 Abbreviations and glossary</w:t>
+            </w:r>
+            <w:r>
+              <w:rPr>
+                <w:rFonts w:ascii="Calibri" w:cs="Calibri" w:eastAsia="Calibri" w:hAnsi="Calibri"/>
+                <w:sz w:val="20"/>
+                <w:szCs w:val="20"/>
+              </w:rPr>
+              <w:tab/>
+              <w:t>7</w:t>
+            </w:r>
+          </w:hyperlink>
+        </w:p>
+        <w:p>
+          <w:pPr>
+            <w:tabs>
+              <w:tab w:val="right" w:leader="dot" w:pos="9020"/>
+            </w:tabs>
             <w:spacing w:before="120" w:after="20"/>
             <w:ind w:left="0"/>
           </w:pPr>
@@ -3346,7 +3374,7 @@
                 <w:szCs w:val="21"/>
               </w:rPr>
               <w:tab/>
-              <w:t>7</w:t>
+              <w:t>8</w:t>
             </w:r>
           </w:hyperlink>
         </w:p>
@@ -3374,7 +3402,7 @@
                 <w:szCs w:val="20"/>
               </w:rPr>
               <w:tab/>
-              <w:t>7</w:t>
+              <w:t>9</w:t>
             </w:r>
           </w:hyperlink>
         </w:p>
@@ -3402,7 +3430,7 @@
                 <w:szCs w:val="20"/>
               </w:rPr>
               <w:tab/>
-              <w:t>8</w:t>
+              <w:t>10</w:t>
             </w:r>
           </w:hyperlink>
         </w:p>
@@ -3430,7 +3458,7 @@
                 <w:szCs w:val="20"/>
               </w:rPr>
               <w:tab/>
-              <w:t>9</w:t>
+              <w:t>11</w:t>
             </w:r>
           </w:hyperlink>
         </w:p>
@@ -3458,7 +3486,7 @@
                 <w:szCs w:val="20"/>
               </w:rPr>
               <w:tab/>
-              <w:t>10</w:t>
+              <w:t>12</w:t>
             </w:r>
           </w:hyperlink>
         </w:p>
@@ -3492,7 +3520,7 @@
                 <w:szCs w:val="21"/>
               </w:rPr>
               <w:tab/>
-              <w:t>12</w:t>
+              <w:t>14</w:t>
             </w:r>
           </w:hyperlink>
         </w:p>
@@ -3520,7 +3548,7 @@
                 <w:szCs w:val="20"/>
               </w:rPr>
               <w:tab/>
-              <w:t>12</w:t>
+              <w:t>14</w:t>
             </w:r>
           </w:hyperlink>
         </w:p>
@@ -3548,7 +3576,7 @@
                 <w:szCs w:val="20"/>
               </w:rPr>
               <w:tab/>
-              <w:t>13</w:t>
+              <w:t>15</w:t>
             </w:r>
           </w:hyperlink>
         </w:p>
@@ -3582,7 +3610,7 @@
                 <w:szCs w:val="21"/>
               </w:rPr>
               <w:tab/>
-              <w:t>13</w:t>
+              <w:t>15</w:t>
             </w:r>
           </w:hyperlink>
         </w:p>
@@ -3610,7 +3638,7 @@
                 <w:szCs w:val="20"/>
               </w:rPr>
               <w:tab/>
-              <w:t>14</w:t>
+              <w:t>16</w:t>
             </w:r>
           </w:hyperlink>
         </w:p>
@@ -3638,7 +3666,7 @@
                 <w:szCs w:val="20"/>
               </w:rPr>
               <w:tab/>
-              <w:t>15</w:t>
+              <w:t>17</w:t>
             </w:r>
           </w:hyperlink>
         </w:p>
@@ -3672,7 +3700,7 @@
                 <w:szCs w:val="21"/>
               </w:rPr>
               <w:tab/>
-              <w:t>17</w:t>
+              <w:t>19</w:t>
             </w:r>
           </w:hyperlink>
         </w:p>
@@ -3700,7 +3728,7 @@
                 <w:szCs w:val="20"/>
               </w:rPr>
               <w:tab/>
-              <w:t>17</w:t>
+              <w:t>19</w:t>
             </w:r>
           </w:hyperlink>
         </w:p>
@@ -3728,7 +3756,7 @@
                 <w:szCs w:val="20"/>
               </w:rPr>
               <w:tab/>
-              <w:t>18</w:t>
+              <w:t>20</w:t>
             </w:r>
           </w:hyperlink>
         </w:p>
@@ -3756,7 +3784,7 @@
                 <w:szCs w:val="20"/>
               </w:rPr>
               <w:tab/>
-              <w:t>19</w:t>
+              <w:t>21</w:t>
             </w:r>
           </w:hyperlink>
         </w:p>
@@ -3784,7 +3812,7 @@
                 <w:szCs w:val="20"/>
               </w:rPr>
               <w:tab/>
-              <w:t>20</w:t>
+              <w:t>22</w:t>
             </w:r>
           </w:hyperlink>
         </w:p>
@@ -3812,7 +3840,7 @@
                 <w:szCs w:val="20"/>
               </w:rPr>
               <w:tab/>
-              <w:t>20</w:t>
+              <w:t>22</w:t>
             </w:r>
           </w:hyperlink>
         </w:p>
@@ -3846,7 +3874,7 @@
                 <w:szCs w:val="21"/>
               </w:rPr>
               <w:tab/>
-              <w:t>21</w:t>
+              <w:t>23</w:t>
             </w:r>
           </w:hyperlink>
         </w:p>
@@ -3874,7 +3902,7 @@
                 <w:szCs w:val="20"/>
               </w:rPr>
               <w:tab/>
-              <w:t>21</w:t>
+              <w:t>23</w:t>
             </w:r>
           </w:hyperlink>
         </w:p>
@@ -3902,7 +3930,7 @@
                 <w:szCs w:val="20"/>
               </w:rPr>
               <w:tab/>
-              <w:t>22</w:t>
+              <w:t>24</w:t>
             </w:r>
           </w:hyperlink>
         </w:p>
@@ -3936,7 +3964,7 @@
                 <w:szCs w:val="21"/>
               </w:rPr>
               <w:tab/>
-              <w:t>22</w:t>
+              <w:t>24</w:t>
             </w:r>
           </w:hyperlink>
         </w:p>
@@ -3964,7 +3992,7 @@
                 <w:szCs w:val="20"/>
               </w:rPr>
               <w:tab/>
-              <w:t>23</w:t>
+              <w:t>25</w:t>
             </w:r>
           </w:hyperlink>
         </w:p>
@@ -3992,7 +4020,7 @@
                 <w:szCs w:val="20"/>
               </w:rPr>
               <w:tab/>
-              <w:t>23</w:t>
+              <w:t>25</w:t>
             </w:r>
           </w:hyperlink>
         </w:p>
@@ -4026,7 +4054,7 @@
                 <w:szCs w:val="21"/>
               </w:rPr>
               <w:tab/>
-              <w:t>24</w:t>
+              <w:t>26</w:t>
             </w:r>
           </w:hyperlink>
         </w:p>
@@ -7272,6 +7300,2904 @@
       <w:pPr>
         <w:spacing w:after="120"/>
       </w:pPr>
+    </w:p>
+    <w:p>
+      <w:pPr>
+        <w:pStyle w:val="Heading2"/>
+      </w:pPr>
+      <w:bookmarkStart w:id="29" w:name="_TocV11_29"/>
+      <w:r>
+        <w:rPr>
+          <w:rFonts w:ascii="Calibri" w:cs="Calibri" w:eastAsia="Calibri" w:hAnsi="Calibri"/>
+        </w:rPr>
+        <w:t xml:space="preserve">1.4 Abbreviations and glossary</w:t>
+      </w:r>
+      <w:bookmarkEnd w:id="29"/>
+    </w:p>
+    <w:p>
+      <w:pPr>
+        <w:spacing w:after="300"/>
+      </w:pPr>
+      <w:r>
+        <w:rPr>
+          <w:i/>
+          <w:rFonts w:ascii="Calibri" w:cs="Calibri" w:eastAsia="Calibri" w:hAnsi="Calibri"/>
+          <w:color w:val="595959"/>
+          <w:sz w:val="22"/>
+          <w:szCs w:val="22"/>
+        </w:rPr>
+        <w:t xml:space="preserve">This table explains the abbreviations and specialised terms used in this document, so that readers from any office can follow it. Only terms that appear in this document are listed.</w:t>
+      </w:r>
+    </w:p>
+    <w:tbl>
+      <w:tblPr>
+        <w:tblW w:type="dxa" w:w="9026"/>
+        <w:tblBorders>
+          <w:top w:val="single" w:color="auto" w:sz="4"/>
+          <w:left w:val="single" w:color="auto" w:sz="4"/>
+          <w:bottom w:val="single" w:color="auto" w:sz="4"/>
+          <w:right w:val="single" w:color="auto" w:sz="4"/>
+          <w:insideH w:val="single" w:color="auto" w:sz="4"/>
+          <w:insideV w:val="single" w:color="auto" w:sz="4"/>
+        </w:tblBorders>
+        <w:tblLayout w:type="fixed"/>
+      </w:tblPr>
+      <w:tblGrid>
+        <w:gridCol w:w="1985"/>
+        <w:gridCol w:w="7041"/>
+      </w:tblGrid>
+      <w:tr>
+        <w:trPr>
+          <w:tblHeader/>
+        </w:trPr>
+        <w:tc>
+          <w:tcPr>
+            <w:tcW w:type="dxa" w:w="1985"/>
+            <w:tcBorders>
+              <w:top w:val="single" w:color="BFC9D6" w:sz="4"/>
+              <w:left w:val="single" w:color="BFC9D6" w:sz="4"/>
+              <w:bottom w:val="single" w:color="BFC9D6" w:sz="4"/>
+              <w:right w:val="single" w:color="BFC9D6" w:sz="4"/>
+            </w:tcBorders>
+            <w:shd w:fill="1F3864" w:color="auto" w:val="clear"/>
+            <w:tcMar>
+              <w:top w:type="dxa" w:w="60"/>
+              <w:left w:type="dxa" w:w="100"/>
+              <w:bottom w:type="dxa" w:w="60"/>
+              <w:right w:type="dxa" w:w="100"/>
+            </w:tcMar>
+            <w:vAlign w:val="center"/>
+          </w:tcPr>
+          <w:p>
+            <w:pPr>
+              <w:spacing w:after="30" w:before="30"/>
+              <w:jc w:val="left"/>
+            </w:pPr>
+            <w:r>
+              <w:rPr>
+                <w:rFonts w:ascii="Calibri" w:cs="Calibri" w:eastAsia="Calibri" w:hAnsi="Calibri"/>
+                <w:b/>
+                <w:bCs/>
+                <w:color w:val="FFFFFF"/>
+                <w:sz w:val="18"/>
+                <w:szCs w:val="18"/>
+              </w:rPr>
+              <w:t xml:space="preserve">Term</w:t>
+            </w:r>
+          </w:p>
+        </w:tc>
+        <w:tc>
+          <w:tcPr>
+            <w:tcW w:type="dxa" w:w="7041"/>
+            <w:tcBorders>
+              <w:top w:val="single" w:color="BFC9D6" w:sz="4"/>
+              <w:left w:val="single" w:color="BFC9D6" w:sz="4"/>
+              <w:bottom w:val="single" w:color="BFC9D6" w:sz="4"/>
+              <w:right w:val="single" w:color="BFC9D6" w:sz="4"/>
+            </w:tcBorders>
+            <w:shd w:fill="1F3864" w:color="auto" w:val="clear"/>
+            <w:tcMar>
+              <w:top w:type="dxa" w:w="60"/>
+              <w:left w:type="dxa" w:w="100"/>
+              <w:bottom w:type="dxa" w:w="60"/>
+              <w:right w:type="dxa" w:w="100"/>
+            </w:tcMar>
+            <w:vAlign w:val="center"/>
+          </w:tcPr>
+          <w:p>
+            <w:pPr>
+              <w:spacing w:after="30" w:before="30"/>
+              <w:jc w:val="left"/>
+            </w:pPr>
+            <w:r>
+              <w:rPr>
+                <w:rFonts w:ascii="Calibri" w:cs="Calibri" w:eastAsia="Calibri" w:hAnsi="Calibri"/>
+                <w:b/>
+                <w:bCs/>
+                <w:color w:val="FFFFFF"/>
+                <w:sz w:val="18"/>
+                <w:szCs w:val="18"/>
+              </w:rPr>
+              <w:t xml:space="preserve">Meaning</w:t>
+            </w:r>
+          </w:p>
+        </w:tc>
+      </w:tr>
+      <w:tr>
+        <w:trPr>
+          <w:cantSplit/>
+        </w:trPr>
+        <w:tc>
+          <w:tcPr>
+            <w:tcW w:type="dxa" w:w="1985"/>
+            <w:tcBorders>
+              <w:top w:val="single" w:color="BFC9D6" w:sz="4"/>
+              <w:left w:val="single" w:color="BFC9D6" w:sz="4"/>
+              <w:bottom w:val="single" w:color="BFC9D6" w:sz="4"/>
+              <w:right w:val="single" w:color="BFC9D6" w:sz="4"/>
+            </w:tcBorders>
+            <w:tcMar>
+              <w:top w:type="dxa" w:w="60"/>
+              <w:left w:type="dxa" w:w="100"/>
+              <w:bottom w:type="dxa" w:w="60"/>
+              <w:right w:type="dxa" w:w="100"/>
+            </w:tcMar>
+            <w:vAlign w:val="center"/>
+          </w:tcPr>
+          <w:p>
+            <w:pPr>
+              <w:spacing w:after="30" w:before="30"/>
+              <w:jc w:val="left"/>
+            </w:pPr>
+            <w:r>
+              <w:rPr>
+                <w:rFonts w:ascii="Calibri" w:cs="Calibri" w:eastAsia="Calibri" w:hAnsi="Calibri"/>
+                <w:sz w:val="18"/>
+                <w:szCs w:val="18"/>
+              </w:rPr>
+              <w:t xml:space="preserve">ACSEE</w:t>
+            </w:r>
+          </w:p>
+        </w:tc>
+        <w:tc>
+          <w:tcPr>
+            <w:tcW w:type="dxa" w:w="7041"/>
+            <w:tcBorders>
+              <w:top w:val="single" w:color="BFC9D6" w:sz="4"/>
+              <w:left w:val="single" w:color="BFC9D6" w:sz="4"/>
+              <w:bottom w:val="single" w:color="BFC9D6" w:sz="4"/>
+              <w:right w:val="single" w:color="BFC9D6" w:sz="4"/>
+            </w:tcBorders>
+            <w:tcMar>
+              <w:top w:type="dxa" w:w="60"/>
+              <w:left w:type="dxa" w:w="100"/>
+              <w:bottom w:type="dxa" w:w="60"/>
+              <w:right w:type="dxa" w:w="100"/>
+            </w:tcMar>
+            <w:vAlign w:val="center"/>
+          </w:tcPr>
+          <w:p>
+            <w:pPr>
+              <w:spacing w:after="30" w:before="30"/>
+              <w:jc w:val="left"/>
+            </w:pPr>
+            <w:r>
+              <w:rPr>
+                <w:rFonts w:ascii="Calibri" w:cs="Calibri" w:eastAsia="Calibri" w:hAnsi="Calibri"/>
+                <w:sz w:val="18"/>
+                <w:szCs w:val="18"/>
+              </w:rPr>
+              <w:t xml:space="preserve">Advanced Certificate of Secondary Education Examination (Form Six), results from NECTA.</w:t>
+            </w:r>
+          </w:p>
+        </w:tc>
+      </w:tr>
+      <w:tr>
+        <w:trPr>
+          <w:cantSplit/>
+        </w:trPr>
+        <w:tc>
+          <w:tcPr>
+            <w:tcW w:type="dxa" w:w="1985"/>
+            <w:tcBorders>
+              <w:top w:val="single" w:color="BFC9D6" w:sz="4"/>
+              <w:left w:val="single" w:color="BFC9D6" w:sz="4"/>
+              <w:bottom w:val="single" w:color="BFC9D6" w:sz="4"/>
+              <w:right w:val="single" w:color="BFC9D6" w:sz="4"/>
+            </w:tcBorders>
+            <w:tcMar>
+              <w:top w:type="dxa" w:w="60"/>
+              <w:left w:type="dxa" w:w="100"/>
+              <w:bottom w:type="dxa" w:w="60"/>
+              <w:right w:type="dxa" w:w="100"/>
+            </w:tcMar>
+            <w:vAlign w:val="center"/>
+          </w:tcPr>
+          <w:p>
+            <w:pPr>
+              <w:spacing w:after="30" w:before="30"/>
+              <w:jc w:val="left"/>
+            </w:pPr>
+            <w:r>
+              <w:rPr>
+                <w:rFonts w:ascii="Calibri" w:cs="Calibri" w:eastAsia="Calibri" w:hAnsi="Calibri"/>
+                <w:sz w:val="18"/>
+                <w:szCs w:val="18"/>
+              </w:rPr>
+              <w:t xml:space="preserve">Admission window</w:t>
+            </w:r>
+          </w:p>
+        </w:tc>
+        <w:tc>
+          <w:tcPr>
+            <w:tcW w:type="dxa" w:w="7041"/>
+            <w:tcBorders>
+              <w:top w:val="single" w:color="BFC9D6" w:sz="4"/>
+              <w:left w:val="single" w:color="BFC9D6" w:sz="4"/>
+              <w:bottom w:val="single" w:color="BFC9D6" w:sz="4"/>
+              <w:right w:val="single" w:color="BFC9D6" w:sz="4"/>
+            </w:tcBorders>
+            <w:tcMar>
+              <w:top w:type="dxa" w:w="60"/>
+              <w:left w:type="dxa" w:w="100"/>
+              <w:bottom w:type="dxa" w:w="60"/>
+              <w:right w:type="dxa" w:w="100"/>
+            </w:tcMar>
+            <w:vAlign w:val="center"/>
+          </w:tcPr>
+          <w:p>
+            <w:pPr>
+              <w:spacing w:after="30" w:before="30"/>
+              <w:jc w:val="left"/>
+            </w:pPr>
+            <w:r>
+              <w:rPr>
+                <w:rFonts w:ascii="Calibri" w:cs="Calibri" w:eastAsia="Calibri" w:hAnsi="Calibri"/>
+                <w:sz w:val="18"/>
+                <w:szCs w:val="18"/>
+              </w:rPr>
+              <w:t xml:space="preserve">A period, for one academic year and intake, during which applicants can apply for the programmes offered.</w:t>
+            </w:r>
+          </w:p>
+        </w:tc>
+      </w:tr>
+      <w:tr>
+        <w:trPr>
+          <w:cantSplit/>
+        </w:trPr>
+        <w:tc>
+          <w:tcPr>
+            <w:tcW w:type="dxa" w:w="1985"/>
+            <w:tcBorders>
+              <w:top w:val="single" w:color="BFC9D6" w:sz="4"/>
+              <w:left w:val="single" w:color="BFC9D6" w:sz="4"/>
+              <w:bottom w:val="single" w:color="BFC9D6" w:sz="4"/>
+              <w:right w:val="single" w:color="BFC9D6" w:sz="4"/>
+            </w:tcBorders>
+            <w:tcMar>
+              <w:top w:type="dxa" w:w="60"/>
+              <w:left w:type="dxa" w:w="100"/>
+              <w:bottom w:type="dxa" w:w="60"/>
+              <w:right w:type="dxa" w:w="100"/>
+            </w:tcMar>
+            <w:vAlign w:val="center"/>
+          </w:tcPr>
+          <w:p>
+            <w:pPr>
+              <w:spacing w:after="30" w:before="30"/>
+              <w:jc w:val="left"/>
+            </w:pPr>
+            <w:r>
+              <w:rPr>
+                <w:rFonts w:ascii="Calibri" w:cs="Calibri" w:eastAsia="Calibri" w:hAnsi="Calibri"/>
+                <w:sz w:val="18"/>
+                <w:szCs w:val="18"/>
+              </w:rPr>
+              <w:t xml:space="preserve">API</w:t>
+            </w:r>
+          </w:p>
+        </w:tc>
+        <w:tc>
+          <w:tcPr>
+            <w:tcW w:type="dxa" w:w="7041"/>
+            <w:tcBorders>
+              <w:top w:val="single" w:color="BFC9D6" w:sz="4"/>
+              <w:left w:val="single" w:color="BFC9D6" w:sz="4"/>
+              <w:bottom w:val="single" w:color="BFC9D6" w:sz="4"/>
+              <w:right w:val="single" w:color="BFC9D6" w:sz="4"/>
+            </w:tcBorders>
+            <w:tcMar>
+              <w:top w:type="dxa" w:w="60"/>
+              <w:left w:type="dxa" w:w="100"/>
+              <w:bottom w:type="dxa" w:w="60"/>
+              <w:right w:type="dxa" w:w="100"/>
+            </w:tcMar>
+            <w:vAlign w:val="center"/>
+          </w:tcPr>
+          <w:p>
+            <w:pPr>
+              <w:spacing w:after="30" w:before="30"/>
+              <w:jc w:val="left"/>
+            </w:pPr>
+            <w:r>
+              <w:rPr>
+                <w:rFonts w:ascii="Calibri" w:cs="Calibri" w:eastAsia="Calibri" w:hAnsi="Calibri"/>
+                <w:sz w:val="18"/>
+                <w:szCs w:val="18"/>
+              </w:rPr>
+              <w:t xml:space="preserve">Application Programming Interface: the way two systems exchange data automatically.</w:t>
+            </w:r>
+          </w:p>
+        </w:tc>
+      </w:tr>
+      <w:tr>
+        <w:trPr>
+          <w:cantSplit/>
+        </w:trPr>
+        <w:tc>
+          <w:tcPr>
+            <w:tcW w:type="dxa" w:w="1985"/>
+            <w:tcBorders>
+              <w:top w:val="single" w:color="BFC9D6" w:sz="4"/>
+              <w:left w:val="single" w:color="BFC9D6" w:sz="4"/>
+              <w:bottom w:val="single" w:color="BFC9D6" w:sz="4"/>
+              <w:right w:val="single" w:color="BFC9D6" w:sz="4"/>
+            </w:tcBorders>
+            <w:tcMar>
+              <w:top w:type="dxa" w:w="60"/>
+              <w:left w:type="dxa" w:w="100"/>
+              <w:bottom w:type="dxa" w:w="60"/>
+              <w:right w:type="dxa" w:w="100"/>
+            </w:tcMar>
+            <w:vAlign w:val="center"/>
+          </w:tcPr>
+          <w:p>
+            <w:pPr>
+              <w:spacing w:after="30" w:before="30"/>
+              <w:jc w:val="left"/>
+            </w:pPr>
+            <w:r>
+              <w:rPr>
+                <w:rFonts w:ascii="Calibri" w:cs="Calibri" w:eastAsia="Calibri" w:hAnsi="Calibri"/>
+                <w:sz w:val="18"/>
+                <w:szCs w:val="18"/>
+              </w:rPr>
+              <w:t xml:space="preserve">AVN</w:t>
+            </w:r>
+          </w:p>
+        </w:tc>
+        <w:tc>
+          <w:tcPr>
+            <w:tcW w:type="dxa" w:w="7041"/>
+            <w:tcBorders>
+              <w:top w:val="single" w:color="BFC9D6" w:sz="4"/>
+              <w:left w:val="single" w:color="BFC9D6" w:sz="4"/>
+              <w:bottom w:val="single" w:color="BFC9D6" w:sz="4"/>
+              <w:right w:val="single" w:color="BFC9D6" w:sz="4"/>
+            </w:tcBorders>
+            <w:tcMar>
+              <w:top w:type="dxa" w:w="60"/>
+              <w:left w:type="dxa" w:w="100"/>
+              <w:bottom w:type="dxa" w:w="60"/>
+              <w:right w:type="dxa" w:w="100"/>
+            </w:tcMar>
+            <w:vAlign w:val="center"/>
+          </w:tcPr>
+          <w:p>
+            <w:pPr>
+              <w:spacing w:after="30" w:before="30"/>
+              <w:jc w:val="left"/>
+            </w:pPr>
+            <w:r>
+              <w:rPr>
+                <w:rFonts w:ascii="Calibri" w:cs="Calibri" w:eastAsia="Calibri" w:hAnsi="Calibri"/>
+                <w:sz w:val="18"/>
+                <w:szCs w:val="18"/>
+              </w:rPr>
+              <w:t xml:space="preserve">Award Verification Number issued by NACTVET for NTA awards, used to verify prior qualifications.</w:t>
+            </w:r>
+          </w:p>
+        </w:tc>
+      </w:tr>
+      <w:tr>
+        <w:trPr>
+          <w:cantSplit/>
+        </w:trPr>
+        <w:tc>
+          <w:tcPr>
+            <w:tcW w:type="dxa" w:w="1985"/>
+            <w:tcBorders>
+              <w:top w:val="single" w:color="BFC9D6" w:sz="4"/>
+              <w:left w:val="single" w:color="BFC9D6" w:sz="4"/>
+              <w:bottom w:val="single" w:color="BFC9D6" w:sz="4"/>
+              <w:right w:val="single" w:color="BFC9D6" w:sz="4"/>
+            </w:tcBorders>
+            <w:tcMar>
+              <w:top w:type="dxa" w:w="60"/>
+              <w:left w:type="dxa" w:w="100"/>
+              <w:bottom w:type="dxa" w:w="60"/>
+              <w:right w:type="dxa" w:w="100"/>
+            </w:tcMar>
+            <w:vAlign w:val="center"/>
+          </w:tcPr>
+          <w:p>
+            <w:pPr>
+              <w:spacing w:after="30" w:before="30"/>
+              <w:jc w:val="left"/>
+            </w:pPr>
+            <w:r>
+              <w:rPr>
+                <w:rFonts w:ascii="Calibri" w:cs="Calibri" w:eastAsia="Calibri" w:hAnsi="Calibri"/>
+                <w:sz w:val="18"/>
+                <w:szCs w:val="18"/>
+              </w:rPr>
+              <w:t xml:space="preserve">BP</w:t>
+            </w:r>
+          </w:p>
+        </w:tc>
+        <w:tc>
+          <w:tcPr>
+            <w:tcW w:type="dxa" w:w="7041"/>
+            <w:tcBorders>
+              <w:top w:val="single" w:color="BFC9D6" w:sz="4"/>
+              <w:left w:val="single" w:color="BFC9D6" w:sz="4"/>
+              <w:bottom w:val="single" w:color="BFC9D6" w:sz="4"/>
+              <w:right w:val="single" w:color="BFC9D6" w:sz="4"/>
+            </w:tcBorders>
+            <w:tcMar>
+              <w:top w:type="dxa" w:w="60"/>
+              <w:left w:type="dxa" w:w="100"/>
+              <w:bottom w:type="dxa" w:w="60"/>
+              <w:right w:type="dxa" w:w="100"/>
+            </w:tcMar>
+            <w:vAlign w:val="center"/>
+          </w:tcPr>
+          <w:p>
+            <w:pPr>
+              <w:spacing w:after="30" w:before="30"/>
+              <w:jc w:val="left"/>
+            </w:pPr>
+            <w:r>
+              <w:rPr>
+                <w:rFonts w:ascii="Calibri" w:cs="Calibri" w:eastAsia="Calibri" w:hAnsi="Calibri"/>
+                <w:sz w:val="18"/>
+                <w:szCs w:val="18"/>
+              </w:rPr>
+              <w:t xml:space="preserve">Business process identifier in Document 04 (for example BP-02 Online Application and Fee Payment).</w:t>
+            </w:r>
+          </w:p>
+        </w:tc>
+      </w:tr>
+      <w:tr>
+        <w:trPr>
+          <w:cantSplit/>
+        </w:trPr>
+        <w:tc>
+          <w:tcPr>
+            <w:tcW w:type="dxa" w:w="1985"/>
+            <w:tcBorders>
+              <w:top w:val="single" w:color="BFC9D6" w:sz="4"/>
+              <w:left w:val="single" w:color="BFC9D6" w:sz="4"/>
+              <w:bottom w:val="single" w:color="BFC9D6" w:sz="4"/>
+              <w:right w:val="single" w:color="BFC9D6" w:sz="4"/>
+            </w:tcBorders>
+            <w:tcMar>
+              <w:top w:type="dxa" w:w="60"/>
+              <w:left w:type="dxa" w:w="100"/>
+              <w:bottom w:type="dxa" w:w="60"/>
+              <w:right w:type="dxa" w:w="100"/>
+            </w:tcMar>
+            <w:vAlign w:val="center"/>
+          </w:tcPr>
+          <w:p>
+            <w:pPr>
+              <w:spacing w:after="30" w:before="30"/>
+              <w:jc w:val="left"/>
+            </w:pPr>
+            <w:r>
+              <w:rPr>
+                <w:rFonts w:ascii="Calibri" w:cs="Calibri" w:eastAsia="Calibri" w:hAnsi="Calibri"/>
+                <w:sz w:val="18"/>
+                <w:szCs w:val="18"/>
+              </w:rPr>
+              <w:t xml:space="preserve">CA / SE</w:t>
+            </w:r>
+          </w:p>
+        </w:tc>
+        <w:tc>
+          <w:tcPr>
+            <w:tcW w:type="dxa" w:w="7041"/>
+            <w:tcBorders>
+              <w:top w:val="single" w:color="BFC9D6" w:sz="4"/>
+              <w:left w:val="single" w:color="BFC9D6" w:sz="4"/>
+              <w:bottom w:val="single" w:color="BFC9D6" w:sz="4"/>
+              <w:right w:val="single" w:color="BFC9D6" w:sz="4"/>
+            </w:tcBorders>
+            <w:tcMar>
+              <w:top w:type="dxa" w:w="60"/>
+              <w:left w:type="dxa" w:w="100"/>
+              <w:bottom w:type="dxa" w:w="60"/>
+              <w:right w:type="dxa" w:w="100"/>
+            </w:tcMar>
+            <w:vAlign w:val="center"/>
+          </w:tcPr>
+          <w:p>
+            <w:pPr>
+              <w:spacing w:after="30" w:before="30"/>
+              <w:jc w:val="left"/>
+            </w:pPr>
+            <w:r>
+              <w:rPr>
+                <w:rFonts w:ascii="Calibri" w:cs="Calibri" w:eastAsia="Calibri" w:hAnsi="Calibri"/>
+                <w:sz w:val="18"/>
+                <w:szCs w:val="18"/>
+              </w:rPr>
+              <w:t xml:space="preserve">Continuous assessment (coursework, tests, practicals) / semester examination.</w:t>
+            </w:r>
+          </w:p>
+        </w:tc>
+      </w:tr>
+      <w:tr>
+        <w:trPr>
+          <w:cantSplit/>
+        </w:trPr>
+        <w:tc>
+          <w:tcPr>
+            <w:tcW w:type="dxa" w:w="1985"/>
+            <w:tcBorders>
+              <w:top w:val="single" w:color="BFC9D6" w:sz="4"/>
+              <w:left w:val="single" w:color="BFC9D6" w:sz="4"/>
+              <w:bottom w:val="single" w:color="BFC9D6" w:sz="4"/>
+              <w:right w:val="single" w:color="BFC9D6" w:sz="4"/>
+            </w:tcBorders>
+            <w:tcMar>
+              <w:top w:type="dxa" w:w="60"/>
+              <w:left w:type="dxa" w:w="100"/>
+              <w:bottom w:type="dxa" w:w="60"/>
+              <w:right w:type="dxa" w:w="100"/>
+            </w:tcMar>
+            <w:vAlign w:val="center"/>
+          </w:tcPr>
+          <w:p>
+            <w:pPr>
+              <w:spacing w:after="30" w:before="30"/>
+              <w:jc w:val="left"/>
+            </w:pPr>
+            <w:r>
+              <w:rPr>
+                <w:rFonts w:ascii="Calibri" w:cs="Calibri" w:eastAsia="Calibri" w:hAnsi="Calibri"/>
+                <w:sz w:val="18"/>
+                <w:szCs w:val="18"/>
+              </w:rPr>
+              <w:t xml:space="preserve">CGPA</w:t>
+            </w:r>
+          </w:p>
+        </w:tc>
+        <w:tc>
+          <w:tcPr>
+            <w:tcW w:type="dxa" w:w="7041"/>
+            <w:tcBorders>
+              <w:top w:val="single" w:color="BFC9D6" w:sz="4"/>
+              <w:left w:val="single" w:color="BFC9D6" w:sz="4"/>
+              <w:bottom w:val="single" w:color="BFC9D6" w:sz="4"/>
+              <w:right w:val="single" w:color="BFC9D6" w:sz="4"/>
+            </w:tcBorders>
+            <w:tcMar>
+              <w:top w:type="dxa" w:w="60"/>
+              <w:left w:type="dxa" w:w="100"/>
+              <w:bottom w:type="dxa" w:w="60"/>
+              <w:right w:type="dxa" w:w="100"/>
+            </w:tcMar>
+            <w:vAlign w:val="center"/>
+          </w:tcPr>
+          <w:p>
+            <w:pPr>
+              <w:spacing w:after="30" w:before="30"/>
+              <w:jc w:val="left"/>
+            </w:pPr>
+            <w:r>
+              <w:rPr>
+                <w:rFonts w:ascii="Calibri" w:cs="Calibri" w:eastAsia="Calibri" w:hAnsi="Calibri"/>
+                <w:sz w:val="18"/>
+                <w:szCs w:val="18"/>
+              </w:rPr>
+              <w:t xml:space="preserve">Cumulative grade point average over all semesters of a programme.</w:t>
+            </w:r>
+          </w:p>
+        </w:tc>
+      </w:tr>
+      <w:tr>
+        <w:trPr>
+          <w:cantSplit/>
+        </w:trPr>
+        <w:tc>
+          <w:tcPr>
+            <w:tcW w:type="dxa" w:w="1985"/>
+            <w:tcBorders>
+              <w:top w:val="single" w:color="BFC9D6" w:sz="4"/>
+              <w:left w:val="single" w:color="BFC9D6" w:sz="4"/>
+              <w:bottom w:val="single" w:color="BFC9D6" w:sz="4"/>
+              <w:right w:val="single" w:color="BFC9D6" w:sz="4"/>
+            </w:tcBorders>
+            <w:tcMar>
+              <w:top w:type="dxa" w:w="60"/>
+              <w:left w:type="dxa" w:w="100"/>
+              <w:bottom w:type="dxa" w:w="60"/>
+              <w:right w:type="dxa" w:w="100"/>
+            </w:tcMar>
+            <w:vAlign w:val="center"/>
+          </w:tcPr>
+          <w:p>
+            <w:pPr>
+              <w:spacing w:after="30" w:before="30"/>
+              <w:jc w:val="left"/>
+            </w:pPr>
+            <w:r>
+              <w:rPr>
+                <w:rFonts w:ascii="Calibri" w:cs="Calibri" w:eastAsia="Calibri" w:hAnsi="Calibri"/>
+                <w:sz w:val="18"/>
+                <w:szCs w:val="18"/>
+              </w:rPr>
+              <w:t xml:space="preserve">CIMS</w:t>
+            </w:r>
+          </w:p>
+        </w:tc>
+        <w:tc>
+          <w:tcPr>
+            <w:tcW w:type="dxa" w:w="7041"/>
+            <w:tcBorders>
+              <w:top w:val="single" w:color="BFC9D6" w:sz="4"/>
+              <w:left w:val="single" w:color="BFC9D6" w:sz="4"/>
+              <w:bottom w:val="single" w:color="BFC9D6" w:sz="4"/>
+              <w:right w:val="single" w:color="BFC9D6" w:sz="4"/>
+            </w:tcBorders>
+            <w:tcMar>
+              <w:top w:type="dxa" w:w="60"/>
+              <w:left w:type="dxa" w:w="100"/>
+              <w:bottom w:type="dxa" w:w="60"/>
+              <w:right w:type="dxa" w:w="100"/>
+            </w:tcMar>
+            <w:vAlign w:val="center"/>
+          </w:tcPr>
+          <w:p>
+            <w:pPr>
+              <w:spacing w:after="30" w:before="30"/>
+              <w:jc w:val="left"/>
+            </w:pPr>
+            <w:r>
+              <w:rPr>
+                <w:rFonts w:ascii="Calibri" w:cs="Calibri" w:eastAsia="Calibri" w:hAnsi="Calibri"/>
+                <w:sz w:val="18"/>
+                <w:szCs w:val="18"/>
+              </w:rPr>
+              <w:t xml:space="preserve">College/Institution Management System, the system these documents describe.</w:t>
+            </w:r>
+          </w:p>
+        </w:tc>
+      </w:tr>
+      <w:tr>
+        <w:trPr>
+          <w:cantSplit/>
+        </w:trPr>
+        <w:tc>
+          <w:tcPr>
+            <w:tcW w:type="dxa" w:w="1985"/>
+            <w:tcBorders>
+              <w:top w:val="single" w:color="BFC9D6" w:sz="4"/>
+              <w:left w:val="single" w:color="BFC9D6" w:sz="4"/>
+              <w:bottom w:val="single" w:color="BFC9D6" w:sz="4"/>
+              <w:right w:val="single" w:color="BFC9D6" w:sz="4"/>
+            </w:tcBorders>
+            <w:tcMar>
+              <w:top w:type="dxa" w:w="60"/>
+              <w:left w:type="dxa" w:w="100"/>
+              <w:bottom w:type="dxa" w:w="60"/>
+              <w:right w:type="dxa" w:w="100"/>
+            </w:tcMar>
+            <w:vAlign w:val="center"/>
+          </w:tcPr>
+          <w:p>
+            <w:pPr>
+              <w:spacing w:after="30" w:before="30"/>
+              <w:jc w:val="left"/>
+            </w:pPr>
+            <w:r>
+              <w:rPr>
+                <w:rFonts w:ascii="Calibri" w:cs="Calibri" w:eastAsia="Calibri" w:hAnsi="Calibri"/>
+                <w:sz w:val="18"/>
+                <w:szCs w:val="18"/>
+              </w:rPr>
+              <w:t xml:space="preserve">Clearance gate</w:t>
+            </w:r>
+          </w:p>
+        </w:tc>
+        <w:tc>
+          <w:tcPr>
+            <w:tcW w:type="dxa" w:w="7041"/>
+            <w:tcBorders>
+              <w:top w:val="single" w:color="BFC9D6" w:sz="4"/>
+              <w:left w:val="single" w:color="BFC9D6" w:sz="4"/>
+              <w:bottom w:val="single" w:color="BFC9D6" w:sz="4"/>
+              <w:right w:val="single" w:color="BFC9D6" w:sz="4"/>
+            </w:tcBorders>
+            <w:tcMar>
+              <w:top w:type="dxa" w:w="60"/>
+              <w:left w:type="dxa" w:w="100"/>
+              <w:bottom w:type="dxa" w:w="60"/>
+              <w:right w:type="dxa" w:w="100"/>
+            </w:tcMar>
+            <w:vAlign w:val="center"/>
+          </w:tcPr>
+          <w:p>
+            <w:pPr>
+              <w:spacing w:after="30" w:before="30"/>
+              <w:jc w:val="left"/>
+            </w:pPr>
+            <w:r>
+              <w:rPr>
+                <w:rFonts w:ascii="Calibri" w:cs="Calibri" w:eastAsia="Calibri" w:hAnsi="Calibri"/>
+                <w:sz w:val="18"/>
+                <w:szCs w:val="18"/>
+              </w:rPr>
+              <w:t xml:space="preserve">A fees rule that must be met before registration, examinations, results, hostel or graduation.</w:t>
+            </w:r>
+          </w:p>
+        </w:tc>
+      </w:tr>
+      <w:tr>
+        <w:trPr>
+          <w:cantSplit/>
+        </w:trPr>
+        <w:tc>
+          <w:tcPr>
+            <w:tcW w:type="dxa" w:w="1985"/>
+            <w:tcBorders>
+              <w:top w:val="single" w:color="BFC9D6" w:sz="4"/>
+              <w:left w:val="single" w:color="BFC9D6" w:sz="4"/>
+              <w:bottom w:val="single" w:color="BFC9D6" w:sz="4"/>
+              <w:right w:val="single" w:color="BFC9D6" w:sz="4"/>
+            </w:tcBorders>
+            <w:tcMar>
+              <w:top w:type="dxa" w:w="60"/>
+              <w:left w:type="dxa" w:w="100"/>
+              <w:bottom w:type="dxa" w:w="60"/>
+              <w:right w:type="dxa" w:w="100"/>
+            </w:tcMar>
+            <w:vAlign w:val="center"/>
+          </w:tcPr>
+          <w:p>
+            <w:pPr>
+              <w:spacing w:after="30" w:before="30"/>
+              <w:jc w:val="left"/>
+            </w:pPr>
+            <w:r>
+              <w:rPr>
+                <w:rFonts w:ascii="Calibri" w:cs="Calibri" w:eastAsia="Calibri" w:hAnsi="Calibri"/>
+                <w:sz w:val="18"/>
+                <w:szCs w:val="18"/>
+              </w:rPr>
+              <w:t xml:space="preserve">Control number</w:t>
+            </w:r>
+          </w:p>
+        </w:tc>
+        <w:tc>
+          <w:tcPr>
+            <w:tcW w:type="dxa" w:w="7041"/>
+            <w:tcBorders>
+              <w:top w:val="single" w:color="BFC9D6" w:sz="4"/>
+              <w:left w:val="single" w:color="BFC9D6" w:sz="4"/>
+              <w:bottom w:val="single" w:color="BFC9D6" w:sz="4"/>
+              <w:right w:val="single" w:color="BFC9D6" w:sz="4"/>
+            </w:tcBorders>
+            <w:tcMar>
+              <w:top w:type="dxa" w:w="60"/>
+              <w:left w:type="dxa" w:w="100"/>
+              <w:bottom w:type="dxa" w:w="60"/>
+              <w:right w:type="dxa" w:w="100"/>
+            </w:tcMar>
+            <w:vAlign w:val="center"/>
+          </w:tcPr>
+          <w:p>
+            <w:pPr>
+              <w:spacing w:after="30" w:before="30"/>
+              <w:jc w:val="left"/>
+            </w:pPr>
+            <w:r>
+              <w:rPr>
+                <w:rFonts w:ascii="Calibri" w:cs="Calibri" w:eastAsia="Calibri" w:hAnsi="Calibri"/>
+                <w:sz w:val="18"/>
+                <w:szCs w:val="18"/>
+              </w:rPr>
+              <w:t xml:space="preserve">The GePG number used to pay an invoice through a bank or mobile money.</w:t>
+            </w:r>
+          </w:p>
+        </w:tc>
+      </w:tr>
+      <w:tr>
+        <w:trPr>
+          <w:cantSplit/>
+        </w:trPr>
+        <w:tc>
+          <w:tcPr>
+            <w:tcW w:type="dxa" w:w="1985"/>
+            <w:tcBorders>
+              <w:top w:val="single" w:color="BFC9D6" w:sz="4"/>
+              <w:left w:val="single" w:color="BFC9D6" w:sz="4"/>
+              <w:bottom w:val="single" w:color="BFC9D6" w:sz="4"/>
+              <w:right w:val="single" w:color="BFC9D6" w:sz="4"/>
+            </w:tcBorders>
+            <w:tcMar>
+              <w:top w:type="dxa" w:w="60"/>
+              <w:left w:type="dxa" w:w="100"/>
+              <w:bottom w:type="dxa" w:w="60"/>
+              <w:right w:type="dxa" w:w="100"/>
+            </w:tcMar>
+            <w:vAlign w:val="center"/>
+          </w:tcPr>
+          <w:p>
+            <w:pPr>
+              <w:spacing w:after="30" w:before="30"/>
+              <w:jc w:val="left"/>
+            </w:pPr>
+            <w:r>
+              <w:rPr>
+                <w:rFonts w:ascii="Calibri" w:cs="Calibri" w:eastAsia="Calibri" w:hAnsi="Calibri"/>
+                <w:sz w:val="18"/>
+                <w:szCs w:val="18"/>
+              </w:rPr>
+              <w:t xml:space="preserve">Credit note</w:t>
+            </w:r>
+          </w:p>
+        </w:tc>
+        <w:tc>
+          <w:tcPr>
+            <w:tcW w:type="dxa" w:w="7041"/>
+            <w:tcBorders>
+              <w:top w:val="single" w:color="BFC9D6" w:sz="4"/>
+              <w:left w:val="single" w:color="BFC9D6" w:sz="4"/>
+              <w:bottom w:val="single" w:color="BFC9D6" w:sz="4"/>
+              <w:right w:val="single" w:color="BFC9D6" w:sz="4"/>
+            </w:tcBorders>
+            <w:tcMar>
+              <w:top w:type="dxa" w:w="60"/>
+              <w:left w:type="dxa" w:w="100"/>
+              <w:bottom w:type="dxa" w:w="60"/>
+              <w:right w:type="dxa" w:w="100"/>
+            </w:tcMar>
+            <w:vAlign w:val="center"/>
+          </w:tcPr>
+          <w:p>
+            <w:pPr>
+              <w:spacing w:after="30" w:before="30"/>
+              <w:jc w:val="left"/>
+            </w:pPr>
+            <w:r>
+              <w:rPr>
+                <w:rFonts w:ascii="Calibri" w:cs="Calibri" w:eastAsia="Calibri" w:hAnsi="Calibri"/>
+                <w:sz w:val="18"/>
+                <w:szCs w:val="18"/>
+              </w:rPr>
+              <w:t xml:space="preserve">A document that reduces an invoice, used for approved waivers, discounts, scholarships and refunds of fees paid.</w:t>
+            </w:r>
+          </w:p>
+        </w:tc>
+      </w:tr>
+      <w:tr>
+        <w:trPr>
+          <w:cantSplit/>
+        </w:trPr>
+        <w:tc>
+          <w:tcPr>
+            <w:tcW w:type="dxa" w:w="1985"/>
+            <w:tcBorders>
+              <w:top w:val="single" w:color="BFC9D6" w:sz="4"/>
+              <w:left w:val="single" w:color="BFC9D6" w:sz="4"/>
+              <w:bottom w:val="single" w:color="BFC9D6" w:sz="4"/>
+              <w:right w:val="single" w:color="BFC9D6" w:sz="4"/>
+            </w:tcBorders>
+            <w:tcMar>
+              <w:top w:type="dxa" w:w="60"/>
+              <w:left w:type="dxa" w:w="100"/>
+              <w:bottom w:type="dxa" w:w="60"/>
+              <w:right w:type="dxa" w:w="100"/>
+            </w:tcMar>
+            <w:vAlign w:val="center"/>
+          </w:tcPr>
+          <w:p>
+            <w:pPr>
+              <w:spacing w:after="30" w:before="30"/>
+              <w:jc w:val="left"/>
+            </w:pPr>
+            <w:r>
+              <w:rPr>
+                <w:rFonts w:ascii="Calibri" w:cs="Calibri" w:eastAsia="Calibri" w:hAnsi="Calibri"/>
+                <w:sz w:val="18"/>
+                <w:szCs w:val="18"/>
+              </w:rPr>
+              <w:t xml:space="preserve">CSEE</w:t>
+            </w:r>
+          </w:p>
+        </w:tc>
+        <w:tc>
+          <w:tcPr>
+            <w:tcW w:type="dxa" w:w="7041"/>
+            <w:tcBorders>
+              <w:top w:val="single" w:color="BFC9D6" w:sz="4"/>
+              <w:left w:val="single" w:color="BFC9D6" w:sz="4"/>
+              <w:bottom w:val="single" w:color="BFC9D6" w:sz="4"/>
+              <w:right w:val="single" w:color="BFC9D6" w:sz="4"/>
+            </w:tcBorders>
+            <w:tcMar>
+              <w:top w:type="dxa" w:w="60"/>
+              <w:left w:type="dxa" w:w="100"/>
+              <w:bottom w:type="dxa" w:w="60"/>
+              <w:right w:type="dxa" w:w="100"/>
+            </w:tcMar>
+            <w:vAlign w:val="center"/>
+          </w:tcPr>
+          <w:p>
+            <w:pPr>
+              <w:spacing w:after="30" w:before="30"/>
+              <w:jc w:val="left"/>
+            </w:pPr>
+            <w:r>
+              <w:rPr>
+                <w:rFonts w:ascii="Calibri" w:cs="Calibri" w:eastAsia="Calibri" w:hAnsi="Calibri"/>
+                <w:sz w:val="18"/>
+                <w:szCs w:val="18"/>
+              </w:rPr>
+              <w:t xml:space="preserve">Certificate of Secondary Education Examination (Form Four), results from NECTA.</w:t>
+            </w:r>
+          </w:p>
+        </w:tc>
+      </w:tr>
+      <w:tr>
+        <w:trPr>
+          <w:cantSplit/>
+        </w:trPr>
+        <w:tc>
+          <w:tcPr>
+            <w:tcW w:type="dxa" w:w="1985"/>
+            <w:tcBorders>
+              <w:top w:val="single" w:color="BFC9D6" w:sz="4"/>
+              <w:left w:val="single" w:color="BFC9D6" w:sz="4"/>
+              <w:bottom w:val="single" w:color="BFC9D6" w:sz="4"/>
+              <w:right w:val="single" w:color="BFC9D6" w:sz="4"/>
+            </w:tcBorders>
+            <w:tcMar>
+              <w:top w:type="dxa" w:w="60"/>
+              <w:left w:type="dxa" w:w="100"/>
+              <w:bottom w:type="dxa" w:w="60"/>
+              <w:right w:type="dxa" w:w="100"/>
+            </w:tcMar>
+            <w:vAlign w:val="center"/>
+          </w:tcPr>
+          <w:p>
+            <w:pPr>
+              <w:spacing w:after="30" w:before="30"/>
+              <w:jc w:val="left"/>
+            </w:pPr>
+            <w:r>
+              <w:rPr>
+                <w:rFonts w:ascii="Calibri" w:cs="Calibri" w:eastAsia="Calibri" w:hAnsi="Calibri"/>
+                <w:sz w:val="18"/>
+                <w:szCs w:val="18"/>
+              </w:rPr>
+              <w:t xml:space="preserve">CSV</w:t>
+            </w:r>
+          </w:p>
+        </w:tc>
+        <w:tc>
+          <w:tcPr>
+            <w:tcW w:type="dxa" w:w="7041"/>
+            <w:tcBorders>
+              <w:top w:val="single" w:color="BFC9D6" w:sz="4"/>
+              <w:left w:val="single" w:color="BFC9D6" w:sz="4"/>
+              <w:bottom w:val="single" w:color="BFC9D6" w:sz="4"/>
+              <w:right w:val="single" w:color="BFC9D6" w:sz="4"/>
+            </w:tcBorders>
+            <w:tcMar>
+              <w:top w:type="dxa" w:w="60"/>
+              <w:left w:type="dxa" w:w="100"/>
+              <w:bottom w:type="dxa" w:w="60"/>
+              <w:right w:type="dxa" w:w="100"/>
+            </w:tcMar>
+            <w:vAlign w:val="center"/>
+          </w:tcPr>
+          <w:p>
+            <w:pPr>
+              <w:spacing w:after="30" w:before="30"/>
+              <w:jc w:val="left"/>
+            </w:pPr>
+            <w:r>
+              <w:rPr>
+                <w:rFonts w:ascii="Calibri" w:cs="Calibri" w:eastAsia="Calibri" w:hAnsi="Calibri"/>
+                <w:sz w:val="18"/>
+                <w:szCs w:val="18"/>
+              </w:rPr>
+              <w:t xml:space="preserve">Comma-separated values: a plain spreadsheet file that most systems can import and export.</w:t>
+            </w:r>
+          </w:p>
+        </w:tc>
+      </w:tr>
+      <w:tr>
+        <w:trPr>
+          <w:cantSplit/>
+        </w:trPr>
+        <w:tc>
+          <w:tcPr>
+            <w:tcW w:type="dxa" w:w="1985"/>
+            <w:tcBorders>
+              <w:top w:val="single" w:color="BFC9D6" w:sz="4"/>
+              <w:left w:val="single" w:color="BFC9D6" w:sz="4"/>
+              <w:bottom w:val="single" w:color="BFC9D6" w:sz="4"/>
+              <w:right w:val="single" w:color="BFC9D6" w:sz="4"/>
+            </w:tcBorders>
+            <w:tcMar>
+              <w:top w:type="dxa" w:w="60"/>
+              <w:left w:type="dxa" w:w="100"/>
+              <w:bottom w:type="dxa" w:w="60"/>
+              <w:right w:type="dxa" w:w="100"/>
+            </w:tcMar>
+            <w:vAlign w:val="center"/>
+          </w:tcPr>
+          <w:p>
+            <w:pPr>
+              <w:spacing w:after="30" w:before="30"/>
+              <w:jc w:val="left"/>
+            </w:pPr>
+            <w:r>
+              <w:rPr>
+                <w:rFonts w:ascii="Calibri" w:cs="Calibri" w:eastAsia="Calibri" w:hAnsi="Calibri"/>
+                <w:sz w:val="18"/>
+                <w:szCs w:val="18"/>
+              </w:rPr>
+              <w:t xml:space="preserve">Entry level</w:t>
+            </w:r>
+          </w:p>
+        </w:tc>
+        <w:tc>
+          <w:tcPr>
+            <w:tcW w:type="dxa" w:w="7041"/>
+            <w:tcBorders>
+              <w:top w:val="single" w:color="BFC9D6" w:sz="4"/>
+              <w:left w:val="single" w:color="BFC9D6" w:sz="4"/>
+              <w:bottom w:val="single" w:color="BFC9D6" w:sz="4"/>
+              <w:right w:val="single" w:color="BFC9D6" w:sz="4"/>
+            </w:tcBorders>
+            <w:tcMar>
+              <w:top w:type="dxa" w:w="60"/>
+              <w:left w:type="dxa" w:w="100"/>
+              <w:bottom w:type="dxa" w:w="60"/>
+              <w:right w:type="dxa" w:w="100"/>
+            </w:tcMar>
+            <w:vAlign w:val="center"/>
+          </w:tcPr>
+          <w:p>
+            <w:pPr>
+              <w:spacing w:after="30" w:before="30"/>
+              <w:jc w:val="left"/>
+            </w:pPr>
+            <w:r>
+              <w:rPr>
+                <w:rFonts w:ascii="Calibri" w:cs="Calibri" w:eastAsia="Calibri" w:hAnsi="Calibri"/>
+                <w:sz w:val="18"/>
+                <w:szCs w:val="18"/>
+              </w:rPr>
+              <w:t xml:space="preserve">The level an applicant may apply at, set by their highest verified qualification (as in NOAS).</w:t>
+            </w:r>
+          </w:p>
+        </w:tc>
+      </w:tr>
+      <w:tr>
+        <w:trPr>
+          <w:cantSplit/>
+        </w:trPr>
+        <w:tc>
+          <w:tcPr>
+            <w:tcW w:type="dxa" w:w="1985"/>
+            <w:tcBorders>
+              <w:top w:val="single" w:color="BFC9D6" w:sz="4"/>
+              <w:left w:val="single" w:color="BFC9D6" w:sz="4"/>
+              <w:bottom w:val="single" w:color="BFC9D6" w:sz="4"/>
+              <w:right w:val="single" w:color="BFC9D6" w:sz="4"/>
+            </w:tcBorders>
+            <w:tcMar>
+              <w:top w:type="dxa" w:w="60"/>
+              <w:left w:type="dxa" w:w="100"/>
+              <w:bottom w:type="dxa" w:w="60"/>
+              <w:right w:type="dxa" w:w="100"/>
+            </w:tcMar>
+            <w:vAlign w:val="center"/>
+          </w:tcPr>
+          <w:p>
+            <w:pPr>
+              <w:spacing w:after="30" w:before="30"/>
+              <w:jc w:val="left"/>
+            </w:pPr>
+            <w:r>
+              <w:rPr>
+                <w:rFonts w:ascii="Calibri" w:cs="Calibri" w:eastAsia="Calibri" w:hAnsi="Calibri"/>
+                <w:sz w:val="18"/>
+                <w:szCs w:val="18"/>
+              </w:rPr>
+              <w:t xml:space="preserve">FR / NFR</w:t>
+            </w:r>
+          </w:p>
+        </w:tc>
+        <w:tc>
+          <w:tcPr>
+            <w:tcW w:type="dxa" w:w="7041"/>
+            <w:tcBorders>
+              <w:top w:val="single" w:color="BFC9D6" w:sz="4"/>
+              <w:left w:val="single" w:color="BFC9D6" w:sz="4"/>
+              <w:bottom w:val="single" w:color="BFC9D6" w:sz="4"/>
+              <w:right w:val="single" w:color="BFC9D6" w:sz="4"/>
+            </w:tcBorders>
+            <w:tcMar>
+              <w:top w:type="dxa" w:w="60"/>
+              <w:left w:type="dxa" w:w="100"/>
+              <w:bottom w:type="dxa" w:w="60"/>
+              <w:right w:type="dxa" w:w="100"/>
+            </w:tcMar>
+            <w:vAlign w:val="center"/>
+          </w:tcPr>
+          <w:p>
+            <w:pPr>
+              <w:spacing w:after="30" w:before="30"/>
+              <w:jc w:val="left"/>
+            </w:pPr>
+            <w:r>
+              <w:rPr>
+                <w:rFonts w:ascii="Calibri" w:cs="Calibri" w:eastAsia="Calibri" w:hAnsi="Calibri"/>
+                <w:sz w:val="18"/>
+                <w:szCs w:val="18"/>
+              </w:rPr>
+              <w:t xml:space="preserve">Functional / non-functional requirement identifier in Document 03 (for example FR-ADM-01, NFR-SEC-01).</w:t>
+            </w:r>
+          </w:p>
+        </w:tc>
+      </w:tr>
+      <w:tr>
+        <w:trPr>
+          <w:cantSplit/>
+        </w:trPr>
+        <w:tc>
+          <w:tcPr>
+            <w:tcW w:type="dxa" w:w="1985"/>
+            <w:tcBorders>
+              <w:top w:val="single" w:color="BFC9D6" w:sz="4"/>
+              <w:left w:val="single" w:color="BFC9D6" w:sz="4"/>
+              <w:bottom w:val="single" w:color="BFC9D6" w:sz="4"/>
+              <w:right w:val="single" w:color="BFC9D6" w:sz="4"/>
+            </w:tcBorders>
+            <w:tcMar>
+              <w:top w:type="dxa" w:w="60"/>
+              <w:left w:type="dxa" w:w="100"/>
+              <w:bottom w:type="dxa" w:w="60"/>
+              <w:right w:type="dxa" w:w="100"/>
+            </w:tcMar>
+            <w:vAlign w:val="center"/>
+          </w:tcPr>
+          <w:p>
+            <w:pPr>
+              <w:spacing w:after="30" w:before="30"/>
+              <w:jc w:val="left"/>
+            </w:pPr>
+            <w:r>
+              <w:rPr>
+                <w:rFonts w:ascii="Calibri" w:cs="Calibri" w:eastAsia="Calibri" w:hAnsi="Calibri"/>
+                <w:sz w:val="18"/>
+                <w:szCs w:val="18"/>
+              </w:rPr>
+              <w:t xml:space="preserve">GePG</w:t>
+            </w:r>
+          </w:p>
+        </w:tc>
+        <w:tc>
+          <w:tcPr>
+            <w:tcW w:type="dxa" w:w="7041"/>
+            <w:tcBorders>
+              <w:top w:val="single" w:color="BFC9D6" w:sz="4"/>
+              <w:left w:val="single" w:color="BFC9D6" w:sz="4"/>
+              <w:bottom w:val="single" w:color="BFC9D6" w:sz="4"/>
+              <w:right w:val="single" w:color="BFC9D6" w:sz="4"/>
+            </w:tcBorders>
+            <w:tcMar>
+              <w:top w:type="dxa" w:w="60"/>
+              <w:left w:type="dxa" w:w="100"/>
+              <w:bottom w:type="dxa" w:w="60"/>
+              <w:right w:type="dxa" w:w="100"/>
+            </w:tcMar>
+            <w:vAlign w:val="center"/>
+          </w:tcPr>
+          <w:p>
+            <w:pPr>
+              <w:spacing w:after="30" w:before="30"/>
+              <w:jc w:val="left"/>
+            </w:pPr>
+            <w:r>
+              <w:rPr>
+                <w:rFonts w:ascii="Calibri" w:cs="Calibri" w:eastAsia="Calibri" w:hAnsi="Calibri"/>
+                <w:sz w:val="18"/>
+                <w:szCs w:val="18"/>
+              </w:rPr>
+              <w:t xml:space="preserve">Government electronic Payment Gateway: issues control numbers and confirms payments for public institutions.</w:t>
+            </w:r>
+          </w:p>
+        </w:tc>
+      </w:tr>
+      <w:tr>
+        <w:trPr>
+          <w:cantSplit/>
+        </w:trPr>
+        <w:tc>
+          <w:tcPr>
+            <w:tcW w:type="dxa" w:w="1985"/>
+            <w:tcBorders>
+              <w:top w:val="single" w:color="BFC9D6" w:sz="4"/>
+              <w:left w:val="single" w:color="BFC9D6" w:sz="4"/>
+              <w:bottom w:val="single" w:color="BFC9D6" w:sz="4"/>
+              <w:right w:val="single" w:color="BFC9D6" w:sz="4"/>
+            </w:tcBorders>
+            <w:tcMar>
+              <w:top w:type="dxa" w:w="60"/>
+              <w:left w:type="dxa" w:w="100"/>
+              <w:bottom w:type="dxa" w:w="60"/>
+              <w:right w:type="dxa" w:w="100"/>
+            </w:tcMar>
+            <w:vAlign w:val="center"/>
+          </w:tcPr>
+          <w:p>
+            <w:pPr>
+              <w:spacing w:after="30" w:before="30"/>
+              <w:jc w:val="left"/>
+            </w:pPr>
+            <w:r>
+              <w:rPr>
+                <w:rFonts w:ascii="Calibri" w:cs="Calibri" w:eastAsia="Calibri" w:hAnsi="Calibri"/>
+                <w:sz w:val="18"/>
+                <w:szCs w:val="18"/>
+              </w:rPr>
+              <w:t xml:space="preserve">GPA</w:t>
+            </w:r>
+          </w:p>
+        </w:tc>
+        <w:tc>
+          <w:tcPr>
+            <w:tcW w:type="dxa" w:w="7041"/>
+            <w:tcBorders>
+              <w:top w:val="single" w:color="BFC9D6" w:sz="4"/>
+              <w:left w:val="single" w:color="BFC9D6" w:sz="4"/>
+              <w:bottom w:val="single" w:color="BFC9D6" w:sz="4"/>
+              <w:right w:val="single" w:color="BFC9D6" w:sz="4"/>
+            </w:tcBorders>
+            <w:tcMar>
+              <w:top w:type="dxa" w:w="60"/>
+              <w:left w:type="dxa" w:w="100"/>
+              <w:bottom w:type="dxa" w:w="60"/>
+              <w:right w:type="dxa" w:w="100"/>
+            </w:tcMar>
+            <w:vAlign w:val="center"/>
+          </w:tcPr>
+          <w:p>
+            <w:pPr>
+              <w:spacing w:after="30" w:before="30"/>
+              <w:jc w:val="left"/>
+            </w:pPr>
+            <w:r>
+              <w:rPr>
+                <w:rFonts w:ascii="Calibri" w:cs="Calibri" w:eastAsia="Calibri" w:hAnsi="Calibri"/>
+                <w:sz w:val="18"/>
+                <w:szCs w:val="18"/>
+              </w:rPr>
+              <w:t xml:space="preserve">Grade point average for a semester or year, computed under the regulations of the award level.</w:t>
+            </w:r>
+          </w:p>
+        </w:tc>
+      </w:tr>
+      <w:tr>
+        <w:trPr>
+          <w:cantSplit/>
+        </w:trPr>
+        <w:tc>
+          <w:tcPr>
+            <w:tcW w:type="dxa" w:w="1985"/>
+            <w:tcBorders>
+              <w:top w:val="single" w:color="BFC9D6" w:sz="4"/>
+              <w:left w:val="single" w:color="BFC9D6" w:sz="4"/>
+              <w:bottom w:val="single" w:color="BFC9D6" w:sz="4"/>
+              <w:right w:val="single" w:color="BFC9D6" w:sz="4"/>
+            </w:tcBorders>
+            <w:tcMar>
+              <w:top w:type="dxa" w:w="60"/>
+              <w:left w:type="dxa" w:w="100"/>
+              <w:bottom w:type="dxa" w:w="60"/>
+              <w:right w:type="dxa" w:w="100"/>
+            </w:tcMar>
+            <w:vAlign w:val="center"/>
+          </w:tcPr>
+          <w:p>
+            <w:pPr>
+              <w:spacing w:after="30" w:before="30"/>
+              <w:jc w:val="left"/>
+            </w:pPr>
+            <w:r>
+              <w:rPr>
+                <w:rFonts w:ascii="Calibri" w:cs="Calibri" w:eastAsia="Calibri" w:hAnsi="Calibri"/>
+                <w:sz w:val="18"/>
+                <w:szCs w:val="18"/>
+              </w:rPr>
+              <w:t xml:space="preserve">Hand-over</w:t>
+            </w:r>
+          </w:p>
+        </w:tc>
+        <w:tc>
+          <w:tcPr>
+            <w:tcW w:type="dxa" w:w="7041"/>
+            <w:tcBorders>
+              <w:top w:val="single" w:color="BFC9D6" w:sz="4"/>
+              <w:left w:val="single" w:color="BFC9D6" w:sz="4"/>
+              <w:bottom w:val="single" w:color="BFC9D6" w:sz="4"/>
+              <w:right w:val="single" w:color="BFC9D6" w:sz="4"/>
+            </w:tcBorders>
+            <w:tcMar>
+              <w:top w:type="dxa" w:w="60"/>
+              <w:left w:type="dxa" w:w="100"/>
+              <w:bottom w:type="dxa" w:w="60"/>
+              <w:right w:type="dxa" w:w="100"/>
+            </w:tcMar>
+            <w:vAlign w:val="center"/>
+          </w:tcPr>
+          <w:p>
+            <w:pPr>
+              <w:spacing w:after="30" w:before="30"/>
+              <w:jc w:val="left"/>
+            </w:pPr>
+            <w:r>
+              <w:rPr>
+                <w:rFonts w:ascii="Calibri" w:cs="Calibri" w:eastAsia="Calibri" w:hAnsi="Calibri"/>
+                <w:sz w:val="18"/>
+                <w:szCs w:val="18"/>
+              </w:rPr>
+              <w:t xml:space="preserve">Registry turning an accepted applicant into a student: record, registration number and portal sign-in.</w:t>
+            </w:r>
+          </w:p>
+        </w:tc>
+      </w:tr>
+      <w:tr>
+        <w:trPr>
+          <w:cantSplit/>
+        </w:trPr>
+        <w:tc>
+          <w:tcPr>
+            <w:tcW w:type="dxa" w:w="1985"/>
+            <w:tcBorders>
+              <w:top w:val="single" w:color="BFC9D6" w:sz="4"/>
+              <w:left w:val="single" w:color="BFC9D6" w:sz="4"/>
+              <w:bottom w:val="single" w:color="BFC9D6" w:sz="4"/>
+              <w:right w:val="single" w:color="BFC9D6" w:sz="4"/>
+            </w:tcBorders>
+            <w:tcMar>
+              <w:top w:type="dxa" w:w="60"/>
+              <w:left w:type="dxa" w:w="100"/>
+              <w:bottom w:type="dxa" w:w="60"/>
+              <w:right w:type="dxa" w:w="100"/>
+            </w:tcMar>
+            <w:vAlign w:val="center"/>
+          </w:tcPr>
+          <w:p>
+            <w:pPr>
+              <w:spacing w:after="30" w:before="30"/>
+              <w:jc w:val="left"/>
+            </w:pPr>
+            <w:r>
+              <w:rPr>
+                <w:rFonts w:ascii="Calibri" w:cs="Calibri" w:eastAsia="Calibri" w:hAnsi="Calibri"/>
+                <w:sz w:val="18"/>
+                <w:szCs w:val="18"/>
+              </w:rPr>
+              <w:t xml:space="preserve">HESLB</w:t>
+            </w:r>
+          </w:p>
+        </w:tc>
+        <w:tc>
+          <w:tcPr>
+            <w:tcW w:type="dxa" w:w="7041"/>
+            <w:tcBorders>
+              <w:top w:val="single" w:color="BFC9D6" w:sz="4"/>
+              <w:left w:val="single" w:color="BFC9D6" w:sz="4"/>
+              <w:bottom w:val="single" w:color="BFC9D6" w:sz="4"/>
+              <w:right w:val="single" w:color="BFC9D6" w:sz="4"/>
+            </w:tcBorders>
+            <w:tcMar>
+              <w:top w:type="dxa" w:w="60"/>
+              <w:left w:type="dxa" w:w="100"/>
+              <w:bottom w:type="dxa" w:w="60"/>
+              <w:right w:type="dxa" w:w="100"/>
+            </w:tcMar>
+            <w:vAlign w:val="center"/>
+          </w:tcPr>
+          <w:p>
+            <w:pPr>
+              <w:spacing w:after="30" w:before="30"/>
+              <w:jc w:val="left"/>
+            </w:pPr>
+            <w:r>
+              <w:rPr>
+                <w:rFonts w:ascii="Calibri" w:cs="Calibri" w:eastAsia="Calibri" w:hAnsi="Calibri"/>
+                <w:sz w:val="18"/>
+                <w:szCs w:val="18"/>
+              </w:rPr>
+              <w:t xml:space="preserve">Higher Education Students' Loans Board: funds eligible students in eligible programmes.</w:t>
+            </w:r>
+          </w:p>
+        </w:tc>
+      </w:tr>
+      <w:tr>
+        <w:trPr>
+          <w:cantSplit/>
+        </w:trPr>
+        <w:tc>
+          <w:tcPr>
+            <w:tcW w:type="dxa" w:w="1985"/>
+            <w:tcBorders>
+              <w:top w:val="single" w:color="BFC9D6" w:sz="4"/>
+              <w:left w:val="single" w:color="BFC9D6" w:sz="4"/>
+              <w:bottom w:val="single" w:color="BFC9D6" w:sz="4"/>
+              <w:right w:val="single" w:color="BFC9D6" w:sz="4"/>
+            </w:tcBorders>
+            <w:tcMar>
+              <w:top w:type="dxa" w:w="60"/>
+              <w:left w:type="dxa" w:w="100"/>
+              <w:bottom w:type="dxa" w:w="60"/>
+              <w:right w:type="dxa" w:w="100"/>
+            </w:tcMar>
+            <w:vAlign w:val="center"/>
+          </w:tcPr>
+          <w:p>
+            <w:pPr>
+              <w:spacing w:after="30" w:before="30"/>
+              <w:jc w:val="left"/>
+            </w:pPr>
+            <w:r>
+              <w:rPr>
+                <w:rFonts w:ascii="Calibri" w:cs="Calibri" w:eastAsia="Calibri" w:hAnsi="Calibri"/>
+                <w:sz w:val="18"/>
+                <w:szCs w:val="18"/>
+              </w:rPr>
+              <w:t xml:space="preserve">ID card</w:t>
+            </w:r>
+          </w:p>
+        </w:tc>
+        <w:tc>
+          <w:tcPr>
+            <w:tcW w:type="dxa" w:w="7041"/>
+            <w:tcBorders>
+              <w:top w:val="single" w:color="BFC9D6" w:sz="4"/>
+              <w:left w:val="single" w:color="BFC9D6" w:sz="4"/>
+              <w:bottom w:val="single" w:color="BFC9D6" w:sz="4"/>
+              <w:right w:val="single" w:color="BFC9D6" w:sz="4"/>
+            </w:tcBorders>
+            <w:tcMar>
+              <w:top w:type="dxa" w:w="60"/>
+              <w:left w:type="dxa" w:w="100"/>
+              <w:bottom w:type="dxa" w:w="60"/>
+              <w:right w:type="dxa" w:w="100"/>
+            </w:tcMar>
+            <w:vAlign w:val="center"/>
+          </w:tcPr>
+          <w:p>
+            <w:pPr>
+              <w:spacing w:after="30" w:before="30"/>
+              <w:jc w:val="left"/>
+            </w:pPr>
+            <w:r>
+              <w:rPr>
+                <w:rFonts w:ascii="Calibri" w:cs="Calibri" w:eastAsia="Calibri" w:hAnsi="Calibri"/>
+                <w:sz w:val="18"/>
+                <w:szCs w:val="18"/>
+              </w:rPr>
+              <w:t xml:space="preserve">Student identity card, printed from CIMS with a verification code.</w:t>
+            </w:r>
+          </w:p>
+        </w:tc>
+      </w:tr>
+      <w:tr>
+        <w:trPr>
+          <w:cantSplit/>
+        </w:trPr>
+        <w:tc>
+          <w:tcPr>
+            <w:tcW w:type="dxa" w:w="1985"/>
+            <w:tcBorders>
+              <w:top w:val="single" w:color="BFC9D6" w:sz="4"/>
+              <w:left w:val="single" w:color="BFC9D6" w:sz="4"/>
+              <w:bottom w:val="single" w:color="BFC9D6" w:sz="4"/>
+              <w:right w:val="single" w:color="BFC9D6" w:sz="4"/>
+            </w:tcBorders>
+            <w:tcMar>
+              <w:top w:type="dxa" w:w="60"/>
+              <w:left w:type="dxa" w:w="100"/>
+              <w:bottom w:type="dxa" w:w="60"/>
+              <w:right w:type="dxa" w:w="100"/>
+            </w:tcMar>
+            <w:vAlign w:val="center"/>
+          </w:tcPr>
+          <w:p>
+            <w:pPr>
+              <w:spacing w:after="30" w:before="30"/>
+              <w:jc w:val="left"/>
+            </w:pPr>
+            <w:r>
+              <w:rPr>
+                <w:rFonts w:ascii="Calibri" w:cs="Calibri" w:eastAsia="Calibri" w:hAnsi="Calibri"/>
+                <w:sz w:val="18"/>
+                <w:szCs w:val="18"/>
+              </w:rPr>
+              <w:t xml:space="preserve">IPT</w:t>
+            </w:r>
+          </w:p>
+        </w:tc>
+        <w:tc>
+          <w:tcPr>
+            <w:tcW w:type="dxa" w:w="7041"/>
+            <w:tcBorders>
+              <w:top w:val="single" w:color="BFC9D6" w:sz="4"/>
+              <w:left w:val="single" w:color="BFC9D6" w:sz="4"/>
+              <w:bottom w:val="single" w:color="BFC9D6" w:sz="4"/>
+              <w:right w:val="single" w:color="BFC9D6" w:sz="4"/>
+            </w:tcBorders>
+            <w:tcMar>
+              <w:top w:type="dxa" w:w="60"/>
+              <w:left w:type="dxa" w:w="100"/>
+              <w:bottom w:type="dxa" w:w="60"/>
+              <w:right w:type="dxa" w:w="100"/>
+            </w:tcMar>
+            <w:vAlign w:val="center"/>
+          </w:tcPr>
+          <w:p>
+            <w:pPr>
+              <w:spacing w:after="30" w:before="30"/>
+              <w:jc w:val="left"/>
+            </w:pPr>
+            <w:r>
+              <w:rPr>
+                <w:rFonts w:ascii="Calibri" w:cs="Calibri" w:eastAsia="Calibri" w:hAnsi="Calibri"/>
+                <w:sz w:val="18"/>
+                <w:szCs w:val="18"/>
+              </w:rPr>
+              <w:t xml:space="preserve">Industrial practical training: assessed field attachment in a workplace.</w:t>
+            </w:r>
+          </w:p>
+        </w:tc>
+      </w:tr>
+      <w:tr>
+        <w:trPr>
+          <w:cantSplit/>
+        </w:trPr>
+        <w:tc>
+          <w:tcPr>
+            <w:tcW w:type="dxa" w:w="1985"/>
+            <w:tcBorders>
+              <w:top w:val="single" w:color="BFC9D6" w:sz="4"/>
+              <w:left w:val="single" w:color="BFC9D6" w:sz="4"/>
+              <w:bottom w:val="single" w:color="BFC9D6" w:sz="4"/>
+              <w:right w:val="single" w:color="BFC9D6" w:sz="4"/>
+            </w:tcBorders>
+            <w:tcMar>
+              <w:top w:type="dxa" w:w="60"/>
+              <w:left w:type="dxa" w:w="100"/>
+              <w:bottom w:type="dxa" w:w="60"/>
+              <w:right w:type="dxa" w:w="100"/>
+            </w:tcMar>
+            <w:vAlign w:val="center"/>
+          </w:tcPr>
+          <w:p>
+            <w:pPr>
+              <w:spacing w:after="30" w:before="30"/>
+              <w:jc w:val="left"/>
+            </w:pPr>
+            <w:r>
+              <w:rPr>
+                <w:rFonts w:ascii="Calibri" w:cs="Calibri" w:eastAsia="Calibri" w:hAnsi="Calibri"/>
+                <w:sz w:val="18"/>
+                <w:szCs w:val="18"/>
+              </w:rPr>
+              <w:t xml:space="preserve">KPI</w:t>
+            </w:r>
+          </w:p>
+        </w:tc>
+        <w:tc>
+          <w:tcPr>
+            <w:tcW w:type="dxa" w:w="7041"/>
+            <w:tcBorders>
+              <w:top w:val="single" w:color="BFC9D6" w:sz="4"/>
+              <w:left w:val="single" w:color="BFC9D6" w:sz="4"/>
+              <w:bottom w:val="single" w:color="BFC9D6" w:sz="4"/>
+              <w:right w:val="single" w:color="BFC9D6" w:sz="4"/>
+            </w:tcBorders>
+            <w:tcMar>
+              <w:top w:type="dxa" w:w="60"/>
+              <w:left w:type="dxa" w:w="100"/>
+              <w:bottom w:type="dxa" w:w="60"/>
+              <w:right w:type="dxa" w:w="100"/>
+            </w:tcMar>
+            <w:vAlign w:val="center"/>
+          </w:tcPr>
+          <w:p>
+            <w:pPr>
+              <w:spacing w:after="30" w:before="30"/>
+              <w:jc w:val="left"/>
+            </w:pPr>
+            <w:r>
+              <w:rPr>
+                <w:rFonts w:ascii="Calibri" w:cs="Calibri" w:eastAsia="Calibri" w:hAnsi="Calibri"/>
+                <w:sz w:val="18"/>
+                <w:szCs w:val="18"/>
+              </w:rPr>
+              <w:t xml:space="preserve">Key performance indicator.</w:t>
+            </w:r>
+          </w:p>
+        </w:tc>
+      </w:tr>
+      <w:tr>
+        <w:trPr>
+          <w:cantSplit/>
+        </w:trPr>
+        <w:tc>
+          <w:tcPr>
+            <w:tcW w:type="dxa" w:w="1985"/>
+            <w:tcBorders>
+              <w:top w:val="single" w:color="BFC9D6" w:sz="4"/>
+              <w:left w:val="single" w:color="BFC9D6" w:sz="4"/>
+              <w:bottom w:val="single" w:color="BFC9D6" w:sz="4"/>
+              <w:right w:val="single" w:color="BFC9D6" w:sz="4"/>
+            </w:tcBorders>
+            <w:tcMar>
+              <w:top w:type="dxa" w:w="60"/>
+              <w:left w:type="dxa" w:w="100"/>
+              <w:bottom w:type="dxa" w:w="60"/>
+              <w:right w:type="dxa" w:w="100"/>
+            </w:tcMar>
+            <w:vAlign w:val="center"/>
+          </w:tcPr>
+          <w:p>
+            <w:pPr>
+              <w:spacing w:after="30" w:before="30"/>
+              <w:jc w:val="left"/>
+            </w:pPr>
+            <w:r>
+              <w:rPr>
+                <w:rFonts w:ascii="Calibri" w:cs="Calibri" w:eastAsia="Calibri" w:hAnsi="Calibri"/>
+                <w:sz w:val="18"/>
+                <w:szCs w:val="18"/>
+              </w:rPr>
+              <w:t xml:space="preserve">MUSE</w:t>
+            </w:r>
+          </w:p>
+        </w:tc>
+        <w:tc>
+          <w:tcPr>
+            <w:tcW w:type="dxa" w:w="7041"/>
+            <w:tcBorders>
+              <w:top w:val="single" w:color="BFC9D6" w:sz="4"/>
+              <w:left w:val="single" w:color="BFC9D6" w:sz="4"/>
+              <w:bottom w:val="single" w:color="BFC9D6" w:sz="4"/>
+              <w:right w:val="single" w:color="BFC9D6" w:sz="4"/>
+            </w:tcBorders>
+            <w:tcMar>
+              <w:top w:type="dxa" w:w="60"/>
+              <w:left w:type="dxa" w:w="100"/>
+              <w:bottom w:type="dxa" w:w="60"/>
+              <w:right w:type="dxa" w:w="100"/>
+            </w:tcMar>
+            <w:vAlign w:val="center"/>
+          </w:tcPr>
+          <w:p>
+            <w:pPr>
+              <w:spacing w:after="30" w:before="30"/>
+              <w:jc w:val="left"/>
+            </w:pPr>
+            <w:r>
+              <w:rPr>
+                <w:rFonts w:ascii="Calibri" w:cs="Calibri" w:eastAsia="Calibri" w:hAnsi="Calibri"/>
+                <w:sz w:val="18"/>
+                <w:szCs w:val="18"/>
+              </w:rPr>
+              <w:t xml:space="preserve">The government financial management (ERP) system to which public institutions post revenue.</w:t>
+            </w:r>
+          </w:p>
+        </w:tc>
+      </w:tr>
+      <w:tr>
+        <w:trPr>
+          <w:cantSplit/>
+        </w:trPr>
+        <w:tc>
+          <w:tcPr>
+            <w:tcW w:type="dxa" w:w="1985"/>
+            <w:tcBorders>
+              <w:top w:val="single" w:color="BFC9D6" w:sz="4"/>
+              <w:left w:val="single" w:color="BFC9D6" w:sz="4"/>
+              <w:bottom w:val="single" w:color="BFC9D6" w:sz="4"/>
+              <w:right w:val="single" w:color="BFC9D6" w:sz="4"/>
+            </w:tcBorders>
+            <w:tcMar>
+              <w:top w:type="dxa" w:w="60"/>
+              <w:left w:type="dxa" w:w="100"/>
+              <w:bottom w:type="dxa" w:w="60"/>
+              <w:right w:type="dxa" w:w="100"/>
+            </w:tcMar>
+            <w:vAlign w:val="center"/>
+          </w:tcPr>
+          <w:p>
+            <w:pPr>
+              <w:spacing w:after="30" w:before="30"/>
+              <w:jc w:val="left"/>
+            </w:pPr>
+            <w:r>
+              <w:rPr>
+                <w:rFonts w:ascii="Calibri" w:cs="Calibri" w:eastAsia="Calibri" w:hAnsi="Calibri"/>
+                <w:sz w:val="18"/>
+                <w:szCs w:val="18"/>
+              </w:rPr>
+              <w:t xml:space="preserve">NACTVET</w:t>
+            </w:r>
+          </w:p>
+        </w:tc>
+        <w:tc>
+          <w:tcPr>
+            <w:tcW w:type="dxa" w:w="7041"/>
+            <w:tcBorders>
+              <w:top w:val="single" w:color="BFC9D6" w:sz="4"/>
+              <w:left w:val="single" w:color="BFC9D6" w:sz="4"/>
+              <w:bottom w:val="single" w:color="BFC9D6" w:sz="4"/>
+              <w:right w:val="single" w:color="BFC9D6" w:sz="4"/>
+            </w:tcBorders>
+            <w:tcMar>
+              <w:top w:type="dxa" w:w="60"/>
+              <w:left w:type="dxa" w:w="100"/>
+              <w:bottom w:type="dxa" w:w="60"/>
+              <w:right w:type="dxa" w:w="100"/>
+            </w:tcMar>
+            <w:vAlign w:val="center"/>
+          </w:tcPr>
+          <w:p>
+            <w:pPr>
+              <w:spacing w:after="30" w:before="30"/>
+              <w:jc w:val="left"/>
+            </w:pPr>
+            <w:r>
+              <w:rPr>
+                <w:rFonts w:ascii="Calibri" w:cs="Calibri" w:eastAsia="Calibri" w:hAnsi="Calibri"/>
+                <w:sz w:val="18"/>
+                <w:szCs w:val="18"/>
+              </w:rPr>
+              <w:t xml:space="preserve">National Council for Technical and Vocational Education and Training: the regulator of TVET institutions and awards.</w:t>
+            </w:r>
+          </w:p>
+        </w:tc>
+      </w:tr>
+      <w:tr>
+        <w:trPr>
+          <w:cantSplit/>
+        </w:trPr>
+        <w:tc>
+          <w:tcPr>
+            <w:tcW w:type="dxa" w:w="1985"/>
+            <w:tcBorders>
+              <w:top w:val="single" w:color="BFC9D6" w:sz="4"/>
+              <w:left w:val="single" w:color="BFC9D6" w:sz="4"/>
+              <w:bottom w:val="single" w:color="BFC9D6" w:sz="4"/>
+              <w:right w:val="single" w:color="BFC9D6" w:sz="4"/>
+            </w:tcBorders>
+            <w:tcMar>
+              <w:top w:type="dxa" w:w="60"/>
+              <w:left w:type="dxa" w:w="100"/>
+              <w:bottom w:type="dxa" w:w="60"/>
+              <w:right w:type="dxa" w:w="100"/>
+            </w:tcMar>
+            <w:vAlign w:val="center"/>
+          </w:tcPr>
+          <w:p>
+            <w:pPr>
+              <w:spacing w:after="30" w:before="30"/>
+              <w:jc w:val="left"/>
+            </w:pPr>
+            <w:r>
+              <w:rPr>
+                <w:rFonts w:ascii="Calibri" w:cs="Calibri" w:eastAsia="Calibri" w:hAnsi="Calibri"/>
+                <w:sz w:val="18"/>
+                <w:szCs w:val="18"/>
+              </w:rPr>
+              <w:t xml:space="preserve">NECTA</w:t>
+            </w:r>
+          </w:p>
+        </w:tc>
+        <w:tc>
+          <w:tcPr>
+            <w:tcW w:type="dxa" w:w="7041"/>
+            <w:tcBorders>
+              <w:top w:val="single" w:color="BFC9D6" w:sz="4"/>
+              <w:left w:val="single" w:color="BFC9D6" w:sz="4"/>
+              <w:bottom w:val="single" w:color="BFC9D6" w:sz="4"/>
+              <w:right w:val="single" w:color="BFC9D6" w:sz="4"/>
+            </w:tcBorders>
+            <w:tcMar>
+              <w:top w:type="dxa" w:w="60"/>
+              <w:left w:type="dxa" w:w="100"/>
+              <w:bottom w:type="dxa" w:w="60"/>
+              <w:right w:type="dxa" w:w="100"/>
+            </w:tcMar>
+            <w:vAlign w:val="center"/>
+          </w:tcPr>
+          <w:p>
+            <w:pPr>
+              <w:spacing w:after="30" w:before="30"/>
+              <w:jc w:val="left"/>
+            </w:pPr>
+            <w:r>
+              <w:rPr>
+                <w:rFonts w:ascii="Calibri" w:cs="Calibri" w:eastAsia="Calibri" w:hAnsi="Calibri"/>
+                <w:sz w:val="18"/>
+                <w:szCs w:val="18"/>
+              </w:rPr>
+              <w:t xml:space="preserve">National Examinations Council of Tanzania: source of CSEE and ACSEE results.</w:t>
+            </w:r>
+          </w:p>
+        </w:tc>
+      </w:tr>
+      <w:tr>
+        <w:trPr>
+          <w:cantSplit/>
+        </w:trPr>
+        <w:tc>
+          <w:tcPr>
+            <w:tcW w:type="dxa" w:w="1985"/>
+            <w:tcBorders>
+              <w:top w:val="single" w:color="BFC9D6" w:sz="4"/>
+              <w:left w:val="single" w:color="BFC9D6" w:sz="4"/>
+              <w:bottom w:val="single" w:color="BFC9D6" w:sz="4"/>
+              <w:right w:val="single" w:color="BFC9D6" w:sz="4"/>
+            </w:tcBorders>
+            <w:tcMar>
+              <w:top w:type="dxa" w:w="60"/>
+              <w:left w:type="dxa" w:w="100"/>
+              <w:bottom w:type="dxa" w:w="60"/>
+              <w:right w:type="dxa" w:w="100"/>
+            </w:tcMar>
+            <w:vAlign w:val="center"/>
+          </w:tcPr>
+          <w:p>
+            <w:pPr>
+              <w:spacing w:after="30" w:before="30"/>
+              <w:jc w:val="left"/>
+            </w:pPr>
+            <w:r>
+              <w:rPr>
+                <w:rFonts w:ascii="Calibri" w:cs="Calibri" w:eastAsia="Calibri" w:hAnsi="Calibri"/>
+                <w:sz w:val="18"/>
+                <w:szCs w:val="18"/>
+              </w:rPr>
+              <w:t xml:space="preserve">NTA</w:t>
+            </w:r>
+          </w:p>
+        </w:tc>
+        <w:tc>
+          <w:tcPr>
+            <w:tcW w:type="dxa" w:w="7041"/>
+            <w:tcBorders>
+              <w:top w:val="single" w:color="BFC9D6" w:sz="4"/>
+              <w:left w:val="single" w:color="BFC9D6" w:sz="4"/>
+              <w:bottom w:val="single" w:color="BFC9D6" w:sz="4"/>
+              <w:right w:val="single" w:color="BFC9D6" w:sz="4"/>
+            </w:tcBorders>
+            <w:tcMar>
+              <w:top w:type="dxa" w:w="60"/>
+              <w:left w:type="dxa" w:w="100"/>
+              <w:bottom w:type="dxa" w:w="60"/>
+              <w:right w:type="dxa" w:w="100"/>
+            </w:tcMar>
+            <w:vAlign w:val="center"/>
+          </w:tcPr>
+          <w:p>
+            <w:pPr>
+              <w:spacing w:after="30" w:before="30"/>
+              <w:jc w:val="left"/>
+            </w:pPr>
+            <w:r>
+              <w:rPr>
+                <w:rFonts w:ascii="Calibri" w:cs="Calibri" w:eastAsia="Calibri" w:hAnsi="Calibri"/>
+                <w:sz w:val="18"/>
+                <w:szCs w:val="18"/>
+              </w:rPr>
+              <w:t xml:space="preserve">National Technical Award, Levels 4–8 (Basic Technician Certificate to Bachelor Degree).</w:t>
+            </w:r>
+          </w:p>
+        </w:tc>
+      </w:tr>
+      <w:tr>
+        <w:trPr>
+          <w:cantSplit/>
+        </w:trPr>
+        <w:tc>
+          <w:tcPr>
+            <w:tcW w:type="dxa" w:w="1985"/>
+            <w:tcBorders>
+              <w:top w:val="single" w:color="BFC9D6" w:sz="4"/>
+              <w:left w:val="single" w:color="BFC9D6" w:sz="4"/>
+              <w:bottom w:val="single" w:color="BFC9D6" w:sz="4"/>
+              <w:right w:val="single" w:color="BFC9D6" w:sz="4"/>
+            </w:tcBorders>
+            <w:tcMar>
+              <w:top w:type="dxa" w:w="60"/>
+              <w:left w:type="dxa" w:w="100"/>
+              <w:bottom w:type="dxa" w:w="60"/>
+              <w:right w:type="dxa" w:w="100"/>
+            </w:tcMar>
+            <w:vAlign w:val="center"/>
+          </w:tcPr>
+          <w:p>
+            <w:pPr>
+              <w:spacing w:after="30" w:before="30"/>
+              <w:jc w:val="left"/>
+            </w:pPr>
+            <w:r>
+              <w:rPr>
+                <w:rFonts w:ascii="Calibri" w:cs="Calibri" w:eastAsia="Calibri" w:hAnsi="Calibri"/>
+                <w:sz w:val="18"/>
+                <w:szCs w:val="18"/>
+              </w:rPr>
+              <w:t xml:space="preserve">NVA</w:t>
+            </w:r>
+          </w:p>
+        </w:tc>
+        <w:tc>
+          <w:tcPr>
+            <w:tcW w:type="dxa" w:w="7041"/>
+            <w:tcBorders>
+              <w:top w:val="single" w:color="BFC9D6" w:sz="4"/>
+              <w:left w:val="single" w:color="BFC9D6" w:sz="4"/>
+              <w:bottom w:val="single" w:color="BFC9D6" w:sz="4"/>
+              <w:right w:val="single" w:color="BFC9D6" w:sz="4"/>
+            </w:tcBorders>
+            <w:tcMar>
+              <w:top w:type="dxa" w:w="60"/>
+              <w:left w:type="dxa" w:w="100"/>
+              <w:bottom w:type="dxa" w:w="60"/>
+              <w:right w:type="dxa" w:w="100"/>
+            </w:tcMar>
+            <w:vAlign w:val="center"/>
+          </w:tcPr>
+          <w:p>
+            <w:pPr>
+              <w:spacing w:after="30" w:before="30"/>
+              <w:jc w:val="left"/>
+            </w:pPr>
+            <w:r>
+              <w:rPr>
+                <w:rFonts w:ascii="Calibri" w:cs="Calibri" w:eastAsia="Calibri" w:hAnsi="Calibri"/>
+                <w:sz w:val="18"/>
+                <w:szCs w:val="18"/>
+              </w:rPr>
+              <w:t xml:space="preserve">National Vocational Award, Levels I–III (certificates of competence, awarded through VETA).</w:t>
+            </w:r>
+          </w:p>
+        </w:tc>
+      </w:tr>
+      <w:tr>
+        <w:trPr>
+          <w:cantSplit/>
+        </w:trPr>
+        <w:tc>
+          <w:tcPr>
+            <w:tcW w:type="dxa" w:w="1985"/>
+            <w:tcBorders>
+              <w:top w:val="single" w:color="BFC9D6" w:sz="4"/>
+              <w:left w:val="single" w:color="BFC9D6" w:sz="4"/>
+              <w:bottom w:val="single" w:color="BFC9D6" w:sz="4"/>
+              <w:right w:val="single" w:color="BFC9D6" w:sz="4"/>
+            </w:tcBorders>
+            <w:tcMar>
+              <w:top w:type="dxa" w:w="60"/>
+              <w:left w:type="dxa" w:w="100"/>
+              <w:bottom w:type="dxa" w:w="60"/>
+              <w:right w:type="dxa" w:w="100"/>
+            </w:tcMar>
+            <w:vAlign w:val="center"/>
+          </w:tcPr>
+          <w:p>
+            <w:pPr>
+              <w:spacing w:after="30" w:before="30"/>
+              <w:jc w:val="left"/>
+            </w:pPr>
+            <w:r>
+              <w:rPr>
+                <w:rFonts w:ascii="Calibri" w:cs="Calibri" w:eastAsia="Calibri" w:hAnsi="Calibri"/>
+                <w:sz w:val="18"/>
+                <w:szCs w:val="18"/>
+              </w:rPr>
+              <w:t xml:space="preserve">OTP</w:t>
+            </w:r>
+          </w:p>
+        </w:tc>
+        <w:tc>
+          <w:tcPr>
+            <w:tcW w:type="dxa" w:w="7041"/>
+            <w:tcBorders>
+              <w:top w:val="single" w:color="BFC9D6" w:sz="4"/>
+              <w:left w:val="single" w:color="BFC9D6" w:sz="4"/>
+              <w:bottom w:val="single" w:color="BFC9D6" w:sz="4"/>
+              <w:right w:val="single" w:color="BFC9D6" w:sz="4"/>
+            </w:tcBorders>
+            <w:tcMar>
+              <w:top w:type="dxa" w:w="60"/>
+              <w:left w:type="dxa" w:w="100"/>
+              <w:bottom w:type="dxa" w:w="60"/>
+              <w:right w:type="dxa" w:w="100"/>
+            </w:tcMar>
+            <w:vAlign w:val="center"/>
+          </w:tcPr>
+          <w:p>
+            <w:pPr>
+              <w:spacing w:after="30" w:before="30"/>
+              <w:jc w:val="left"/>
+            </w:pPr>
+            <w:r>
+              <w:rPr>
+                <w:rFonts w:ascii="Calibri" w:cs="Calibri" w:eastAsia="Calibri" w:hAnsi="Calibri"/>
+                <w:sz w:val="18"/>
+                <w:szCs w:val="18"/>
+              </w:rPr>
+              <w:t xml:space="preserve">One-time password: a short code sent by SMS to verify a phone number.</w:t>
+            </w:r>
+          </w:p>
+        </w:tc>
+      </w:tr>
+      <w:tr>
+        <w:trPr>
+          <w:cantSplit/>
+        </w:trPr>
+        <w:tc>
+          <w:tcPr>
+            <w:tcW w:type="dxa" w:w="1985"/>
+            <w:tcBorders>
+              <w:top w:val="single" w:color="BFC9D6" w:sz="4"/>
+              <w:left w:val="single" w:color="BFC9D6" w:sz="4"/>
+              <w:bottom w:val="single" w:color="BFC9D6" w:sz="4"/>
+              <w:right w:val="single" w:color="BFC9D6" w:sz="4"/>
+            </w:tcBorders>
+            <w:tcMar>
+              <w:top w:type="dxa" w:w="60"/>
+              <w:left w:type="dxa" w:w="100"/>
+              <w:bottom w:type="dxa" w:w="60"/>
+              <w:right w:type="dxa" w:w="100"/>
+            </w:tcMar>
+            <w:vAlign w:val="center"/>
+          </w:tcPr>
+          <w:p>
+            <w:pPr>
+              <w:spacing w:after="30" w:before="30"/>
+              <w:jc w:val="left"/>
+            </w:pPr>
+            <w:r>
+              <w:rPr>
+                <w:rFonts w:ascii="Calibri" w:cs="Calibri" w:eastAsia="Calibri" w:hAnsi="Calibri"/>
+                <w:sz w:val="18"/>
+                <w:szCs w:val="18"/>
+              </w:rPr>
+              <w:t xml:space="preserve">PDF</w:t>
+            </w:r>
+          </w:p>
+        </w:tc>
+        <w:tc>
+          <w:tcPr>
+            <w:tcW w:type="dxa" w:w="7041"/>
+            <w:tcBorders>
+              <w:top w:val="single" w:color="BFC9D6" w:sz="4"/>
+              <w:left w:val="single" w:color="BFC9D6" w:sz="4"/>
+              <w:bottom w:val="single" w:color="BFC9D6" w:sz="4"/>
+              <w:right w:val="single" w:color="BFC9D6" w:sz="4"/>
+            </w:tcBorders>
+            <w:tcMar>
+              <w:top w:type="dxa" w:w="60"/>
+              <w:left w:type="dxa" w:w="100"/>
+              <w:bottom w:type="dxa" w:w="60"/>
+              <w:right w:type="dxa" w:w="100"/>
+            </w:tcMar>
+            <w:vAlign w:val="center"/>
+          </w:tcPr>
+          <w:p>
+            <w:pPr>
+              <w:spacing w:after="30" w:before="30"/>
+              <w:jc w:val="left"/>
+            </w:pPr>
+            <w:r>
+              <w:rPr>
+                <w:rFonts w:ascii="Calibri" w:cs="Calibri" w:eastAsia="Calibri" w:hAnsi="Calibri"/>
+                <w:sz w:val="18"/>
+                <w:szCs w:val="18"/>
+              </w:rPr>
+              <w:t xml:space="preserve">Portable Document Format, used for letters, statements, certificates and reports.</w:t>
+            </w:r>
+          </w:p>
+        </w:tc>
+      </w:tr>
+      <w:tr>
+        <w:trPr>
+          <w:cantSplit/>
+        </w:trPr>
+        <w:tc>
+          <w:tcPr>
+            <w:tcW w:type="dxa" w:w="1985"/>
+            <w:tcBorders>
+              <w:top w:val="single" w:color="BFC9D6" w:sz="4"/>
+              <w:left w:val="single" w:color="BFC9D6" w:sz="4"/>
+              <w:bottom w:val="single" w:color="BFC9D6" w:sz="4"/>
+              <w:right w:val="single" w:color="BFC9D6" w:sz="4"/>
+            </w:tcBorders>
+            <w:tcMar>
+              <w:top w:type="dxa" w:w="60"/>
+              <w:left w:type="dxa" w:w="100"/>
+              <w:bottom w:type="dxa" w:w="60"/>
+              <w:right w:type="dxa" w:w="100"/>
+            </w:tcMar>
+            <w:vAlign w:val="center"/>
+          </w:tcPr>
+          <w:p>
+            <w:pPr>
+              <w:spacing w:after="30" w:before="30"/>
+              <w:jc w:val="left"/>
+            </w:pPr>
+            <w:r>
+              <w:rPr>
+                <w:rFonts w:ascii="Calibri" w:cs="Calibri" w:eastAsia="Calibri" w:hAnsi="Calibri"/>
+                <w:sz w:val="18"/>
+                <w:szCs w:val="18"/>
+              </w:rPr>
+              <w:t xml:space="preserve">QR code</w:t>
+            </w:r>
+          </w:p>
+        </w:tc>
+        <w:tc>
+          <w:tcPr>
+            <w:tcW w:type="dxa" w:w="7041"/>
+            <w:tcBorders>
+              <w:top w:val="single" w:color="BFC9D6" w:sz="4"/>
+              <w:left w:val="single" w:color="BFC9D6" w:sz="4"/>
+              <w:bottom w:val="single" w:color="BFC9D6" w:sz="4"/>
+              <w:right w:val="single" w:color="BFC9D6" w:sz="4"/>
+            </w:tcBorders>
+            <w:tcMar>
+              <w:top w:type="dxa" w:w="60"/>
+              <w:left w:type="dxa" w:w="100"/>
+              <w:bottom w:type="dxa" w:w="60"/>
+              <w:right w:type="dxa" w:w="100"/>
+            </w:tcMar>
+            <w:vAlign w:val="center"/>
+          </w:tcPr>
+          <w:p>
+            <w:pPr>
+              <w:spacing w:after="30" w:before="30"/>
+              <w:jc w:val="left"/>
+            </w:pPr>
+            <w:r>
+              <w:rPr>
+                <w:rFonts w:ascii="Calibri" w:cs="Calibri" w:eastAsia="Calibri" w:hAnsi="Calibri"/>
+                <w:sz w:val="18"/>
+                <w:szCs w:val="18"/>
+              </w:rPr>
+              <w:t xml:space="preserve">A square barcode printed on documents; scanning it opens the verification page.</w:t>
+            </w:r>
+          </w:p>
+        </w:tc>
+      </w:tr>
+      <w:tr>
+        <w:trPr>
+          <w:cantSplit/>
+        </w:trPr>
+        <w:tc>
+          <w:tcPr>
+            <w:tcW w:type="dxa" w:w="1985"/>
+            <w:tcBorders>
+              <w:top w:val="single" w:color="BFC9D6" w:sz="4"/>
+              <w:left w:val="single" w:color="BFC9D6" w:sz="4"/>
+              <w:bottom w:val="single" w:color="BFC9D6" w:sz="4"/>
+              <w:right w:val="single" w:color="BFC9D6" w:sz="4"/>
+            </w:tcBorders>
+            <w:tcMar>
+              <w:top w:type="dxa" w:w="60"/>
+              <w:left w:type="dxa" w:w="100"/>
+              <w:bottom w:type="dxa" w:w="60"/>
+              <w:right w:type="dxa" w:w="100"/>
+            </w:tcMar>
+            <w:vAlign w:val="center"/>
+          </w:tcPr>
+          <w:p>
+            <w:pPr>
+              <w:spacing w:after="30" w:before="30"/>
+              <w:jc w:val="left"/>
+            </w:pPr>
+            <w:r>
+              <w:rPr>
+                <w:rFonts w:ascii="Calibri" w:cs="Calibri" w:eastAsia="Calibri" w:hAnsi="Calibri"/>
+                <w:sz w:val="18"/>
+                <w:szCs w:val="18"/>
+              </w:rPr>
+              <w:t xml:space="preserve">Refund voucher</w:t>
+            </w:r>
+          </w:p>
+        </w:tc>
+        <w:tc>
+          <w:tcPr>
+            <w:tcW w:type="dxa" w:w="7041"/>
+            <w:tcBorders>
+              <w:top w:val="single" w:color="BFC9D6" w:sz="4"/>
+              <w:left w:val="single" w:color="BFC9D6" w:sz="4"/>
+              <w:bottom w:val="single" w:color="BFC9D6" w:sz="4"/>
+              <w:right w:val="single" w:color="BFC9D6" w:sz="4"/>
+            </w:tcBorders>
+            <w:tcMar>
+              <w:top w:type="dxa" w:w="60"/>
+              <w:left w:type="dxa" w:w="100"/>
+              <w:bottom w:type="dxa" w:w="60"/>
+              <w:right w:type="dxa" w:w="100"/>
+            </w:tcMar>
+            <w:vAlign w:val="center"/>
+          </w:tcPr>
+          <w:p>
+            <w:pPr>
+              <w:spacing w:after="30" w:before="30"/>
+              <w:jc w:val="left"/>
+            </w:pPr>
+            <w:r>
+              <w:rPr>
+                <w:rFonts w:ascii="Calibri" w:cs="Calibri" w:eastAsia="Calibri" w:hAnsi="Calibri"/>
+                <w:sz w:val="18"/>
+                <w:szCs w:val="18"/>
+              </w:rPr>
+              <w:t xml:space="preserve">The document that authorises paying money back to a student after an approved refund.</w:t>
+            </w:r>
+          </w:p>
+        </w:tc>
+      </w:tr>
+      <w:tr>
+        <w:trPr>
+          <w:cantSplit/>
+        </w:trPr>
+        <w:tc>
+          <w:tcPr>
+            <w:tcW w:type="dxa" w:w="1985"/>
+            <w:tcBorders>
+              <w:top w:val="single" w:color="BFC9D6" w:sz="4"/>
+              <w:left w:val="single" w:color="BFC9D6" w:sz="4"/>
+              <w:bottom w:val="single" w:color="BFC9D6" w:sz="4"/>
+              <w:right w:val="single" w:color="BFC9D6" w:sz="4"/>
+            </w:tcBorders>
+            <w:tcMar>
+              <w:top w:type="dxa" w:w="60"/>
+              <w:left w:type="dxa" w:w="100"/>
+              <w:bottom w:type="dxa" w:w="60"/>
+              <w:right w:type="dxa" w:w="100"/>
+            </w:tcMar>
+            <w:vAlign w:val="center"/>
+          </w:tcPr>
+          <w:p>
+            <w:pPr>
+              <w:spacing w:after="30" w:before="30"/>
+              <w:jc w:val="left"/>
+            </w:pPr>
+            <w:r>
+              <w:rPr>
+                <w:rFonts w:ascii="Calibri" w:cs="Calibri" w:eastAsia="Calibri" w:hAnsi="Calibri"/>
+                <w:sz w:val="18"/>
+                <w:szCs w:val="18"/>
+              </w:rPr>
+              <w:t xml:space="preserve">Registration number</w:t>
+            </w:r>
+          </w:p>
+        </w:tc>
+        <w:tc>
+          <w:tcPr>
+            <w:tcW w:type="dxa" w:w="7041"/>
+            <w:tcBorders>
+              <w:top w:val="single" w:color="BFC9D6" w:sz="4"/>
+              <w:left w:val="single" w:color="BFC9D6" w:sz="4"/>
+              <w:bottom w:val="single" w:color="BFC9D6" w:sz="4"/>
+              <w:right w:val="single" w:color="BFC9D6" w:sz="4"/>
+            </w:tcBorders>
+            <w:tcMar>
+              <w:top w:type="dxa" w:w="60"/>
+              <w:left w:type="dxa" w:w="100"/>
+              <w:bottom w:type="dxa" w:w="60"/>
+              <w:right w:type="dxa" w:w="100"/>
+            </w:tcMar>
+            <w:vAlign w:val="center"/>
+          </w:tcPr>
+          <w:p>
+            <w:pPr>
+              <w:spacing w:after="30" w:before="30"/>
+              <w:jc w:val="left"/>
+            </w:pPr>
+            <w:r>
+              <w:rPr>
+                <w:rFonts w:ascii="Calibri" w:cs="Calibri" w:eastAsia="Calibri" w:hAnsi="Calibri"/>
+                <w:sz w:val="18"/>
+                <w:szCs w:val="18"/>
+              </w:rPr>
+              <w:t xml:space="preserve">The student's permanent number, generated at hand-over and never changed or reused.</w:t>
+            </w:r>
+          </w:p>
+        </w:tc>
+      </w:tr>
+      <w:tr>
+        <w:trPr>
+          <w:cantSplit/>
+        </w:trPr>
+        <w:tc>
+          <w:tcPr>
+            <w:tcW w:type="dxa" w:w="1985"/>
+            <w:tcBorders>
+              <w:top w:val="single" w:color="BFC9D6" w:sz="4"/>
+              <w:left w:val="single" w:color="BFC9D6" w:sz="4"/>
+              <w:bottom w:val="single" w:color="BFC9D6" w:sz="4"/>
+              <w:right w:val="single" w:color="BFC9D6" w:sz="4"/>
+            </w:tcBorders>
+            <w:tcMar>
+              <w:top w:type="dxa" w:w="60"/>
+              <w:left w:type="dxa" w:w="100"/>
+              <w:bottom w:type="dxa" w:w="60"/>
+              <w:right w:type="dxa" w:w="100"/>
+            </w:tcMar>
+            <w:vAlign w:val="center"/>
+          </w:tcPr>
+          <w:p>
+            <w:pPr>
+              <w:spacing w:after="30" w:before="30"/>
+              <w:jc w:val="left"/>
+            </w:pPr>
+            <w:r>
+              <w:rPr>
+                <w:rFonts w:ascii="Calibri" w:cs="Calibri" w:eastAsia="Calibri" w:hAnsi="Calibri"/>
+                <w:sz w:val="18"/>
+                <w:szCs w:val="18"/>
+              </w:rPr>
+              <w:t xml:space="preserve">Segregation of duties</w:t>
+            </w:r>
+          </w:p>
+        </w:tc>
+        <w:tc>
+          <w:tcPr>
+            <w:tcW w:type="dxa" w:w="7041"/>
+            <w:tcBorders>
+              <w:top w:val="single" w:color="BFC9D6" w:sz="4"/>
+              <w:left w:val="single" w:color="BFC9D6" w:sz="4"/>
+              <w:bottom w:val="single" w:color="BFC9D6" w:sz="4"/>
+              <w:right w:val="single" w:color="BFC9D6" w:sz="4"/>
+            </w:tcBorders>
+            <w:tcMar>
+              <w:top w:type="dxa" w:w="60"/>
+              <w:left w:type="dxa" w:w="100"/>
+              <w:bottom w:type="dxa" w:w="60"/>
+              <w:right w:type="dxa" w:w="100"/>
+            </w:tcMar>
+            <w:vAlign w:val="center"/>
+          </w:tcPr>
+          <w:p>
+            <w:pPr>
+              <w:spacing w:after="30" w:before="30"/>
+              <w:jc w:val="left"/>
+            </w:pPr>
+            <w:r>
+              <w:rPr>
+                <w:rFonts w:ascii="Calibri" w:cs="Calibri" w:eastAsia="Calibri" w:hAnsi="Calibri"/>
+                <w:sz w:val="18"/>
+                <w:szCs w:val="18"/>
+              </w:rPr>
+              <w:t xml:space="preserve">The rule that the person who prepares or requests something cannot also approve it.</w:t>
+            </w:r>
+          </w:p>
+        </w:tc>
+      </w:tr>
+      <w:tr>
+        <w:trPr>
+          <w:cantSplit/>
+        </w:trPr>
+        <w:tc>
+          <w:tcPr>
+            <w:tcW w:type="dxa" w:w="1985"/>
+            <w:tcBorders>
+              <w:top w:val="single" w:color="BFC9D6" w:sz="4"/>
+              <w:left w:val="single" w:color="BFC9D6" w:sz="4"/>
+              <w:bottom w:val="single" w:color="BFC9D6" w:sz="4"/>
+              <w:right w:val="single" w:color="BFC9D6" w:sz="4"/>
+            </w:tcBorders>
+            <w:tcMar>
+              <w:top w:type="dxa" w:w="60"/>
+              <w:left w:type="dxa" w:w="100"/>
+              <w:bottom w:type="dxa" w:w="60"/>
+              <w:right w:type="dxa" w:w="100"/>
+            </w:tcMar>
+            <w:vAlign w:val="center"/>
+          </w:tcPr>
+          <w:p>
+            <w:pPr>
+              <w:spacing w:after="30" w:before="30"/>
+              <w:jc w:val="left"/>
+            </w:pPr>
+            <w:r>
+              <w:rPr>
+                <w:rFonts w:ascii="Calibri" w:cs="Calibri" w:eastAsia="Calibri" w:hAnsi="Calibri"/>
+                <w:sz w:val="18"/>
+                <w:szCs w:val="18"/>
+              </w:rPr>
+              <w:t xml:space="preserve">Simulator</w:t>
+            </w:r>
+          </w:p>
+        </w:tc>
+        <w:tc>
+          <w:tcPr>
+            <w:tcW w:type="dxa" w:w="7041"/>
+            <w:tcBorders>
+              <w:top w:val="single" w:color="BFC9D6" w:sz="4"/>
+              <w:left w:val="single" w:color="BFC9D6" w:sz="4"/>
+              <w:bottom w:val="single" w:color="BFC9D6" w:sz="4"/>
+              <w:right w:val="single" w:color="BFC9D6" w:sz="4"/>
+            </w:tcBorders>
+            <w:tcMar>
+              <w:top w:type="dxa" w:w="60"/>
+              <w:left w:type="dxa" w:w="100"/>
+              <w:bottom w:type="dxa" w:w="60"/>
+              <w:right w:type="dxa" w:w="100"/>
+            </w:tcMar>
+            <w:vAlign w:val="center"/>
+          </w:tcPr>
+          <w:p>
+            <w:pPr>
+              <w:spacing w:after="30" w:before="30"/>
+              <w:jc w:val="left"/>
+            </w:pPr>
+            <w:r>
+              <w:rPr>
+                <w:rFonts w:ascii="Calibri" w:cs="Calibri" w:eastAsia="Calibri" w:hAnsi="Calibri"/>
+                <w:sz w:val="18"/>
+                <w:szCs w:val="18"/>
+              </w:rPr>
+              <w:t xml:space="preserve">A stand-in for an outside system (for example NACTVET or GePG) used for testing until the live interface is available.</w:t>
+            </w:r>
+          </w:p>
+        </w:tc>
+      </w:tr>
+      <w:tr>
+        <w:trPr>
+          <w:cantSplit/>
+        </w:trPr>
+        <w:tc>
+          <w:tcPr>
+            <w:tcW w:type="dxa" w:w="1985"/>
+            <w:tcBorders>
+              <w:top w:val="single" w:color="BFC9D6" w:sz="4"/>
+              <w:left w:val="single" w:color="BFC9D6" w:sz="4"/>
+              <w:bottom w:val="single" w:color="BFC9D6" w:sz="4"/>
+              <w:right w:val="single" w:color="BFC9D6" w:sz="4"/>
+            </w:tcBorders>
+            <w:tcMar>
+              <w:top w:type="dxa" w:w="60"/>
+              <w:left w:type="dxa" w:w="100"/>
+              <w:bottom w:type="dxa" w:w="60"/>
+              <w:right w:type="dxa" w:w="100"/>
+            </w:tcMar>
+            <w:vAlign w:val="center"/>
+          </w:tcPr>
+          <w:p>
+            <w:pPr>
+              <w:spacing w:after="30" w:before="30"/>
+              <w:jc w:val="left"/>
+            </w:pPr>
+            <w:r>
+              <w:rPr>
+                <w:rFonts w:ascii="Calibri" w:cs="Calibri" w:eastAsia="Calibri" w:hAnsi="Calibri"/>
+                <w:sz w:val="18"/>
+                <w:szCs w:val="18"/>
+              </w:rPr>
+              <w:t xml:space="preserve">SMS</w:t>
+            </w:r>
+          </w:p>
+        </w:tc>
+        <w:tc>
+          <w:tcPr>
+            <w:tcW w:type="dxa" w:w="7041"/>
+            <w:tcBorders>
+              <w:top w:val="single" w:color="BFC9D6" w:sz="4"/>
+              <w:left w:val="single" w:color="BFC9D6" w:sz="4"/>
+              <w:bottom w:val="single" w:color="BFC9D6" w:sz="4"/>
+              <w:right w:val="single" w:color="BFC9D6" w:sz="4"/>
+            </w:tcBorders>
+            <w:tcMar>
+              <w:top w:type="dxa" w:w="60"/>
+              <w:left w:type="dxa" w:w="100"/>
+              <w:bottom w:type="dxa" w:w="60"/>
+              <w:right w:type="dxa" w:w="100"/>
+            </w:tcMar>
+            <w:vAlign w:val="center"/>
+          </w:tcPr>
+          <w:p>
+            <w:pPr>
+              <w:spacing w:after="30" w:before="30"/>
+              <w:jc w:val="left"/>
+            </w:pPr>
+            <w:r>
+              <w:rPr>
+                <w:rFonts w:ascii="Calibri" w:cs="Calibri" w:eastAsia="Calibri" w:hAnsi="Calibri"/>
+                <w:sz w:val="18"/>
+                <w:szCs w:val="18"/>
+              </w:rPr>
+              <w:t xml:space="preserve">Short message service: text messages to mobile phones.</w:t>
+            </w:r>
+          </w:p>
+        </w:tc>
+      </w:tr>
+      <w:tr>
+        <w:trPr>
+          <w:cantSplit/>
+        </w:trPr>
+        <w:tc>
+          <w:tcPr>
+            <w:tcW w:type="dxa" w:w="1985"/>
+            <w:tcBorders>
+              <w:top w:val="single" w:color="BFC9D6" w:sz="4"/>
+              <w:left w:val="single" w:color="BFC9D6" w:sz="4"/>
+              <w:bottom w:val="single" w:color="BFC9D6" w:sz="4"/>
+              <w:right w:val="single" w:color="BFC9D6" w:sz="4"/>
+            </w:tcBorders>
+            <w:tcMar>
+              <w:top w:type="dxa" w:w="60"/>
+              <w:left w:type="dxa" w:w="100"/>
+              <w:bottom w:type="dxa" w:w="60"/>
+              <w:right w:type="dxa" w:w="100"/>
+            </w:tcMar>
+            <w:vAlign w:val="center"/>
+          </w:tcPr>
+          <w:p>
+            <w:pPr>
+              <w:spacing w:after="30" w:before="30"/>
+              <w:jc w:val="left"/>
+            </w:pPr>
+            <w:r>
+              <w:rPr>
+                <w:rFonts w:ascii="Calibri" w:cs="Calibri" w:eastAsia="Calibri" w:hAnsi="Calibri"/>
+                <w:sz w:val="18"/>
+                <w:szCs w:val="18"/>
+              </w:rPr>
+              <w:t xml:space="preserve">TAMISEMI</w:t>
+            </w:r>
+          </w:p>
+        </w:tc>
+        <w:tc>
+          <w:tcPr>
+            <w:tcW w:type="dxa" w:w="7041"/>
+            <w:tcBorders>
+              <w:top w:val="single" w:color="BFC9D6" w:sz="4"/>
+              <w:left w:val="single" w:color="BFC9D6" w:sz="4"/>
+              <w:bottom w:val="single" w:color="BFC9D6" w:sz="4"/>
+              <w:right w:val="single" w:color="BFC9D6" w:sz="4"/>
+            </w:tcBorders>
+            <w:tcMar>
+              <w:top w:type="dxa" w:w="60"/>
+              <w:left w:type="dxa" w:w="100"/>
+              <w:bottom w:type="dxa" w:w="60"/>
+              <w:right w:type="dxa" w:w="100"/>
+            </w:tcMar>
+            <w:vAlign w:val="center"/>
+          </w:tcPr>
+          <w:p>
+            <w:pPr>
+              <w:spacing w:after="30" w:before="30"/>
+              <w:jc w:val="left"/>
+            </w:pPr>
+            <w:r>
+              <w:rPr>
+                <w:rFonts w:ascii="Calibri" w:cs="Calibri" w:eastAsia="Calibri" w:hAnsi="Calibri"/>
+                <w:sz w:val="18"/>
+                <w:szCs w:val="18"/>
+              </w:rPr>
+              <w:t xml:space="preserve">President's Office – Regional Administration and Local Government, which selects some students centrally.</w:t>
+            </w:r>
+          </w:p>
+        </w:tc>
+      </w:tr>
+      <w:tr>
+        <w:trPr>
+          <w:cantSplit/>
+        </w:trPr>
+        <w:tc>
+          <w:tcPr>
+            <w:tcW w:type="dxa" w:w="1985"/>
+            <w:tcBorders>
+              <w:top w:val="single" w:color="BFC9D6" w:sz="4"/>
+              <w:left w:val="single" w:color="BFC9D6" w:sz="4"/>
+              <w:bottom w:val="single" w:color="BFC9D6" w:sz="4"/>
+              <w:right w:val="single" w:color="BFC9D6" w:sz="4"/>
+            </w:tcBorders>
+            <w:tcMar>
+              <w:top w:type="dxa" w:w="60"/>
+              <w:left w:type="dxa" w:w="100"/>
+              <w:bottom w:type="dxa" w:w="60"/>
+              <w:right w:type="dxa" w:w="100"/>
+            </w:tcMar>
+            <w:vAlign w:val="center"/>
+          </w:tcPr>
+          <w:p>
+            <w:pPr>
+              <w:spacing w:after="30" w:before="30"/>
+              <w:jc w:val="left"/>
+            </w:pPr>
+            <w:r>
+              <w:rPr>
+                <w:rFonts w:ascii="Calibri" w:cs="Calibri" w:eastAsia="Calibri" w:hAnsi="Calibri"/>
+                <w:sz w:val="18"/>
+                <w:szCs w:val="18"/>
+              </w:rPr>
+              <w:t xml:space="preserve">Tenant</w:t>
+            </w:r>
+          </w:p>
+        </w:tc>
+        <w:tc>
+          <w:tcPr>
+            <w:tcW w:type="dxa" w:w="7041"/>
+            <w:tcBorders>
+              <w:top w:val="single" w:color="BFC9D6" w:sz="4"/>
+              <w:left w:val="single" w:color="BFC9D6" w:sz="4"/>
+              <w:bottom w:val="single" w:color="BFC9D6" w:sz="4"/>
+              <w:right w:val="single" w:color="BFC9D6" w:sz="4"/>
+            </w:tcBorders>
+            <w:tcMar>
+              <w:top w:type="dxa" w:w="60"/>
+              <w:left w:type="dxa" w:w="100"/>
+              <w:bottom w:type="dxa" w:w="60"/>
+              <w:right w:type="dxa" w:w="100"/>
+            </w:tcMar>
+            <w:vAlign w:val="center"/>
+          </w:tcPr>
+          <w:p>
+            <w:pPr>
+              <w:spacing w:after="30" w:before="30"/>
+              <w:jc w:val="left"/>
+            </w:pPr>
+            <w:r>
+              <w:rPr>
+                <w:rFonts w:ascii="Calibri" w:cs="Calibri" w:eastAsia="Calibri" w:hAnsi="Calibri"/>
+                <w:sz w:val="18"/>
+                <w:szCs w:val="18"/>
+              </w:rPr>
+              <w:t xml:space="preserve">One institution's isolated space within the shared CIMS platform, with its own branding, users, data and settings.</w:t>
+            </w:r>
+          </w:p>
+        </w:tc>
+      </w:tr>
+      <w:tr>
+        <w:trPr>
+          <w:cantSplit/>
+        </w:trPr>
+        <w:tc>
+          <w:tcPr>
+            <w:tcW w:type="dxa" w:w="1985"/>
+            <w:tcBorders>
+              <w:top w:val="single" w:color="BFC9D6" w:sz="4"/>
+              <w:left w:val="single" w:color="BFC9D6" w:sz="4"/>
+              <w:bottom w:val="single" w:color="BFC9D6" w:sz="4"/>
+              <w:right w:val="single" w:color="BFC9D6" w:sz="4"/>
+            </w:tcBorders>
+            <w:tcMar>
+              <w:top w:type="dxa" w:w="60"/>
+              <w:left w:type="dxa" w:w="100"/>
+              <w:bottom w:type="dxa" w:w="60"/>
+              <w:right w:type="dxa" w:w="100"/>
+            </w:tcMar>
+            <w:vAlign w:val="center"/>
+          </w:tcPr>
+          <w:p>
+            <w:pPr>
+              <w:spacing w:after="30" w:before="30"/>
+              <w:jc w:val="left"/>
+            </w:pPr>
+            <w:r>
+              <w:rPr>
+                <w:rFonts w:ascii="Calibri" w:cs="Calibri" w:eastAsia="Calibri" w:hAnsi="Calibri"/>
+                <w:sz w:val="18"/>
+                <w:szCs w:val="18"/>
+              </w:rPr>
+              <w:t xml:space="preserve">TZS</w:t>
+            </w:r>
+          </w:p>
+        </w:tc>
+        <w:tc>
+          <w:tcPr>
+            <w:tcW w:type="dxa" w:w="7041"/>
+            <w:tcBorders>
+              <w:top w:val="single" w:color="BFC9D6" w:sz="4"/>
+              <w:left w:val="single" w:color="BFC9D6" w:sz="4"/>
+              <w:bottom w:val="single" w:color="BFC9D6" w:sz="4"/>
+              <w:right w:val="single" w:color="BFC9D6" w:sz="4"/>
+            </w:tcBorders>
+            <w:tcMar>
+              <w:top w:type="dxa" w:w="60"/>
+              <w:left w:type="dxa" w:w="100"/>
+              <w:bottom w:type="dxa" w:w="60"/>
+              <w:right w:type="dxa" w:w="100"/>
+            </w:tcMar>
+            <w:vAlign w:val="center"/>
+          </w:tcPr>
+          <w:p>
+            <w:pPr>
+              <w:spacing w:after="30" w:before="30"/>
+              <w:jc w:val="left"/>
+            </w:pPr>
+            <w:r>
+              <w:rPr>
+                <w:rFonts w:ascii="Calibri" w:cs="Calibri" w:eastAsia="Calibri" w:hAnsi="Calibri"/>
+                <w:sz w:val="18"/>
+                <w:szCs w:val="18"/>
+              </w:rPr>
+              <w:t xml:space="preserve">Tanzanian shilling.</w:t>
+            </w:r>
+          </w:p>
+        </w:tc>
+      </w:tr>
+      <w:tr>
+        <w:trPr>
+          <w:cantSplit/>
+        </w:trPr>
+        <w:tc>
+          <w:tcPr>
+            <w:tcW w:type="dxa" w:w="1985"/>
+            <w:tcBorders>
+              <w:top w:val="single" w:color="BFC9D6" w:sz="4"/>
+              <w:left w:val="single" w:color="BFC9D6" w:sz="4"/>
+              <w:bottom w:val="single" w:color="BFC9D6" w:sz="4"/>
+              <w:right w:val="single" w:color="BFC9D6" w:sz="4"/>
+            </w:tcBorders>
+            <w:tcMar>
+              <w:top w:type="dxa" w:w="60"/>
+              <w:left w:type="dxa" w:w="100"/>
+              <w:bottom w:type="dxa" w:w="60"/>
+              <w:right w:type="dxa" w:w="100"/>
+            </w:tcMar>
+            <w:vAlign w:val="center"/>
+          </w:tcPr>
+          <w:p>
+            <w:pPr>
+              <w:spacing w:after="30" w:before="30"/>
+              <w:jc w:val="left"/>
+            </w:pPr>
+            <w:r>
+              <w:rPr>
+                <w:rFonts w:ascii="Calibri" w:cs="Calibri" w:eastAsia="Calibri" w:hAnsi="Calibri"/>
+                <w:sz w:val="18"/>
+                <w:szCs w:val="18"/>
+              </w:rPr>
+              <w:t xml:space="preserve">Verification code</w:t>
+            </w:r>
+          </w:p>
+        </w:tc>
+        <w:tc>
+          <w:tcPr>
+            <w:tcW w:type="dxa" w:w="7041"/>
+            <w:tcBorders>
+              <w:top w:val="single" w:color="BFC9D6" w:sz="4"/>
+              <w:left w:val="single" w:color="BFC9D6" w:sz="4"/>
+              <w:bottom w:val="single" w:color="BFC9D6" w:sz="4"/>
+              <w:right w:val="single" w:color="BFC9D6" w:sz="4"/>
+            </w:tcBorders>
+            <w:tcMar>
+              <w:top w:type="dxa" w:w="60"/>
+              <w:left w:type="dxa" w:w="100"/>
+              <w:bottom w:type="dxa" w:w="60"/>
+              <w:right w:type="dxa" w:w="100"/>
+            </w:tcMar>
+            <w:vAlign w:val="center"/>
+          </w:tcPr>
+          <w:p>
+            <w:pPr>
+              <w:spacing w:after="30" w:before="30"/>
+              <w:jc w:val="left"/>
+            </w:pPr>
+            <w:r>
+              <w:rPr>
+                <w:rFonts w:ascii="Calibri" w:cs="Calibri" w:eastAsia="Calibri" w:hAnsi="Calibri"/>
+                <w:sz w:val="18"/>
+                <w:szCs w:val="18"/>
+              </w:rPr>
+              <w:t xml:space="preserve">The code printed (with a QR code) on letters, statements, certificates and ID cards, checked on the verification page.</w:t>
+            </w:r>
+          </w:p>
+        </w:tc>
+      </w:tr>
+      <w:tr>
+        <w:trPr>
+          <w:cantSplit/>
+        </w:trPr>
+        <w:tc>
+          <w:tcPr>
+            <w:tcW w:type="dxa" w:w="1985"/>
+            <w:tcBorders>
+              <w:top w:val="single" w:color="BFC9D6" w:sz="4"/>
+              <w:left w:val="single" w:color="BFC9D6" w:sz="4"/>
+              <w:bottom w:val="single" w:color="BFC9D6" w:sz="4"/>
+              <w:right w:val="single" w:color="BFC9D6" w:sz="4"/>
+            </w:tcBorders>
+            <w:tcMar>
+              <w:top w:type="dxa" w:w="60"/>
+              <w:left w:type="dxa" w:w="100"/>
+              <w:bottom w:type="dxa" w:w="60"/>
+              <w:right w:type="dxa" w:w="100"/>
+            </w:tcMar>
+            <w:vAlign w:val="center"/>
+          </w:tcPr>
+          <w:p>
+            <w:pPr>
+              <w:spacing w:after="30" w:before="30"/>
+              <w:jc w:val="left"/>
+            </w:pPr>
+            <w:r>
+              <w:rPr>
+                <w:rFonts w:ascii="Calibri" w:cs="Calibri" w:eastAsia="Calibri" w:hAnsi="Calibri"/>
+                <w:sz w:val="18"/>
+                <w:szCs w:val="18"/>
+              </w:rPr>
+              <w:t xml:space="preserve">Waiver</w:t>
+            </w:r>
+          </w:p>
+        </w:tc>
+        <w:tc>
+          <w:tcPr>
+            <w:tcW w:type="dxa" w:w="7041"/>
+            <w:tcBorders>
+              <w:top w:val="single" w:color="BFC9D6" w:sz="4"/>
+              <w:left w:val="single" w:color="BFC9D6" w:sz="4"/>
+              <w:bottom w:val="single" w:color="BFC9D6" w:sz="4"/>
+              <w:right w:val="single" w:color="BFC9D6" w:sz="4"/>
+            </w:tcBorders>
+            <w:tcMar>
+              <w:top w:type="dxa" w:w="60"/>
+              <w:left w:type="dxa" w:w="100"/>
+              <w:bottom w:type="dxa" w:w="60"/>
+              <w:right w:type="dxa" w:w="100"/>
+            </w:tcMar>
+            <w:vAlign w:val="center"/>
+          </w:tcPr>
+          <w:p>
+            <w:pPr>
+              <w:spacing w:after="30" w:before="30"/>
+              <w:jc w:val="left"/>
+            </w:pPr>
+            <w:r>
+              <w:rPr>
+                <w:rFonts w:ascii="Calibri" w:cs="Calibri" w:eastAsia="Calibri" w:hAnsi="Calibri"/>
+                <w:sz w:val="18"/>
+                <w:szCs w:val="18"/>
+              </w:rPr>
+              <w:t xml:space="preserve">An approved reduction of what a student owes on an invoice.</w:t>
+            </w:r>
+          </w:p>
+        </w:tc>
+      </w:tr>
+    </w:tbl>
+    <w:p>
+      <w:pPr>
+        <w:spacing w:after="300"/>
+      </w:pPr>
+      <w:r>
+        <w:rPr>
+          <w:i/>
+          <w:rFonts w:ascii="Calibri" w:cs="Calibri" w:eastAsia="Calibri" w:hAnsi="Calibri"/>
+          <w:color w:val="595959"/>
+          <w:sz w:val="22"/>
+          <w:szCs w:val="22"/>
+        </w:rPr>
+        <w:t xml:space="preserve"/>
+      </w:r>
     </w:p>
     <w:p>
       <w:pPr>

--- a/docs/04_Business_Process_Document_College_Institution_Management_System.docx
+++ b/docs/04_Business_Process_Document_College_Institution_Management_System.docx
@@ -397,7 +397,7 @@
                 <w:sz w:val="18"/>
                 <w:szCs w:val="18"/>
               </w:rPr>
-              <w:t xml:space="preserve">Version 3.2 — updated to the system as built after the October 2026 completion batches, for stakeholder review</w:t>
+              <w:t xml:space="preserve">Version 3.3 — updated to the system as built after the October 2026 completion batches, for stakeholder review</w:t>
             </w:r>
           </w:p>
         </w:tc>
@@ -1652,6 +1652,143 @@
           </w:p>
         </w:tc>
       </w:tr>
+      <w:tr>
+        <w:trPr>
+          <w:cantSplit/>
+        </w:trPr>
+        <w:tc>
+          <w:tcPr>
+            <w:tcW w:type="dxa" w:w="1083"/>
+            <w:tcBorders>
+              <w:top w:val="single" w:color="BFC9D6" w:sz="4"/>
+              <w:left w:val="single" w:color="BFC9D6" w:sz="4"/>
+              <w:bottom w:val="single" w:color="BFC9D6" w:sz="4"/>
+              <w:right w:val="single" w:color="BFC9D6" w:sz="4"/>
+            </w:tcBorders>
+            <w:shd w:fill="EEF3F8" w:color="auto" w:val="clear"/>
+            <w:tcMar>
+              <w:top w:type="dxa" w:w="60"/>
+              <w:left w:type="dxa" w:w="100"/>
+              <w:bottom w:type="dxa" w:w="60"/>
+              <w:right w:type="dxa" w:w="100"/>
+            </w:tcMar>
+            <w:vAlign w:val="center"/>
+          </w:tcPr>
+          <w:p>
+            <w:pPr>
+              <w:spacing w:after="30" w:before="30"/>
+              <w:jc w:val="left"/>
+            </w:pPr>
+            <w:r>
+              <w:rPr>
+                <w:rFonts w:ascii="Calibri" w:cs="Calibri" w:eastAsia="Calibri" w:hAnsi="Calibri"/>
+                <w:sz w:val="18"/>
+                <w:szCs w:val="18"/>
+              </w:rPr>
+              <w:t xml:space="preserve">3.3</w:t>
+            </w:r>
+          </w:p>
+        </w:tc>
+        <w:tc>
+          <w:tcPr>
+            <w:tcW w:type="dxa" w:w="1624"/>
+            <w:tcBorders>
+              <w:top w:val="single" w:color="BFC9D6" w:sz="4"/>
+              <w:left w:val="single" w:color="BFC9D6" w:sz="4"/>
+              <w:bottom w:val="single" w:color="BFC9D6" w:sz="4"/>
+              <w:right w:val="single" w:color="BFC9D6" w:sz="4"/>
+            </w:tcBorders>
+            <w:shd w:fill="EEF3F8" w:color="auto" w:val="clear"/>
+            <w:tcMar>
+              <w:top w:type="dxa" w:w="60"/>
+              <w:left w:type="dxa" w:w="100"/>
+              <w:bottom w:type="dxa" w:w="60"/>
+              <w:right w:type="dxa" w:w="100"/>
+            </w:tcMar>
+            <w:vAlign w:val="center"/>
+          </w:tcPr>
+          <w:p>
+            <w:pPr>
+              <w:spacing w:after="30" w:before="30"/>
+              <w:jc w:val="left"/>
+            </w:pPr>
+            <w:r>
+              <w:rPr>
+                <w:rFonts w:ascii="Calibri" w:cs="Calibri" w:eastAsia="Calibri" w:hAnsi="Calibri"/>
+                <w:sz w:val="18"/>
+                <w:szCs w:val="18"/>
+              </w:rPr>
+              <w:t xml:space="preserve">October 2026</w:t>
+            </w:r>
+          </w:p>
+        </w:tc>
+        <w:tc>
+          <w:tcPr>
+            <w:tcW w:type="dxa" w:w="1985"/>
+            <w:tcBorders>
+              <w:top w:val="single" w:color="BFC9D6" w:sz="4"/>
+              <w:left w:val="single" w:color="BFC9D6" w:sz="4"/>
+              <w:bottom w:val="single" w:color="BFC9D6" w:sz="4"/>
+              <w:right w:val="single" w:color="BFC9D6" w:sz="4"/>
+            </w:tcBorders>
+            <w:shd w:fill="EEF3F8" w:color="auto" w:val="clear"/>
+            <w:tcMar>
+              <w:top w:type="dxa" w:w="60"/>
+              <w:left w:type="dxa" w:w="100"/>
+              <w:bottom w:type="dxa" w:w="60"/>
+              <w:right w:type="dxa" w:w="100"/>
+            </w:tcMar>
+            <w:vAlign w:val="center"/>
+          </w:tcPr>
+          <w:p>
+            <w:pPr>
+              <w:spacing w:after="30" w:before="30"/>
+              <w:jc w:val="left"/>
+            </w:pPr>
+            <w:r>
+              <w:rPr>
+                <w:rFonts w:ascii="Calibri" w:cs="Calibri" w:eastAsia="Calibri" w:hAnsi="Calibri"/>
+                <w:sz w:val="18"/>
+                <w:szCs w:val="18"/>
+              </w:rPr>
+              <w:t xml:space="preserve">Msingi Technologies Ltd</w:t>
+            </w:r>
+          </w:p>
+        </w:tc>
+        <w:tc>
+          <w:tcPr>
+            <w:tcW w:type="dxa" w:w="4334"/>
+            <w:tcBorders>
+              <w:top w:val="single" w:color="BFC9D6" w:sz="4"/>
+              <w:left w:val="single" w:color="BFC9D6" w:sz="4"/>
+              <w:bottom w:val="single" w:color="BFC9D6" w:sz="4"/>
+              <w:right w:val="single" w:color="BFC9D6" w:sz="4"/>
+            </w:tcBorders>
+            <w:shd w:fill="EEF3F8" w:color="auto" w:val="clear"/>
+            <w:tcMar>
+              <w:top w:type="dxa" w:w="60"/>
+              <w:left w:type="dxa" w:w="100"/>
+              <w:bottom w:type="dxa" w:w="60"/>
+              <w:right w:type="dxa" w:w="100"/>
+            </w:tcMar>
+            <w:vAlign w:val="center"/>
+          </w:tcPr>
+          <w:p>
+            <w:pPr>
+              <w:spacing w:after="30" w:before="30"/>
+              <w:jc w:val="left"/>
+            </w:pPr>
+            <w:r>
+              <w:rPr>
+                <w:rFonts w:ascii="Calibri" w:cs="Calibri" w:eastAsia="Calibri" w:hAnsi="Calibri"/>
+                <w:sz w:val="18"/>
+                <w:szCs w:val="18"/>
+              </w:rPr>
+              <w:t xml:space="preserve">BP-07 and BP-08 updated with the class and examination timetables after Batch 11: timetabling. Teaching venues, the weekly class timetable with clash checks, the examination timetable with venues and invigilators, publishing to students (with SMS), and personal timetables for lecturers and students.</w:t>
+            </w:r>
+          </w:p>
+        </w:tc>
+      </w:tr>
     </w:tbl>
     <w:p>
       <w:pPr>
@@ -3964,7 +4101,7 @@
                 <w:szCs w:val="21"/>
               </w:rPr>
               <w:tab/>
-              <w:t>24</w:t>
+              <w:t>25</w:t>
             </w:r>
           </w:hyperlink>
         </w:p>
@@ -6245,7 +6382,7 @@
                 <w:sz w:val="16"/>
                 <w:szCs w:val="16"/>
               </w:rPr>
-              <w:t xml:space="preserve">As designed, plus QR self check-in.</w:t>
+              <w:t xml:space="preserve">As designed, plus QR self check-in and the weekly class timetable.</w:t>
             </w:r>
           </w:p>
         </w:tc>
@@ -6348,7 +6485,7 @@
                 <w:sz w:val="16"/>
                 <w:szCs w:val="16"/>
               </w:rPr>
-              <w:t xml:space="preserve">Board decisions recorded by an administrator; Department Board optional; further approval stages set by the institution.</w:t>
+              <w:t xml:space="preserve">Board decisions recorded by an administrator; Department Board optional; further approval stages set by the institution. Examination timetable with clash checks.</w:t>
             </w:r>
           </w:p>
         </w:tc>
@@ -8799,6 +8936,75 @@
                 <w:szCs w:val="18"/>
               </w:rPr>
               <w:t xml:space="preserve">Student identity card, printed from CIMS with a verification code.</w:t>
+            </w:r>
+          </w:p>
+        </w:tc>
+      </w:tr>
+      <w:tr>
+        <w:trPr>
+          <w:cantSplit/>
+        </w:trPr>
+        <w:tc>
+          <w:tcPr>
+            <w:tcW w:type="dxa" w:w="1985"/>
+            <w:tcBorders>
+              <w:top w:val="single" w:color="BFC9D6" w:sz="4"/>
+              <w:left w:val="single" w:color="BFC9D6" w:sz="4"/>
+              <w:bottom w:val="single" w:color="BFC9D6" w:sz="4"/>
+              <w:right w:val="single" w:color="BFC9D6" w:sz="4"/>
+            </w:tcBorders>
+            <w:tcMar>
+              <w:top w:type="dxa" w:w="60"/>
+              <w:left w:type="dxa" w:w="100"/>
+              <w:bottom w:type="dxa" w:w="60"/>
+              <w:right w:type="dxa" w:w="100"/>
+            </w:tcMar>
+            <w:vAlign w:val="center"/>
+          </w:tcPr>
+          <w:p>
+            <w:pPr>
+              <w:spacing w:after="30" w:before="30"/>
+              <w:jc w:val="left"/>
+            </w:pPr>
+            <w:r>
+              <w:rPr>
+                <w:rFonts w:ascii="Calibri" w:cs="Calibri" w:eastAsia="Calibri" w:hAnsi="Calibri"/>
+                <w:sz w:val="18"/>
+                <w:szCs w:val="18"/>
+              </w:rPr>
+              <w:t xml:space="preserve">Invigilator</w:t>
+            </w:r>
+          </w:p>
+        </w:tc>
+        <w:tc>
+          <w:tcPr>
+            <w:tcW w:type="dxa" w:w="7041"/>
+            <w:tcBorders>
+              <w:top w:val="single" w:color="BFC9D6" w:sz="4"/>
+              <w:left w:val="single" w:color="BFC9D6" w:sz="4"/>
+              <w:bottom w:val="single" w:color="BFC9D6" w:sz="4"/>
+              <w:right w:val="single" w:color="BFC9D6" w:sz="4"/>
+            </w:tcBorders>
+            <w:tcMar>
+              <w:top w:type="dxa" w:w="60"/>
+              <w:left w:type="dxa" w:w="100"/>
+              <w:bottom w:type="dxa" w:w="60"/>
+              <w:right w:type="dxa" w:w="100"/>
+            </w:tcMar>
+            <w:vAlign w:val="center"/>
+          </w:tcPr>
+          <w:p>
+            <w:pPr>
+              <w:spacing w:after="30" w:before="30"/>
+              <w:jc w:val="left"/>
+            </w:pPr>
+            <w:r>
+              <w:rPr>
+                <w:rFonts w:ascii="Calibri" w:cs="Calibri" w:eastAsia="Calibri" w:hAnsi="Calibri"/>
+                <w:sz w:val="18"/>
+                <w:szCs w:val="18"/>
+              </w:rPr>
+              <w:t xml:space="preserve">A member of staff who supervises candidates during an examination paper.</w:t>
             </w:r>
           </w:p>
         </w:tc>
@@ -22177,7 +22383,7 @@
                 <w:sz w:val="18"/>
                 <w:szCs w:val="18"/>
               </w:rPr>
-              <w:t xml:space="preserve">FR-TCH-01 to FR-TCH-04.</w:t>
+              <w:t xml:space="preserve">FR-TCH-01 to FR-TCH-05.</w:t>
             </w:r>
           </w:p>
         </w:tc>
@@ -22502,7 +22708,6 @@
               <w:bottom w:val="single" w:color="BFC9D6" w:sz="4"/>
               <w:right w:val="single" w:color="BFC9D6" w:sz="4"/>
             </w:tcBorders>
-            <w:shd w:fill="EEF3F8" w:color="auto" w:val="clear"/>
             <w:tcMar>
               <w:top w:type="dxa" w:w="60"/>
               <w:left w:type="dxa" w:w="100"/>
@@ -22535,27 +22740,26 @@
               <w:bottom w:val="single" w:color="BFC9D6" w:sz="4"/>
               <w:right w:val="single" w:color="BFC9D6" w:sz="4"/>
             </w:tcBorders>
-            <w:shd w:fill="EEF3F8" w:color="auto" w:val="clear"/>
-            <w:tcMar>
-              <w:top w:type="dxa" w:w="60"/>
-              <w:left w:type="dxa" w:w="100"/>
-              <w:bottom w:type="dxa" w:w="60"/>
-              <w:right w:type="dxa" w:w="100"/>
-            </w:tcMar>
-            <w:vAlign w:val="center"/>
-          </w:tcPr>
-          <w:p>
-            <w:pPr>
-              <w:spacing w:after="30" w:before="30"/>
-              <w:jc w:val="left"/>
-            </w:pPr>
-            <w:r>
-              <w:rPr>
-                <w:rFonts w:ascii="Calibri" w:cs="Calibri" w:eastAsia="Calibri" w:hAnsi="Calibri"/>
-                <w:sz w:val="17"/>
-                <w:szCs w:val="17"/>
-              </w:rPr>
-              <w:t xml:space="preserve">Lecturer</w:t>
+            <w:tcMar>
+              <w:top w:type="dxa" w:w="60"/>
+              <w:left w:type="dxa" w:w="100"/>
+              <w:bottom w:type="dxa" w:w="60"/>
+              <w:right w:type="dxa" w:w="100"/>
+            </w:tcMar>
+            <w:vAlign w:val="center"/>
+          </w:tcPr>
+          <w:p>
+            <w:pPr>
+              <w:spacing w:after="30" w:before="30"/>
+              <w:jc w:val="left"/>
+            </w:pPr>
+            <w:r>
+              <w:rPr>
+                <w:rFonts w:ascii="Calibri" w:cs="Calibri" w:eastAsia="Calibri" w:hAnsi="Calibri"/>
+                <w:sz w:val="17"/>
+                <w:szCs w:val="17"/>
+              </w:rPr>
+              <w:t xml:space="preserve">Deputy Principal (Academic) / Head of Department</w:t>
             </w:r>
           </w:p>
         </w:tc>
@@ -22568,27 +22772,26 @@
               <w:bottom w:val="single" w:color="BFC9D6" w:sz="4"/>
               <w:right w:val="single" w:color="BFC9D6" w:sz="4"/>
             </w:tcBorders>
-            <w:shd w:fill="EEF3F8" w:color="auto" w:val="clear"/>
-            <w:tcMar>
-              <w:top w:type="dxa" w:w="60"/>
-              <w:left w:type="dxa" w:w="100"/>
-              <w:bottom w:type="dxa" w:w="60"/>
-              <w:right w:type="dxa" w:w="100"/>
-            </w:tcMar>
-            <w:vAlign w:val="center"/>
-          </w:tcPr>
-          <w:p>
-            <w:pPr>
-              <w:spacing w:after="30" w:before="30"/>
-              <w:jc w:val="left"/>
-            </w:pPr>
-            <w:r>
-              <w:rPr>
-                <w:rFonts w:ascii="Calibri" w:cs="Calibri" w:eastAsia="Calibri" w:hAnsi="Calibri"/>
-                <w:sz w:val="17"/>
-                <w:szCs w:val="17"/>
-              </w:rPr>
-              <w:t xml:space="preserve">Views class list and records attendance per session.</w:t>
+            <w:tcMar>
+              <w:top w:type="dxa" w:w="60"/>
+              <w:left w:type="dxa" w:w="100"/>
+              <w:bottom w:type="dxa" w:w="60"/>
+              <w:right w:type="dxa" w:w="100"/>
+            </w:tcMar>
+            <w:vAlign w:val="center"/>
+          </w:tcPr>
+          <w:p>
+            <w:pPr>
+              <w:spacing w:after="30" w:before="30"/>
+              <w:jc w:val="left"/>
+            </w:pPr>
+            <w:r>
+              <w:rPr>
+                <w:rFonts w:ascii="Calibri" w:cs="Calibri" w:eastAsia="Calibri" w:hAnsi="Calibri"/>
+                <w:sz w:val="17"/>
+                <w:szCs w:val="17"/>
+              </w:rPr>
+              <w:t xml:space="preserve">Builds the weekly class timetable (venue, lecturer, group per class) and publishes it to students.</w:t>
             </w:r>
           </w:p>
         </w:tc>
@@ -22601,27 +22804,26 @@
               <w:bottom w:val="single" w:color="BFC9D6" w:sz="4"/>
               <w:right w:val="single" w:color="BFC9D6" w:sz="4"/>
             </w:tcBorders>
-            <w:shd w:fill="EEF3F8" w:color="auto" w:val="clear"/>
-            <w:tcMar>
-              <w:top w:type="dxa" w:w="60"/>
-              <w:left w:type="dxa" w:w="100"/>
-              <w:bottom w:type="dxa" w:w="60"/>
-              <w:right w:type="dxa" w:w="100"/>
-            </w:tcMar>
-            <w:vAlign w:val="center"/>
-          </w:tcPr>
-          <w:p>
-            <w:pPr>
-              <w:spacing w:after="30" w:before="30"/>
-              <w:jc w:val="left"/>
-            </w:pPr>
-            <w:r>
-              <w:rPr>
-                <w:rFonts w:ascii="Calibri" w:cs="Calibri" w:eastAsia="Calibri" w:hAnsi="Calibri"/>
-                <w:sz w:val="17"/>
-                <w:szCs w:val="17"/>
-              </w:rPr>
-              <w:t xml:space="preserve">Web or tablet; offline-tolerant entry.</w:t>
+            <w:tcMar>
+              <w:top w:type="dxa" w:w="60"/>
+              <w:left w:type="dxa" w:w="100"/>
+              <w:bottom w:type="dxa" w:w="60"/>
+              <w:right w:type="dxa" w:w="100"/>
+            </w:tcMar>
+            <w:vAlign w:val="center"/>
+          </w:tcPr>
+          <w:p>
+            <w:pPr>
+              <w:spacing w:after="30" w:before="30"/>
+              <w:jc w:val="left"/>
+            </w:pPr>
+            <w:r>
+              <w:rPr>
+                <w:rFonts w:ascii="Calibri" w:cs="Calibri" w:eastAsia="Calibri" w:hAnsi="Calibri"/>
+                <w:sz w:val="17"/>
+                <w:szCs w:val="17"/>
+              </w:rPr>
+              <w:t xml:space="preserve">A venue or lecturer in two places at once is refused; clashes for planned classes and registered students shown; SMS on publishing.</w:t>
             </w:r>
           </w:p>
         </w:tc>
@@ -22639,6 +22841,7 @@
               <w:bottom w:val="single" w:color="BFC9D6" w:sz="4"/>
               <w:right w:val="single" w:color="BFC9D6" w:sz="4"/>
             </w:tcBorders>
+            <w:shd w:fill="EEF3F8" w:color="auto" w:val="clear"/>
             <w:tcMar>
               <w:top w:type="dxa" w:w="60"/>
               <w:left w:type="dxa" w:w="100"/>
@@ -22671,26 +22874,27 @@
               <w:bottom w:val="single" w:color="BFC9D6" w:sz="4"/>
               <w:right w:val="single" w:color="BFC9D6" w:sz="4"/>
             </w:tcBorders>
-            <w:tcMar>
-              <w:top w:type="dxa" w:w="60"/>
-              <w:left w:type="dxa" w:w="100"/>
-              <w:bottom w:type="dxa" w:w="60"/>
-              <w:right w:type="dxa" w:w="100"/>
-            </w:tcMar>
-            <w:vAlign w:val="center"/>
-          </w:tcPr>
-          <w:p>
-            <w:pPr>
-              <w:spacing w:after="30" w:before="30"/>
-              <w:jc w:val="left"/>
-            </w:pPr>
-            <w:r>
-              <w:rPr>
-                <w:rFonts w:ascii="Calibri" w:cs="Calibri" w:eastAsia="Calibri" w:hAnsi="Calibri"/>
-                <w:sz w:val="17"/>
-                <w:szCs w:val="17"/>
-              </w:rPr>
-              <w:t xml:space="preserve">System</w:t>
+            <w:shd w:fill="EEF3F8" w:color="auto" w:val="clear"/>
+            <w:tcMar>
+              <w:top w:type="dxa" w:w="60"/>
+              <w:left w:type="dxa" w:w="100"/>
+              <w:bottom w:type="dxa" w:w="60"/>
+              <w:right w:type="dxa" w:w="100"/>
+            </w:tcMar>
+            <w:vAlign w:val="center"/>
+          </w:tcPr>
+          <w:p>
+            <w:pPr>
+              <w:spacing w:after="30" w:before="30"/>
+              <w:jc w:val="left"/>
+            </w:pPr>
+            <w:r>
+              <w:rPr>
+                <w:rFonts w:ascii="Calibri" w:cs="Calibri" w:eastAsia="Calibri" w:hAnsi="Calibri"/>
+                <w:sz w:val="17"/>
+                <w:szCs w:val="17"/>
+              </w:rPr>
+              <w:t xml:space="preserve">Lecturer</w:t>
             </w:r>
           </w:p>
         </w:tc>
@@ -22703,26 +22907,27 @@
               <w:bottom w:val="single" w:color="BFC9D6" w:sz="4"/>
               <w:right w:val="single" w:color="BFC9D6" w:sz="4"/>
             </w:tcBorders>
-            <w:tcMar>
-              <w:top w:type="dxa" w:w="60"/>
-              <w:left w:type="dxa" w:w="100"/>
-              <w:bottom w:type="dxa" w:w="60"/>
-              <w:right w:type="dxa" w:w="100"/>
-            </w:tcMar>
-            <w:vAlign w:val="center"/>
-          </w:tcPr>
-          <w:p>
-            <w:pPr>
-              <w:spacing w:after="30" w:before="30"/>
-              <w:jc w:val="left"/>
-            </w:pPr>
-            <w:r>
-              <w:rPr>
-                <w:rFonts w:ascii="Calibri" w:cs="Calibri" w:eastAsia="Calibri" w:hAnsi="Calibri"/>
-                <w:sz w:val="17"/>
-                <w:szCs w:val="17"/>
-              </w:rPr>
-              <w:t xml:space="preserve">Computes attendance percentage.</w:t>
+            <w:shd w:fill="EEF3F8" w:color="auto" w:val="clear"/>
+            <w:tcMar>
+              <w:top w:type="dxa" w:w="60"/>
+              <w:left w:type="dxa" w:w="100"/>
+              <w:bottom w:type="dxa" w:w="60"/>
+              <w:right w:type="dxa" w:w="100"/>
+            </w:tcMar>
+            <w:vAlign w:val="center"/>
+          </w:tcPr>
+          <w:p>
+            <w:pPr>
+              <w:spacing w:after="30" w:before="30"/>
+              <w:jc w:val="left"/>
+            </w:pPr>
+            <w:r>
+              <w:rPr>
+                <w:rFonts w:ascii="Calibri" w:cs="Calibri" w:eastAsia="Calibri" w:hAnsi="Calibri"/>
+                <w:sz w:val="17"/>
+                <w:szCs w:val="17"/>
+              </w:rPr>
+              <w:t xml:space="preserve">Views class list and records attendance per session.</w:t>
             </w:r>
           </w:p>
         </w:tc>
@@ -22735,26 +22940,27 @@
               <w:bottom w:val="single" w:color="BFC9D6" w:sz="4"/>
               <w:right w:val="single" w:color="BFC9D6" w:sz="4"/>
             </w:tcBorders>
-            <w:tcMar>
-              <w:top w:type="dxa" w:w="60"/>
-              <w:left w:type="dxa" w:w="100"/>
-              <w:bottom w:type="dxa" w:w="60"/>
-              <w:right w:type="dxa" w:w="100"/>
-            </w:tcMar>
-            <w:vAlign w:val="center"/>
-          </w:tcPr>
-          <w:p>
-            <w:pPr>
-              <w:spacing w:after="30" w:before="30"/>
-              <w:jc w:val="left"/>
-            </w:pPr>
-            <w:r>
-              <w:rPr>
-                <w:rFonts w:ascii="Calibri" w:cs="Calibri" w:eastAsia="Calibri" w:hAnsi="Calibri"/>
-                <w:sz w:val="17"/>
-                <w:szCs w:val="17"/>
-              </w:rPr>
-              <w:t xml:space="preserve">Students below threshold flagged to HoD and student.</w:t>
+            <w:shd w:fill="EEF3F8" w:color="auto" w:val="clear"/>
+            <w:tcMar>
+              <w:top w:type="dxa" w:w="60"/>
+              <w:left w:type="dxa" w:w="100"/>
+              <w:bottom w:type="dxa" w:w="60"/>
+              <w:right w:type="dxa" w:w="100"/>
+            </w:tcMar>
+            <w:vAlign w:val="center"/>
+          </w:tcPr>
+          <w:p>
+            <w:pPr>
+              <w:spacing w:after="30" w:before="30"/>
+              <w:jc w:val="left"/>
+            </w:pPr>
+            <w:r>
+              <w:rPr>
+                <w:rFonts w:ascii="Calibri" w:cs="Calibri" w:eastAsia="Calibri" w:hAnsi="Calibri"/>
+                <w:sz w:val="17"/>
+                <w:szCs w:val="17"/>
+              </w:rPr>
+              <w:t xml:space="preserve">Web or tablet; offline-tolerant entry.</w:t>
             </w:r>
           </w:p>
         </w:tc>
@@ -22772,6 +22978,139 @@
               <w:bottom w:val="single" w:color="BFC9D6" w:sz="4"/>
               <w:right w:val="single" w:color="BFC9D6" w:sz="4"/>
             </w:tcBorders>
+            <w:tcMar>
+              <w:top w:type="dxa" w:w="60"/>
+              <w:left w:type="dxa" w:w="100"/>
+              <w:bottom w:type="dxa" w:w="60"/>
+              <w:right w:type="dxa" w:w="100"/>
+            </w:tcMar>
+            <w:vAlign w:val="center"/>
+          </w:tcPr>
+          <w:p>
+            <w:pPr>
+              <w:spacing w:after="30" w:before="30"/>
+              <w:jc w:val="left"/>
+            </w:pPr>
+            <w:r>
+              <w:rPr>
+                <w:rFonts w:ascii="Calibri" w:cs="Calibri" w:eastAsia="Calibri" w:hAnsi="Calibri"/>
+                <w:sz w:val="17"/>
+                <w:szCs w:val="17"/>
+              </w:rPr>
+              <w:t xml:space="preserve">4</w:t>
+            </w:r>
+          </w:p>
+        </w:tc>
+        <w:tc>
+          <w:tcPr>
+            <w:tcW w:type="dxa" w:w="1624"/>
+            <w:tcBorders>
+              <w:top w:val="single" w:color="BFC9D6" w:sz="4"/>
+              <w:left w:val="single" w:color="BFC9D6" w:sz="4"/>
+              <w:bottom w:val="single" w:color="BFC9D6" w:sz="4"/>
+              <w:right w:val="single" w:color="BFC9D6" w:sz="4"/>
+            </w:tcBorders>
+            <w:tcMar>
+              <w:top w:type="dxa" w:w="60"/>
+              <w:left w:type="dxa" w:w="100"/>
+              <w:bottom w:type="dxa" w:w="60"/>
+              <w:right w:type="dxa" w:w="100"/>
+            </w:tcMar>
+            <w:vAlign w:val="center"/>
+          </w:tcPr>
+          <w:p>
+            <w:pPr>
+              <w:spacing w:after="30" w:before="30"/>
+              <w:jc w:val="left"/>
+            </w:pPr>
+            <w:r>
+              <w:rPr>
+                <w:rFonts w:ascii="Calibri" w:cs="Calibri" w:eastAsia="Calibri" w:hAnsi="Calibri"/>
+                <w:sz w:val="17"/>
+                <w:szCs w:val="17"/>
+              </w:rPr>
+              <w:t xml:space="preserve">System</w:t>
+            </w:r>
+          </w:p>
+        </w:tc>
+        <w:tc>
+          <w:tcPr>
+            <w:tcW w:type="dxa" w:w="3610"/>
+            <w:tcBorders>
+              <w:top w:val="single" w:color="BFC9D6" w:sz="4"/>
+              <w:left w:val="single" w:color="BFC9D6" w:sz="4"/>
+              <w:bottom w:val="single" w:color="BFC9D6" w:sz="4"/>
+              <w:right w:val="single" w:color="BFC9D6" w:sz="4"/>
+            </w:tcBorders>
+            <w:tcMar>
+              <w:top w:type="dxa" w:w="60"/>
+              <w:left w:type="dxa" w:w="100"/>
+              <w:bottom w:type="dxa" w:w="60"/>
+              <w:right w:type="dxa" w:w="100"/>
+            </w:tcMar>
+            <w:vAlign w:val="center"/>
+          </w:tcPr>
+          <w:p>
+            <w:pPr>
+              <w:spacing w:after="30" w:before="30"/>
+              <w:jc w:val="left"/>
+            </w:pPr>
+            <w:r>
+              <w:rPr>
+                <w:rFonts w:ascii="Calibri" w:cs="Calibri" w:eastAsia="Calibri" w:hAnsi="Calibri"/>
+                <w:sz w:val="17"/>
+                <w:szCs w:val="17"/>
+              </w:rPr>
+              <w:t xml:space="preserve">Computes attendance percentage.</w:t>
+            </w:r>
+          </w:p>
+        </w:tc>
+        <w:tc>
+          <w:tcPr>
+            <w:tcW w:type="dxa" w:w="3251"/>
+            <w:tcBorders>
+              <w:top w:val="single" w:color="BFC9D6" w:sz="4"/>
+              <w:left w:val="single" w:color="BFC9D6" w:sz="4"/>
+              <w:bottom w:val="single" w:color="BFC9D6" w:sz="4"/>
+              <w:right w:val="single" w:color="BFC9D6" w:sz="4"/>
+            </w:tcBorders>
+            <w:tcMar>
+              <w:top w:type="dxa" w:w="60"/>
+              <w:left w:type="dxa" w:w="100"/>
+              <w:bottom w:type="dxa" w:w="60"/>
+              <w:right w:type="dxa" w:w="100"/>
+            </w:tcMar>
+            <w:vAlign w:val="center"/>
+          </w:tcPr>
+          <w:p>
+            <w:pPr>
+              <w:spacing w:after="30" w:before="30"/>
+              <w:jc w:val="left"/>
+            </w:pPr>
+            <w:r>
+              <w:rPr>
+                <w:rFonts w:ascii="Calibri" w:cs="Calibri" w:eastAsia="Calibri" w:hAnsi="Calibri"/>
+                <w:sz w:val="17"/>
+                <w:szCs w:val="17"/>
+              </w:rPr>
+              <w:t xml:space="preserve">Students below threshold flagged to HoD and student.</w:t>
+            </w:r>
+          </w:p>
+        </w:tc>
+      </w:tr>
+      <w:tr>
+        <w:trPr>
+          <w:cantSplit/>
+        </w:trPr>
+        <w:tc>
+          <w:tcPr>
+            <w:tcW w:type="dxa" w:w="541"/>
+            <w:tcBorders>
+              <w:top w:val="single" w:color="BFC9D6" w:sz="4"/>
+              <w:left w:val="single" w:color="BFC9D6" w:sz="4"/>
+              <w:bottom w:val="single" w:color="BFC9D6" w:sz="4"/>
+              <w:right w:val="single" w:color="BFC9D6" w:sz="4"/>
+            </w:tcBorders>
             <w:shd w:fill="EEF3F8" w:color="auto" w:val="clear"/>
             <w:tcMar>
               <w:top w:type="dxa" w:w="60"/>
@@ -22792,7 +23131,7 @@
                 <w:sz w:val="17"/>
                 <w:szCs w:val="17"/>
               </w:rPr>
-              <w:t xml:space="preserve">4</w:t>
+              <w:t xml:space="preserve">5</w:t>
             </w:r>
           </w:p>
         </w:tc>
@@ -22980,13 +23319,7 @@
           <w:b/>
           <w:bCs/>
         </w:rPr>
-        <w:t xml:space="preserve">As built (October 2026) — built:</w:t>
-      </w:r>
-      <w:r>
-        <w:rPr>
-          <w:rFonts w:ascii="Calibri" w:cs="Calibri" w:eastAsia="Calibri" w:hAnsi="Calibri"/>
-        </w:rPr>
-        <w:t xml:space="preserve"> Module offerings are set up from approved semester registrations and lecturers are allocated by the Head of Department or the examinations office. Lecturers work from My teaching: class lists, a one-tap register that keeps working offline, or self check-in with a rotating QR code. Percentages are computed per student; a student below the threshold gets an SMS and is listed for the lecturer and Head of Department. Exemptions are asked for with a reason and decided by someone else in academic management.</w:t>
+        <w:t xml:space="preserve">As built (October 2026) — built: Module offerings are set up from approved semester registrations and lecturers are allocated by the Head of Department or the examinations office. Lecturers work from My teaching: class lists, a one-tap register that keeps working offline, or self check-in with a rotating QR code. Percentages are computed per student; a student below the threshold gets an SMS and is listed for the lecturer and Head of Department. Exemptions are asked for with a reason and decided by someone else in academic management. Module offerings can also be prepared from the approved curricula before students register, so lecturers are allocated and the weekly class timetable is built in time: classes per module with day, time, venue, lecturer and group, checked for clashes, copied from an earlier semester if wanted, and published to the student portal with an SMS.</w:t>
       </w:r>
     </w:p>
     <w:p>
@@ -23398,7 +23731,7 @@
                 <w:sz w:val="18"/>
                 <w:szCs w:val="18"/>
               </w:rPr>
-              <w:t xml:space="preserve">FR-EXM-01 to FR-EXM-07, FR-EXM-10, FR-EXM-11.</w:t>
+              <w:t xml:space="preserve">FR-EXM-01 to FR-EXM-07, FR-EXM-10, FR-EXM-11, FR-EXM-15.</w:t>
             </w:r>
           </w:p>
         </w:tc>
@@ -24911,13 +25244,7 @@
           <w:b/>
           <w:bCs/>
         </w:rPr>
-        <w:t>As built (October 2026) — built:</w:t>
-      </w:r>
-      <w:r>
-        <w:rPr>
-          <w:rFonts w:ascii="Calibri" w:cs="Calibri" w:eastAsia="Calibri" w:hAnsi="Calibri"/>
-        </w:rPr>
-        <w:t xml:space="preserve"> Lecturers set the assessment plan (weights checked against the regulations) and enter marks on screen or by Excel during the marks entry dates set by the Examinations Officer (per assessment item where coursework and examination open at different times), who also generates eligibility lists. Submission locks the lecturer's editing. The Head of Department moderates with grade distribution and anomaly flags, or returns with comments; the Department Board stage is optional per institution, and an institution can add its own approval stages for module results and result sheets (up to six), each able to return with comments. The Examinations Officer computes the class result sheet (GPA, CGPA, proposed decisions, classification); the Deputy Principal records Academic Committee changes with reasons and recommends; an administrator other than the recommender records Governing Board confirmation, after which the database refuses changes. The Examinations Officer publishes (SMS; withheld without results clearance) and produces the NACTVET results file, recording NACTVET's response. Later corrections are amendments approved by an administrator.</w:t>
+        <w:t xml:space="preserve">As built (October 2026) — built: Lecturers set the assessment plan (weights checked against the regulations) and enter marks on screen or by Excel during the marks entry dates set by the Examinations Officer (per assessment item where coursework and examination open at different times), who also generates eligibility lists. Submission locks the lecturer's editing. The Head of Department moderates with grade distribution and anomaly flags, or returns with comments; the Department Board stage is optional per institution, and an institution can add its own approval stages for module results and result sheets (up to six), each able to return with comments. The Examinations Officer computes the class result sheet (GPA, CGPA, proposed decisions, classification); the Deputy Principal records Academic Committee changes with reasons and recommends; an administrator other than the recommender records Governing Board confirmation, after which the database refuses changes. The Examinations Officer publishes (SMS; withheld without results clearance) and produces the NACTVET results file, recording NACTVET's response. Later corrections are amendments approved by an administrator. The Examinations Officer keeps the examination timetable: each paper with date, time, venues and invigilators; a registered student can never have two papers at once, and the timetable is published to students with an SMS.</w:t>
       </w:r>
     </w:p>
     <w:p>
